--- a/docs/Midterm - Computer Vision Project Report.docx
+++ b/docs/Midterm - Computer Vision Project Report.docx
@@ -2281,7 +2281,7 @@
           <w:bCs w:val="1"/>
           <w:rtl w:val="0"/>
         </w:rPr>
-        <w:t xml:space="preserve">Table 1. Class distribution and planned 70/15/15 stratified split of the RealWaste subset.</w:t>
+        <w:t>Table 1. Class distribution and 70/15/15 stratified split of the RealWaste subset (as executed; see Section 3.5).</w:t>
       </w:r>
     </w:p>
     <w:p>
@@ -2739,7 +2739,7 @@
         <w:rPr>
           <w:rtl w:val="0"/>
         </w:rPr>
-        <w:t xml:space="preserve"> Select the five classes from RealWaste (524 × 524 pixel color images) and verify that images are readable and correctly labeled.</w:t>
+        <w:t xml:space="preserve"> Match the five class names to their image folders inside the extracted RealWaste zip (524 × 524 pixel color images); images are filtered by file extension only (no explicit corruption check beyond decoding during preprocessing).</w:t>
       </w:r>
     </w:p>
     <w:p>
@@ -2920,43 +2920,37 @@
         <w:rPr>
           <w:rtl w:val="0"/>
         </w:rPr>
-        <w:t xml:space="preserve"> Train the new classification layers with </w:t>
-      </w:r>
-      <w:r>
-        <w:rPr>
-          <w:rtl w:val="0"/>
-        </w:rPr>
-        <w:t xml:space="preserve">the Adam optimizer</w:t>
-      </w:r>
-      <w:r>
-        <w:rPr>
-          <w:rtl w:val="0"/>
-        </w:rPr>
-        <w:t xml:space="preserve"> and categorical </w:t>
-      </w:r>
-      <w:r>
-        <w:rPr>
-          <w:rtl w:val="0"/>
-        </w:rPr>
-        <w:t xml:space="preserve">cross-entropy loss</w:t>
-      </w:r>
-      <w:r>
-        <w:rPr>
-          <w:rtl w:val="0"/>
-        </w:rPr>
-        <w:t xml:space="preserve">, apply </w:t>
-      </w:r>
-      <w:r>
-        <w:rPr>
-          <w:rtl w:val="0"/>
-        </w:rPr>
-        <w:t xml:space="preserve">class weights to reduce</w:t>
-      </w:r>
-      <w:r>
-        <w:rPr>
-          <w:rtl w:val="0"/>
-        </w:rPr>
-        <w:t xml:space="preserve"> the effect of class imbalance, then fine-tune upper layers at a lower learning rate. Training stops early when validation loss stops improving.</w:t>
+        <w:t xml:space="preserve"> Train the new classification layers with the Adam optimizer and sparse categorical cross-entropy loss (integer class labels), apply class weights to reduce the effect of class imbalance, then fine-tune the last 40 layers of the backbone at a lower learning rate. EarlyStopping (patience 4) and ReduceLROnPlateau watch validation loss; in the completed run neither stage stopped before its configured epoch budget (12/12, then 10/10), but EarlyStopping(restore_best_weights=True) still restores the best validation-loss checkpoint when training ends; see Section 4.4.</w:t>
+      </w:r>
+      <w:r>
+        <w:rPr>
+          <w:rtl w:val="0"/>
+        </w:rPr>
+      </w:r>
+      <w:r>
+        <w:rPr>
+          <w:rtl w:val="0"/>
+        </w:rPr>
+      </w:r>
+      <w:r>
+        <w:rPr>
+          <w:rtl w:val="0"/>
+        </w:rPr>
+      </w:r>
+      <w:r>
+        <w:rPr>
+          <w:rtl w:val="0"/>
+        </w:rPr>
+      </w:r>
+      <w:r>
+        <w:rPr>
+          <w:rtl w:val="0"/>
+        </w:rPr>
+      </w:r>
+      <w:r>
+        <w:rPr>
+          <w:rtl w:val="0"/>
+        </w:rPr>
       </w:r>
     </w:p>
     <w:p>
@@ -2985,43 +2979,37 @@
         <w:rPr>
           <w:rtl w:val="0"/>
         </w:rPr>
-        <w:t xml:space="preserve"> Run </w:t>
-      </w:r>
-      <w:r>
-        <w:rPr>
-          <w:rtl w:val="0"/>
-        </w:rPr>
-        <w:t xml:space="preserve">the final model</w:t>
-      </w:r>
-      <w:r>
-        <w:rPr>
-          <w:rtl w:val="0"/>
-        </w:rPr>
-        <w:t xml:space="preserve"> once on the untouched </w:t>
-      </w:r>
-      <w:r>
-        <w:rPr>
-          <w:rtl w:val="0"/>
-        </w:rPr>
-        <w:t xml:space="preserve">test set and</w:t>
-      </w:r>
-      <w:r>
-        <w:rPr>
-          <w:rtl w:val="0"/>
-        </w:rPr>
-        <w:t xml:space="preserve"> compute accuracy, per-class </w:t>
-      </w:r>
-      <w:r>
-        <w:rPr>
-          <w:rtl w:val="0"/>
-        </w:rPr>
-        <w:t xml:space="preserve">precision, recall and F1-score</w:t>
-      </w:r>
-      <w:r>
-        <w:rPr>
-          <w:rtl w:val="0"/>
-        </w:rPr>
-        <w:t xml:space="preserve">, and a confusion matrix. Additional group-captured images with different lighting and backgrounds are used as unseen test data.</w:t>
+        <w:t xml:space="preserve"> Run the final model once on the untouched test set and compute accuracy, per-class precision, recall and F1-score, and a confusion matrix. An optional cell for group-captured unseen-situation images is included in the notebook but was not executed before this report (no photo set was prepared yet); see Section 6.5 for the real-world testing that was actually performed.</w:t>
+      </w:r>
+      <w:r>
+        <w:rPr>
+          <w:rtl w:val="0"/>
+        </w:rPr>
+      </w:r>
+      <w:r>
+        <w:rPr>
+          <w:rtl w:val="0"/>
+        </w:rPr>
+      </w:r>
+      <w:r>
+        <w:rPr>
+          <w:rtl w:val="0"/>
+        </w:rPr>
+      </w:r>
+      <w:r>
+        <w:rPr>
+          <w:rtl w:val="0"/>
+        </w:rPr>
+      </w:r>
+      <w:r>
+        <w:rPr>
+          <w:rtl w:val="0"/>
+        </w:rPr>
+      </w:r>
+      <w:r>
+        <w:rPr>
+          <w:rtl w:val="0"/>
+        </w:rPr>
       </w:r>
     </w:p>
     <w:p>
@@ -4646,7 +4634,7 @@
               <w:rPr>
                 <w:rtl w:val="0"/>
               </w:rPr>
-              <w:t xml:space="preserve">5.0.0 (package 5.0.0.93)</w:t>
+              <w:t>4.14.0 (as printed by the notebook at run time)</w:t>
             </w:r>
           </w:p>
         </w:tc>
@@ -5395,6 +5383,4159 @@
         <w:rPr>
           <w:rtl w:val="0"/>
         </w:rPr>
+      </w:r>
+    </w:p>
+    <w:p>
+      <w:pPr>
+        <w:jc w:val="both"/>
+      </w:pPr>
+      <w:r>
+        <w:rPr>
+          <w:b/>
+          <w:sz w:val="46"/>
+        </w:rPr>
+        <w:t>3. DATASET</w:t>
+      </w:r>
+    </w:p>
+    <w:p>
+      <w:pPr>
+        <w:jc w:val="both"/>
+      </w:pPr>
+      <w:r>
+        <w:rPr>
+          <w:b w:val="0"/>
+          <w:sz w:val="32"/>
+        </w:rPr>
+        <w:t>3.1 Dataset Description</w:t>
+      </w:r>
+    </w:p>
+    <w:p>
+      <w:pPr>
+        <w:jc w:val="both"/>
+      </w:pPr>
+      <w:r>
+        <w:t>The Computer Vision system is developed and evaluated on RealWaste (Single et al., 2023), a public dataset of 4,752 photographs of waste items taken at the point of reception at a landfill in Wollongong, Australia. The dataset provides 524 × 524 pixel RGB color images organized into 9 material classes. Because the photographs were taken under real landfill conditions rather than a controlled studio setup, items appear cluttered, at varied distances, and under uneven lighting, which the group selected deliberately since a sorting robot will face the same kind of visual variation.</w:t>
+      </w:r>
+    </w:p>
+    <w:p>
+      <w:pPr>
+        <w:jc w:val="both"/>
+      </w:pPr>
+      <w:r>
+        <w:rPr>
+          <w:b w:val="0"/>
+          <w:sz w:val="32"/>
+        </w:rPr>
+        <w:t>3.2 Target Classes / Categories</w:t>
+      </w:r>
+    </w:p>
+    <w:p>
+      <w:pPr>
+        <w:jc w:val="both"/>
+      </w:pPr>
+      <w:r>
+        <w:t>The group uses 5 of the 9 RealWaste classes, which satisfies the Midterm limit of 3–5 classes and exceeds the Specialization 8 (Object Sorting) minimum of 4 classes.</w:t>
+      </w:r>
+    </w:p>
+    <w:tbl>
+      <w:tblPr>
+        <w:tblStyle w:val="Table1"/>
+        <w:tblW w:w="9300.0" w:type="dxa"/>
+        <w:jc w:val="left"/>
+        <w:tblBorders>
+          <w:top w:color="000000" w:space="0" w:sz="8" w:val="single"/>
+          <w:left w:color="000000" w:space="0" w:sz="8" w:val="single"/>
+          <w:bottom w:color="000000" w:space="0" w:sz="8" w:val="single"/>
+          <w:right w:color="000000" w:space="0" w:sz="8" w:val="single"/>
+          <w:insideH w:color="000000" w:space="0" w:sz="8" w:val="single"/>
+          <w:insideV w:color="000000" w:space="0" w:sz="8" w:val="single"/>
+        </w:tblBorders>
+        <w:tblLayout w:type="fixed"/>
+        <w:tblLook w:val="0600"/>
+      </w:tblPr>
+      <w:tblGrid>
+        <w:gridCol w:w="1455"/>
+        <w:gridCol w:w="1995"/>
+        <w:gridCol w:w="1935"/>
+        <w:tblGridChange w:id="0">
+          <w:tblGrid>
+            <w:gridCol w:w="1455"/>
+            <w:gridCol w:w="1995"/>
+            <w:gridCol w:w="1935"/>
+            <w:gridCol w:w="2055"/>
+            <w:gridCol w:w="1860"/>
+          </w:tblGrid>
+        </w:tblGridChange>
+      </w:tblGrid>
+      <w:tr>
+        <w:trPr>
+          <w:cantSplit w:val="0"/>
+          <w:tblHeader w:val="0"/>
+        </w:trPr>
+        <w:tc>
+          <w:tcPr>
+            <w:tcBorders>
+              <w:top w:color="000000" w:space="0" w:sz="7" w:val="single"/>
+              <w:left w:color="000000" w:space="0" w:sz="7" w:val="single"/>
+              <w:bottom w:color="000000" w:space="0" w:sz="7" w:val="single"/>
+              <w:right w:color="000000" w:space="0" w:sz="7" w:val="single"/>
+            </w:tcBorders>
+            <w:shd w:fill="fff2cc" w:val="clear"/>
+            <w:tcMar>
+              <w:top w:w="100.0" w:type="dxa"/>
+              <w:left w:w="100.0" w:type="dxa"/>
+              <w:bottom w:w="100.0" w:type="dxa"/>
+              <w:right w:w="100.0" w:type="dxa"/>
+            </w:tcMar>
+            <w:vAlign w:val="top"/>
+          </w:tcPr>
+          <w:p>
+            <w:pPr>
+              <w:widowControl w:val="0"/>
+              <w:spacing w:after="40" w:before="40" w:line="240" w:lineRule="auto"/>
+              <w:jc w:val="both"/>
+              <w:rPr>
+                <w:b w:val="1"/>
+                <w:bCs w:val="1"/>
+              </w:rPr>
+            </w:pPr>
+            <w:r>
+              <w:rPr>
+                <w:b/>
+                <w:bCs w:val="1"/>
+                <w:rtl w:val="0"/>
+              </w:rPr>
+              <w:t>Class / Category</w:t>
+            </w:r>
+          </w:p>
+        </w:tc>
+        <w:tc>
+          <w:tcPr>
+            <w:tcBorders>
+              <w:top w:color="000000" w:space="0" w:sz="7" w:val="single"/>
+              <w:left w:color="000000" w:space="0" w:sz="0" w:val="nil"/>
+              <w:bottom w:color="000000" w:space="0" w:sz="7" w:val="single"/>
+              <w:right w:color="000000" w:space="0" w:sz="7" w:val="single"/>
+            </w:tcBorders>
+            <w:shd w:fill="fff2cc" w:val="clear"/>
+            <w:tcMar>
+              <w:top w:w="100.0" w:type="dxa"/>
+              <w:left w:w="100.0" w:type="dxa"/>
+              <w:bottom w:w="100.0" w:type="dxa"/>
+              <w:right w:w="100.0" w:type="dxa"/>
+            </w:tcMar>
+            <w:vAlign w:val="top"/>
+          </w:tcPr>
+          <w:p>
+            <w:pPr>
+              <w:widowControl w:val="0"/>
+              <w:spacing w:after="40" w:before="40" w:line="240" w:lineRule="auto"/>
+              <w:jc w:val="both"/>
+              <w:rPr>
+                <w:b w:val="1"/>
+                <w:bCs w:val="1"/>
+              </w:rPr>
+            </w:pPr>
+            <w:r>
+              <w:rPr>
+                <w:b/>
+                <w:bCs w:val="1"/>
+                <w:rtl w:val="0"/>
+              </w:rPr>
+              <w:t>Description</w:t>
+            </w:r>
+          </w:p>
+        </w:tc>
+        <w:tc>
+          <w:tcPr>
+            <w:tcBorders>
+              <w:top w:color="000000" w:space="0" w:sz="7" w:val="single"/>
+              <w:left w:color="000000" w:space="0" w:sz="0" w:val="nil"/>
+              <w:bottom w:color="000000" w:space="0" w:sz="7" w:val="single"/>
+              <w:right w:color="000000" w:space="0" w:sz="7" w:val="single"/>
+            </w:tcBorders>
+            <w:shd w:fill="fff2cc" w:val="clear"/>
+            <w:tcMar>
+              <w:top w:w="100.0" w:type="dxa"/>
+              <w:left w:w="100.0" w:type="dxa"/>
+              <w:bottom w:w="100.0" w:type="dxa"/>
+              <w:right w:w="100.0" w:type="dxa"/>
+            </w:tcMar>
+            <w:vAlign w:val="top"/>
+          </w:tcPr>
+          <w:p>
+            <w:pPr>
+              <w:widowControl w:val="0"/>
+              <w:spacing w:after="40" w:before="40" w:line="240" w:lineRule="auto"/>
+              <w:jc w:val="both"/>
+              <w:rPr>
+                <w:b w:val="1"/>
+                <w:bCs w:val="1"/>
+              </w:rPr>
+            </w:pPr>
+            <w:r>
+              <w:rPr>
+                <w:b/>
+                <w:bCs w:val="1"/>
+                <w:rtl w:val="0"/>
+              </w:rPr>
+              <w:t>Number of Samples</w:t>
+            </w:r>
+          </w:p>
+        </w:tc>
+      </w:tr>
+      <w:tr>
+        <w:trPr>
+          <w:cantSplit w:val="0"/>
+          <w:tblHeader w:val="0"/>
+        </w:trPr>
+        <w:tc>
+          <w:tcPr>
+            <w:tcBorders>
+              <w:top w:color="000000" w:space="0" w:sz="0" w:val="nil"/>
+              <w:left w:color="000000" w:space="0" w:sz="7" w:val="single"/>
+              <w:bottom w:color="000000" w:space="0" w:sz="7" w:val="single"/>
+              <w:right w:color="000000" w:space="0" w:sz="7" w:val="single"/>
+            </w:tcBorders>
+            <w:tcMar>
+              <w:top w:w="100.0" w:type="dxa"/>
+              <w:left w:w="100.0" w:type="dxa"/>
+              <w:bottom w:w="100.0" w:type="dxa"/>
+              <w:right w:w="100.0" w:type="dxa"/>
+            </w:tcMar>
+            <w:vAlign w:val="top"/>
+          </w:tcPr>
+          <w:p>
+            <w:pPr>
+              <w:widowControl w:val="0"/>
+              <w:spacing w:after="40" w:before="40" w:line="240" w:lineRule="auto"/>
+              <w:jc w:val="both"/>
+              <w:rPr/>
+            </w:pPr>
+            <w:r>
+              <w:rPr>
+                <w:b w:val="0"/>
+                <w:rtl w:val="0"/>
+              </w:rPr>
+              <w:t>Cardboard</w:t>
+            </w:r>
+          </w:p>
+        </w:tc>
+        <w:tc>
+          <w:tcPr>
+            <w:tcBorders>
+              <w:top w:color="000000" w:space="0" w:sz="0" w:val="nil"/>
+              <w:left w:color="000000" w:space="0" w:sz="0" w:val="nil"/>
+              <w:bottom w:color="000000" w:space="0" w:sz="7" w:val="single"/>
+              <w:right w:color="000000" w:space="0" w:sz="7" w:val="single"/>
+            </w:tcBorders>
+            <w:tcMar>
+              <w:top w:w="100.0" w:type="dxa"/>
+              <w:left w:w="100.0" w:type="dxa"/>
+              <w:bottom w:w="100.0" w:type="dxa"/>
+              <w:right w:w="100.0" w:type="dxa"/>
+            </w:tcMar>
+            <w:vAlign w:val="top"/>
+          </w:tcPr>
+          <w:p>
+            <w:pPr>
+              <w:widowControl w:val="0"/>
+              <w:spacing w:after="40" w:before="40" w:line="240" w:lineRule="auto"/>
+              <w:jc w:val="both"/>
+              <w:rPr/>
+            </w:pPr>
+            <w:r>
+              <w:rPr>
+                <w:b w:val="0"/>
+                <w:rtl w:val="0"/>
+              </w:rPr>
+              <w:t>Corrugated/flat cardboard pieces and boxes</w:t>
+            </w:r>
+          </w:p>
+        </w:tc>
+        <w:tc>
+          <w:tcPr>
+            <w:tcBorders>
+              <w:top w:color="000000" w:space="0" w:sz="0" w:val="nil"/>
+              <w:left w:color="000000" w:space="0" w:sz="0" w:val="nil"/>
+              <w:bottom w:color="000000" w:space="0" w:sz="7" w:val="single"/>
+              <w:right w:color="000000" w:space="0" w:sz="7" w:val="single"/>
+            </w:tcBorders>
+            <w:tcMar>
+              <w:top w:w="100.0" w:type="dxa"/>
+              <w:left w:w="100.0" w:type="dxa"/>
+              <w:bottom w:w="100.0" w:type="dxa"/>
+              <w:right w:w="100.0" w:type="dxa"/>
+            </w:tcMar>
+            <w:vAlign w:val="top"/>
+          </w:tcPr>
+          <w:p>
+            <w:pPr>
+              <w:widowControl w:val="0"/>
+              <w:spacing w:after="40" w:before="40" w:line="240" w:lineRule="auto"/>
+              <w:jc w:val="both"/>
+              <w:rPr/>
+            </w:pPr>
+            <w:r>
+              <w:rPr>
+                <w:b w:val="0"/>
+                <w:rtl w:val="0"/>
+              </w:rPr>
+              <w:t>461</w:t>
+            </w:r>
+          </w:p>
+        </w:tc>
+      </w:tr>
+      <w:tr>
+        <w:trPr>
+          <w:cantSplit w:val="0"/>
+          <w:tblHeader w:val="0"/>
+        </w:trPr>
+        <w:tc>
+          <w:tcPr>
+            <w:tcBorders>
+              <w:top w:color="000000" w:space="0" w:sz="0" w:val="nil"/>
+              <w:left w:color="000000" w:space="0" w:sz="7" w:val="single"/>
+              <w:bottom w:color="000000" w:space="0" w:sz="7" w:val="single"/>
+              <w:right w:color="000000" w:space="0" w:sz="7" w:val="single"/>
+            </w:tcBorders>
+            <w:tcMar>
+              <w:top w:w="100.0" w:type="dxa"/>
+              <w:left w:w="100.0" w:type="dxa"/>
+              <w:bottom w:w="100.0" w:type="dxa"/>
+              <w:right w:w="100.0" w:type="dxa"/>
+            </w:tcMar>
+            <w:vAlign w:val="top"/>
+          </w:tcPr>
+          <w:p>
+            <w:pPr>
+              <w:widowControl w:val="0"/>
+              <w:spacing w:after="40" w:before="40" w:line="240" w:lineRule="auto"/>
+              <w:jc w:val="both"/>
+              <w:rPr/>
+            </w:pPr>
+            <w:r>
+              <w:rPr>
+                <w:b w:val="0"/>
+                <w:rtl w:val="0"/>
+              </w:rPr>
+              <w:t>Glass</w:t>
+            </w:r>
+          </w:p>
+        </w:tc>
+        <w:tc>
+          <w:tcPr>
+            <w:tcBorders>
+              <w:top w:color="000000" w:space="0" w:sz="0" w:val="nil"/>
+              <w:left w:color="000000" w:space="0" w:sz="0" w:val="nil"/>
+              <w:bottom w:color="000000" w:space="0" w:sz="7" w:val="single"/>
+              <w:right w:color="000000" w:space="0" w:sz="7" w:val="single"/>
+            </w:tcBorders>
+            <w:tcMar>
+              <w:top w:w="100.0" w:type="dxa"/>
+              <w:left w:w="100.0" w:type="dxa"/>
+              <w:bottom w:w="100.0" w:type="dxa"/>
+              <w:right w:w="100.0" w:type="dxa"/>
+            </w:tcMar>
+            <w:vAlign w:val="top"/>
+          </w:tcPr>
+          <w:p>
+            <w:pPr>
+              <w:widowControl w:val="0"/>
+              <w:spacing w:after="40" w:before="40" w:line="240" w:lineRule="auto"/>
+              <w:jc w:val="both"/>
+              <w:rPr/>
+            </w:pPr>
+            <w:r>
+              <w:rPr>
+                <w:b w:val="0"/>
+                <w:rtl w:val="0"/>
+              </w:rPr>
+              <w:t>Glass bottles and jars (clear and colored)</w:t>
+            </w:r>
+          </w:p>
+        </w:tc>
+        <w:tc>
+          <w:tcPr>
+            <w:tcBorders>
+              <w:top w:color="000000" w:space="0" w:sz="0" w:val="nil"/>
+              <w:left w:color="000000" w:space="0" w:sz="0" w:val="nil"/>
+              <w:bottom w:color="000000" w:space="0" w:sz="7" w:val="single"/>
+              <w:right w:color="000000" w:space="0" w:sz="7" w:val="single"/>
+            </w:tcBorders>
+            <w:tcMar>
+              <w:top w:w="100.0" w:type="dxa"/>
+              <w:left w:w="100.0" w:type="dxa"/>
+              <w:bottom w:w="100.0" w:type="dxa"/>
+              <w:right w:w="100.0" w:type="dxa"/>
+            </w:tcMar>
+            <w:vAlign w:val="top"/>
+          </w:tcPr>
+          <w:p>
+            <w:pPr>
+              <w:widowControl w:val="0"/>
+              <w:spacing w:after="40" w:before="40" w:line="240" w:lineRule="auto"/>
+              <w:jc w:val="both"/>
+              <w:rPr/>
+            </w:pPr>
+            <w:r>
+              <w:rPr>
+                <w:b w:val="0"/>
+                <w:rtl w:val="0"/>
+              </w:rPr>
+              <w:t>420</w:t>
+            </w:r>
+          </w:p>
+        </w:tc>
+      </w:tr>
+      <w:tr>
+        <w:trPr>
+          <w:cantSplit w:val="0"/>
+          <w:tblHeader w:val="0"/>
+        </w:trPr>
+        <w:tc>
+          <w:tcPr>
+            <w:tcBorders>
+              <w:top w:color="000000" w:space="0" w:sz="0" w:val="nil"/>
+              <w:left w:color="000000" w:space="0" w:sz="7" w:val="single"/>
+              <w:bottom w:color="000000" w:space="0" w:sz="7" w:val="single"/>
+              <w:right w:color="000000" w:space="0" w:sz="7" w:val="single"/>
+            </w:tcBorders>
+            <w:tcMar>
+              <w:top w:w="100.0" w:type="dxa"/>
+              <w:left w:w="100.0" w:type="dxa"/>
+              <w:bottom w:w="100.0" w:type="dxa"/>
+              <w:right w:w="100.0" w:type="dxa"/>
+            </w:tcMar>
+            <w:vAlign w:val="top"/>
+          </w:tcPr>
+          <w:p>
+            <w:pPr>
+              <w:widowControl w:val="0"/>
+              <w:spacing w:after="40" w:before="40" w:line="240" w:lineRule="auto"/>
+              <w:jc w:val="both"/>
+              <w:rPr/>
+            </w:pPr>
+            <w:r>
+              <w:rPr>
+                <w:b w:val="0"/>
+                <w:rtl w:val="0"/>
+              </w:rPr>
+              <w:t>Metal</w:t>
+            </w:r>
+          </w:p>
+        </w:tc>
+        <w:tc>
+          <w:tcPr>
+            <w:tcBorders>
+              <w:top w:color="000000" w:space="0" w:sz="0" w:val="nil"/>
+              <w:left w:color="000000" w:space="0" w:sz="0" w:val="nil"/>
+              <w:bottom w:color="000000" w:space="0" w:sz="7" w:val="single"/>
+              <w:right w:color="000000" w:space="0" w:sz="7" w:val="single"/>
+            </w:tcBorders>
+            <w:tcMar>
+              <w:top w:w="100.0" w:type="dxa"/>
+              <w:left w:w="100.0" w:type="dxa"/>
+              <w:bottom w:w="100.0" w:type="dxa"/>
+              <w:right w:w="100.0" w:type="dxa"/>
+            </w:tcMar>
+            <w:vAlign w:val="top"/>
+          </w:tcPr>
+          <w:p>
+            <w:pPr>
+              <w:widowControl w:val="0"/>
+              <w:spacing w:after="40" w:before="40" w:line="240" w:lineRule="auto"/>
+              <w:jc w:val="both"/>
+              <w:rPr/>
+            </w:pPr>
+            <w:r>
+              <w:rPr>
+                <w:b w:val="0"/>
+                <w:rtl w:val="0"/>
+              </w:rPr>
+              <w:t>Metal cans and metal containers</w:t>
+            </w:r>
+          </w:p>
+        </w:tc>
+        <w:tc>
+          <w:tcPr>
+            <w:tcBorders>
+              <w:top w:color="000000" w:space="0" w:sz="0" w:val="nil"/>
+              <w:left w:color="000000" w:space="0" w:sz="0" w:val="nil"/>
+              <w:bottom w:color="000000" w:space="0" w:sz="7" w:val="single"/>
+              <w:right w:color="000000" w:space="0" w:sz="7" w:val="single"/>
+            </w:tcBorders>
+            <w:tcMar>
+              <w:top w:w="100.0" w:type="dxa"/>
+              <w:left w:w="100.0" w:type="dxa"/>
+              <w:bottom w:w="100.0" w:type="dxa"/>
+              <w:right w:w="100.0" w:type="dxa"/>
+            </w:tcMar>
+            <w:vAlign w:val="top"/>
+          </w:tcPr>
+          <w:p>
+            <w:pPr>
+              <w:widowControl w:val="0"/>
+              <w:spacing w:after="40" w:before="40" w:line="240" w:lineRule="auto"/>
+              <w:jc w:val="both"/>
+              <w:rPr/>
+            </w:pPr>
+            <w:r>
+              <w:rPr>
+                <w:b w:val="0"/>
+                <w:rtl w:val="0"/>
+              </w:rPr>
+              <w:t>790</w:t>
+            </w:r>
+          </w:p>
+        </w:tc>
+      </w:tr>
+      <w:tr>
+        <w:trPr>
+          <w:cantSplit w:val="0"/>
+          <w:tblHeader w:val="0"/>
+        </w:trPr>
+        <w:tc>
+          <w:tcPr>
+            <w:tcBorders>
+              <w:top w:color="000000" w:space="0" w:sz="0" w:val="nil"/>
+              <w:left w:color="000000" w:space="0" w:sz="7" w:val="single"/>
+              <w:bottom w:color="000000" w:space="0" w:sz="7" w:val="single"/>
+              <w:right w:color="000000" w:space="0" w:sz="7" w:val="single"/>
+            </w:tcBorders>
+            <w:tcMar>
+              <w:top w:w="100.0" w:type="dxa"/>
+              <w:left w:w="100.0" w:type="dxa"/>
+              <w:bottom w:w="100.0" w:type="dxa"/>
+              <w:right w:w="100.0" w:type="dxa"/>
+            </w:tcMar>
+            <w:vAlign w:val="top"/>
+          </w:tcPr>
+          <w:p>
+            <w:pPr>
+              <w:widowControl w:val="0"/>
+              <w:spacing w:after="40" w:before="40" w:line="240" w:lineRule="auto"/>
+              <w:jc w:val="both"/>
+              <w:rPr/>
+            </w:pPr>
+            <w:r>
+              <w:rPr>
+                <w:b w:val="0"/>
+                <w:rtl w:val="0"/>
+              </w:rPr>
+              <w:t>Paper</w:t>
+            </w:r>
+          </w:p>
+        </w:tc>
+        <w:tc>
+          <w:tcPr>
+            <w:tcBorders>
+              <w:top w:color="000000" w:space="0" w:sz="0" w:val="nil"/>
+              <w:left w:color="000000" w:space="0" w:sz="0" w:val="nil"/>
+              <w:bottom w:color="000000" w:space="0" w:sz="7" w:val="single"/>
+              <w:right w:color="000000" w:space="0" w:sz="7" w:val="single"/>
+            </w:tcBorders>
+            <w:tcMar>
+              <w:top w:w="100.0" w:type="dxa"/>
+              <w:left w:w="100.0" w:type="dxa"/>
+              <w:bottom w:w="100.0" w:type="dxa"/>
+              <w:right w:w="100.0" w:type="dxa"/>
+            </w:tcMar>
+            <w:vAlign w:val="top"/>
+          </w:tcPr>
+          <w:p>
+            <w:pPr>
+              <w:widowControl w:val="0"/>
+              <w:spacing w:after="40" w:before="40" w:line="240" w:lineRule="auto"/>
+              <w:jc w:val="both"/>
+              <w:rPr/>
+            </w:pPr>
+            <w:r>
+              <w:rPr>
+                <w:b w:val="0"/>
+                <w:rtl w:val="0"/>
+              </w:rPr>
+              <w:t>Paper sheets, cups, and paper packaging</w:t>
+            </w:r>
+          </w:p>
+        </w:tc>
+        <w:tc>
+          <w:tcPr>
+            <w:tcBorders>
+              <w:top w:color="000000" w:space="0" w:sz="0" w:val="nil"/>
+              <w:left w:color="000000" w:space="0" w:sz="0" w:val="nil"/>
+              <w:bottom w:color="000000" w:space="0" w:sz="7" w:val="single"/>
+              <w:right w:color="000000" w:space="0" w:sz="7" w:val="single"/>
+            </w:tcBorders>
+            <w:tcMar>
+              <w:top w:w="100.0" w:type="dxa"/>
+              <w:left w:w="100.0" w:type="dxa"/>
+              <w:bottom w:w="100.0" w:type="dxa"/>
+              <w:right w:w="100.0" w:type="dxa"/>
+            </w:tcMar>
+            <w:vAlign w:val="top"/>
+          </w:tcPr>
+          <w:p>
+            <w:pPr>
+              <w:widowControl w:val="0"/>
+              <w:spacing w:after="40" w:before="40" w:line="240" w:lineRule="auto"/>
+              <w:jc w:val="both"/>
+              <w:rPr/>
+            </w:pPr>
+            <w:r>
+              <w:rPr>
+                <w:b w:val="0"/>
+                <w:rtl w:val="0"/>
+              </w:rPr>
+              <w:t>500</w:t>
+            </w:r>
+          </w:p>
+        </w:tc>
+      </w:tr>
+      <w:tr>
+        <w:trPr>
+          <w:cantSplit w:val="0"/>
+          <w:tblHeader w:val="0"/>
+        </w:trPr>
+        <w:tc>
+          <w:tcPr>
+            <w:tcBorders>
+              <w:top w:color="000000" w:space="0" w:sz="0" w:val="nil"/>
+              <w:left w:color="000000" w:space="0" w:sz="7" w:val="single"/>
+              <w:bottom w:color="000000" w:space="0" w:sz="7" w:val="single"/>
+              <w:right w:color="000000" w:space="0" w:sz="7" w:val="single"/>
+            </w:tcBorders>
+            <w:tcMar>
+              <w:top w:w="100.0" w:type="dxa"/>
+              <w:left w:w="100.0" w:type="dxa"/>
+              <w:bottom w:w="100.0" w:type="dxa"/>
+              <w:right w:w="100.0" w:type="dxa"/>
+            </w:tcMar>
+            <w:vAlign w:val="top"/>
+          </w:tcPr>
+          <w:p>
+            <w:pPr>
+              <w:widowControl w:val="0"/>
+              <w:spacing w:after="40" w:before="40" w:line="240" w:lineRule="auto"/>
+              <w:jc w:val="both"/>
+              <w:rPr/>
+            </w:pPr>
+            <w:r>
+              <w:rPr>
+                <w:b w:val="0"/>
+                <w:rtl w:val="0"/>
+              </w:rPr>
+              <w:t>Plastic</w:t>
+            </w:r>
+          </w:p>
+        </w:tc>
+        <w:tc>
+          <w:tcPr>
+            <w:tcBorders>
+              <w:top w:color="000000" w:space="0" w:sz="0" w:val="nil"/>
+              <w:left w:color="000000" w:space="0" w:sz="0" w:val="nil"/>
+              <w:bottom w:color="000000" w:space="0" w:sz="7" w:val="single"/>
+              <w:right w:color="000000" w:space="0" w:sz="7" w:val="single"/>
+            </w:tcBorders>
+            <w:tcMar>
+              <w:top w:w="100.0" w:type="dxa"/>
+              <w:left w:w="100.0" w:type="dxa"/>
+              <w:bottom w:w="100.0" w:type="dxa"/>
+              <w:right w:w="100.0" w:type="dxa"/>
+            </w:tcMar>
+            <w:vAlign w:val="top"/>
+          </w:tcPr>
+          <w:p>
+            <w:pPr>
+              <w:widowControl w:val="0"/>
+              <w:spacing w:after="40" w:before="40" w:line="240" w:lineRule="auto"/>
+              <w:jc w:val="both"/>
+              <w:rPr/>
+            </w:pPr>
+            <w:r>
+              <w:rPr>
+                <w:b w:val="0"/>
+                <w:rtl w:val="0"/>
+              </w:rPr>
+              <w:t>Plastic bottles, containers, and packaging</w:t>
+            </w:r>
+          </w:p>
+        </w:tc>
+        <w:tc>
+          <w:tcPr>
+            <w:tcBorders>
+              <w:top w:color="000000" w:space="0" w:sz="0" w:val="nil"/>
+              <w:left w:color="000000" w:space="0" w:sz="0" w:val="nil"/>
+              <w:bottom w:color="000000" w:space="0" w:sz="7" w:val="single"/>
+              <w:right w:color="000000" w:space="0" w:sz="7" w:val="single"/>
+            </w:tcBorders>
+            <w:tcMar>
+              <w:top w:w="100.0" w:type="dxa"/>
+              <w:left w:w="100.0" w:type="dxa"/>
+              <w:bottom w:w="100.0" w:type="dxa"/>
+              <w:right w:w="100.0" w:type="dxa"/>
+            </w:tcMar>
+            <w:vAlign w:val="top"/>
+          </w:tcPr>
+          <w:p>
+            <w:pPr>
+              <w:widowControl w:val="0"/>
+              <w:spacing w:after="40" w:before="40" w:line="240" w:lineRule="auto"/>
+              <w:jc w:val="both"/>
+              <w:rPr/>
+            </w:pPr>
+            <w:r>
+              <w:rPr>
+                <w:b w:val="0"/>
+                <w:rtl w:val="0"/>
+              </w:rPr>
+              <w:t>921</w:t>
+            </w:r>
+          </w:p>
+        </w:tc>
+      </w:tr>
+      <w:tr>
+        <w:trPr>
+          <w:cantSplit w:val="0"/>
+          <w:tblHeader w:val="0"/>
+        </w:trPr>
+        <w:tc>
+          <w:tcPr>
+            <w:tcBorders>
+              <w:top w:color="000000" w:space="0" w:sz="0" w:val="nil"/>
+              <w:left w:color="000000" w:space="0" w:sz="7" w:val="single"/>
+              <w:bottom w:color="000000" w:space="0" w:sz="7" w:val="single"/>
+              <w:right w:color="000000" w:space="0" w:sz="7" w:val="single"/>
+            </w:tcBorders>
+            <w:tcMar>
+              <w:top w:w="100.0" w:type="dxa"/>
+              <w:left w:w="100.0" w:type="dxa"/>
+              <w:bottom w:w="100.0" w:type="dxa"/>
+              <w:right w:w="100.0" w:type="dxa"/>
+            </w:tcMar>
+            <w:vAlign w:val="top"/>
+          </w:tcPr>
+          <w:p>
+            <w:pPr>
+              <w:widowControl w:val="0"/>
+              <w:spacing w:after="40" w:before="40" w:line="240" w:lineRule="auto"/>
+              <w:jc w:val="both"/>
+              <w:rPr>
+                <w:b w:val="1"/>
+                <w:bCs w:val="1"/>
+              </w:rPr>
+            </w:pPr>
+            <w:r>
+              <w:rPr>
+                <w:b w:val="0"/>
+                <w:bCs w:val="1"/>
+                <w:rtl w:val="0"/>
+              </w:rPr>
+              <w:t>Total</w:t>
+            </w:r>
+          </w:p>
+        </w:tc>
+        <w:tc>
+          <w:tcPr>
+            <w:tcBorders>
+              <w:top w:color="000000" w:space="0" w:sz="0" w:val="nil"/>
+              <w:left w:color="000000" w:space="0" w:sz="0" w:val="nil"/>
+              <w:bottom w:color="000000" w:space="0" w:sz="7" w:val="single"/>
+              <w:right w:color="000000" w:space="0" w:sz="7" w:val="single"/>
+            </w:tcBorders>
+            <w:tcMar>
+              <w:top w:w="100.0" w:type="dxa"/>
+              <w:left w:w="100.0" w:type="dxa"/>
+              <w:bottom w:w="100.0" w:type="dxa"/>
+              <w:right w:w="100.0" w:type="dxa"/>
+            </w:tcMar>
+            <w:vAlign w:val="top"/>
+          </w:tcPr>
+          <w:p>
+            <w:pPr>
+              <w:widowControl w:val="0"/>
+              <w:spacing w:after="40" w:before="40" w:line="240" w:lineRule="auto"/>
+              <w:jc w:val="both"/>
+              <w:rPr>
+                <w:b w:val="1"/>
+                <w:bCs w:val="1"/>
+              </w:rPr>
+            </w:pPr>
+            <w:r>
+              <w:rPr>
+                <w:b w:val="0"/>
+                <w:bCs w:val="1"/>
+                <w:rtl w:val="0"/>
+              </w:rPr>
+            </w:r>
+          </w:p>
+        </w:tc>
+        <w:tc>
+          <w:tcPr>
+            <w:tcBorders>
+              <w:top w:color="000000" w:space="0" w:sz="0" w:val="nil"/>
+              <w:left w:color="000000" w:space="0" w:sz="0" w:val="nil"/>
+              <w:bottom w:color="000000" w:space="0" w:sz="7" w:val="single"/>
+              <w:right w:color="000000" w:space="0" w:sz="7" w:val="single"/>
+            </w:tcBorders>
+            <w:tcMar>
+              <w:top w:w="100.0" w:type="dxa"/>
+              <w:left w:w="100.0" w:type="dxa"/>
+              <w:bottom w:w="100.0" w:type="dxa"/>
+              <w:right w:w="100.0" w:type="dxa"/>
+            </w:tcMar>
+            <w:vAlign w:val="top"/>
+          </w:tcPr>
+          <w:p>
+            <w:pPr>
+              <w:widowControl w:val="0"/>
+              <w:spacing w:after="40" w:before="40" w:line="240" w:lineRule="auto"/>
+              <w:jc w:val="both"/>
+              <w:rPr>
+                <w:b w:val="1"/>
+                <w:bCs w:val="1"/>
+              </w:rPr>
+            </w:pPr>
+            <w:r>
+              <w:rPr>
+                <w:b w:val="0"/>
+                <w:bCs w:val="1"/>
+                <w:rtl w:val="0"/>
+              </w:rPr>
+              <w:t>3,092</w:t>
+            </w:r>
+          </w:p>
+        </w:tc>
+      </w:tr>
+    </w:tbl>
+    <w:p>
+      <w:pPr>
+        <w:jc w:val="both"/>
+      </w:pPr>
+      <w:r>
+        <w:rPr>
+          <w:b w:val="0"/>
+          <w:sz w:val="32"/>
+        </w:rPr>
+        <w:t>3.3 Dataset Collection and Source</w:t>
+      </w:r>
+    </w:p>
+    <w:p>
+      <w:pPr>
+        <w:jc w:val="both"/>
+      </w:pPr>
+      <w:r>
+        <w:t>RealWaste is sourced from the UC Irvine Machine Learning Repository (https://doi.org/10.24432/C5SS4G), released under a CC BY 4.0 license by Single, Iranmanesh, and Raad (2023). The notebook (src/training/Midterm_Object_Sorting_RealWaste.ipynb) downloads the dataset zip directly from the UCI static URL at run time, so no copy of the images is stored in this repository; see dataset/README.md for the exact source link and citation.</w:t>
+      </w:r>
+    </w:p>
+    <w:p>
+      <w:pPr>
+        <w:jc w:val="both"/>
+      </w:pPr>
+      <w:r>
+        <w:rPr>
+          <w:b w:val="0"/>
+          <w:sz w:val="32"/>
+        </w:rPr>
+        <w:t>3.4 Dataset Distribution</w:t>
+      </w:r>
+    </w:p>
+    <w:p>
+      <w:pPr>
+        <w:jc w:val="both"/>
+      </w:pPr>
+      <w:r>
+        <w:t>The selected 5-class subset is imbalanced: Plastic (921 images) has about 2.2× as many images as Glass (420), the smallest class (see Table 2 in Section 3.2 for the full per-class counts). This imbalance is handled during training with class weights computed by sklearn's compute_class_weight('balanced', ...); see Section 4.4.</w:t>
+      </w:r>
+    </w:p>
+    <w:p>
+      <w:pPr>
+        <w:jc w:val="center"/>
+      </w:pPr>
+      <w:r>
+        <w:drawing>
+          <wp:inline>
+            <wp:extent cx="5669280" cy="4854933"/>
+            <wp:docPr id="2" name="Picture 2"/>
+            <wp:cNvGraphicFramePr>
+              <a:graphicFrameLocks noChangeAspect="1"/>
+            </wp:cNvGraphicFramePr>
+            <a:graphic>
+              <a:graphicData uri="http://schemas.openxmlformats.org/drawingml/2006/picture">
+                <pic:pic>
+                  <pic:nvPicPr>
+                    <pic:cNvPr id="0" name="sample_images.png"/>
+                    <pic:cNvPicPr/>
+                  </pic:nvPicPr>
+                  <pic:blipFill>
+                    <a:blip r:embed="rId9"/>
+                    <a:stretch>
+                      <a:fillRect/>
+                    </a:stretch>
+                  </pic:blipFill>
+                  <pic:spPr>
+                    <a:xfrm>
+                      <a:off x="0" y="0"/>
+                      <a:ext cx="5669280" cy="4854933"/>
+                    </a:xfrm>
+                    <a:prstGeom prst="rect"/>
+                  </pic:spPr>
+                </pic:pic>
+              </a:graphicData>
+            </a:graphic>
+          </wp:inline>
+        </w:drawing>
+      </w:r>
+    </w:p>
+    <w:p>
+      <w:pPr>
+        <w:jc w:val="center"/>
+      </w:pPr>
+      <w:r>
+        <w:rPr>
+          <w:b/>
+        </w:rPr>
+        <w:t>Figure 2. Sample images from each of the 5 RealWaste classes used in this project.</w:t>
+      </w:r>
+    </w:p>
+    <w:p>
+      <w:pPr>
+        <w:jc w:val="both"/>
+      </w:pPr>
+      <w:r>
+        <w:rPr>
+          <w:b w:val="0"/>
+          <w:sz w:val="32"/>
+        </w:rPr>
+        <w:t>3.5 Training, Validation, and Testing Sets</w:t>
+      </w:r>
+    </w:p>
+    <w:p>
+      <w:pPr>
+        <w:jc w:val="both"/>
+      </w:pPr>
+      <w:r>
+        <w:t>The 3,092 selected images are split 70% training / 15% validation / 15% testing using a stratified split (sklearn train_test_split, seed 42) so each split preserves the same per-class proportions. The split is performed on file paths before any augmentation, and the notebook asserts that no path appears in more than one split. See Table 1 (Section 1.4) for the full per-class breakdown: 2,164 training / 464 validation / 464 testing images.</w:t>
+      </w:r>
+    </w:p>
+    <w:p>
+      <w:pPr>
+        <w:jc w:val="both"/>
+      </w:pPr>
+      <w:r>
+        <w:rPr>
+          <w:b/>
+        </w:rPr>
+        <w:t xml:space="preserve">Training set (2,164 images). </w:t>
+      </w:r>
+      <w:r>
+        <w:t>used to update the model's weights during both training stages.</w:t>
+      </w:r>
+    </w:p>
+    <w:p>
+      <w:pPr>
+        <w:jc w:val="both"/>
+      </w:pPr>
+      <w:r>
+        <w:rPr>
+          <w:b/>
+        </w:rPr>
+        <w:t xml:space="preserve">Validation set (464 images). </w:t>
+      </w:r>
+      <w:r>
+        <w:t>used only to monitor validation loss for EarlyStopping / ReduceLROnPlateau; never used to update weights directly.</w:t>
+      </w:r>
+    </w:p>
+    <w:p>
+      <w:pPr>
+        <w:jc w:val="both"/>
+      </w:pPr>
+      <w:r>
+        <w:rPr>
+          <w:b/>
+        </w:rPr>
+        <w:t xml:space="preserve">Testing set (464 images). </w:t>
+      </w:r>
+      <w:r>
+        <w:t>held out completely and evaluated exactly once, after training is finished, to report the accuracy and other metrics in Section 6.</w:t>
+      </w:r>
+    </w:p>
+    <w:p>
+      <w:pPr>
+        <w:jc w:val="both"/>
+      </w:pPr>
+      <w:r>
+        <w:rPr>
+          <w:b w:val="0"/>
+          <w:sz w:val="32"/>
+        </w:rPr>
+        <w:t>3.6 Dataset Preparation and Preprocessing</w:t>
+      </w:r>
+    </w:p>
+    <w:p>
+      <w:pPr>
+        <w:jc w:val="both"/>
+      </w:pPr>
+      <w:r>
+        <w:t>Images are decoded as RGB with tf.io.decode_image and resized to 224×224 with antialiasing (tf.image.resize). Pixel values are kept as float32 in the notebook's data pipeline; the rescaling to the [-1, 1] range MobileNetV2 expects is performed inside the model itself (a Rescaling(1/127.5, offset=-1) layer), so the same raw-pixel input works for both training and the recognize() demo function. Data augmentation is applied to the training set only: random horizontal/vertical flip, rotation (±15%), zoom (±15%), brightness (±20%), and contrast (±20%), so the model sees more lighting and viewing-angle variation without changing the validation/testing data used for evaluation.</w:t>
+      </w:r>
+    </w:p>
+    <w:p>
+      <w:pPr>
+        <w:jc w:val="center"/>
+      </w:pPr>
+      <w:r>
+        <w:drawing>
+          <wp:inline>
+            <wp:extent cx="5029200" cy="934149"/>
+            <wp:docPr id="3" name="Picture 3"/>
+            <wp:cNvGraphicFramePr>
+              <a:graphicFrameLocks noChangeAspect="1"/>
+            </wp:cNvGraphicFramePr>
+            <a:graphic>
+              <a:graphicData uri="http://schemas.openxmlformats.org/drawingml/2006/picture">
+                <pic:pic>
+                  <pic:nvPicPr>
+                    <pic:cNvPr id="0" name="augmentation_preview.png"/>
+                    <pic:cNvPicPr/>
+                  </pic:nvPicPr>
+                  <pic:blipFill>
+                    <a:blip r:embed="rId10"/>
+                    <a:stretch>
+                      <a:fillRect/>
+                    </a:stretch>
+                  </pic:blipFill>
+                  <pic:spPr>
+                    <a:xfrm>
+                      <a:off x="0" y="0"/>
+                      <a:ext cx="5029200" cy="934149"/>
+                    </a:xfrm>
+                    <a:prstGeom prst="rect"/>
+                  </pic:spPr>
+                </pic:pic>
+              </a:graphicData>
+            </a:graphic>
+          </wp:inline>
+        </w:drawing>
+      </w:r>
+    </w:p>
+    <w:p>
+      <w:pPr>
+        <w:jc w:val="center"/>
+      </w:pPr>
+      <w:r>
+        <w:rPr>
+          <w:b/>
+        </w:rPr>
+        <w:t>Figure 3. One training image (left) and five randomly augmented versions used only during training.</w:t>
+      </w:r>
+    </w:p>
+    <w:p>
+      <w:pPr>
+        <w:jc w:val="both"/>
+      </w:pPr>
+      <w:r>
+        <w:rPr>
+          <w:b/>
+          <w:sz w:val="46"/>
+        </w:rPr>
+        <w:t>4. COMPUTER VISION METHODOLOGY</w:t>
+      </w:r>
+    </w:p>
+    <w:p>
+      <w:pPr>
+        <w:jc w:val="both"/>
+      </w:pPr>
+      <w:r>
+        <w:rPr>
+          <w:b w:val="0"/>
+          <w:sz w:val="32"/>
+        </w:rPr>
+        <w:t>4.1 Computer Vision Approach</w:t>
+      </w:r>
+    </w:p>
+    <w:p>
+      <w:pPr>
+        <w:jc w:val="both"/>
+      </w:pPr>
+      <w:r>
+        <w:t>The group uses supervised image classification via transfer learning rather than a classical (non-learning) CV algorithm or training a CNN from scratch. With only 3,092 images across 5 classes, training a deep CNN from scratch risks overfitting; starting from MobileNetV2 weights pre-trained on ImageNet gives the model general visual features (edges, textures, shapes) that are then adapted to the waste-sorting task. MobileNetV2 is also a lightweight architecture, which keeps inference fast enough for the live recognize() demo and leaves room for the Final stage to run inference on more constrained hardware alongside motor control.</w:t>
+      </w:r>
+    </w:p>
+    <w:p>
+      <w:pPr>
+        <w:jc w:val="both"/>
+      </w:pPr>
+      <w:r>
+        <w:rPr>
+          <w:b w:val="0"/>
+          <w:sz w:val="32"/>
+        </w:rPr>
+        <w:t>4.2 Image Processing / Preprocessing</w:t>
+      </w:r>
+    </w:p>
+    <w:p>
+      <w:pPr>
+        <w:jc w:val="both"/>
+      </w:pPr>
+      <w:r>
+        <w:t>See Section 3.6 for the full preprocessing pipeline (resize to 224×224, RGB decoding, in-model rescaling to [-1, 1], training-only augmentation). The same resize-and-decode steps are applied identically at training, evaluation, and demo (recognize()) time, using OpenCV (cv2.cvtColor + cv2.resize) instead of tf.image for single images/frames so the demo function can run directly on an image path or a live camera frame.</w:t>
+      </w:r>
+    </w:p>
+    <w:p>
+      <w:pPr>
+        <w:jc w:val="both"/>
+      </w:pPr>
+      <w:r>
+        <w:rPr>
+          <w:b w:val="0"/>
+          <w:sz w:val="32"/>
+        </w:rPr>
+        <w:t>4.3 Model / Algorithm</w:t>
+      </w:r>
+    </w:p>
+    <w:p>
+      <w:pPr>
+        <w:jc w:val="both"/>
+      </w:pPr>
+      <w:r>
+        <w:t>The model (build_model() in the notebook) is a MobileNetV2 backbone (keras.applications.MobileNetV2, ImageNet weights, include_top=False, 224×224×3 input) used as a feature extractor, followed by:</w:t>
+      </w:r>
+    </w:p>
+    <w:p>
+      <w:pPr>
+        <w:jc w:val="both"/>
+      </w:pPr>
+      <w:r>
+        <w:rPr>
+          <w:b/>
+        </w:rPr>
+        <w:t xml:space="preserve">GlobalAveragePooling2D: </w:t>
+      </w:r>
+      <w:r>
+        <w:t>collapses the backbone's feature maps to one vector per image.</w:t>
+      </w:r>
+    </w:p>
+    <w:p>
+      <w:pPr>
+        <w:jc w:val="both"/>
+      </w:pPr>
+      <w:r>
+        <w:rPr>
+          <w:b/>
+        </w:rPr>
+        <w:t xml:space="preserve">Dropout(0.3): </w:t>
+      </w:r>
+      <w:r>
+        <w:t>randomly zeroes 30% of the pooled features during training, to reduce overfitting.</w:t>
+      </w:r>
+    </w:p>
+    <w:p>
+      <w:pPr>
+        <w:jc w:val="both"/>
+      </w:pPr>
+      <w:r>
+        <w:rPr>
+          <w:b/>
+        </w:rPr>
+        <w:t xml:space="preserve">Dense(5, activation='softmax'): </w:t>
+      </w:r>
+      <w:r>
+        <w:t>the classification head producing a probability for each of the 5 classes.</w:t>
+      </w:r>
+    </w:p>
+    <w:p>
+      <w:pPr>
+        <w:jc w:val="both"/>
+      </w:pPr>
+      <w:r>
+        <w:rPr>
+          <w:b w:val="0"/>
+          <w:sz w:val="32"/>
+        </w:rPr>
+        <w:t>4.4 Model Training / Development</w:t>
+      </w:r>
+    </w:p>
+    <w:p>
+      <w:pPr>
+        <w:jc w:val="both"/>
+      </w:pPr>
+      <w:r>
+        <w:t>Training runs in two stages, both using the Adam optimizer and sparse categorical cross-entropy loss, with class weights applied in every epoch of both stages:</w:t>
+      </w:r>
+    </w:p>
+    <w:tbl>
+      <w:tblPr>
+        <w:tblStyle w:val="Table2"/>
+        <w:tblW w:w="9795.0" w:type="dxa"/>
+        <w:jc w:val="left"/>
+        <w:tblLayout w:type="fixed"/>
+        <w:tblLook w:val="0400"/>
+      </w:tblPr>
+      <w:tblGrid>
+        <w:gridCol w:w="1935"/>
+        <w:gridCol w:w="3615"/>
+        <w:gridCol w:w="4245"/>
+        <w:gridCol w:w="4245"/>
+        <w:gridCol w:w="4245"/>
+        <w:gridCol w:w="4245"/>
+        <w:tblGridChange w:id="0">
+          <w:tblGrid>
+            <w:gridCol w:w="1935"/>
+            <w:gridCol w:w="3615"/>
+            <w:gridCol w:w="4245"/>
+          </w:tblGrid>
+        </w:tblGridChange>
+      </w:tblGrid>
+      <w:tr>
+        <w:trPr>
+          <w:cantSplit w:val="0"/>
+          <w:trHeight w:val="20" w:hRule="atLeast"/>
+          <w:tblHeader w:val="0"/>
+        </w:trPr>
+        <w:tc>
+          <w:tcPr>
+            <w:tcBorders>
+              <w:top w:color="000000" w:space="0" w:sz="7" w:val="single"/>
+              <w:left w:color="000000" w:space="0" w:sz="7" w:val="single"/>
+              <w:bottom w:color="000000" w:space="0" w:sz="7" w:val="single"/>
+              <w:right w:color="000000" w:space="0" w:sz="7" w:val="single"/>
+            </w:tcBorders>
+            <w:shd w:fill="fff2cc" w:val="clear"/>
+            <w:tcMar>
+              <w:top w:w="100.0" w:type="dxa"/>
+              <w:left w:w="100.0" w:type="dxa"/>
+              <w:bottom w:w="100.0" w:type="dxa"/>
+              <w:right w:w="100.0" w:type="dxa"/>
+            </w:tcMar>
+            <w:vAlign w:val="top"/>
+          </w:tcPr>
+          <w:p>
+            <w:pPr>
+              <w:jc w:val="both"/>
+              <w:rPr>
+                <w:b w:val="1"/>
+                <w:bCs w:val="1"/>
+              </w:rPr>
+            </w:pPr>
+            <w:r>
+              <w:rPr>
+                <w:b/>
+                <w:bCs w:val="1"/>
+                <w:rtl w:val="0"/>
+              </w:rPr>
+              <w:t>Setting</w:t>
+            </w:r>
+          </w:p>
+        </w:tc>
+        <w:tc>
+          <w:tcPr>
+            <w:tcBorders>
+              <w:top w:color="000000" w:space="0" w:sz="7" w:val="single"/>
+              <w:left w:color="000000" w:space="0" w:sz="0" w:val="nil"/>
+              <w:bottom w:color="000000" w:space="0" w:sz="7" w:val="single"/>
+              <w:right w:color="000000" w:space="0" w:sz="7" w:val="single"/>
+            </w:tcBorders>
+            <w:shd w:fill="fff2cc" w:val="clear"/>
+            <w:tcMar>
+              <w:top w:w="100.0" w:type="dxa"/>
+              <w:left w:w="100.0" w:type="dxa"/>
+              <w:bottom w:w="100.0" w:type="dxa"/>
+              <w:right w:w="100.0" w:type="dxa"/>
+            </w:tcMar>
+            <w:vAlign w:val="top"/>
+          </w:tcPr>
+          <w:p>
+            <w:pPr>
+              <w:jc w:val="both"/>
+              <w:rPr>
+                <w:b w:val="1"/>
+                <w:bCs w:val="1"/>
+              </w:rPr>
+            </w:pPr>
+            <w:r>
+              <w:rPr>
+                <w:b/>
+                <w:bCs w:val="1"/>
+                <w:rtl w:val="0"/>
+              </w:rPr>
+              <w:t>Backbone</w:t>
+            </w:r>
+          </w:p>
+        </w:tc>
+        <w:tc>
+          <w:tcPr>
+            <w:tcBorders>
+              <w:top w:color="000000" w:space="0" w:sz="7" w:val="single"/>
+              <w:left w:color="000000" w:space="0" w:sz="0" w:val="nil"/>
+              <w:bottom w:color="000000" w:space="0" w:sz="7" w:val="single"/>
+              <w:right w:color="000000" w:space="0" w:sz="7" w:val="single"/>
+            </w:tcBorders>
+            <w:shd w:fill="fff2cc" w:val="clear"/>
+            <w:tcMar>
+              <w:top w:w="100.0" w:type="dxa"/>
+              <w:left w:w="100.0" w:type="dxa"/>
+              <w:bottom w:w="100.0" w:type="dxa"/>
+              <w:right w:w="100.0" w:type="dxa"/>
+            </w:tcMar>
+            <w:vAlign w:val="top"/>
+          </w:tcPr>
+          <w:p>
+            <w:pPr>
+              <w:jc w:val="both"/>
+              <w:rPr>
+                <w:b w:val="1"/>
+                <w:bCs w:val="1"/>
+              </w:rPr>
+            </w:pPr>
+            <w:r>
+              <w:rPr>
+                <w:b/>
+                <w:bCs w:val="1"/>
+                <w:rtl w:val="0"/>
+              </w:rPr>
+              <w:t>Epochs (ran/budget)</w:t>
+            </w:r>
+          </w:p>
+        </w:tc>
+        <w:tc>
+          <w:tcPr>
+            <w:tcBorders>
+              <w:top w:color="000000" w:space="0" w:sz="7" w:val="single"/>
+              <w:left w:color="000000" w:space="0" w:sz="0" w:val="nil"/>
+              <w:bottom w:color="000000" w:space="0" w:sz="7" w:val="single"/>
+              <w:right w:color="000000" w:space="0" w:sz="7" w:val="single"/>
+            </w:tcBorders>
+            <w:shd w:fill="fff2cc" w:val="clear"/>
+            <w:tcMar>
+              <w:top w:w="100.0" w:type="dxa"/>
+              <w:left w:w="100.0" w:type="dxa"/>
+              <w:bottom w:w="100.0" w:type="dxa"/>
+              <w:right w:w="100.0" w:type="dxa"/>
+            </w:tcMar>
+            <w:vAlign w:val="top"/>
+          </w:tcPr>
+          <w:p>
+            <w:pPr>
+              <w:jc w:val="both"/>
+              <w:rPr>
+                <w:b w:val="1"/>
+                <w:bCs w:val="1"/>
+              </w:rPr>
+            </w:pPr>
+            <w:r>
+              <w:rPr>
+                <w:b/>
+                <w:bCs w:val="1"/>
+                <w:rtl w:val="0"/>
+              </w:rPr>
+              <w:t>Learning rate</w:t>
+            </w:r>
+          </w:p>
+        </w:tc>
+        <w:tc>
+          <w:tcPr>
+            <w:tcBorders>
+              <w:top w:color="000000" w:space="0" w:sz="7" w:val="single"/>
+              <w:left w:color="000000" w:space="0" w:sz="0" w:val="nil"/>
+              <w:bottom w:color="000000" w:space="0" w:sz="7" w:val="single"/>
+              <w:right w:color="000000" w:space="0" w:sz="7" w:val="single"/>
+            </w:tcBorders>
+            <w:shd w:fill="fff2cc" w:val="clear"/>
+            <w:tcMar>
+              <w:top w:w="100.0" w:type="dxa"/>
+              <w:left w:w="100.0" w:type="dxa"/>
+              <w:bottom w:w="100.0" w:type="dxa"/>
+              <w:right w:w="100.0" w:type="dxa"/>
+            </w:tcMar>
+            <w:vAlign w:val="top"/>
+          </w:tcPr>
+          <w:p>
+            <w:pPr>
+              <w:jc w:val="both"/>
+              <w:rPr>
+                <w:b w:val="1"/>
+                <w:bCs w:val="1"/>
+              </w:rPr>
+            </w:pPr>
+            <w:r>
+              <w:rPr>
+                <w:b/>
+                <w:bCs w:val="1"/>
+                <w:rtl w:val="0"/>
+              </w:rPr>
+              <w:t>End val_accuracy</w:t>
+            </w:r>
+          </w:p>
+        </w:tc>
+        <w:tc>
+          <w:tcPr>
+            <w:tcBorders>
+              <w:top w:color="000000" w:space="0" w:sz="7" w:val="single"/>
+              <w:left w:color="000000" w:space="0" w:sz="0" w:val="nil"/>
+              <w:bottom w:color="000000" w:space="0" w:sz="7" w:val="single"/>
+              <w:right w:color="000000" w:space="0" w:sz="7" w:val="single"/>
+            </w:tcBorders>
+            <w:shd w:fill="fff2cc" w:val="clear"/>
+            <w:tcMar>
+              <w:top w:w="100.0" w:type="dxa"/>
+              <w:left w:w="100.0" w:type="dxa"/>
+              <w:bottom w:w="100.0" w:type="dxa"/>
+              <w:right w:w="100.0" w:type="dxa"/>
+            </w:tcMar>
+            <w:vAlign w:val="top"/>
+          </w:tcPr>
+          <w:p>
+            <w:pPr>
+              <w:jc w:val="both"/>
+              <w:rPr>
+                <w:b w:val="1"/>
+                <w:bCs w:val="1"/>
+              </w:rPr>
+            </w:pPr>
+            <w:r>
+              <w:rPr>
+                <w:b/>
+                <w:bCs w:val="1"/>
+                <w:rtl w:val="0"/>
+              </w:rPr>
+              <w:t>End val_loss</w:t>
+            </w:r>
+          </w:p>
+        </w:tc>
+      </w:tr>
+      <w:tr>
+        <w:trPr>
+          <w:cantSplit w:val="0"/>
+          <w:trHeight w:val="20" w:hRule="atLeast"/>
+          <w:tblHeader w:val="0"/>
+        </w:trPr>
+        <w:tc>
+          <w:tcPr>
+            <w:tcBorders>
+              <w:top w:color="000000" w:space="0" w:sz="0" w:val="nil"/>
+              <w:left w:color="000000" w:space="0" w:sz="7" w:val="single"/>
+              <w:bottom w:color="000000" w:space="0" w:sz="7" w:val="single"/>
+              <w:right w:color="000000" w:space="0" w:sz="7" w:val="single"/>
+            </w:tcBorders>
+            <w:tcMar>
+              <w:top w:w="100.0" w:type="dxa"/>
+              <w:left w:w="100.0" w:type="dxa"/>
+              <w:bottom w:w="100.0" w:type="dxa"/>
+              <w:right w:w="100.0" w:type="dxa"/>
+            </w:tcMar>
+            <w:vAlign w:val="top"/>
+          </w:tcPr>
+          <w:p>
+            <w:pPr>
+              <w:rPr/>
+            </w:pPr>
+            <w:r>
+              <w:rPr>
+                <w:b w:val="0"/>
+                <w:rtl w:val="0"/>
+              </w:rPr>
+              <w:t>Stage 1 (head)</w:t>
+            </w:r>
+          </w:p>
+        </w:tc>
+        <w:tc>
+          <w:tcPr>
+            <w:tcBorders>
+              <w:top w:color="000000" w:space="0" w:sz="0" w:val="nil"/>
+              <w:left w:color="000000" w:space="0" w:sz="0" w:val="nil"/>
+              <w:bottom w:color="000000" w:space="0" w:sz="7" w:val="single"/>
+              <w:right w:color="000000" w:space="0" w:sz="7" w:val="single"/>
+            </w:tcBorders>
+            <w:tcMar>
+              <w:top w:w="100.0" w:type="dxa"/>
+              <w:left w:w="100.0" w:type="dxa"/>
+              <w:bottom w:w="100.0" w:type="dxa"/>
+              <w:right w:w="100.0" w:type="dxa"/>
+            </w:tcMar>
+            <w:vAlign w:val="top"/>
+          </w:tcPr>
+          <w:p>
+            <w:pPr>
+              <w:rPr/>
+            </w:pPr>
+            <w:r>
+              <w:rPr>
+                <w:b w:val="0"/>
+                <w:rtl w:val="0"/>
+              </w:rPr>
+              <w:t>frozen</w:t>
+            </w:r>
+          </w:p>
+        </w:tc>
+        <w:tc>
+          <w:tcPr>
+            <w:tcBorders>
+              <w:top w:color="000000" w:space="0" w:sz="0" w:val="nil"/>
+              <w:left w:color="000000" w:space="0" w:sz="0" w:val="nil"/>
+              <w:bottom w:color="000000" w:space="0" w:sz="7" w:val="single"/>
+              <w:right w:color="000000" w:space="0" w:sz="7" w:val="single"/>
+            </w:tcBorders>
+            <w:tcMar>
+              <w:top w:w="100.0" w:type="dxa"/>
+              <w:left w:w="100.0" w:type="dxa"/>
+              <w:bottom w:w="100.0" w:type="dxa"/>
+              <w:right w:w="100.0" w:type="dxa"/>
+            </w:tcMar>
+            <w:vAlign w:val="top"/>
+          </w:tcPr>
+          <w:p>
+            <w:pPr>
+              <w:rPr/>
+            </w:pPr>
+            <w:r>
+              <w:rPr>
+                <w:b w:val="0"/>
+                <w:rtl w:val="0"/>
+              </w:rPr>
+              <w:t>12 / 12</w:t>
+            </w:r>
+          </w:p>
+        </w:tc>
+        <w:tc>
+          <w:tcPr>
+            <w:tcBorders>
+              <w:top w:color="000000" w:space="0" w:sz="0" w:val="nil"/>
+              <w:left w:color="000000" w:space="0" w:sz="0" w:val="nil"/>
+              <w:bottom w:color="000000" w:space="0" w:sz="7" w:val="single"/>
+              <w:right w:color="000000" w:space="0" w:sz="7" w:val="single"/>
+            </w:tcBorders>
+            <w:tcMar>
+              <w:top w:w="100.0" w:type="dxa"/>
+              <w:left w:w="100.0" w:type="dxa"/>
+              <w:bottom w:w="100.0" w:type="dxa"/>
+              <w:right w:w="100.0" w:type="dxa"/>
+            </w:tcMar>
+            <w:vAlign w:val="top"/>
+          </w:tcPr>
+          <w:p>
+            <w:pPr>
+              <w:rPr/>
+            </w:pPr>
+            <w:r>
+              <w:rPr>
+                <w:b w:val="0"/>
+                <w:rtl w:val="0"/>
+              </w:rPr>
+              <w:t>1e-3</w:t>
+            </w:r>
+          </w:p>
+        </w:tc>
+        <w:tc>
+          <w:tcPr>
+            <w:tcBorders>
+              <w:top w:color="000000" w:space="0" w:sz="0" w:val="nil"/>
+              <w:left w:color="000000" w:space="0" w:sz="0" w:val="nil"/>
+              <w:bottom w:color="000000" w:space="0" w:sz="7" w:val="single"/>
+              <w:right w:color="000000" w:space="0" w:sz="7" w:val="single"/>
+            </w:tcBorders>
+            <w:tcMar>
+              <w:top w:w="100.0" w:type="dxa"/>
+              <w:left w:w="100.0" w:type="dxa"/>
+              <w:bottom w:w="100.0" w:type="dxa"/>
+              <w:right w:w="100.0" w:type="dxa"/>
+            </w:tcMar>
+            <w:vAlign w:val="top"/>
+          </w:tcPr>
+          <w:p>
+            <w:pPr>
+              <w:rPr/>
+            </w:pPr>
+            <w:r>
+              <w:rPr>
+                <w:b w:val="0"/>
+                <w:rtl w:val="0"/>
+              </w:rPr>
+              <w:t>81.68%</w:t>
+            </w:r>
+          </w:p>
+        </w:tc>
+        <w:tc>
+          <w:tcPr>
+            <w:tcBorders>
+              <w:top w:color="000000" w:space="0" w:sz="0" w:val="nil"/>
+              <w:left w:color="000000" w:space="0" w:sz="0" w:val="nil"/>
+              <w:bottom w:color="000000" w:space="0" w:sz="7" w:val="single"/>
+              <w:right w:color="000000" w:space="0" w:sz="7" w:val="single"/>
+            </w:tcBorders>
+            <w:tcMar>
+              <w:top w:w="100.0" w:type="dxa"/>
+              <w:left w:w="100.0" w:type="dxa"/>
+              <w:bottom w:w="100.0" w:type="dxa"/>
+              <w:right w:w="100.0" w:type="dxa"/>
+            </w:tcMar>
+            <w:vAlign w:val="top"/>
+          </w:tcPr>
+          <w:p>
+            <w:pPr>
+              <w:rPr/>
+            </w:pPr>
+            <w:r>
+              <w:rPr>
+                <w:b w:val="0"/>
+                <w:rtl w:val="0"/>
+              </w:rPr>
+              <w:t>0.4679</w:t>
+            </w:r>
+          </w:p>
+        </w:tc>
+      </w:tr>
+      <w:tr>
+        <w:trPr>
+          <w:cantSplit w:val="0"/>
+          <w:trHeight w:val="20" w:hRule="atLeast"/>
+          <w:tblHeader w:val="0"/>
+        </w:trPr>
+        <w:tc>
+          <w:tcPr>
+            <w:tcBorders>
+              <w:top w:color="000000" w:space="0" w:sz="0" w:val="nil"/>
+              <w:left w:color="000000" w:space="0" w:sz="7" w:val="single"/>
+              <w:bottom w:color="000000" w:space="0" w:sz="7" w:val="single"/>
+              <w:right w:color="000000" w:space="0" w:sz="7" w:val="single"/>
+            </w:tcBorders>
+            <w:tcMar>
+              <w:top w:w="100.0" w:type="dxa"/>
+              <w:left w:w="100.0" w:type="dxa"/>
+              <w:bottom w:w="100.0" w:type="dxa"/>
+              <w:right w:w="100.0" w:type="dxa"/>
+            </w:tcMar>
+            <w:vAlign w:val="top"/>
+          </w:tcPr>
+          <w:p>
+            <w:pPr>
+              <w:rPr/>
+            </w:pPr>
+            <w:r>
+              <w:rPr>
+                <w:b w:val="0"/>
+                <w:rtl w:val="0"/>
+              </w:rPr>
+              <w:t>Stage 2 (fine-tune)</w:t>
+            </w:r>
+          </w:p>
+        </w:tc>
+        <w:tc>
+          <w:tcPr>
+            <w:tcBorders>
+              <w:top w:color="000000" w:space="0" w:sz="0" w:val="nil"/>
+              <w:left w:color="000000" w:space="0" w:sz="0" w:val="nil"/>
+              <w:bottom w:color="000000" w:space="0" w:sz="7" w:val="single"/>
+              <w:right w:color="000000" w:space="0" w:sz="7" w:val="single"/>
+            </w:tcBorders>
+            <w:tcMar>
+              <w:top w:w="100.0" w:type="dxa"/>
+              <w:left w:w="100.0" w:type="dxa"/>
+              <w:bottom w:w="100.0" w:type="dxa"/>
+              <w:right w:w="100.0" w:type="dxa"/>
+            </w:tcMar>
+            <w:vAlign w:val="top"/>
+          </w:tcPr>
+          <w:p>
+            <w:pPr>
+              <w:rPr/>
+            </w:pPr>
+            <w:r>
+              <w:rPr>
+                <w:b w:val="0"/>
+                <w:rtl w:val="0"/>
+              </w:rPr>
+              <w:t>last 40 layers unfrozen (BatchNorm frozen)</w:t>
+            </w:r>
+          </w:p>
+        </w:tc>
+        <w:tc>
+          <w:tcPr>
+            <w:tcBorders>
+              <w:top w:color="000000" w:space="0" w:sz="0" w:val="nil"/>
+              <w:left w:color="000000" w:space="0" w:sz="0" w:val="nil"/>
+              <w:bottom w:color="000000" w:space="0" w:sz="7" w:val="single"/>
+              <w:right w:color="000000" w:space="0" w:sz="7" w:val="single"/>
+            </w:tcBorders>
+            <w:tcMar>
+              <w:top w:w="100.0" w:type="dxa"/>
+              <w:left w:w="100.0" w:type="dxa"/>
+              <w:bottom w:w="100.0" w:type="dxa"/>
+              <w:right w:w="100.0" w:type="dxa"/>
+            </w:tcMar>
+            <w:vAlign w:val="top"/>
+          </w:tcPr>
+          <w:p>
+            <w:pPr>
+              <w:rPr/>
+            </w:pPr>
+            <w:r>
+              <w:rPr>
+                <w:b w:val="0"/>
+                <w:rtl w:val="0"/>
+              </w:rPr>
+              <w:t>10 / 10</w:t>
+            </w:r>
+          </w:p>
+        </w:tc>
+        <w:tc>
+          <w:tcPr>
+            <w:tcBorders>
+              <w:top w:color="000000" w:space="0" w:sz="0" w:val="nil"/>
+              <w:left w:color="000000" w:space="0" w:sz="0" w:val="nil"/>
+              <w:bottom w:color="000000" w:space="0" w:sz="7" w:val="single"/>
+              <w:right w:color="000000" w:space="0" w:sz="7" w:val="single"/>
+            </w:tcBorders>
+            <w:tcMar>
+              <w:top w:w="100.0" w:type="dxa"/>
+              <w:left w:w="100.0" w:type="dxa"/>
+              <w:bottom w:w="100.0" w:type="dxa"/>
+              <w:right w:w="100.0" w:type="dxa"/>
+            </w:tcMar>
+            <w:vAlign w:val="top"/>
+          </w:tcPr>
+          <w:p>
+            <w:pPr>
+              <w:rPr/>
+            </w:pPr>
+            <w:r>
+              <w:rPr>
+                <w:b w:val="0"/>
+                <w:rtl w:val="0"/>
+              </w:rPr>
+              <w:t>1e-5</w:t>
+            </w:r>
+          </w:p>
+        </w:tc>
+        <w:tc>
+          <w:tcPr>
+            <w:tcBorders>
+              <w:top w:color="000000" w:space="0" w:sz="0" w:val="nil"/>
+              <w:left w:color="000000" w:space="0" w:sz="0" w:val="nil"/>
+              <w:bottom w:color="000000" w:space="0" w:sz="7" w:val="single"/>
+              <w:right w:color="000000" w:space="0" w:sz="7" w:val="single"/>
+            </w:tcBorders>
+            <w:tcMar>
+              <w:top w:w="100.0" w:type="dxa"/>
+              <w:left w:w="100.0" w:type="dxa"/>
+              <w:bottom w:w="100.0" w:type="dxa"/>
+              <w:right w:w="100.0" w:type="dxa"/>
+            </w:tcMar>
+            <w:vAlign w:val="top"/>
+          </w:tcPr>
+          <w:p>
+            <w:pPr>
+              <w:rPr/>
+            </w:pPr>
+            <w:r>
+              <w:rPr>
+                <w:b w:val="0"/>
+                <w:rtl w:val="0"/>
+              </w:rPr>
+              <w:t>84.48%</w:t>
+            </w:r>
+          </w:p>
+        </w:tc>
+        <w:tc>
+          <w:tcPr>
+            <w:tcBorders>
+              <w:top w:color="000000" w:space="0" w:sz="0" w:val="nil"/>
+              <w:left w:color="000000" w:space="0" w:sz="0" w:val="nil"/>
+              <w:bottom w:color="000000" w:space="0" w:sz="7" w:val="single"/>
+              <w:right w:color="000000" w:space="0" w:sz="7" w:val="single"/>
+            </w:tcBorders>
+            <w:tcMar>
+              <w:top w:w="100.0" w:type="dxa"/>
+              <w:left w:w="100.0" w:type="dxa"/>
+              <w:bottom w:w="100.0" w:type="dxa"/>
+              <w:right w:w="100.0" w:type="dxa"/>
+            </w:tcMar>
+            <w:vAlign w:val="top"/>
+          </w:tcPr>
+          <w:p>
+            <w:pPr>
+              <w:rPr/>
+            </w:pPr>
+            <w:r>
+              <w:rPr>
+                <w:b w:val="0"/>
+                <w:rtl w:val="0"/>
+              </w:rPr>
+              <w:t>0.3822</w:t>
+            </w:r>
+          </w:p>
+        </w:tc>
+      </w:tr>
+    </w:tbl>
+    <w:p>
+      <w:pPr>
+        <w:jc w:val="both"/>
+      </w:pPr>
+      <w:r>
+        <w:t>Neither stage triggered EarlyStopping before its budget (both ran the full configured epochs). Because EarlyStopping is configured with restore_best_weights=True, the weights actually kept at the end of Stage 2 are from the best validation-loss epoch, epoch 8 (val_accuracy 85.34%, val_loss 0.3768), not the numerically last epoch 10 shown above. ReduceLROnPlateau (factor 0.5, patience 2) also fired once in Stage 1 (epoch 11).</w:t>
+      </w:r>
+    </w:p>
+    <w:p>
+      <w:pPr>
+        <w:jc w:val="center"/>
+      </w:pPr>
+      <w:r>
+        <w:drawing>
+          <wp:inline>
+            <wp:extent cx="5029200" cy="1565016"/>
+            <wp:docPr id="4" name="Picture 4"/>
+            <wp:cNvGraphicFramePr>
+              <a:graphicFrameLocks noChangeAspect="1"/>
+            </wp:cNvGraphicFramePr>
+            <a:graphic>
+              <a:graphicData uri="http://schemas.openxmlformats.org/drawingml/2006/picture">
+                <pic:pic>
+                  <pic:nvPicPr>
+                    <pic:cNvPr id="0" name="training_curves.png"/>
+                    <pic:cNvPicPr/>
+                  </pic:nvPicPr>
+                  <pic:blipFill>
+                    <a:blip r:embed="rId11"/>
+                    <a:stretch>
+                      <a:fillRect/>
+                    </a:stretch>
+                  </pic:blipFill>
+                  <pic:spPr>
+                    <a:xfrm>
+                      <a:off x="0" y="0"/>
+                      <a:ext cx="5029200" cy="1565016"/>
+                    </a:xfrm>
+                    <a:prstGeom prst="rect"/>
+                  </pic:spPr>
+                </pic:pic>
+              </a:graphicData>
+            </a:graphic>
+          </wp:inline>
+        </w:drawing>
+      </w:r>
+    </w:p>
+    <w:p>
+      <w:pPr>
+        <w:jc w:val="center"/>
+      </w:pPr>
+      <w:r>
+        <w:rPr>
+          <w:b/>
+        </w:rPr>
+        <w:t>Figure 4. Training/validation accuracy and loss across both stages (dashed line marks the start of fine-tuning).</w:t>
+      </w:r>
+    </w:p>
+    <w:p>
+      <w:pPr>
+        <w:jc w:val="both"/>
+      </w:pPr>
+      <w:r>
+        <w:rPr>
+          <w:b w:val="0"/>
+          <w:sz w:val="32"/>
+        </w:rPr>
+        <w:t>4.5 Model Parameters and Configuration</w:t>
+      </w:r>
+    </w:p>
+    <w:tbl>
+      <w:tblPr>
+        <w:tblStyle w:val="Table2"/>
+        <w:tblW w:w="9795.0" w:type="dxa"/>
+        <w:jc w:val="left"/>
+        <w:tblLayout w:type="fixed"/>
+        <w:tblLook w:val="0400"/>
+      </w:tblPr>
+      <w:tblGrid>
+        <w:gridCol w:w="1935"/>
+        <w:gridCol w:w="3615"/>
+        <w:gridCol w:w="4245"/>
+        <w:tblGridChange w:id="0">
+          <w:tblGrid>
+            <w:gridCol w:w="1935"/>
+            <w:gridCol w:w="3615"/>
+            <w:gridCol w:w="4245"/>
+          </w:tblGrid>
+        </w:tblGridChange>
+      </w:tblGrid>
+      <w:tr>
+        <w:trPr>
+          <w:cantSplit w:val="0"/>
+          <w:trHeight w:val="20" w:hRule="atLeast"/>
+          <w:tblHeader w:val="0"/>
+        </w:trPr>
+        <w:tc>
+          <w:tcPr>
+            <w:tcBorders>
+              <w:top w:color="000000" w:space="0" w:sz="7" w:val="single"/>
+              <w:left w:color="000000" w:space="0" w:sz="7" w:val="single"/>
+              <w:bottom w:color="000000" w:space="0" w:sz="7" w:val="single"/>
+              <w:right w:color="000000" w:space="0" w:sz="7" w:val="single"/>
+            </w:tcBorders>
+            <w:shd w:fill="fff2cc" w:val="clear"/>
+            <w:tcMar>
+              <w:top w:w="100.0" w:type="dxa"/>
+              <w:left w:w="100.0" w:type="dxa"/>
+              <w:bottom w:w="100.0" w:type="dxa"/>
+              <w:right w:w="100.0" w:type="dxa"/>
+            </w:tcMar>
+            <w:vAlign w:val="top"/>
+          </w:tcPr>
+          <w:p>
+            <w:pPr>
+              <w:jc w:val="both"/>
+              <w:rPr>
+                <w:b w:val="1"/>
+                <w:bCs w:val="1"/>
+              </w:rPr>
+            </w:pPr>
+            <w:r>
+              <w:rPr>
+                <w:b/>
+                <w:bCs w:val="1"/>
+                <w:rtl w:val="0"/>
+              </w:rPr>
+              <w:t>Parameter</w:t>
+            </w:r>
+          </w:p>
+        </w:tc>
+        <w:tc>
+          <w:tcPr>
+            <w:tcBorders>
+              <w:top w:color="000000" w:space="0" w:sz="7" w:val="single"/>
+              <w:left w:color="000000" w:space="0" w:sz="0" w:val="nil"/>
+              <w:bottom w:color="000000" w:space="0" w:sz="7" w:val="single"/>
+              <w:right w:color="000000" w:space="0" w:sz="7" w:val="single"/>
+            </w:tcBorders>
+            <w:shd w:fill="fff2cc" w:val="clear"/>
+            <w:tcMar>
+              <w:top w:w="100.0" w:type="dxa"/>
+              <w:left w:w="100.0" w:type="dxa"/>
+              <w:bottom w:w="100.0" w:type="dxa"/>
+              <w:right w:w="100.0" w:type="dxa"/>
+            </w:tcMar>
+            <w:vAlign w:val="top"/>
+          </w:tcPr>
+          <w:p>
+            <w:pPr>
+              <w:jc w:val="both"/>
+              <w:rPr>
+                <w:b w:val="1"/>
+                <w:bCs w:val="1"/>
+              </w:rPr>
+            </w:pPr>
+            <w:r>
+              <w:rPr>
+                <w:b/>
+                <w:bCs w:val="1"/>
+                <w:rtl w:val="0"/>
+              </w:rPr>
+              <w:t>Value</w:t>
+            </w:r>
+          </w:p>
+        </w:tc>
+        <w:tc>
+          <w:tcPr>
+            <w:tcBorders>
+              <w:top w:color="000000" w:space="0" w:sz="7" w:val="single"/>
+              <w:left w:color="000000" w:space="0" w:sz="0" w:val="nil"/>
+              <w:bottom w:color="000000" w:space="0" w:sz="7" w:val="single"/>
+              <w:right w:color="000000" w:space="0" w:sz="7" w:val="single"/>
+            </w:tcBorders>
+            <w:shd w:fill="fff2cc" w:val="clear"/>
+            <w:tcMar>
+              <w:top w:w="100.0" w:type="dxa"/>
+              <w:left w:w="100.0" w:type="dxa"/>
+              <w:bottom w:w="100.0" w:type="dxa"/>
+              <w:right w:w="100.0" w:type="dxa"/>
+            </w:tcMar>
+            <w:vAlign w:val="top"/>
+          </w:tcPr>
+          <w:p>
+            <w:pPr>
+              <w:jc w:val="both"/>
+              <w:rPr>
+                <w:b w:val="1"/>
+                <w:bCs w:val="1"/>
+              </w:rPr>
+            </w:pPr>
+            <w:r>
+              <w:rPr>
+                <w:b/>
+                <w:bCs w:val="1"/>
+                <w:rtl w:val="0"/>
+              </w:rPr>
+              <w:t>Notes</w:t>
+            </w:r>
+          </w:p>
+        </w:tc>
+      </w:tr>
+      <w:tr>
+        <w:trPr>
+          <w:cantSplit w:val="0"/>
+          <w:trHeight w:val="20" w:hRule="atLeast"/>
+          <w:tblHeader w:val="0"/>
+        </w:trPr>
+        <w:tc>
+          <w:tcPr>
+            <w:tcBorders>
+              <w:top w:color="000000" w:space="0" w:sz="0" w:val="nil"/>
+              <w:left w:color="000000" w:space="0" w:sz="7" w:val="single"/>
+              <w:bottom w:color="000000" w:space="0" w:sz="7" w:val="single"/>
+              <w:right w:color="000000" w:space="0" w:sz="7" w:val="single"/>
+            </w:tcBorders>
+            <w:tcMar>
+              <w:top w:w="100.0" w:type="dxa"/>
+              <w:left w:w="100.0" w:type="dxa"/>
+              <w:bottom w:w="100.0" w:type="dxa"/>
+              <w:right w:w="100.0" w:type="dxa"/>
+            </w:tcMar>
+            <w:vAlign w:val="top"/>
+          </w:tcPr>
+          <w:p>
+            <w:pPr>
+              <w:rPr/>
+            </w:pPr>
+            <w:r>
+              <w:rPr>
+                <w:b w:val="0"/>
+                <w:rtl w:val="0"/>
+              </w:rPr>
+              <w:t>Classes</w:t>
+            </w:r>
+          </w:p>
+        </w:tc>
+        <w:tc>
+          <w:tcPr>
+            <w:tcBorders>
+              <w:top w:color="000000" w:space="0" w:sz="0" w:val="nil"/>
+              <w:left w:color="000000" w:space="0" w:sz="0" w:val="nil"/>
+              <w:bottom w:color="000000" w:space="0" w:sz="7" w:val="single"/>
+              <w:right w:color="000000" w:space="0" w:sz="7" w:val="single"/>
+            </w:tcBorders>
+            <w:tcMar>
+              <w:top w:w="100.0" w:type="dxa"/>
+              <w:left w:w="100.0" w:type="dxa"/>
+              <w:bottom w:w="100.0" w:type="dxa"/>
+              <w:right w:w="100.0" w:type="dxa"/>
+            </w:tcMar>
+            <w:vAlign w:val="top"/>
+          </w:tcPr>
+          <w:p>
+            <w:pPr>
+              <w:rPr/>
+            </w:pPr>
+            <w:r>
+              <w:rPr>
+                <w:b w:val="0"/>
+                <w:rtl w:val="0"/>
+              </w:rPr>
+              <w:t>5 (Cardboard, Glass, Metal, Paper, Plastic)</w:t>
+            </w:r>
+          </w:p>
+        </w:tc>
+        <w:tc>
+          <w:tcPr>
+            <w:tcBorders>
+              <w:top w:color="000000" w:space="0" w:sz="0" w:val="nil"/>
+              <w:left w:color="000000" w:space="0" w:sz="0" w:val="nil"/>
+              <w:bottom w:color="000000" w:space="0" w:sz="7" w:val="single"/>
+              <w:right w:color="000000" w:space="0" w:sz="7" w:val="single"/>
+            </w:tcBorders>
+            <w:tcMar>
+              <w:top w:w="100.0" w:type="dxa"/>
+              <w:left w:w="100.0" w:type="dxa"/>
+              <w:bottom w:w="100.0" w:type="dxa"/>
+              <w:right w:w="100.0" w:type="dxa"/>
+            </w:tcMar>
+            <w:vAlign w:val="top"/>
+          </w:tcPr>
+          <w:p>
+            <w:pPr>
+              <w:rPr/>
+            </w:pPr>
+            <w:r>
+              <w:rPr>
+                <w:b w:val="0"/>
+                <w:rtl w:val="0"/>
+              </w:rPr>
+              <w:t>fixed order used for argmax → label</w:t>
+            </w:r>
+          </w:p>
+        </w:tc>
+      </w:tr>
+      <w:tr>
+        <w:trPr>
+          <w:cantSplit w:val="0"/>
+          <w:trHeight w:val="20" w:hRule="atLeast"/>
+          <w:tblHeader w:val="0"/>
+        </w:trPr>
+        <w:tc>
+          <w:tcPr>
+            <w:tcBorders>
+              <w:top w:color="000000" w:space="0" w:sz="0" w:val="nil"/>
+              <w:left w:color="000000" w:space="0" w:sz="7" w:val="single"/>
+              <w:bottom w:color="000000" w:space="0" w:sz="7" w:val="single"/>
+              <w:right w:color="000000" w:space="0" w:sz="7" w:val="single"/>
+            </w:tcBorders>
+            <w:tcMar>
+              <w:top w:w="100.0" w:type="dxa"/>
+              <w:left w:w="100.0" w:type="dxa"/>
+              <w:bottom w:w="100.0" w:type="dxa"/>
+              <w:right w:w="100.0" w:type="dxa"/>
+            </w:tcMar>
+            <w:vAlign w:val="top"/>
+          </w:tcPr>
+          <w:p>
+            <w:pPr>
+              <w:rPr/>
+            </w:pPr>
+            <w:r>
+              <w:rPr>
+                <w:b w:val="0"/>
+                <w:rtl w:val="0"/>
+              </w:rPr>
+              <w:t>Input size</w:t>
+            </w:r>
+          </w:p>
+        </w:tc>
+        <w:tc>
+          <w:tcPr>
+            <w:tcBorders>
+              <w:top w:color="000000" w:space="0" w:sz="0" w:val="nil"/>
+              <w:left w:color="000000" w:space="0" w:sz="0" w:val="nil"/>
+              <w:bottom w:color="000000" w:space="0" w:sz="7" w:val="single"/>
+              <w:right w:color="000000" w:space="0" w:sz="7" w:val="single"/>
+            </w:tcBorders>
+            <w:tcMar>
+              <w:top w:w="100.0" w:type="dxa"/>
+              <w:left w:w="100.0" w:type="dxa"/>
+              <w:bottom w:w="100.0" w:type="dxa"/>
+              <w:right w:w="100.0" w:type="dxa"/>
+            </w:tcMar>
+            <w:vAlign w:val="top"/>
+          </w:tcPr>
+          <w:p>
+            <w:pPr>
+              <w:rPr/>
+            </w:pPr>
+            <w:r>
+              <w:rPr>
+                <w:b w:val="0"/>
+                <w:rtl w:val="0"/>
+              </w:rPr>
+              <w:t>224 × 224 × 3</w:t>
+            </w:r>
+          </w:p>
+        </w:tc>
+        <w:tc>
+          <w:tcPr>
+            <w:tcBorders>
+              <w:top w:color="000000" w:space="0" w:sz="0" w:val="nil"/>
+              <w:left w:color="000000" w:space="0" w:sz="0" w:val="nil"/>
+              <w:bottom w:color="000000" w:space="0" w:sz="7" w:val="single"/>
+              <w:right w:color="000000" w:space="0" w:sz="7" w:val="single"/>
+            </w:tcBorders>
+            <w:tcMar>
+              <w:top w:w="100.0" w:type="dxa"/>
+              <w:left w:w="100.0" w:type="dxa"/>
+              <w:bottom w:w="100.0" w:type="dxa"/>
+              <w:right w:w="100.0" w:type="dxa"/>
+            </w:tcMar>
+            <w:vAlign w:val="top"/>
+          </w:tcPr>
+          <w:p>
+            <w:pPr>
+              <w:rPr/>
+            </w:pPr>
+            <w:r>
+              <w:rPr>
+                <w:b w:val="0"/>
+                <w:rtl w:val="0"/>
+              </w:rPr>
+              <w:t>matches MobileNetV2's expected input</w:t>
+            </w:r>
+          </w:p>
+        </w:tc>
+      </w:tr>
+      <w:tr>
+        <w:trPr>
+          <w:cantSplit w:val="0"/>
+          <w:trHeight w:val="20" w:hRule="atLeast"/>
+          <w:tblHeader w:val="0"/>
+        </w:trPr>
+        <w:tc>
+          <w:tcPr>
+            <w:tcBorders>
+              <w:top w:color="000000" w:space="0" w:sz="0" w:val="nil"/>
+              <w:left w:color="000000" w:space="0" w:sz="7" w:val="single"/>
+              <w:bottom w:color="000000" w:space="0" w:sz="7" w:val="single"/>
+              <w:right w:color="000000" w:space="0" w:sz="7" w:val="single"/>
+            </w:tcBorders>
+            <w:tcMar>
+              <w:top w:w="100.0" w:type="dxa"/>
+              <w:left w:w="100.0" w:type="dxa"/>
+              <w:bottom w:w="100.0" w:type="dxa"/>
+              <w:right w:w="100.0" w:type="dxa"/>
+            </w:tcMar>
+            <w:vAlign w:val="top"/>
+          </w:tcPr>
+          <w:p>
+            <w:pPr>
+              <w:rPr/>
+            </w:pPr>
+            <w:r>
+              <w:rPr>
+                <w:b w:val="0"/>
+                <w:rtl w:val="0"/>
+              </w:rPr>
+              <w:t>Batch size</w:t>
+            </w:r>
+          </w:p>
+        </w:tc>
+        <w:tc>
+          <w:tcPr>
+            <w:tcBorders>
+              <w:top w:color="000000" w:space="0" w:sz="0" w:val="nil"/>
+              <w:left w:color="000000" w:space="0" w:sz="0" w:val="nil"/>
+              <w:bottom w:color="000000" w:space="0" w:sz="7" w:val="single"/>
+              <w:right w:color="000000" w:space="0" w:sz="7" w:val="single"/>
+            </w:tcBorders>
+            <w:tcMar>
+              <w:top w:w="100.0" w:type="dxa"/>
+              <w:left w:w="100.0" w:type="dxa"/>
+              <w:bottom w:w="100.0" w:type="dxa"/>
+              <w:right w:w="100.0" w:type="dxa"/>
+            </w:tcMar>
+            <w:vAlign w:val="top"/>
+          </w:tcPr>
+          <w:p>
+            <w:pPr>
+              <w:rPr/>
+            </w:pPr>
+            <w:r>
+              <w:rPr>
+                <w:b w:val="0"/>
+                <w:rtl w:val="0"/>
+              </w:rPr>
+              <w:t>32</w:t>
+            </w:r>
+          </w:p>
+        </w:tc>
+        <w:tc>
+          <w:tcPr>
+            <w:tcBorders>
+              <w:top w:color="000000" w:space="0" w:sz="0" w:val="nil"/>
+              <w:left w:color="000000" w:space="0" w:sz="0" w:val="nil"/>
+              <w:bottom w:color="000000" w:space="0" w:sz="7" w:val="single"/>
+              <w:right w:color="000000" w:space="0" w:sz="7" w:val="single"/>
+            </w:tcBorders>
+            <w:tcMar>
+              <w:top w:w="100.0" w:type="dxa"/>
+              <w:left w:w="100.0" w:type="dxa"/>
+              <w:bottom w:w="100.0" w:type="dxa"/>
+              <w:right w:w="100.0" w:type="dxa"/>
+            </w:tcMar>
+            <w:vAlign w:val="top"/>
+          </w:tcPr>
+          <w:p>
+            <w:pPr>
+              <w:rPr/>
+            </w:pPr>
+            <w:r>
+              <w:rPr>
+                <w:b w:val="0"/>
+                <w:rtl w:val="0"/>
+              </w:rPr>
+            </w:r>
+          </w:p>
+        </w:tc>
+      </w:tr>
+      <w:tr>
+        <w:trPr>
+          <w:cantSplit w:val="0"/>
+          <w:trHeight w:val="20" w:hRule="atLeast"/>
+          <w:tblHeader w:val="0"/>
+        </w:trPr>
+        <w:tc>
+          <w:tcPr>
+            <w:tcBorders>
+              <w:top w:color="000000" w:space="0" w:sz="0" w:val="nil"/>
+              <w:left w:color="000000" w:space="0" w:sz="7" w:val="single"/>
+              <w:bottom w:color="000000" w:space="0" w:sz="7" w:val="single"/>
+              <w:right w:color="000000" w:space="0" w:sz="7" w:val="single"/>
+            </w:tcBorders>
+            <w:tcMar>
+              <w:top w:w="100.0" w:type="dxa"/>
+              <w:left w:w="100.0" w:type="dxa"/>
+              <w:bottom w:w="100.0" w:type="dxa"/>
+              <w:right w:w="100.0" w:type="dxa"/>
+            </w:tcMar>
+            <w:vAlign w:val="top"/>
+          </w:tcPr>
+          <w:p>
+            <w:pPr>
+              <w:rPr/>
+            </w:pPr>
+            <w:r>
+              <w:rPr>
+                <w:b w:val="0"/>
+                <w:rtl w:val="0"/>
+              </w:rPr>
+              <w:t>Random seed</w:t>
+            </w:r>
+          </w:p>
+        </w:tc>
+        <w:tc>
+          <w:tcPr>
+            <w:tcBorders>
+              <w:top w:color="000000" w:space="0" w:sz="0" w:val="nil"/>
+              <w:left w:color="000000" w:space="0" w:sz="0" w:val="nil"/>
+              <w:bottom w:color="000000" w:space="0" w:sz="7" w:val="single"/>
+              <w:right w:color="000000" w:space="0" w:sz="7" w:val="single"/>
+            </w:tcBorders>
+            <w:tcMar>
+              <w:top w:w="100.0" w:type="dxa"/>
+              <w:left w:w="100.0" w:type="dxa"/>
+              <w:bottom w:w="100.0" w:type="dxa"/>
+              <w:right w:w="100.0" w:type="dxa"/>
+            </w:tcMar>
+            <w:vAlign w:val="top"/>
+          </w:tcPr>
+          <w:p>
+            <w:pPr>
+              <w:rPr/>
+            </w:pPr>
+            <w:r>
+              <w:rPr>
+                <w:b w:val="0"/>
+                <w:rtl w:val="0"/>
+              </w:rPr>
+              <w:t>42</w:t>
+            </w:r>
+          </w:p>
+        </w:tc>
+        <w:tc>
+          <w:tcPr>
+            <w:tcBorders>
+              <w:top w:color="000000" w:space="0" w:sz="0" w:val="nil"/>
+              <w:left w:color="000000" w:space="0" w:sz="0" w:val="nil"/>
+              <w:bottom w:color="000000" w:space="0" w:sz="7" w:val="single"/>
+              <w:right w:color="000000" w:space="0" w:sz="7" w:val="single"/>
+            </w:tcBorders>
+            <w:tcMar>
+              <w:top w:w="100.0" w:type="dxa"/>
+              <w:left w:w="100.0" w:type="dxa"/>
+              <w:bottom w:w="100.0" w:type="dxa"/>
+              <w:right w:w="100.0" w:type="dxa"/>
+            </w:tcMar>
+            <w:vAlign w:val="top"/>
+          </w:tcPr>
+          <w:p>
+            <w:pPr>
+              <w:rPr/>
+            </w:pPr>
+            <w:r>
+              <w:rPr>
+                <w:b w:val="0"/>
+                <w:rtl w:val="0"/>
+              </w:rPr>
+              <w:t>used for the split and all shuffling</w:t>
+            </w:r>
+          </w:p>
+        </w:tc>
+      </w:tr>
+      <w:tr>
+        <w:trPr>
+          <w:cantSplit w:val="0"/>
+          <w:trHeight w:val="20" w:hRule="atLeast"/>
+          <w:tblHeader w:val="0"/>
+        </w:trPr>
+        <w:tc>
+          <w:tcPr>
+            <w:tcBorders>
+              <w:top w:color="000000" w:space="0" w:sz="0" w:val="nil"/>
+              <w:left w:color="000000" w:space="0" w:sz="7" w:val="single"/>
+              <w:bottom w:color="000000" w:space="0" w:sz="7" w:val="single"/>
+              <w:right w:color="000000" w:space="0" w:sz="7" w:val="single"/>
+            </w:tcBorders>
+            <w:tcMar>
+              <w:top w:w="100.0" w:type="dxa"/>
+              <w:left w:w="100.0" w:type="dxa"/>
+              <w:bottom w:w="100.0" w:type="dxa"/>
+              <w:right w:w="100.0" w:type="dxa"/>
+            </w:tcMar>
+            <w:vAlign w:val="top"/>
+          </w:tcPr>
+          <w:p>
+            <w:pPr>
+              <w:rPr/>
+            </w:pPr>
+            <w:r>
+              <w:rPr>
+                <w:b w:val="0"/>
+                <w:rtl w:val="0"/>
+              </w:rPr>
+              <w:t>Pre-trained weights</w:t>
+            </w:r>
+          </w:p>
+        </w:tc>
+        <w:tc>
+          <w:tcPr>
+            <w:tcBorders>
+              <w:top w:color="000000" w:space="0" w:sz="0" w:val="nil"/>
+              <w:left w:color="000000" w:space="0" w:sz="0" w:val="nil"/>
+              <w:bottom w:color="000000" w:space="0" w:sz="7" w:val="single"/>
+              <w:right w:color="000000" w:space="0" w:sz="7" w:val="single"/>
+            </w:tcBorders>
+            <w:tcMar>
+              <w:top w:w="100.0" w:type="dxa"/>
+              <w:left w:w="100.0" w:type="dxa"/>
+              <w:bottom w:w="100.0" w:type="dxa"/>
+              <w:right w:w="100.0" w:type="dxa"/>
+            </w:tcMar>
+            <w:vAlign w:val="top"/>
+          </w:tcPr>
+          <w:p>
+            <w:pPr>
+              <w:rPr/>
+            </w:pPr>
+            <w:r>
+              <w:rPr>
+                <w:b w:val="0"/>
+                <w:rtl w:val="0"/>
+              </w:rPr>
+              <w:t>ImageNet</w:t>
+            </w:r>
+          </w:p>
+        </w:tc>
+        <w:tc>
+          <w:tcPr>
+            <w:tcBorders>
+              <w:top w:color="000000" w:space="0" w:sz="0" w:val="nil"/>
+              <w:left w:color="000000" w:space="0" w:sz="0" w:val="nil"/>
+              <w:bottom w:color="000000" w:space="0" w:sz="7" w:val="single"/>
+              <w:right w:color="000000" w:space="0" w:sz="7" w:val="single"/>
+            </w:tcBorders>
+            <w:tcMar>
+              <w:top w:w="100.0" w:type="dxa"/>
+              <w:left w:w="100.0" w:type="dxa"/>
+              <w:bottom w:w="100.0" w:type="dxa"/>
+              <w:right w:w="100.0" w:type="dxa"/>
+            </w:tcMar>
+            <w:vAlign w:val="top"/>
+          </w:tcPr>
+          <w:p>
+            <w:pPr>
+              <w:rPr/>
+            </w:pPr>
+            <w:r>
+              <w:rPr>
+                <w:b w:val="0"/>
+                <w:rtl w:val="0"/>
+              </w:rPr>
+              <w:t>keras.applications.MobileNetV2</w:t>
+            </w:r>
+          </w:p>
+        </w:tc>
+      </w:tr>
+      <w:tr>
+        <w:trPr>
+          <w:cantSplit w:val="0"/>
+          <w:trHeight w:val="20" w:hRule="atLeast"/>
+          <w:tblHeader w:val="0"/>
+        </w:trPr>
+        <w:tc>
+          <w:tcPr>
+            <w:tcBorders>
+              <w:top w:color="000000" w:space="0" w:sz="0" w:val="nil"/>
+              <w:left w:color="000000" w:space="0" w:sz="7" w:val="single"/>
+              <w:bottom w:color="000000" w:space="0" w:sz="7" w:val="single"/>
+              <w:right w:color="000000" w:space="0" w:sz="7" w:val="single"/>
+            </w:tcBorders>
+            <w:tcMar>
+              <w:top w:w="100.0" w:type="dxa"/>
+              <w:left w:w="100.0" w:type="dxa"/>
+              <w:bottom w:w="100.0" w:type="dxa"/>
+              <w:right w:w="100.0" w:type="dxa"/>
+            </w:tcMar>
+            <w:vAlign w:val="top"/>
+          </w:tcPr>
+          <w:p>
+            <w:pPr>
+              <w:rPr/>
+            </w:pPr>
+            <w:r>
+              <w:rPr>
+                <w:b w:val="0"/>
+                <w:rtl w:val="0"/>
+              </w:rPr>
+              <w:t>Fine-tuned layers</w:t>
+            </w:r>
+          </w:p>
+        </w:tc>
+        <w:tc>
+          <w:tcPr>
+            <w:tcBorders>
+              <w:top w:color="000000" w:space="0" w:sz="0" w:val="nil"/>
+              <w:left w:color="000000" w:space="0" w:sz="0" w:val="nil"/>
+              <w:bottom w:color="000000" w:space="0" w:sz="7" w:val="single"/>
+              <w:right w:color="000000" w:space="0" w:sz="7" w:val="single"/>
+            </w:tcBorders>
+            <w:tcMar>
+              <w:top w:w="100.0" w:type="dxa"/>
+              <w:left w:w="100.0" w:type="dxa"/>
+              <w:bottom w:w="100.0" w:type="dxa"/>
+              <w:right w:w="100.0" w:type="dxa"/>
+            </w:tcMar>
+            <w:vAlign w:val="top"/>
+          </w:tcPr>
+          <w:p>
+            <w:pPr>
+              <w:rPr/>
+            </w:pPr>
+            <w:r>
+              <w:rPr>
+                <w:b w:val="0"/>
+                <w:rtl w:val="0"/>
+              </w:rPr>
+              <w:t>last 40 layers of the backbone</w:t>
+            </w:r>
+          </w:p>
+        </w:tc>
+        <w:tc>
+          <w:tcPr>
+            <w:tcBorders>
+              <w:top w:color="000000" w:space="0" w:sz="0" w:val="nil"/>
+              <w:left w:color="000000" w:space="0" w:sz="0" w:val="nil"/>
+              <w:bottom w:color="000000" w:space="0" w:sz="7" w:val="single"/>
+              <w:right w:color="000000" w:space="0" w:sz="7" w:val="single"/>
+            </w:tcBorders>
+            <w:tcMar>
+              <w:top w:w="100.0" w:type="dxa"/>
+              <w:left w:w="100.0" w:type="dxa"/>
+              <w:bottom w:w="100.0" w:type="dxa"/>
+              <w:right w:w="100.0" w:type="dxa"/>
+            </w:tcMar>
+            <w:vAlign w:val="top"/>
+          </w:tcPr>
+          <w:p>
+            <w:pPr>
+              <w:rPr/>
+            </w:pPr>
+            <w:r>
+              <w:rPr>
+                <w:b w:val="0"/>
+                <w:rtl w:val="0"/>
+              </w:rPr>
+              <w:t>BatchNorm layers kept frozen</w:t>
+            </w:r>
+          </w:p>
+        </w:tc>
+      </w:tr>
+      <w:tr>
+        <w:trPr>
+          <w:cantSplit w:val="0"/>
+          <w:trHeight w:val="20" w:hRule="atLeast"/>
+          <w:tblHeader w:val="0"/>
+        </w:trPr>
+        <w:tc>
+          <w:tcPr>
+            <w:tcBorders>
+              <w:top w:color="000000" w:space="0" w:sz="0" w:val="nil"/>
+              <w:left w:color="000000" w:space="0" w:sz="7" w:val="single"/>
+              <w:bottom w:color="000000" w:space="0" w:sz="7" w:val="single"/>
+              <w:right w:color="000000" w:space="0" w:sz="7" w:val="single"/>
+            </w:tcBorders>
+            <w:tcMar>
+              <w:top w:w="100.0" w:type="dxa"/>
+              <w:left w:w="100.0" w:type="dxa"/>
+              <w:bottom w:w="100.0" w:type="dxa"/>
+              <w:right w:w="100.0" w:type="dxa"/>
+            </w:tcMar>
+            <w:vAlign w:val="top"/>
+          </w:tcPr>
+          <w:p>
+            <w:pPr>
+              <w:rPr/>
+            </w:pPr>
+            <w:r>
+              <w:rPr>
+                <w:b w:val="0"/>
+                <w:rtl w:val="0"/>
+              </w:rPr>
+              <w:t>Class weighting</w:t>
+            </w:r>
+          </w:p>
+        </w:tc>
+        <w:tc>
+          <w:tcPr>
+            <w:tcBorders>
+              <w:top w:color="000000" w:space="0" w:sz="0" w:val="nil"/>
+              <w:left w:color="000000" w:space="0" w:sz="0" w:val="nil"/>
+              <w:bottom w:color="000000" w:space="0" w:sz="7" w:val="single"/>
+              <w:right w:color="000000" w:space="0" w:sz="7" w:val="single"/>
+            </w:tcBorders>
+            <w:tcMar>
+              <w:top w:w="100.0" w:type="dxa"/>
+              <w:left w:w="100.0" w:type="dxa"/>
+              <w:bottom w:w="100.0" w:type="dxa"/>
+              <w:right w:w="100.0" w:type="dxa"/>
+            </w:tcMar>
+            <w:vAlign w:val="top"/>
+          </w:tcPr>
+          <w:p>
+            <w:pPr>
+              <w:rPr/>
+            </w:pPr>
+            <w:r>
+              <w:rPr>
+                <w:b w:val="0"/>
+                <w:rtl w:val="0"/>
+              </w:rPr>
+              <w:t>sklearn compute_class_weight('balanced')</w:t>
+            </w:r>
+          </w:p>
+        </w:tc>
+        <w:tc>
+          <w:tcPr>
+            <w:tcBorders>
+              <w:top w:color="000000" w:space="0" w:sz="0" w:val="nil"/>
+              <w:left w:color="000000" w:space="0" w:sz="0" w:val="nil"/>
+              <w:bottom w:color="000000" w:space="0" w:sz="7" w:val="single"/>
+              <w:right w:color="000000" w:space="0" w:sz="7" w:val="single"/>
+            </w:tcBorders>
+            <w:tcMar>
+              <w:top w:w="100.0" w:type="dxa"/>
+              <w:left w:w="100.0" w:type="dxa"/>
+              <w:bottom w:w="100.0" w:type="dxa"/>
+              <w:right w:w="100.0" w:type="dxa"/>
+            </w:tcMar>
+            <w:vAlign w:val="top"/>
+          </w:tcPr>
+          <w:p>
+            <w:pPr>
+              <w:rPr/>
+            </w:pPr>
+            <w:r>
+              <w:rPr>
+                <w:b w:val="0"/>
+                <w:rtl w:val="0"/>
+              </w:rPr>
+              <w:t>applied in both training stages</w:t>
+            </w:r>
+          </w:p>
+        </w:tc>
+      </w:tr>
+      <w:tr>
+        <w:tc>
+          <w:tcPr>
+            <w:tcW w:type="dxa" w:w="1935"/>
+          </w:tcPr>
+          <w:p>
+            <w:r>
+              <w:rPr>
+                <w:b w:val="0"/>
+              </w:rPr>
+              <w:t>Confidence threshold</w:t>
+            </w:r>
+          </w:p>
+        </w:tc>
+        <w:tc>
+          <w:tcPr>
+            <w:tcW w:type="dxa" w:w="3615"/>
+          </w:tcPr>
+          <w:p>
+            <w:r>
+              <w:rPr>
+                <w:b w:val="0"/>
+              </w:rPr>
+              <w:t>0.60</w:t>
+            </w:r>
+          </w:p>
+        </w:tc>
+        <w:tc>
+          <w:tcPr>
+            <w:tcW w:type="dxa" w:w="4245"/>
+          </w:tcPr>
+          <w:p>
+            <w:r>
+              <w:rPr>
+                <w:b w:val="0"/>
+              </w:rPr>
+              <w:t>predictions below this are shown as “Uncertain”</w:t>
+            </w:r>
+          </w:p>
+        </w:tc>
+      </w:tr>
+    </w:tbl>
+    <w:p>
+      <w:pPr>
+        <w:jc w:val="both"/>
+      </w:pPr>
+      <w:r>
+        <w:rPr>
+          <w:b w:val="0"/>
+          <w:sz w:val="32"/>
+        </w:rPr>
+        <w:t>4.6 Detection / Recognition Process</w:t>
+      </w:r>
+    </w:p>
+    <w:p>
+      <w:pPr>
+        <w:jc w:val="both"/>
+      </w:pPr>
+      <w:r>
+        <w:t>Camera Frame / Image → BGR→RGB conversion → resize to 224×224 (cv2.INTER_AREA) → model.predict() → take the class with the highest softmax probability → if that probability is ≥ 0.60, show the class label and confidence; otherwise show “Uncertain”, and draw the result as a colored border and text banner on the output image (Section 5.3).</w:t>
+      </w:r>
+    </w:p>
+    <w:p>
+      <w:pPr>
+        <w:jc w:val="both"/>
+      </w:pPr>
+      <w:r>
+        <w:rPr>
+          <w:b/>
+          <w:sz w:val="46"/>
+        </w:rPr>
+        <w:t>5. SYSTEM IMPLEMENTATION</w:t>
+      </w:r>
+    </w:p>
+    <w:p>
+      <w:pPr>
+        <w:jc w:val="both"/>
+      </w:pPr>
+      <w:r>
+        <w:rPr>
+          <w:b w:val="0"/>
+          <w:sz w:val="32"/>
+        </w:rPr>
+        <w:t>5.1 Computer Vision Implementation</w:t>
+      </w:r>
+    </w:p>
+    <w:p>
+      <w:pPr>
+        <w:jc w:val="both"/>
+      </w:pPr>
+      <w:r>
+        <w:t>The demonstration pipeline is implemented as a single recognize(source, show=True) function in the notebook (Step 7). It accepts either an image file path or a BGR NumPy array (e.g. a camera frame), applies the Section 4.6 pipeline, and returns the predicted label, its confidence, and a copy of the input image annotated with the result. This keeps the training pipeline (tf.data, Section 3–4) and the single-image demo pipeline (OpenCV) using the same trained model and the same class order, so a prediction made one way matches the other.</w:t>
+      </w:r>
+    </w:p>
+    <w:p>
+      <w:pPr>
+        <w:jc w:val="both"/>
+      </w:pPr>
+      <w:r>
+        <w:rPr>
+          <w:b w:val="0"/>
+          <w:sz w:val="32"/>
+        </w:rPr>
+        <w:t>5.2 Input and Camera Processing</w:t>
+      </w:r>
+    </w:p>
+    <w:p>
+      <w:pPr>
+        <w:jc w:val="both"/>
+      </w:pPr>
+      <w:r>
+        <w:t>Three input paths are demonstrated: (1) images already in the test split, (2) a file uploaded through the Colab file picker, and (3) a live snapshot captured from the browser's webcam via a small JavaScript helper (capture_from_webcam()) that returns a single JPEG frame. Outside Colab, the same recognize() function accepts a frame read with cv2.VideoCapture(0), so the pipeline is not tied to the Colab-only webcam helper.</w:t>
+      </w:r>
+    </w:p>
+    <w:p>
+      <w:pPr>
+        <w:jc w:val="both"/>
+      </w:pPr>
+      <w:r>
+        <w:rPr>
+          <w:b w:val="0"/>
+          <w:sz w:val="32"/>
+        </w:rPr>
+        <w:t>5.3 Visual Output</w:t>
+      </w:r>
+    </w:p>
+    <w:p>
+      <w:pPr>
+        <w:jc w:val="both"/>
+      </w:pPr>
+      <w:r>
+        <w:t>Each recognized image is annotated with: a colored border (green if confident, orange if below the 0.60 threshold) drawn with cv2.rectangle, and a text banner in the top-left corner showing the predicted class label and confidence percentage, drawn with cv2.putText. The full per-class softmax probabilities are also printed below the image.</w:t>
+      </w:r>
+    </w:p>
+    <w:p>
+      <w:pPr>
+        <w:jc w:val="center"/>
+      </w:pPr>
+      <w:r>
+        <w:drawing>
+          <wp:inline>
+            <wp:extent cx="2377440" cy="2377440"/>
+            <wp:docPr id="5" name="Picture 5"/>
+            <wp:cNvGraphicFramePr>
+              <a:graphicFrameLocks noChangeAspect="1"/>
+            </wp:cNvGraphicFramePr>
+            <a:graphic>
+              <a:graphicData uri="http://schemas.openxmlformats.org/drawingml/2006/picture">
+                <pic:pic>
+                  <pic:nvPicPr>
+                    <pic:cNvPr id="0" name="demo_upload.png"/>
+                    <pic:cNvPicPr/>
+                  </pic:nvPicPr>
+                  <pic:blipFill>
+                    <a:blip r:embed="rId12"/>
+                    <a:stretch>
+                      <a:fillRect/>
+                    </a:stretch>
+                  </pic:blipFill>
+                  <pic:spPr>
+                    <a:xfrm>
+                      <a:off x="0" y="0"/>
+                      <a:ext cx="2377440" cy="2377440"/>
+                    </a:xfrm>
+                    <a:prstGeom prst="rect"/>
+                  </pic:spPr>
+                </pic:pic>
+              </a:graphicData>
+            </a:graphic>
+          </wp:inline>
+        </w:drawing>
+      </w:r>
+    </w:p>
+    <w:p>
+      <w:pPr>
+        <w:jc w:val="center"/>
+      </w:pPr>
+      <w:r>
+        <w:rPr>
+          <w:b/>
+        </w:rPr>
+        <w:t>Figure 5. Demo output on a group-uploaded photo (plastic-bottle.jpg): predicted Plastic, 62.4% confidence.</w:t>
+      </w:r>
+    </w:p>
+    <w:p>
+      <w:pPr>
+        <w:jc w:val="center"/>
+      </w:pPr>
+      <w:r>
+        <w:drawing>
+          <wp:inline>
+            <wp:extent cx="2377440" cy="1819258"/>
+            <wp:docPr id="6" name="Picture 6"/>
+            <wp:cNvGraphicFramePr>
+              <a:graphicFrameLocks noChangeAspect="1"/>
+            </wp:cNvGraphicFramePr>
+            <a:graphic>
+              <a:graphicData uri="http://schemas.openxmlformats.org/drawingml/2006/picture">
+                <pic:pic>
+                  <pic:nvPicPr>
+                    <pic:cNvPr id="0" name="demo_webcam.png"/>
+                    <pic:cNvPicPr/>
+                  </pic:nvPicPr>
+                  <pic:blipFill>
+                    <a:blip r:embed="rId13"/>
+                    <a:stretch>
+                      <a:fillRect/>
+                    </a:stretch>
+                  </pic:blipFill>
+                  <pic:spPr>
+                    <a:xfrm>
+                      <a:off x="0" y="0"/>
+                      <a:ext cx="2377440" cy="1819258"/>
+                    </a:xfrm>
+                    <a:prstGeom prst="rect"/>
+                  </pic:spPr>
+                </pic:pic>
+              </a:graphicData>
+            </a:graphic>
+          </wp:inline>
+        </w:drawing>
+      </w:r>
+    </w:p>
+    <w:p>
+      <w:pPr>
+        <w:jc w:val="center"/>
+      </w:pPr>
+      <w:r>
+        <w:rPr>
+          <w:b/>
+        </w:rPr>
+        <w:t>Figure 6. Demo output on a live Colab-webcam snapshot: predicted Metal, 75.7% confidence (true label not recorded for this frame).</w:t>
+      </w:r>
+    </w:p>
+    <w:p>
+      <w:pPr>
+        <w:jc w:val="both"/>
+      </w:pPr>
+      <w:r>
+        <w:rPr>
+          <w:b/>
+          <w:sz w:val="46"/>
+        </w:rPr>
+        <w:t>6. TESTING AND EVALUATION</w:t>
+      </w:r>
+    </w:p>
+    <w:p>
+      <w:pPr>
+        <w:jc w:val="both"/>
+      </w:pPr>
+      <w:r>
+        <w:rPr>
+          <w:b w:val="0"/>
+          <w:sz w:val="32"/>
+        </w:rPr>
+        <w:t>6.1 Computer Vision Testing</w:t>
+      </w:r>
+    </w:p>
+    <w:p>
+      <w:pPr>
+        <w:jc w:val="both"/>
+      </w:pPr>
+      <w:r>
+        <w:t>The trained model is evaluated exactly once on the 464-image testing split (Section 3.5), which was never used for training or validation. model.predict() is run over the whole test set in a single call (test_ds, not shuffled, so predictions line up index-for-index with the true labels) and the argmax of each softmax output is compared against the true class.</w:t>
+      </w:r>
+    </w:p>
+    <w:p>
+      <w:pPr>
+        <w:jc w:val="both"/>
+      </w:pPr>
+      <w:r>
+        <w:rPr>
+          <w:b w:val="0"/>
+          <w:sz w:val="32"/>
+        </w:rPr>
+        <w:t>6.2 Evaluation Metrics</w:t>
+      </w:r>
+    </w:p>
+    <w:p>
+      <w:pPr>
+        <w:jc w:val="both"/>
+      </w:pPr>
+      <w:r>
+        <w:t>Overall accuracy, per-class precision/recall/F1-score (sklearn classification_report), macro and weighted F1, and a confusion matrix (counts and row-normalized) are computed. These are the metrics the Midterm requirements call for a classification task (accuracy metrics and a confusion matrix).</w:t>
+      </w:r>
+    </w:p>
+    <w:p>
+      <w:pPr>
+        <w:jc w:val="both"/>
+      </w:pPr>
+      <w:r>
+        <w:rPr>
+          <w:b w:val="0"/>
+          <w:sz w:val="32"/>
+        </w:rPr>
+        <w:t>6.3 Training, Validation, and Testing Results</w:t>
+      </w:r>
+    </w:p>
+    <w:p>
+      <w:pPr>
+        <w:jc w:val="both"/>
+      </w:pPr>
+      <w:r>
+        <w:t>Final test-set results from the executed notebook (Step 6):</w:t>
+      </w:r>
+    </w:p>
+    <w:p>
+      <w:pPr>
+        <w:jc w:val="both"/>
+      </w:pPr>
+      <w:r>
+        <w:rPr>
+          <w:b/>
+        </w:rPr>
+        <w:t xml:space="preserve">Test accuracy: 88.15% </w:t>
+      </w:r>
+      <w:r>
+        <w:t>(409 of 464 test images correctly classified).</w:t>
+      </w:r>
+    </w:p>
+    <w:p>
+      <w:pPr>
+        <w:jc w:val="both"/>
+      </w:pPr>
+      <w:r>
+        <w:rPr>
+          <w:b/>
+        </w:rPr>
+        <w:t>Macro F1: 0.8813</w:t>
+      </w:r>
+      <w:r>
+        <w:t xml:space="preserve"> | Weighted F1: 0.8812.</w:t>
+      </w:r>
+    </w:p>
+    <w:tbl>
+      <w:tblPr>
+        <w:tblStyle w:val="Table1"/>
+        <w:tblW w:w="9300.0" w:type="dxa"/>
+        <w:jc w:val="left"/>
+        <w:tblBorders>
+          <w:top w:color="000000" w:space="0" w:sz="8" w:val="single"/>
+          <w:left w:color="000000" w:space="0" w:sz="8" w:val="single"/>
+          <w:bottom w:color="000000" w:space="0" w:sz="8" w:val="single"/>
+          <w:right w:color="000000" w:space="0" w:sz="8" w:val="single"/>
+          <w:insideH w:color="000000" w:space="0" w:sz="8" w:val="single"/>
+          <w:insideV w:color="000000" w:space="0" w:sz="8" w:val="single"/>
+        </w:tblBorders>
+        <w:tblLayout w:type="fixed"/>
+        <w:tblLook w:val="0600"/>
+      </w:tblPr>
+      <w:tblGrid>
+        <w:gridCol w:w="1455"/>
+        <w:gridCol w:w="1995"/>
+        <w:gridCol w:w="1935"/>
+        <w:gridCol w:w="2055"/>
+        <w:tblGridChange w:id="0">
+          <w:tblGrid>
+            <w:gridCol w:w="1455"/>
+            <w:gridCol w:w="1995"/>
+            <w:gridCol w:w="1935"/>
+            <w:gridCol w:w="2055"/>
+            <w:gridCol w:w="1860"/>
+          </w:tblGrid>
+        </w:tblGridChange>
+      </w:tblGrid>
+      <w:tr>
+        <w:trPr>
+          <w:cantSplit w:val="0"/>
+          <w:tblHeader w:val="0"/>
+        </w:trPr>
+        <w:tc>
+          <w:tcPr>
+            <w:tcBorders>
+              <w:top w:color="000000" w:space="0" w:sz="7" w:val="single"/>
+              <w:left w:color="000000" w:space="0" w:sz="7" w:val="single"/>
+              <w:bottom w:color="000000" w:space="0" w:sz="7" w:val="single"/>
+              <w:right w:color="000000" w:space="0" w:sz="7" w:val="single"/>
+            </w:tcBorders>
+            <w:shd w:fill="fff2cc" w:val="clear"/>
+            <w:tcMar>
+              <w:top w:w="100.0" w:type="dxa"/>
+              <w:left w:w="100.0" w:type="dxa"/>
+              <w:bottom w:w="100.0" w:type="dxa"/>
+              <w:right w:w="100.0" w:type="dxa"/>
+            </w:tcMar>
+            <w:vAlign w:val="top"/>
+          </w:tcPr>
+          <w:p>
+            <w:pPr>
+              <w:widowControl w:val="0"/>
+              <w:spacing w:after="40" w:before="40" w:line="240" w:lineRule="auto"/>
+              <w:jc w:val="both"/>
+              <w:rPr>
+                <w:b w:val="1"/>
+                <w:bCs w:val="1"/>
+              </w:rPr>
+            </w:pPr>
+            <w:r>
+              <w:rPr>
+                <w:b/>
+                <w:bCs w:val="1"/>
+                <w:rtl w:val="0"/>
+              </w:rPr>
+              <w:t>Class</w:t>
+            </w:r>
+          </w:p>
+        </w:tc>
+        <w:tc>
+          <w:tcPr>
+            <w:tcBorders>
+              <w:top w:color="000000" w:space="0" w:sz="7" w:val="single"/>
+              <w:left w:color="000000" w:space="0" w:sz="0" w:val="nil"/>
+              <w:bottom w:color="000000" w:space="0" w:sz="7" w:val="single"/>
+              <w:right w:color="000000" w:space="0" w:sz="7" w:val="single"/>
+            </w:tcBorders>
+            <w:shd w:fill="fff2cc" w:val="clear"/>
+            <w:tcMar>
+              <w:top w:w="100.0" w:type="dxa"/>
+              <w:left w:w="100.0" w:type="dxa"/>
+              <w:bottom w:w="100.0" w:type="dxa"/>
+              <w:right w:w="100.0" w:type="dxa"/>
+            </w:tcMar>
+            <w:vAlign w:val="top"/>
+          </w:tcPr>
+          <w:p>
+            <w:pPr>
+              <w:widowControl w:val="0"/>
+              <w:spacing w:after="40" w:before="40" w:line="240" w:lineRule="auto"/>
+              <w:jc w:val="both"/>
+              <w:rPr>
+                <w:b w:val="1"/>
+                <w:bCs w:val="1"/>
+              </w:rPr>
+            </w:pPr>
+            <w:r>
+              <w:rPr>
+                <w:b/>
+                <w:bCs w:val="1"/>
+                <w:rtl w:val="0"/>
+              </w:rPr>
+              <w:t>Precision</w:t>
+            </w:r>
+          </w:p>
+        </w:tc>
+        <w:tc>
+          <w:tcPr>
+            <w:tcBorders>
+              <w:top w:color="000000" w:space="0" w:sz="7" w:val="single"/>
+              <w:left w:color="000000" w:space="0" w:sz="0" w:val="nil"/>
+              <w:bottom w:color="000000" w:space="0" w:sz="7" w:val="single"/>
+              <w:right w:color="000000" w:space="0" w:sz="7" w:val="single"/>
+            </w:tcBorders>
+            <w:shd w:fill="fff2cc" w:val="clear"/>
+            <w:tcMar>
+              <w:top w:w="100.0" w:type="dxa"/>
+              <w:left w:w="100.0" w:type="dxa"/>
+              <w:bottom w:w="100.0" w:type="dxa"/>
+              <w:right w:w="100.0" w:type="dxa"/>
+            </w:tcMar>
+            <w:vAlign w:val="top"/>
+          </w:tcPr>
+          <w:p>
+            <w:pPr>
+              <w:widowControl w:val="0"/>
+              <w:spacing w:after="40" w:before="40" w:line="240" w:lineRule="auto"/>
+              <w:jc w:val="both"/>
+              <w:rPr>
+                <w:b w:val="1"/>
+                <w:bCs w:val="1"/>
+              </w:rPr>
+            </w:pPr>
+            <w:r>
+              <w:rPr>
+                <w:b/>
+                <w:bCs w:val="1"/>
+                <w:rtl w:val="0"/>
+              </w:rPr>
+              <w:t>Recall</w:t>
+            </w:r>
+          </w:p>
+        </w:tc>
+        <w:tc>
+          <w:tcPr>
+            <w:tcBorders>
+              <w:top w:color="000000" w:space="0" w:sz="7" w:val="single"/>
+              <w:left w:color="000000" w:space="0" w:sz="0" w:val="nil"/>
+              <w:bottom w:color="000000" w:space="0" w:sz="7" w:val="single"/>
+              <w:right w:color="000000" w:space="0" w:sz="7" w:val="single"/>
+            </w:tcBorders>
+            <w:shd w:fill="fff2cc" w:val="clear"/>
+            <w:tcMar>
+              <w:top w:w="100.0" w:type="dxa"/>
+              <w:left w:w="100.0" w:type="dxa"/>
+              <w:bottom w:w="100.0" w:type="dxa"/>
+              <w:right w:w="100.0" w:type="dxa"/>
+            </w:tcMar>
+            <w:vAlign w:val="top"/>
+          </w:tcPr>
+          <w:p>
+            <w:pPr>
+              <w:widowControl w:val="0"/>
+              <w:spacing w:after="40" w:before="40" w:line="240" w:lineRule="auto"/>
+              <w:jc w:val="both"/>
+              <w:rPr>
+                <w:b w:val="1"/>
+                <w:bCs w:val="1"/>
+              </w:rPr>
+            </w:pPr>
+            <w:r>
+              <w:rPr>
+                <w:b/>
+                <w:bCs w:val="1"/>
+                <w:rtl w:val="0"/>
+              </w:rPr>
+              <w:t>F1-score</w:t>
+            </w:r>
+          </w:p>
+        </w:tc>
+      </w:tr>
+      <w:tr>
+        <w:trPr>
+          <w:cantSplit w:val="0"/>
+          <w:tblHeader w:val="0"/>
+        </w:trPr>
+        <w:tc>
+          <w:tcPr>
+            <w:tcBorders>
+              <w:top w:color="000000" w:space="0" w:sz="0" w:val="nil"/>
+              <w:left w:color="000000" w:space="0" w:sz="7" w:val="single"/>
+              <w:bottom w:color="000000" w:space="0" w:sz="7" w:val="single"/>
+              <w:right w:color="000000" w:space="0" w:sz="7" w:val="single"/>
+            </w:tcBorders>
+            <w:tcMar>
+              <w:top w:w="100.0" w:type="dxa"/>
+              <w:left w:w="100.0" w:type="dxa"/>
+              <w:bottom w:w="100.0" w:type="dxa"/>
+              <w:right w:w="100.0" w:type="dxa"/>
+            </w:tcMar>
+            <w:vAlign w:val="top"/>
+          </w:tcPr>
+          <w:p>
+            <w:pPr>
+              <w:widowControl w:val="0"/>
+              <w:spacing w:after="40" w:before="40" w:line="240" w:lineRule="auto"/>
+              <w:jc w:val="both"/>
+              <w:rPr/>
+            </w:pPr>
+            <w:r>
+              <w:rPr>
+                <w:b w:val="0"/>
+                <w:rtl w:val="0"/>
+              </w:rPr>
+              <w:t>Cardboard</w:t>
+            </w:r>
+          </w:p>
+        </w:tc>
+        <w:tc>
+          <w:tcPr>
+            <w:tcBorders>
+              <w:top w:color="000000" w:space="0" w:sz="0" w:val="nil"/>
+              <w:left w:color="000000" w:space="0" w:sz="0" w:val="nil"/>
+              <w:bottom w:color="000000" w:space="0" w:sz="7" w:val="single"/>
+              <w:right w:color="000000" w:space="0" w:sz="7" w:val="single"/>
+            </w:tcBorders>
+            <w:tcMar>
+              <w:top w:w="100.0" w:type="dxa"/>
+              <w:left w:w="100.0" w:type="dxa"/>
+              <w:bottom w:w="100.0" w:type="dxa"/>
+              <w:right w:w="100.0" w:type="dxa"/>
+            </w:tcMar>
+            <w:vAlign w:val="top"/>
+          </w:tcPr>
+          <w:p>
+            <w:pPr>
+              <w:widowControl w:val="0"/>
+              <w:spacing w:after="40" w:before="40" w:line="240" w:lineRule="auto"/>
+              <w:jc w:val="both"/>
+              <w:rPr/>
+            </w:pPr>
+            <w:r>
+              <w:rPr>
+                <w:b w:val="0"/>
+                <w:rtl w:val="0"/>
+              </w:rPr>
+              <w:t>0.8939</w:t>
+            </w:r>
+          </w:p>
+        </w:tc>
+        <w:tc>
+          <w:tcPr>
+            <w:tcBorders>
+              <w:top w:color="000000" w:space="0" w:sz="0" w:val="nil"/>
+              <w:left w:color="000000" w:space="0" w:sz="0" w:val="nil"/>
+              <w:bottom w:color="000000" w:space="0" w:sz="7" w:val="single"/>
+              <w:right w:color="000000" w:space="0" w:sz="7" w:val="single"/>
+            </w:tcBorders>
+            <w:tcMar>
+              <w:top w:w="100.0" w:type="dxa"/>
+              <w:left w:w="100.0" w:type="dxa"/>
+              <w:bottom w:w="100.0" w:type="dxa"/>
+              <w:right w:w="100.0" w:type="dxa"/>
+            </w:tcMar>
+            <w:vAlign w:val="top"/>
+          </w:tcPr>
+          <w:p>
+            <w:pPr>
+              <w:widowControl w:val="0"/>
+              <w:spacing w:after="40" w:before="40" w:line="240" w:lineRule="auto"/>
+              <w:jc w:val="both"/>
+              <w:rPr/>
+            </w:pPr>
+            <w:r>
+              <w:rPr>
+                <w:b w:val="0"/>
+                <w:rtl w:val="0"/>
+              </w:rPr>
+              <w:t>0.8551</w:t>
+            </w:r>
+          </w:p>
+        </w:tc>
+        <w:tc>
+          <w:tcPr>
+            <w:tcBorders>
+              <w:top w:color="000000" w:space="0" w:sz="0" w:val="nil"/>
+              <w:left w:color="000000" w:space="0" w:sz="0" w:val="nil"/>
+              <w:bottom w:color="000000" w:space="0" w:sz="7" w:val="single"/>
+              <w:right w:color="000000" w:space="0" w:sz="7" w:val="single"/>
+            </w:tcBorders>
+            <w:tcMar>
+              <w:top w:w="100.0" w:type="dxa"/>
+              <w:left w:w="100.0" w:type="dxa"/>
+              <w:bottom w:w="100.0" w:type="dxa"/>
+              <w:right w:w="100.0" w:type="dxa"/>
+            </w:tcMar>
+            <w:vAlign w:val="top"/>
+          </w:tcPr>
+          <w:p>
+            <w:pPr>
+              <w:widowControl w:val="0"/>
+              <w:spacing w:after="40" w:before="40" w:line="240" w:lineRule="auto"/>
+              <w:jc w:val="both"/>
+              <w:rPr/>
+            </w:pPr>
+            <w:r>
+              <w:rPr>
+                <w:b w:val="0"/>
+                <w:rtl w:val="0"/>
+              </w:rPr>
+              <w:t>0.8741</w:t>
+            </w:r>
+          </w:p>
+        </w:tc>
+      </w:tr>
+      <w:tr>
+        <w:trPr>
+          <w:cantSplit w:val="0"/>
+          <w:tblHeader w:val="0"/>
+        </w:trPr>
+        <w:tc>
+          <w:tcPr>
+            <w:tcBorders>
+              <w:top w:color="000000" w:space="0" w:sz="0" w:val="nil"/>
+              <w:left w:color="000000" w:space="0" w:sz="7" w:val="single"/>
+              <w:bottom w:color="000000" w:space="0" w:sz="7" w:val="single"/>
+              <w:right w:color="000000" w:space="0" w:sz="7" w:val="single"/>
+            </w:tcBorders>
+            <w:tcMar>
+              <w:top w:w="100.0" w:type="dxa"/>
+              <w:left w:w="100.0" w:type="dxa"/>
+              <w:bottom w:w="100.0" w:type="dxa"/>
+              <w:right w:w="100.0" w:type="dxa"/>
+            </w:tcMar>
+            <w:vAlign w:val="top"/>
+          </w:tcPr>
+          <w:p>
+            <w:pPr>
+              <w:widowControl w:val="0"/>
+              <w:spacing w:after="40" w:before="40" w:line="240" w:lineRule="auto"/>
+              <w:jc w:val="both"/>
+              <w:rPr/>
+            </w:pPr>
+            <w:r>
+              <w:rPr>
+                <w:b w:val="0"/>
+                <w:rtl w:val="0"/>
+              </w:rPr>
+              <w:t>Glass</w:t>
+            </w:r>
+          </w:p>
+        </w:tc>
+        <w:tc>
+          <w:tcPr>
+            <w:tcBorders>
+              <w:top w:color="000000" w:space="0" w:sz="0" w:val="nil"/>
+              <w:left w:color="000000" w:space="0" w:sz="0" w:val="nil"/>
+              <w:bottom w:color="000000" w:space="0" w:sz="7" w:val="single"/>
+              <w:right w:color="000000" w:space="0" w:sz="7" w:val="single"/>
+            </w:tcBorders>
+            <w:tcMar>
+              <w:top w:w="100.0" w:type="dxa"/>
+              <w:left w:w="100.0" w:type="dxa"/>
+              <w:bottom w:w="100.0" w:type="dxa"/>
+              <w:right w:w="100.0" w:type="dxa"/>
+            </w:tcMar>
+            <w:vAlign w:val="top"/>
+          </w:tcPr>
+          <w:p>
+            <w:pPr>
+              <w:widowControl w:val="0"/>
+              <w:spacing w:after="40" w:before="40" w:line="240" w:lineRule="auto"/>
+              <w:jc w:val="both"/>
+              <w:rPr/>
+            </w:pPr>
+            <w:r>
+              <w:rPr>
+                <w:b w:val="0"/>
+                <w:rtl w:val="0"/>
+              </w:rPr>
+              <w:t>0.8615</w:t>
+            </w:r>
+          </w:p>
+        </w:tc>
+        <w:tc>
+          <w:tcPr>
+            <w:tcBorders>
+              <w:top w:color="000000" w:space="0" w:sz="0" w:val="nil"/>
+              <w:left w:color="000000" w:space="0" w:sz="0" w:val="nil"/>
+              <w:bottom w:color="000000" w:space="0" w:sz="7" w:val="single"/>
+              <w:right w:color="000000" w:space="0" w:sz="7" w:val="single"/>
+            </w:tcBorders>
+            <w:tcMar>
+              <w:top w:w="100.0" w:type="dxa"/>
+              <w:left w:w="100.0" w:type="dxa"/>
+              <w:bottom w:w="100.0" w:type="dxa"/>
+              <w:right w:w="100.0" w:type="dxa"/>
+            </w:tcMar>
+            <w:vAlign w:val="top"/>
+          </w:tcPr>
+          <w:p>
+            <w:pPr>
+              <w:widowControl w:val="0"/>
+              <w:spacing w:after="40" w:before="40" w:line="240" w:lineRule="auto"/>
+              <w:jc w:val="both"/>
+              <w:rPr/>
+            </w:pPr>
+            <w:r>
+              <w:rPr>
+                <w:b w:val="0"/>
+                <w:rtl w:val="0"/>
+              </w:rPr>
+              <w:t>0.8889</w:t>
+            </w:r>
+          </w:p>
+        </w:tc>
+        <w:tc>
+          <w:tcPr>
+            <w:tcBorders>
+              <w:top w:color="000000" w:space="0" w:sz="0" w:val="nil"/>
+              <w:left w:color="000000" w:space="0" w:sz="0" w:val="nil"/>
+              <w:bottom w:color="000000" w:space="0" w:sz="7" w:val="single"/>
+              <w:right w:color="000000" w:space="0" w:sz="7" w:val="single"/>
+            </w:tcBorders>
+            <w:tcMar>
+              <w:top w:w="100.0" w:type="dxa"/>
+              <w:left w:w="100.0" w:type="dxa"/>
+              <w:bottom w:w="100.0" w:type="dxa"/>
+              <w:right w:w="100.0" w:type="dxa"/>
+            </w:tcMar>
+            <w:vAlign w:val="top"/>
+          </w:tcPr>
+          <w:p>
+            <w:pPr>
+              <w:widowControl w:val="0"/>
+              <w:spacing w:after="40" w:before="40" w:line="240" w:lineRule="auto"/>
+              <w:jc w:val="both"/>
+              <w:rPr/>
+            </w:pPr>
+            <w:r>
+              <w:rPr>
+                <w:b w:val="0"/>
+                <w:rtl w:val="0"/>
+              </w:rPr>
+              <w:t>0.8750</w:t>
+            </w:r>
+          </w:p>
+        </w:tc>
+      </w:tr>
+      <w:tr>
+        <w:trPr>
+          <w:cantSplit w:val="0"/>
+          <w:tblHeader w:val="0"/>
+        </w:trPr>
+        <w:tc>
+          <w:tcPr>
+            <w:tcBorders>
+              <w:top w:color="000000" w:space="0" w:sz="0" w:val="nil"/>
+              <w:left w:color="000000" w:space="0" w:sz="7" w:val="single"/>
+              <w:bottom w:color="000000" w:space="0" w:sz="7" w:val="single"/>
+              <w:right w:color="000000" w:space="0" w:sz="7" w:val="single"/>
+            </w:tcBorders>
+            <w:tcMar>
+              <w:top w:w="100.0" w:type="dxa"/>
+              <w:left w:w="100.0" w:type="dxa"/>
+              <w:bottom w:w="100.0" w:type="dxa"/>
+              <w:right w:w="100.0" w:type="dxa"/>
+            </w:tcMar>
+            <w:vAlign w:val="top"/>
+          </w:tcPr>
+          <w:p>
+            <w:pPr>
+              <w:widowControl w:val="0"/>
+              <w:spacing w:after="40" w:before="40" w:line="240" w:lineRule="auto"/>
+              <w:jc w:val="both"/>
+              <w:rPr/>
+            </w:pPr>
+            <w:r>
+              <w:rPr>
+                <w:b w:val="0"/>
+                <w:rtl w:val="0"/>
+              </w:rPr>
+              <w:t>Metal</w:t>
+            </w:r>
+          </w:p>
+        </w:tc>
+        <w:tc>
+          <w:tcPr>
+            <w:tcBorders>
+              <w:top w:color="000000" w:space="0" w:sz="0" w:val="nil"/>
+              <w:left w:color="000000" w:space="0" w:sz="0" w:val="nil"/>
+              <w:bottom w:color="000000" w:space="0" w:sz="7" w:val="single"/>
+              <w:right w:color="000000" w:space="0" w:sz="7" w:val="single"/>
+            </w:tcBorders>
+            <w:tcMar>
+              <w:top w:w="100.0" w:type="dxa"/>
+              <w:left w:w="100.0" w:type="dxa"/>
+              <w:bottom w:w="100.0" w:type="dxa"/>
+              <w:right w:w="100.0" w:type="dxa"/>
+            </w:tcMar>
+            <w:vAlign w:val="top"/>
+          </w:tcPr>
+          <w:p>
+            <w:pPr>
+              <w:widowControl w:val="0"/>
+              <w:spacing w:after="40" w:before="40" w:line="240" w:lineRule="auto"/>
+              <w:jc w:val="both"/>
+              <w:rPr/>
+            </w:pPr>
+            <w:r>
+              <w:rPr>
+                <w:b w:val="0"/>
+                <w:rtl w:val="0"/>
+              </w:rPr>
+              <w:t>0.8974</w:t>
+            </w:r>
+          </w:p>
+        </w:tc>
+        <w:tc>
+          <w:tcPr>
+            <w:tcBorders>
+              <w:top w:color="000000" w:space="0" w:sz="0" w:val="nil"/>
+              <w:left w:color="000000" w:space="0" w:sz="0" w:val="nil"/>
+              <w:bottom w:color="000000" w:space="0" w:sz="7" w:val="single"/>
+              <w:right w:color="000000" w:space="0" w:sz="7" w:val="single"/>
+            </w:tcBorders>
+            <w:tcMar>
+              <w:top w:w="100.0" w:type="dxa"/>
+              <w:left w:w="100.0" w:type="dxa"/>
+              <w:bottom w:w="100.0" w:type="dxa"/>
+              <w:right w:w="100.0" w:type="dxa"/>
+            </w:tcMar>
+            <w:vAlign w:val="top"/>
+          </w:tcPr>
+          <w:p>
+            <w:pPr>
+              <w:widowControl w:val="0"/>
+              <w:spacing w:after="40" w:before="40" w:line="240" w:lineRule="auto"/>
+              <w:jc w:val="both"/>
+              <w:rPr/>
+            </w:pPr>
+            <w:r>
+              <w:rPr>
+                <w:b w:val="0"/>
+                <w:rtl w:val="0"/>
+              </w:rPr>
+              <w:t>0.8824</w:t>
+            </w:r>
+          </w:p>
+        </w:tc>
+        <w:tc>
+          <w:tcPr>
+            <w:tcBorders>
+              <w:top w:color="000000" w:space="0" w:sz="0" w:val="nil"/>
+              <w:left w:color="000000" w:space="0" w:sz="0" w:val="nil"/>
+              <w:bottom w:color="000000" w:space="0" w:sz="7" w:val="single"/>
+              <w:right w:color="000000" w:space="0" w:sz="7" w:val="single"/>
+            </w:tcBorders>
+            <w:tcMar>
+              <w:top w:w="100.0" w:type="dxa"/>
+              <w:left w:w="100.0" w:type="dxa"/>
+              <w:bottom w:w="100.0" w:type="dxa"/>
+              <w:right w:w="100.0" w:type="dxa"/>
+            </w:tcMar>
+            <w:vAlign w:val="top"/>
+          </w:tcPr>
+          <w:p>
+            <w:pPr>
+              <w:widowControl w:val="0"/>
+              <w:spacing w:after="40" w:before="40" w:line="240" w:lineRule="auto"/>
+              <w:jc w:val="both"/>
+              <w:rPr/>
+            </w:pPr>
+            <w:r>
+              <w:rPr>
+                <w:b w:val="0"/>
+                <w:rtl w:val="0"/>
+              </w:rPr>
+              <w:t>0.8898</w:t>
+            </w:r>
+          </w:p>
+        </w:tc>
+      </w:tr>
+      <w:tr>
+        <w:trPr>
+          <w:cantSplit w:val="0"/>
+          <w:tblHeader w:val="0"/>
+        </w:trPr>
+        <w:tc>
+          <w:tcPr>
+            <w:tcBorders>
+              <w:top w:color="000000" w:space="0" w:sz="0" w:val="nil"/>
+              <w:left w:color="000000" w:space="0" w:sz="7" w:val="single"/>
+              <w:bottom w:color="000000" w:space="0" w:sz="7" w:val="single"/>
+              <w:right w:color="000000" w:space="0" w:sz="7" w:val="single"/>
+            </w:tcBorders>
+            <w:tcMar>
+              <w:top w:w="100.0" w:type="dxa"/>
+              <w:left w:w="100.0" w:type="dxa"/>
+              <w:bottom w:w="100.0" w:type="dxa"/>
+              <w:right w:w="100.0" w:type="dxa"/>
+            </w:tcMar>
+            <w:vAlign w:val="top"/>
+          </w:tcPr>
+          <w:p>
+            <w:pPr>
+              <w:widowControl w:val="0"/>
+              <w:spacing w:after="40" w:before="40" w:line="240" w:lineRule="auto"/>
+              <w:jc w:val="both"/>
+              <w:rPr/>
+            </w:pPr>
+            <w:r>
+              <w:rPr>
+                <w:b w:val="0"/>
+                <w:rtl w:val="0"/>
+              </w:rPr>
+              <w:t>Paper</w:t>
+            </w:r>
+          </w:p>
+        </w:tc>
+        <w:tc>
+          <w:tcPr>
+            <w:tcBorders>
+              <w:top w:color="000000" w:space="0" w:sz="0" w:val="nil"/>
+              <w:left w:color="000000" w:space="0" w:sz="0" w:val="nil"/>
+              <w:bottom w:color="000000" w:space="0" w:sz="7" w:val="single"/>
+              <w:right w:color="000000" w:space="0" w:sz="7" w:val="single"/>
+            </w:tcBorders>
+            <w:tcMar>
+              <w:top w:w="100.0" w:type="dxa"/>
+              <w:left w:w="100.0" w:type="dxa"/>
+              <w:bottom w:w="100.0" w:type="dxa"/>
+              <w:right w:w="100.0" w:type="dxa"/>
+            </w:tcMar>
+            <w:vAlign w:val="top"/>
+          </w:tcPr>
+          <w:p>
+            <w:pPr>
+              <w:widowControl w:val="0"/>
+              <w:spacing w:after="40" w:before="40" w:line="240" w:lineRule="auto"/>
+              <w:jc w:val="both"/>
+              <w:rPr/>
+            </w:pPr>
+            <w:r>
+              <w:rPr>
+                <w:b w:val="0"/>
+                <w:rtl w:val="0"/>
+              </w:rPr>
+              <w:t>0.8372</w:t>
+            </w:r>
+          </w:p>
+        </w:tc>
+        <w:tc>
+          <w:tcPr>
+            <w:tcBorders>
+              <w:top w:color="000000" w:space="0" w:sz="0" w:val="nil"/>
+              <w:left w:color="000000" w:space="0" w:sz="0" w:val="nil"/>
+              <w:bottom w:color="000000" w:space="0" w:sz="7" w:val="single"/>
+              <w:right w:color="000000" w:space="0" w:sz="7" w:val="single"/>
+            </w:tcBorders>
+            <w:tcMar>
+              <w:top w:w="100.0" w:type="dxa"/>
+              <w:left w:w="100.0" w:type="dxa"/>
+              <w:bottom w:w="100.0" w:type="dxa"/>
+              <w:right w:w="100.0" w:type="dxa"/>
+            </w:tcMar>
+            <w:vAlign w:val="top"/>
+          </w:tcPr>
+          <w:p>
+            <w:pPr>
+              <w:widowControl w:val="0"/>
+              <w:spacing w:after="40" w:before="40" w:line="240" w:lineRule="auto"/>
+              <w:jc w:val="both"/>
+              <w:rPr/>
+            </w:pPr>
+            <w:r>
+              <w:rPr>
+                <w:b w:val="0"/>
+                <w:rtl w:val="0"/>
+              </w:rPr>
+              <w:t>0.9600</w:t>
+            </w:r>
+          </w:p>
+        </w:tc>
+        <w:tc>
+          <w:tcPr>
+            <w:tcBorders>
+              <w:top w:color="000000" w:space="0" w:sz="0" w:val="nil"/>
+              <w:left w:color="000000" w:space="0" w:sz="0" w:val="nil"/>
+              <w:bottom w:color="000000" w:space="0" w:sz="7" w:val="single"/>
+              <w:right w:color="000000" w:space="0" w:sz="7" w:val="single"/>
+            </w:tcBorders>
+            <w:tcMar>
+              <w:top w:w="100.0" w:type="dxa"/>
+              <w:left w:w="100.0" w:type="dxa"/>
+              <w:bottom w:w="100.0" w:type="dxa"/>
+              <w:right w:w="100.0" w:type="dxa"/>
+            </w:tcMar>
+            <w:vAlign w:val="top"/>
+          </w:tcPr>
+          <w:p>
+            <w:pPr>
+              <w:widowControl w:val="0"/>
+              <w:spacing w:after="40" w:before="40" w:line="240" w:lineRule="auto"/>
+              <w:jc w:val="both"/>
+              <w:rPr/>
+            </w:pPr>
+            <w:r>
+              <w:rPr>
+                <w:b w:val="0"/>
+                <w:rtl w:val="0"/>
+              </w:rPr>
+              <w:t>0.8944</w:t>
+            </w:r>
+          </w:p>
+        </w:tc>
+      </w:tr>
+      <w:tr>
+        <w:trPr>
+          <w:cantSplit w:val="0"/>
+          <w:tblHeader w:val="0"/>
+        </w:trPr>
+        <w:tc>
+          <w:tcPr>
+            <w:tcBorders>
+              <w:top w:color="000000" w:space="0" w:sz="0" w:val="nil"/>
+              <w:left w:color="000000" w:space="0" w:sz="7" w:val="single"/>
+              <w:bottom w:color="000000" w:space="0" w:sz="7" w:val="single"/>
+              <w:right w:color="000000" w:space="0" w:sz="7" w:val="single"/>
+            </w:tcBorders>
+            <w:tcMar>
+              <w:top w:w="100.0" w:type="dxa"/>
+              <w:left w:w="100.0" w:type="dxa"/>
+              <w:bottom w:w="100.0" w:type="dxa"/>
+              <w:right w:w="100.0" w:type="dxa"/>
+            </w:tcMar>
+            <w:vAlign w:val="top"/>
+          </w:tcPr>
+          <w:p>
+            <w:pPr>
+              <w:widowControl w:val="0"/>
+              <w:spacing w:after="40" w:before="40" w:line="240" w:lineRule="auto"/>
+              <w:jc w:val="both"/>
+              <w:rPr/>
+            </w:pPr>
+            <w:r>
+              <w:rPr>
+                <w:b w:val="0"/>
+                <w:rtl w:val="0"/>
+              </w:rPr>
+              <w:t>Plastic</w:t>
+            </w:r>
+          </w:p>
+        </w:tc>
+        <w:tc>
+          <w:tcPr>
+            <w:tcBorders>
+              <w:top w:color="000000" w:space="0" w:sz="0" w:val="nil"/>
+              <w:left w:color="000000" w:space="0" w:sz="0" w:val="nil"/>
+              <w:bottom w:color="000000" w:space="0" w:sz="7" w:val="single"/>
+              <w:right w:color="000000" w:space="0" w:sz="7" w:val="single"/>
+            </w:tcBorders>
+            <w:tcMar>
+              <w:top w:w="100.0" w:type="dxa"/>
+              <w:left w:w="100.0" w:type="dxa"/>
+              <w:bottom w:w="100.0" w:type="dxa"/>
+              <w:right w:w="100.0" w:type="dxa"/>
+            </w:tcMar>
+            <w:vAlign w:val="top"/>
+          </w:tcPr>
+          <w:p>
+            <w:pPr>
+              <w:widowControl w:val="0"/>
+              <w:spacing w:after="40" w:before="40" w:line="240" w:lineRule="auto"/>
+              <w:jc w:val="both"/>
+              <w:rPr/>
+            </w:pPr>
+            <w:r>
+              <w:rPr>
+                <w:b w:val="0"/>
+                <w:rtl w:val="0"/>
+              </w:rPr>
+              <w:t>0.9000</w:t>
+            </w:r>
+          </w:p>
+        </w:tc>
+        <w:tc>
+          <w:tcPr>
+            <w:tcBorders>
+              <w:top w:color="000000" w:space="0" w:sz="0" w:val="nil"/>
+              <w:left w:color="000000" w:space="0" w:sz="0" w:val="nil"/>
+              <w:bottom w:color="000000" w:space="0" w:sz="7" w:val="single"/>
+              <w:right w:color="000000" w:space="0" w:sz="7" w:val="single"/>
+            </w:tcBorders>
+            <w:tcMar>
+              <w:top w:w="100.0" w:type="dxa"/>
+              <w:left w:w="100.0" w:type="dxa"/>
+              <w:bottom w:w="100.0" w:type="dxa"/>
+              <w:right w:w="100.0" w:type="dxa"/>
+            </w:tcMar>
+            <w:vAlign w:val="top"/>
+          </w:tcPr>
+          <w:p>
+            <w:pPr>
+              <w:widowControl w:val="0"/>
+              <w:spacing w:after="40" w:before="40" w:line="240" w:lineRule="auto"/>
+              <w:jc w:val="both"/>
+              <w:rPr/>
+            </w:pPr>
+            <w:r>
+              <w:rPr>
+                <w:b w:val="0"/>
+                <w:rtl w:val="0"/>
+              </w:rPr>
+              <w:t>0.8478</w:t>
+            </w:r>
+          </w:p>
+        </w:tc>
+        <w:tc>
+          <w:tcPr>
+            <w:tcBorders>
+              <w:top w:color="000000" w:space="0" w:sz="0" w:val="nil"/>
+              <w:left w:color="000000" w:space="0" w:sz="0" w:val="nil"/>
+              <w:bottom w:color="000000" w:space="0" w:sz="7" w:val="single"/>
+              <w:right w:color="000000" w:space="0" w:sz="7" w:val="single"/>
+            </w:tcBorders>
+            <w:tcMar>
+              <w:top w:w="100.0" w:type="dxa"/>
+              <w:left w:w="100.0" w:type="dxa"/>
+              <w:bottom w:w="100.0" w:type="dxa"/>
+              <w:right w:w="100.0" w:type="dxa"/>
+            </w:tcMar>
+            <w:vAlign w:val="top"/>
+          </w:tcPr>
+          <w:p>
+            <w:pPr>
+              <w:widowControl w:val="0"/>
+              <w:spacing w:after="40" w:before="40" w:line="240" w:lineRule="auto"/>
+              <w:jc w:val="both"/>
+              <w:rPr/>
+            </w:pPr>
+            <w:r>
+              <w:rPr>
+                <w:b w:val="0"/>
+                <w:rtl w:val="0"/>
+              </w:rPr>
+              <w:t>0.8731</w:t>
+            </w:r>
+          </w:p>
+        </w:tc>
+      </w:tr>
+    </w:tbl>
+    <w:p>
+      <w:pPr>
+        <w:jc w:val="both"/>
+      </w:pPr>
+      <w:r>
+        <w:t>This falls short of the 90% test-accuracy objective stated in Section 1.3; the gap and likely causes are discussed in Section 7.</w:t>
+      </w:r>
+    </w:p>
+    <w:p>
+      <w:pPr>
+        <w:jc w:val="center"/>
+      </w:pPr>
+      <w:r>
+        <w:drawing>
+          <wp:inline>
+            <wp:extent cx="5669280" cy="2531284"/>
+            <wp:docPr id="7" name="Picture 7"/>
+            <wp:cNvGraphicFramePr>
+              <a:graphicFrameLocks noChangeAspect="1"/>
+            </wp:cNvGraphicFramePr>
+            <a:graphic>
+              <a:graphicData uri="http://schemas.openxmlformats.org/drawingml/2006/picture">
+                <pic:pic>
+                  <pic:nvPicPr>
+                    <pic:cNvPr id="0" name="confusion_matrix.png"/>
+                    <pic:cNvPicPr/>
+                  </pic:nvPicPr>
+                  <pic:blipFill>
+                    <a:blip r:embed="rId14"/>
+                    <a:stretch>
+                      <a:fillRect/>
+                    </a:stretch>
+                  </pic:blipFill>
+                  <pic:spPr>
+                    <a:xfrm>
+                      <a:off x="0" y="0"/>
+                      <a:ext cx="5669280" cy="2531284"/>
+                    </a:xfrm>
+                    <a:prstGeom prst="rect"/>
+                  </pic:spPr>
+                </pic:pic>
+              </a:graphicData>
+            </a:graphic>
+          </wp:inline>
+        </w:drawing>
+      </w:r>
+    </w:p>
+    <w:p>
+      <w:pPr>
+        <w:jc w:val="center"/>
+      </w:pPr>
+      <w:r>
+        <w:rPr>
+          <w:b/>
+        </w:rPr>
+        <w:t>Figure 7. Confusion matrix on the 464-image test set (counts, left; row-normalized, right).</w:t>
+      </w:r>
+    </w:p>
+    <w:p>
+      <w:pPr>
+        <w:jc w:val="both"/>
+      </w:pPr>
+      <w:r>
+        <w:t>Most common mistakes (true → predicted : count): Metal → Plastic (9), Plastic → Metal (9), Cardboard → Paper (7), Plastic → Glass (7), Metal → Paper (3).</w:t>
+      </w:r>
+    </w:p>
+    <w:p>
+      <w:pPr>
+        <w:jc w:val="both"/>
+      </w:pPr>
+      <w:r>
+        <w:rPr>
+          <w:b w:val="0"/>
+          <w:sz w:val="32"/>
+        </w:rPr>
+        <w:t>6.4 Sample Detection / Recognition Results</w:t>
+      </w:r>
+    </w:p>
+    <w:p>
+      <w:pPr>
+        <w:jc w:val="both"/>
+      </w:pPr>
+      <w:r>
+        <w:t>55 of the 464 test images (11.9%) were misclassified. Figure 8 shows 10 of these, each labeled with the true class, the predicted class, and the model's confidence in that (wrong) prediction.</w:t>
+      </w:r>
+    </w:p>
+    <w:p>
+      <w:pPr>
+        <w:jc w:val="center"/>
+      </w:pPr>
+      <w:r>
+        <w:drawing>
+          <wp:inline>
+            <wp:extent cx="5669280" cy="2497912"/>
+            <wp:docPr id="8" name="Picture 8"/>
+            <wp:cNvGraphicFramePr>
+              <a:graphicFrameLocks noChangeAspect="1"/>
+            </wp:cNvGraphicFramePr>
+            <a:graphic>
+              <a:graphicData uri="http://schemas.openxmlformats.org/drawingml/2006/picture">
+                <pic:pic>
+                  <pic:nvPicPr>
+                    <pic:cNvPr id="0" name="misclassified_examples.png"/>
+                    <pic:cNvPicPr/>
+                  </pic:nvPicPr>
+                  <pic:blipFill>
+                    <a:blip r:embed="rId15"/>
+                    <a:stretch>
+                      <a:fillRect/>
+                    </a:stretch>
+                  </pic:blipFill>
+                  <pic:spPr>
+                    <a:xfrm>
+                      <a:off x="0" y="0"/>
+                      <a:ext cx="5669280" cy="2497912"/>
+                    </a:xfrm>
+                    <a:prstGeom prst="rect"/>
+                  </pic:spPr>
+                </pic:pic>
+              </a:graphicData>
+            </a:graphic>
+          </wp:inline>
+        </w:drawing>
+      </w:r>
+    </w:p>
+    <w:p>
+      <w:pPr>
+        <w:jc w:val="center"/>
+      </w:pPr>
+      <w:r>
+        <w:rPr>
+          <w:b/>
+        </w:rPr>
+        <w:t>Figure 8. 10 of the 55 misclassified test images, with true/predicted labels and confidence.</w:t>
+      </w:r>
+    </w:p>
+    <w:p>
+      <w:pPr>
+        <w:jc w:val="both"/>
+      </w:pPr>
+      <w:r>
+        <w:rPr>
+          <w:b w:val="0"/>
+          <w:sz w:val="32"/>
+        </w:rPr>
+        <w:t>6.5 Unseen Situations</w:t>
+      </w:r>
+    </w:p>
+    <w:p>
+      <w:pPr>
+        <w:jc w:val="both"/>
+      </w:pPr>
+      <w:r>
+        <w:t>The notebook includes an optional cell (Step 7c) to measure accuracy on a group-captured set of truly unseen photos (different lighting, backgrounds, and angles, with ground-truth labels). This cell was not run in the submitted notebook: no photo set (my_photos.zip) had been prepared, so there is currently no measured unseen-image accuracy. The real-world testing that was actually performed is two single, informal examples: a Colab file upload (a photo of a plastic bottle, predicted Plastic at 62.4% confidence, Figure 5) and one live webcam snapshot (predicted Metal at 75.7% confidence; the true class of that frame was not recorded, so this example cannot be scored as correct or incorrect). Both confidences are noticeably lower than the 88.15% test accuracy, which is expected since neither image comes from the RealWaste camera/lighting conditions the model was trained on. Running Step 7c on a real group-captured photo set is the clearest remaining gap before the Final stage and is listed as a recommendation in Section 9.2.</w:t>
+      </w:r>
+    </w:p>
+    <w:p>
+      <w:pPr>
+        <w:jc w:val="both"/>
+      </w:pPr>
+      <w:r>
+        <w:rPr>
+          <w:b/>
+          <w:sz w:val="46"/>
+        </w:rPr>
+        <w:t>7. RESULTS AND DISCUSSION</w:t>
+      </w:r>
+    </w:p>
+    <w:p>
+      <w:pPr>
+        <w:jc w:val="both"/>
+      </w:pPr>
+      <w:r>
+        <w:rPr>
+          <w:b w:val="0"/>
+          <w:sz w:val="32"/>
+        </w:rPr>
+        <w:t>7.1 Computer Vision Results</w:t>
+      </w:r>
+    </w:p>
+    <w:p>
+      <w:pPr>
+        <w:jc w:val="both"/>
+      </w:pPr>
+      <w:r>
+        <w:t>The MobileNetV2 transfer-learning model reaches 88.15% accuracy on the held-out RealWaste test set (5 classes, 464 images), with macro F1 0.8813. Fine-tuning the last 40 backbone layers (Stage 2) raised validation accuracy from 81.68% (end of Stage 1, frozen backbone) to 84.48%, a +2.8 percentage-point improvement, confirming that allowing the backbone to adapt to waste images, rather than using it purely as a fixed feature extractor, helps on this dataset.</w:t>
+      </w:r>
+    </w:p>
+    <w:p>
+      <w:pPr>
+        <w:jc w:val="both"/>
+      </w:pPr>
+      <w:r>
+        <w:rPr>
+          <w:b w:val="0"/>
+          <w:sz w:val="32"/>
+        </w:rPr>
+        <w:t>7.2 Analysis of Results</w:t>
+      </w:r>
+    </w:p>
+    <w:p>
+      <w:pPr>
+        <w:jc w:val="both"/>
+      </w:pPr>
+      <w:r>
+        <w:t>Paper (recall 96.0%) and Metal (precision 89.7%) are the most reliably recognized classes. Plastic and Metal are the most confused pair in both directions (9 Metal→Plastic and 9 Plastic→Metal mistakes out of 464 test images), which is consistent with both classes often containing shiny, reflective, or clear surfaces under the dataset's landfill lighting. Cardboard is most often confused with Paper (7 mistakes), which share similar color and fibrous texture, exactly the confusion the group anticipated in Section 1.4. The 88.15% result is 1.85 percentage points below the 90% objective set in Section 1.3; given that the dataset is imbalanced and visually ambiguous for several class pairs, the group considers this a reasonable first result rather than a failed one, with room to close the gap through the recommendations in Section 9.2 rather than a change of approach.</w:t>
+      </w:r>
+    </w:p>
+    <w:p>
+      <w:pPr>
+        <w:jc w:val="both"/>
+      </w:pPr>
+      <w:r>
+        <w:rPr>
+          <w:b w:val="0"/>
+          <w:sz w:val="32"/>
+        </w:rPr>
+        <w:t>7.3 Errors and Failure Cases</w:t>
+      </w:r>
+    </w:p>
+    <w:p>
+      <w:pPr>
+        <w:jc w:val="both"/>
+      </w:pPr>
+      <w:r>
+        <w:t>The dominant failure mode is confusion between visually similar material classes (Metal↔Plastic, Cardboard→Paper, Plastic→Glass; Section 6.3), not random or unexplainable errors. Figure 8 (Section 6.4) shows representative misclassified examples. The two single real-world demo examples in Section 6.5 also show lower confidence (62.4% and 75.7%) than the in-distribution test accuracy, suggesting the model is somewhat less certain on images that do not share RealWaste's camera and lighting conditions, though with only two informal examples and no ground truth for one of them, this cannot yet be treated as a measured generalization gap.</w:t>
+      </w:r>
+    </w:p>
+    <w:p>
+      <w:pPr>
+        <w:jc w:val="both"/>
+      </w:pPr>
+      <w:r>
+        <w:t>The current limitations follow from the same causes. All training images come from a single landfill facility and camera setup, so performance on a different camera, background, or lighting is not yet measured; the Step 7c unseen-image evaluation was prepared but not run before this report (Section 6.5). The selected 5-class subset is imbalanced (Plastic 921 vs. Glass 420 images), addressed with class weights but not eliminated as a source of bias. The system recognizes exactly one of the five trained classes per image; an object outside these classes, or an image containing more than one item, is forced into the closest of the five rather than rejected.</w:t>
+      </w:r>
+    </w:p>
+    <w:p>
+      <w:pPr>
+        <w:jc w:val="both"/>
+      </w:pPr>
+      <w:r>
+        <w:rPr>
+          <w:b/>
+          <w:sz w:val="46"/>
+        </w:rPr>
+        <w:t>9. CONCLUSION AND RECOMMENDATIONS</w:t>
+      </w:r>
+    </w:p>
+    <w:p>
+      <w:pPr>
+        <w:jc w:val="both"/>
+      </w:pPr>
+      <w:r>
+        <w:rPr>
+          <w:b w:val="0"/>
+          <w:sz w:val="32"/>
+        </w:rPr>
+        <w:t>9.1 Conclusion</w:t>
+      </w:r>
+    </w:p>
+    <w:p>
+      <w:pPr>
+        <w:jc w:val="both"/>
+      </w:pPr>
+      <w:r>
+        <w:t>The group built and evaluated a 5-class waste-image classifier (Cardboard, Glass, Metal, Paper, Plastic) using MobileNetV2 transfer learning on the RealWaste dataset, satisfying the Midterm requirements for Specialization 8 (Object Sorting): at least 4 classes with at least 100 images each, a prepared train/validation/test split, image preprocessing and augmentation, a working CV model, and evaluation with accuracy metrics and a confusion matrix. The final test accuracy is 88.15% (macro F1 0.8813), short of the group's internal 90% target but demonstrating a working SEE → RECOGNIZE pipeline with a visible label and confidence output, ready to drive the Final stage's decision logic.</w:t>
+      </w:r>
+    </w:p>
+    <w:p>
+      <w:pPr>
+        <w:jc w:val="both"/>
+      </w:pPr>
+      <w:r>
+        <w:rPr>
+          <w:b w:val="0"/>
+          <w:sz w:val="32"/>
+        </w:rPr>
+        <w:t>9.2 Recommendations</w:t>
+      </w:r>
+    </w:p>
+    <w:p>
+      <w:pPr>
+        <w:jc w:val="both"/>
+      </w:pPr>
+      <w:r>
+        <w:rPr>
+          <w:b/>
+        </w:rPr>
+        <w:t xml:space="preserve">Run the unseen-photo evaluation (Step 7c). </w:t>
+      </w:r>
+      <w:r>
+        <w:t>Capture a small set of group photos per class under different lighting/backgrounds and run the already-written my_photos.zip evaluation cell to get a measured unseen-image accuracy before the Final stage, rather than relying on the two informal single-image examples in Section 6.5.</w:t>
+      </w:r>
+    </w:p>
+    <w:p>
+      <w:pPr>
+        <w:jc w:val="both"/>
+      </w:pPr>
+      <w:r>
+        <w:rPr>
+          <w:b/>
+        </w:rPr>
+        <w:t xml:space="preserve">Target the Metal/Plastic and Cardboard/Paper confusions. </w:t>
+      </w:r>
+      <w:r>
+        <w:t>Consider additional training images or augmentation that emphasizes the cues that distinguish these pairs (e.g., surface reflectance, texture) to close the gap to the 90% objective.</w:t>
+      </w:r>
+    </w:p>
+    <w:p>
+      <w:pPr>
+        <w:jc w:val="both"/>
+      </w:pPr>
+      <w:r>
+        <w:rPr>
+          <w:b/>
+        </w:rPr>
+        <w:t xml:space="preserve">Prepare for Final-stage integration. </w:t>
+      </w:r>
+      <w:r>
+        <w:t>Robot hardware, the SEE → DECIDE → ACT decision/motor-control logic, and the Test 1 (Figure-8 line tracking) and Test 2 (Object Sorting) demonstrations are not yet started and are explicitly out of scope for this Midterm submission.</w:t>
       </w:r>
     </w:p>
     <w:p>

--- a/docs/Midterm - Computer Vision Project Report.docx
+++ b/docs/Midterm - Computer Vision Project Report.docx
@@ -3400,7 +3400,7 @@
               <w:rPr>
                 <w:rtl w:val="0"/>
               </w:rPr>
-              <w:t xml:space="preserve">Laptop/PC (Midterm); Arduino/ESP32 planned for Final</w:t>
+              <w:t>Laptop/PC</w:t>
             </w:r>
           </w:p>
         </w:tc>
@@ -3463,7 +3463,7 @@
               <w:rPr>
                 <w:rtl w:val="0"/>
               </w:rPr>
-              <w:t xml:space="preserve">Robot Chassis</w:t>
+              <w:t xml:space="preserve">Power Source</w:t>
             </w:r>
           </w:p>
         </w:tc>
@@ -3491,7 +3491,7 @@
               <w:rPr>
                 <w:rtl w:val="0"/>
               </w:rPr>
-              <w:t xml:space="preserve">4WD chassis kit (Final stage)</w:t>
+              <w:t>Laptop power / battery pack</w:t>
             </w:r>
           </w:p>
         </w:tc>
@@ -3519,280 +3519,7 @@
               <w:rPr>
                 <w:rtl w:val="0"/>
               </w:rPr>
-              <w:t xml:space="preserve">Mobile platform for sorting; not needed for Midterm demo</w:t>
-            </w:r>
-          </w:p>
-        </w:tc>
-      </w:tr>
-      <w:tr>
-        <w:trPr>
-          <w:cantSplit w:val="0"/>
-          <w:trHeight w:val="20" w:hRule="atLeast"/>
-          <w:tblHeader w:val="0"/>
-        </w:trPr>
-        <w:tc>
-          <w:tcPr>
-            <w:tcBorders>
-              <w:top w:color="000000" w:space="0" w:sz="0" w:val="nil"/>
-              <w:left w:color="000000" w:space="0" w:sz="7" w:val="single"/>
-              <w:bottom w:color="000000" w:space="0" w:sz="7" w:val="single"/>
-              <w:right w:color="000000" w:space="0" w:sz="7" w:val="single"/>
-            </w:tcBorders>
-            <w:tcMar>
-              <w:top w:w="100.0" w:type="dxa"/>
-              <w:left w:w="100.0" w:type="dxa"/>
-              <w:bottom w:w="100.0" w:type="dxa"/>
-              <w:right w:w="100.0" w:type="dxa"/>
-            </w:tcMar>
-            <w:vAlign w:val="top"/>
-          </w:tcPr>
-          <w:p>
-            <w:pPr>
-              <w:rPr/>
-            </w:pPr>
-            <w:r>
-              <w:rPr>
-                <w:rtl w:val="0"/>
-              </w:rPr>
-              <w:t xml:space="preserve">Motor Driver</w:t>
-            </w:r>
-          </w:p>
-        </w:tc>
-        <w:tc>
-          <w:tcPr>
-            <w:tcBorders>
-              <w:top w:color="000000" w:space="0" w:sz="0" w:val="nil"/>
-              <w:left w:color="000000" w:space="0" w:sz="0" w:val="nil"/>
-              <w:bottom w:color="000000" w:space="0" w:sz="7" w:val="single"/>
-              <w:right w:color="000000" w:space="0" w:sz="7" w:val="single"/>
-            </w:tcBorders>
-            <w:tcMar>
-              <w:top w:w="100.0" w:type="dxa"/>
-              <w:left w:w="100.0" w:type="dxa"/>
-              <w:bottom w:w="100.0" w:type="dxa"/>
-              <w:right w:w="100.0" w:type="dxa"/>
-            </w:tcMar>
-            <w:vAlign w:val="top"/>
-          </w:tcPr>
-          <w:p>
-            <w:pPr>
-              <w:rPr/>
-            </w:pPr>
-            <w:r>
-              <w:rPr>
-                <w:rtl w:val="0"/>
-              </w:rPr>
-              <w:t xml:space="preserve">L298N dual H-bridge (Final stage)</w:t>
-            </w:r>
-          </w:p>
-        </w:tc>
-        <w:tc>
-          <w:tcPr>
-            <w:tcBorders>
-              <w:top w:color="000000" w:space="0" w:sz="0" w:val="nil"/>
-              <w:left w:color="000000" w:space="0" w:sz="0" w:val="nil"/>
-              <w:bottom w:color="000000" w:space="0" w:sz="7" w:val="single"/>
-              <w:right w:color="000000" w:space="0" w:sz="7" w:val="single"/>
-            </w:tcBorders>
-            <w:tcMar>
-              <w:top w:w="100.0" w:type="dxa"/>
-              <w:left w:w="100.0" w:type="dxa"/>
-              <w:bottom w:w="100.0" w:type="dxa"/>
-              <w:right w:w="100.0" w:type="dxa"/>
-            </w:tcMar>
-            <w:vAlign w:val="top"/>
-          </w:tcPr>
-          <w:p>
-            <w:pPr>
-              <w:rPr/>
-            </w:pPr>
-            <w:r>
-              <w:rPr>
-                <w:rtl w:val="0"/>
-              </w:rPr>
-              <w:t xml:space="preserve">Drives the DC motors from controller signals</w:t>
-            </w:r>
-          </w:p>
-        </w:tc>
-      </w:tr>
-      <w:tr>
-        <w:trPr>
-          <w:cantSplit w:val="0"/>
-          <w:trHeight w:val="20" w:hRule="atLeast"/>
-          <w:tblHeader w:val="0"/>
-        </w:trPr>
-        <w:tc>
-          <w:tcPr>
-            <w:tcBorders>
-              <w:top w:color="000000" w:space="0" w:sz="0" w:val="nil"/>
-              <w:left w:color="000000" w:space="0" w:sz="7" w:val="single"/>
-              <w:bottom w:color="000000" w:space="0" w:sz="7" w:val="single"/>
-              <w:right w:color="000000" w:space="0" w:sz="7" w:val="single"/>
-            </w:tcBorders>
-            <w:tcMar>
-              <w:top w:w="100.0" w:type="dxa"/>
-              <w:left w:w="100.0" w:type="dxa"/>
-              <w:bottom w:w="100.0" w:type="dxa"/>
-              <w:right w:w="100.0" w:type="dxa"/>
-            </w:tcMar>
-            <w:vAlign w:val="top"/>
-          </w:tcPr>
-          <w:p>
-            <w:pPr>
-              <w:rPr/>
-            </w:pPr>
-            <w:r>
-              <w:rPr>
-                <w:rtl w:val="0"/>
-              </w:rPr>
-              <w:t xml:space="preserve">Motors</w:t>
-            </w:r>
-          </w:p>
-        </w:tc>
-        <w:tc>
-          <w:tcPr>
-            <w:tcBorders>
-              <w:top w:color="000000" w:space="0" w:sz="0" w:val="nil"/>
-              <w:left w:color="000000" w:space="0" w:sz="0" w:val="nil"/>
-              <w:bottom w:color="000000" w:space="0" w:sz="7" w:val="single"/>
-              <w:right w:color="000000" w:space="0" w:sz="7" w:val="single"/>
-            </w:tcBorders>
-            <w:tcMar>
-              <w:top w:w="100.0" w:type="dxa"/>
-              <w:left w:w="100.0" w:type="dxa"/>
-              <w:bottom w:w="100.0" w:type="dxa"/>
-              <w:right w:w="100.0" w:type="dxa"/>
-            </w:tcMar>
-            <w:vAlign w:val="top"/>
-          </w:tcPr>
-          <w:p>
-            <w:pPr>
-              <w:rPr/>
-            </w:pPr>
-            <w:r>
-              <w:rPr>
-                <w:rtl w:val="0"/>
-              </w:rPr>
-              <w:t xml:space="preserve">4 × DC gear motors (Final stage)</w:t>
-            </w:r>
-          </w:p>
-        </w:tc>
-        <w:tc>
-          <w:tcPr>
-            <w:tcBorders>
-              <w:top w:color="000000" w:space="0" w:sz="0" w:val="nil"/>
-              <w:left w:color="000000" w:space="0" w:sz="0" w:val="nil"/>
-              <w:bottom w:color="000000" w:space="0" w:sz="7" w:val="single"/>
-              <w:right w:color="000000" w:space="0" w:sz="7" w:val="single"/>
-            </w:tcBorders>
-            <w:tcMar>
-              <w:top w:w="100.0" w:type="dxa"/>
-              <w:left w:w="100.0" w:type="dxa"/>
-              <w:bottom w:w="100.0" w:type="dxa"/>
-              <w:right w:w="100.0" w:type="dxa"/>
-            </w:tcMar>
-            <w:vAlign w:val="top"/>
-          </w:tcPr>
-          <w:p>
-            <w:pPr>
-              <w:rPr/>
-            </w:pPr>
-            <w:r>
-              <w:rPr>
-                <w:rtl w:val="0"/>
-              </w:rPr>
-              <w:t xml:space="preserve">Moves the robot</w:t>
-            </w:r>
-          </w:p>
-        </w:tc>
-      </w:tr>
-      <w:tr>
-        <w:trPr>
-          <w:cantSplit w:val="0"/>
-          <w:trHeight w:val="20" w:hRule="atLeast"/>
-          <w:tblHeader w:val="0"/>
-        </w:trPr>
-        <w:tc>
-          <w:tcPr>
-            <w:tcBorders>
-              <w:top w:color="000000" w:space="0" w:sz="0" w:val="nil"/>
-              <w:left w:color="000000" w:space="0" w:sz="7" w:val="single"/>
-              <w:bottom w:color="000000" w:space="0" w:sz="7" w:val="single"/>
-              <w:right w:color="000000" w:space="0" w:sz="7" w:val="single"/>
-            </w:tcBorders>
-            <w:tcMar>
-              <w:top w:w="100.0" w:type="dxa"/>
-              <w:left w:w="100.0" w:type="dxa"/>
-              <w:bottom w:w="100.0" w:type="dxa"/>
-              <w:right w:w="100.0" w:type="dxa"/>
-            </w:tcMar>
-            <w:vAlign w:val="top"/>
-          </w:tcPr>
-          <w:p>
-            <w:pPr>
-              <w:rPr/>
-            </w:pPr>
-            <w:r>
-              <w:rPr>
-                <w:rtl w:val="0"/>
-              </w:rPr>
-              <w:t xml:space="preserve">Power Source</w:t>
-            </w:r>
-          </w:p>
-        </w:tc>
-        <w:tc>
-          <w:tcPr>
-            <w:tcBorders>
-              <w:top w:color="000000" w:space="0" w:sz="0" w:val="nil"/>
-              <w:left w:color="000000" w:space="0" w:sz="0" w:val="nil"/>
-              <w:bottom w:color="000000" w:space="0" w:sz="7" w:val="single"/>
-              <w:right w:color="000000" w:space="0" w:sz="7" w:val="single"/>
-            </w:tcBorders>
-            <w:tcMar>
-              <w:top w:w="100.0" w:type="dxa"/>
-              <w:left w:w="100.0" w:type="dxa"/>
-              <w:bottom w:w="100.0" w:type="dxa"/>
-              <w:right w:w="100.0" w:type="dxa"/>
-            </w:tcMar>
-            <w:vAlign w:val="top"/>
-          </w:tcPr>
-          <w:p>
-            <w:pPr>
-              <w:rPr/>
-            </w:pPr>
-            <w:r>
-              <w:rPr>
-                <w:rtl w:val="0"/>
-              </w:rPr>
-              <w:t xml:space="preserve">Laptop power / battery pack</w:t>
-            </w:r>
-          </w:p>
-        </w:tc>
-        <w:tc>
-          <w:tcPr>
-            <w:tcBorders>
-              <w:top w:color="000000" w:space="0" w:sz="0" w:val="nil"/>
-              <w:left w:color="000000" w:space="0" w:sz="0" w:val="nil"/>
-              <w:bottom w:color="000000" w:space="0" w:sz="7" w:val="single"/>
-              <w:right w:color="000000" w:space="0" w:sz="7" w:val="single"/>
-            </w:tcBorders>
-            <w:tcMar>
-              <w:top w:w="100.0" w:type="dxa"/>
-              <w:left w:w="100.0" w:type="dxa"/>
-              <w:bottom w:w="100.0" w:type="dxa"/>
-              <w:right w:w="100.0" w:type="dxa"/>
-            </w:tcMar>
-            <w:vAlign w:val="top"/>
-          </w:tcPr>
-          <w:p>
-            <w:pPr>
-              <w:rPr/>
-            </w:pPr>
-            <w:r>
-              <w:rPr>
-                <w:rtl w:val="0"/>
-              </w:rPr>
-              <w:t xml:space="preserve">Powers the processing unit and, in Final, the motors</w:t>
+              <w:t>Powers the processing unit</w:t>
             </w:r>
           </w:p>
         </w:tc>
@@ -4164,83 +3891,108 @@
         <w:tc>
           <w:tcPr>
             <w:tcBorders>
-              <w:top w:color="000000" w:space="0" w:sz="0" w:val="nil"/>
+              <w:top w:color="000000" w:space="0" w:sz="7" w:val="single"/>
               <w:left w:color="000000" w:space="0" w:sz="7" w:val="single"/>
               <w:bottom w:color="000000" w:space="0" w:sz="7" w:val="single"/>
               <w:right w:color="000000" w:space="0" w:sz="7" w:val="single"/>
             </w:tcBorders>
             <w:tcMar>
-              <w:top w:w="100.0" w:type="dxa"/>
-              <w:left w:w="100.0" w:type="dxa"/>
-              <w:bottom w:w="100.0" w:type="dxa"/>
-              <w:right w:w="100.0" w:type="dxa"/>
-            </w:tcMar>
-            <w:vAlign w:val="top"/>
-          </w:tcPr>
-          <w:p>
-            <w:pPr>
-              <w:rPr/>
-            </w:pPr>
-            <w:r>
-              <w:rPr>
-                <w:rtl w:val="0"/>
-              </w:rPr>
-              <w:t xml:space="preserve">Arduino IDE</w:t>
-            </w:r>
-          </w:p>
-        </w:tc>
-        <w:tc>
-          <w:tcPr>
-            <w:tcBorders>
-              <w:top w:color="000000" w:space="0" w:sz="0" w:val="nil"/>
-              <w:left w:color="000000" w:space="0" w:sz="0" w:val="nil"/>
-              <w:bottom w:color="000000" w:space="0" w:sz="7" w:val="single"/>
-              <w:right w:color="000000" w:space="0" w:sz="7" w:val="single"/>
-            </w:tcBorders>
-            <w:tcMar>
-              <w:top w:w="100.0" w:type="dxa"/>
-              <w:left w:w="100.0" w:type="dxa"/>
-              <w:bottom w:w="100.0" w:type="dxa"/>
-              <w:right w:w="100.0" w:type="dxa"/>
-            </w:tcMar>
-            <w:vAlign w:val="top"/>
-          </w:tcPr>
-          <w:p>
-            <w:pPr>
-              <w:rPr/>
-            </w:pPr>
-            <w:r>
-              <w:rPr>
-                <w:rtl w:val="0"/>
-              </w:rPr>
-            </w:r>
-          </w:p>
-        </w:tc>
-        <w:tc>
-          <w:tcPr>
-            <w:tcBorders>
-              <w:top w:color="000000" w:space="0" w:sz="0" w:val="nil"/>
-              <w:left w:color="000000" w:space="0" w:sz="0" w:val="nil"/>
-              <w:bottom w:color="000000" w:space="0" w:sz="7" w:val="single"/>
-              <w:right w:color="000000" w:space="0" w:sz="7" w:val="single"/>
-            </w:tcBorders>
-            <w:tcMar>
-              <w:top w:w="100.0" w:type="dxa"/>
-              <w:left w:w="100.0" w:type="dxa"/>
-              <w:bottom w:w="100.0" w:type="dxa"/>
-              <w:right w:w="100.0" w:type="dxa"/>
-            </w:tcMar>
-            <w:vAlign w:val="top"/>
-          </w:tcPr>
-          <w:p>
-            <w:pPr>
-              <w:rPr/>
-            </w:pPr>
-            <w:r>
-              <w:rPr>
-                <w:rtl w:val="0"/>
-              </w:rPr>
-              <w:t xml:space="preserve">Reserved for Final motor-control programming</w:t>
+              <w:top w:w="40.0" w:type="dxa"/>
+              <w:left w:w="40.0" w:type="dxa"/>
+              <w:bottom w:w="40.0" w:type="dxa"/>
+              <w:right w:w="40.0" w:type="dxa"/>
+            </w:tcMar>
+            <w:vAlign w:val="top"/>
+          </w:tcPr>
+          <w:p>
+            <w:pPr>
+              <w:rPr/>
+            </w:pPr>
+            <w:r>
+              <w:rPr>
+                <w:rtl w:val="0"/>
+              </w:rPr>
+              <w:t xml:space="preserve">TensorFlow</w:t>
+            </w:r>
+          </w:p>
+        </w:tc>
+        <w:tc>
+          <w:tcPr>
+            <w:tcBorders>
+              <w:top w:color="000000" w:space="0" w:sz="7" w:val="single"/>
+              <w:left w:color="000000" w:space="0" w:sz="7" w:val="single"/>
+              <w:bottom w:color="000000" w:space="0" w:sz="7" w:val="single"/>
+              <w:right w:color="000000" w:space="0" w:sz="7" w:val="single"/>
+            </w:tcBorders>
+            <w:tcMar>
+              <w:top w:w="40.0" w:type="dxa"/>
+              <w:left w:w="40.0" w:type="dxa"/>
+              <w:bottom w:w="40.0" w:type="dxa"/>
+              <w:right w:w="40.0" w:type="dxa"/>
+            </w:tcMar>
+            <w:vAlign w:val="top"/>
+          </w:tcPr>
+          <w:p>
+            <w:pPr>
+              <w:rPr/>
+            </w:pPr>
+            <w:r>
+              <w:rPr>
+                <w:rtl w:val="0"/>
+              </w:rPr>
+              <w:t xml:space="preserve">2.21.0</w:t>
+            </w:r>
+          </w:p>
+        </w:tc>
+        <w:tc>
+          <w:tcPr>
+            <w:tcBorders>
+              <w:top w:color="000000" w:space="0" w:sz="7" w:val="single"/>
+              <w:left w:color="000000" w:space="0" w:sz="7" w:val="single"/>
+              <w:bottom w:color="000000" w:space="0" w:sz="7" w:val="single"/>
+              <w:right w:color="000000" w:space="0" w:sz="7" w:val="single"/>
+            </w:tcBorders>
+            <w:tcMar>
+              <w:top w:w="40.0" w:type="dxa"/>
+              <w:left w:w="40.0" w:type="dxa"/>
+              <w:bottom w:w="40.0" w:type="dxa"/>
+              <w:right w:w="40.0" w:type="dxa"/>
+            </w:tcMar>
+            <w:vAlign w:val="top"/>
+          </w:tcPr>
+          <w:p>
+            <w:pPr>
+              <w:rPr/>
+            </w:pPr>
+            <w:r>
+              <w:rPr>
+                <w:rtl w:val="0"/>
+              </w:rPr>
+              <w:t xml:space="preserve">Deep learning framework. Loads and resizes images (</w:t>
+            </w:r>
+            <w:r>
+              <w:rPr>
+                <w:rtl w:val="0"/>
+              </w:rPr>
+              <w:t xml:space="preserve">tf.data</w:t>
+            </w:r>
+            <w:r>
+              <w:rPr>
+                <w:rtl w:val="0"/>
+              </w:rPr>
+              <w:t xml:space="preserve">, </w:t>
+            </w:r>
+            <w:r>
+              <w:rPr>
+                <w:rtl w:val="0"/>
+              </w:rPr>
+              <w:t xml:space="preserve">tf.image</w:t>
+            </w:r>
+            <w:r>
+              <w:rPr>
+                <w:rtl w:val="0"/>
+              </w:rPr>
+              <w:t xml:space="preserve">), trains the CNN and runs predictions</w:t>
             </w:r>
           </w:p>
         </w:tc>
@@ -4275,7 +4027,7 @@
               <w:rPr>
                 <w:rtl w:val="0"/>
               </w:rPr>
-              <w:t xml:space="preserve">TensorFlow</w:t>
+              <w:t xml:space="preserve">Keras (part of TensorFlow)</w:t>
             </w:r>
           </w:p>
         </w:tc>
@@ -4303,7 +4055,7 @@
               <w:rPr>
                 <w:rtl w:val="0"/>
               </w:rPr>
-              <w:t xml:space="preserve">2.21.0</w:t>
+              <w:t xml:space="preserve">3.15.1</w:t>
             </w:r>
           </w:p>
         </w:tc>
@@ -4331,31 +4083,18 @@
               <w:rPr>
                 <w:rtl w:val="0"/>
               </w:rPr>
-              <w:t xml:space="preserve">Deep learning framework. Loads and resizes images (</w:t>
-            </w:r>
-            <w:r>
-              <w:rPr>
-                <w:rtl w:val="0"/>
-              </w:rPr>
-              <w:t xml:space="preserve">tf.data</w:t>
-            </w:r>
-            <w:r>
-              <w:rPr>
-                <w:rtl w:val="0"/>
-              </w:rPr>
-              <w:t xml:space="preserve">, </w:t>
-            </w:r>
-            <w:r>
-              <w:rPr>
-                <w:rtl w:val="0"/>
-              </w:rPr>
-              <w:t xml:space="preserve">tf.image</w:t>
-            </w:r>
-            <w:r>
-              <w:rPr>
-                <w:rtl w:val="0"/>
-              </w:rPr>
-              <w:t xml:space="preserve">), trains the CNN and runs predictions</w:t>
+              <w:t xml:space="preserve">High-level API used to build the model (augmentation layers, pooling, dropout, softmax), compile it, train it with EarlyStopping/ReduceLROnPlateau, and save it as </w:t>
+            </w:r>
+            <w:r>
+              <w:rPr>
+                <w:rtl w:val="0"/>
+              </w:rPr>
+              <w:t xml:space="preserve">.keras</w:t>
+            </w:r>
+            <w:r>
+              <w:rPr>
+                <w:rtl w:val="0"/>
+              </w:rPr>
             </w:r>
           </w:p>
         </w:tc>
@@ -4390,7 +4129,7 @@
               <w:rPr>
                 <w:rtl w:val="0"/>
               </w:rPr>
-              <w:t xml:space="preserve">Keras (part of TensorFlow)</w:t>
+              <w:t xml:space="preserve">MobileNetV2 (pre-trained on ImageNet)</w:t>
             </w:r>
           </w:p>
         </w:tc>
@@ -4418,7 +4157,18 @@
               <w:rPr>
                 <w:rtl w:val="0"/>
               </w:rPr>
-              <w:t xml:space="preserve">3.15.1</w:t>
+              <w:t xml:space="preserve">Keras Applications, 224×224, </w:t>
+            </w:r>
+            <w:r>
+              <w:rPr>
+                <w:rtl w:val="0"/>
+              </w:rPr>
+              <w:t xml:space="preserve">include_top=False</w:t>
+            </w:r>
+            <w:r>
+              <w:rPr>
+                <w:rtl w:val="0"/>
+              </w:rPr>
             </w:r>
           </w:p>
         </w:tc>
@@ -4446,18 +4196,7 @@
               <w:rPr>
                 <w:rtl w:val="0"/>
               </w:rPr>
-              <w:t xml:space="preserve">High-level API used to build the model (augmentation layers, pooling, dropout, softmax), compile it, train it with EarlyStopping/ReduceLROnPlateau, and save it as </w:t>
-            </w:r>
-            <w:r>
-              <w:rPr>
-                <w:rtl w:val="0"/>
-              </w:rPr>
-              <w:t xml:space="preserve">.keras</w:t>
-            </w:r>
-            <w:r>
-              <w:rPr>
-                <w:rtl w:val="0"/>
-              </w:rPr>
+              <w:t xml:space="preserve">Pre-trained CNN backbone used for transfer learning and fine-tuning</w:t>
             </w:r>
           </w:p>
         </w:tc>
@@ -4492,7 +4231,19 @@
               <w:rPr>
                 <w:rtl w:val="0"/>
               </w:rPr>
-              <w:t xml:space="preserve">MobileNetV2 (pre-trained on ImageNet)</w:t>
+              <w:t xml:space="preserve">OpenCV (</w:t>
+            </w:r>
+            <w:r>
+              <w:rPr>
+                <w:rtl w:val="0"/>
+              </w:rPr>
+              <w:t xml:space="preserve">opencv-python</w:t>
+            </w:r>
+            <w:r>
+              <w:rPr>
+                <w:rtl w:val="0"/>
+              </w:rPr>
+              <w:t xml:space="preserve">)</w:t>
             </w:r>
           </w:p>
         </w:tc>
@@ -4520,18 +4271,7 @@
               <w:rPr>
                 <w:rtl w:val="0"/>
               </w:rPr>
-              <w:t xml:space="preserve">Keras Applications, 224×224, </w:t>
-            </w:r>
-            <w:r>
-              <w:rPr>
-                <w:rtl w:val="0"/>
-              </w:rPr>
-              <w:t xml:space="preserve">include_top=False</w:t>
-            </w:r>
-            <w:r>
-              <w:rPr>
-                <w:rtl w:val="0"/>
-              </w:rPr>
+              <w:t>4.14.0 (as printed by the notebook at run time)</w:t>
             </w:r>
           </w:p>
         </w:tc>
@@ -4557,9 +4297,21 @@
             </w:pPr>
             <w:r>
               <w:rPr>
-                <w:rtl w:val="0"/>
-              </w:rPr>
-              <w:t xml:space="preserve">Pre-trained CNN backbone used for transfer learning and fine-tuning</w:t>
+                <w:rFonts w:ascii="Arial Unicode MS" w:cs="Arial Unicode MS" w:eastAsia="Arial Unicode MS" w:hAnsi="Arial Unicode MS"/>
+                <w:rtl w:val="0"/>
+              </w:rPr>
+              <w:t xml:space="preserve">Reads images, converts BGR→RGB, resizes for the demo, and draws the label, confidence and box on the output image. Also supports webcam frames via </w:t>
+            </w:r>
+            <w:r>
+              <w:rPr>
+                <w:rtl w:val="0"/>
+              </w:rPr>
+              <w:t xml:space="preserve">cv2.VideoCapture</w:t>
+            </w:r>
+            <w:r>
+              <w:rPr>
+                <w:rtl w:val="0"/>
+              </w:rPr>
             </w:r>
           </w:p>
         </w:tc>
@@ -4594,19 +4346,7 @@
               <w:rPr>
                 <w:rtl w:val="0"/>
               </w:rPr>
-              <w:t xml:space="preserve">OpenCV (</w:t>
-            </w:r>
-            <w:r>
-              <w:rPr>
-                <w:rtl w:val="0"/>
-              </w:rPr>
-              <w:t xml:space="preserve">opencv-python</w:t>
-            </w:r>
-            <w:r>
-              <w:rPr>
-                <w:rtl w:val="0"/>
-              </w:rPr>
-              <w:t xml:space="preserve">)</w:t>
+              <w:t xml:space="preserve">NumPy</w:t>
             </w:r>
           </w:p>
         </w:tc>
@@ -4634,7 +4374,7 @@
               <w:rPr>
                 <w:rtl w:val="0"/>
               </w:rPr>
-              <w:t>4.14.0 (as printed by the notebook at run time)</w:t>
+              <w:t xml:space="preserve">2.4.6</w:t>
             </w:r>
           </w:p>
         </w:tc>
@@ -4660,21 +4400,9 @@
             </w:pPr>
             <w:r>
               <w:rPr>
-                <w:rFonts w:ascii="Arial Unicode MS" w:cs="Arial Unicode MS" w:eastAsia="Arial Unicode MS" w:hAnsi="Arial Unicode MS"/>
-                <w:rtl w:val="0"/>
-              </w:rPr>
-              <w:t xml:space="preserve">Reads images, converts BGR→RGB, resizes for the demo, and draws the label, confidence and box on the output image. Also supports webcam frames via </w:t>
-            </w:r>
-            <w:r>
-              <w:rPr>
-                <w:rtl w:val="0"/>
-              </w:rPr>
-              <w:t xml:space="preserve">cv2.VideoCapture</w:t>
-            </w:r>
-            <w:r>
-              <w:rPr>
-                <w:rtl w:val="0"/>
-              </w:rPr>
+                <w:rtl w:val="0"/>
+              </w:rPr>
+              <w:t xml:space="preserve">Array math: labels, probabilities, argmax, normalizing the confusion matrix</w:t>
             </w:r>
           </w:p>
         </w:tc>
@@ -4709,7 +4437,7 @@
               <w:rPr>
                 <w:rtl w:val="0"/>
               </w:rPr>
-              <w:t xml:space="preserve">NumPy</w:t>
+              <w:t xml:space="preserve">pandas</w:t>
             </w:r>
           </w:p>
         </w:tc>
@@ -4737,7 +4465,7 @@
               <w:rPr>
                 <w:rtl w:val="0"/>
               </w:rPr>
-              <w:t xml:space="preserve">2.4.6</w:t>
+              <w:t xml:space="preserve">2.2.3</w:t>
             </w:r>
           </w:p>
         </w:tc>
@@ -4765,7 +4493,18 @@
               <w:rPr>
                 <w:rtl w:val="0"/>
               </w:rPr>
-              <w:t xml:space="preserve">Array math: labels, probabilities, argmax, normalizing the confusion matrix</w:t>
+              <w:t xml:space="preserve">Tables for class counts, the train/val/test split and the classification report. Exports </w:t>
+            </w:r>
+            <w:r>
+              <w:rPr>
+                <w:rtl w:val="0"/>
+              </w:rPr>
+              <w:t xml:space="preserve">split.csv</w:t>
+            </w:r>
+            <w:r>
+              <w:rPr>
+                <w:rtl w:val="0"/>
+              </w:rPr>
             </w:r>
           </w:p>
         </w:tc>
@@ -4800,7 +4539,7 @@
               <w:rPr>
                 <w:rtl w:val="0"/>
               </w:rPr>
-              <w:t xml:space="preserve">pandas</w:t>
+              <w:t xml:space="preserve">Matplotlib</w:t>
             </w:r>
           </w:p>
         </w:tc>
@@ -4828,7 +4567,7 @@
               <w:rPr>
                 <w:rtl w:val="0"/>
               </w:rPr>
-              <w:t xml:space="preserve">2.2.3</w:t>
+              <w:t xml:space="preserve">3.11.1</w:t>
             </w:r>
           </w:p>
         </w:tc>
@@ -4856,18 +4595,7 @@
               <w:rPr>
                 <w:rtl w:val="0"/>
               </w:rPr>
-              <w:t xml:space="preserve">Tables for class counts, the train/val/test split and the classification report. Exports </w:t>
-            </w:r>
-            <w:r>
-              <w:rPr>
-                <w:rtl w:val="0"/>
-              </w:rPr>
-              <w:t xml:space="preserve">split.csv</w:t>
-            </w:r>
-            <w:r>
-              <w:rPr>
-                <w:rtl w:val="0"/>
-              </w:rPr>
+              <w:t xml:space="preserve">Plots the class distribution, sample images, augmentation preview, training curves, confusion matrix and prediction results</w:t>
             </w:r>
           </w:p>
         </w:tc>
@@ -4902,7 +4630,7 @@
               <w:rPr>
                 <w:rtl w:val="0"/>
               </w:rPr>
-              <w:t xml:space="preserve">Matplotlib</w:t>
+              <w:t xml:space="preserve">scikit-learn</w:t>
             </w:r>
           </w:p>
         </w:tc>
@@ -4930,7 +4658,7 @@
               <w:rPr>
                 <w:rtl w:val="0"/>
               </w:rPr>
-              <w:t xml:space="preserve">3.11.1</w:t>
+              <w:t xml:space="preserve">1.9.1</w:t>
             </w:r>
           </w:p>
         </w:tc>
@@ -4958,7 +4686,19 @@
               <w:rPr>
                 <w:rtl w:val="0"/>
               </w:rPr>
-              <w:t xml:space="preserve">Plots the class distribution, sample images, augmentation preview, training curves, confusion matrix and prediction results</w:t>
+              <w:t xml:space="preserve">Stratified train/val/test split (</w:t>
+            </w:r>
+            <w:r>
+              <w:rPr>
+                <w:rtl w:val="0"/>
+              </w:rPr>
+              <w:t xml:space="preserve">train_test_split</w:t>
+            </w:r>
+            <w:r>
+              <w:rPr>
+                <w:rtl w:val="0"/>
+              </w:rPr>
+              <w:t xml:space="preserve">), balanced class weights, and evaluation (accuracy, classification report, confusion matrix)</w:t>
             </w:r>
           </w:p>
         </w:tc>
@@ -4993,7 +4733,7 @@
               <w:rPr>
                 <w:rtl w:val="0"/>
               </w:rPr>
-              <w:t xml:space="preserve">scikit-learn</w:t>
+              <w:t xml:space="preserve">RealWaste dataset</w:t>
             </w:r>
           </w:p>
         </w:tc>
@@ -5021,7 +4761,7 @@
               <w:rPr>
                 <w:rtl w:val="0"/>
               </w:rPr>
-              <w:t xml:space="preserve">1.9.1</w:t>
+              <w:t xml:space="preserve">UCI ML Repository, 2023 (DOI 10.24432/C5SS4G, CC BY 4.0)</w:t>
             </w:r>
           </w:p>
         </w:tc>
@@ -5049,19 +4789,7 @@
               <w:rPr>
                 <w:rtl w:val="0"/>
               </w:rPr>
-              <w:t xml:space="preserve">Stratified train/val/test split (</w:t>
-            </w:r>
-            <w:r>
-              <w:rPr>
-                <w:rtl w:val="0"/>
-              </w:rPr>
-              <w:t xml:space="preserve">train_test_split</w:t>
-            </w:r>
-            <w:r>
-              <w:rPr>
-                <w:rtl w:val="0"/>
-              </w:rPr>
-              <w:t xml:space="preserve">), balanced class weights, and evaluation (accuracy, classification report, confusion matrix)</w:t>
+              <w:t xml:space="preserve">Image dataset; 5 classes are used (Cardboard, Glass, Metal, Paper, Plastic), 3,092 images</w:t>
             </w:r>
           </w:p>
         </w:tc>
@@ -5096,7 +4824,103 @@
               <w:rPr>
                 <w:rtl w:val="0"/>
               </w:rPr>
-              <w:t xml:space="preserve">RealWaste dataset</w:t>
+              <w:t xml:space="preserve">Python standard library (</w:t>
+            </w:r>
+            <w:r>
+              <w:rPr>
+                <w:rtl w:val="0"/>
+              </w:rPr>
+              <w:t xml:space="preserve">os</w:t>
+            </w:r>
+            <w:r>
+              <w:rPr>
+                <w:rtl w:val="0"/>
+              </w:rPr>
+              <w:t xml:space="preserve">, </w:t>
+            </w:r>
+            <w:r>
+              <w:rPr>
+                <w:rtl w:val="0"/>
+              </w:rPr>
+              <w:t xml:space="preserve">pathlib</w:t>
+            </w:r>
+            <w:r>
+              <w:rPr>
+                <w:rtl w:val="0"/>
+              </w:rPr>
+              <w:t xml:space="preserve">, </w:t>
+            </w:r>
+            <w:r>
+              <w:rPr>
+                <w:rtl w:val="0"/>
+              </w:rPr>
+              <w:t xml:space="preserve">zipfile</w:t>
+            </w:r>
+            <w:r>
+              <w:rPr>
+                <w:rtl w:val="0"/>
+              </w:rPr>
+              <w:t xml:space="preserve">, </w:t>
+            </w:r>
+            <w:r>
+              <w:rPr>
+                <w:rtl w:val="0"/>
+              </w:rPr>
+              <w:t xml:space="preserve">shutil</w:t>
+            </w:r>
+            <w:r>
+              <w:rPr>
+                <w:rtl w:val="0"/>
+              </w:rPr>
+              <w:t xml:space="preserve">, </w:t>
+            </w:r>
+            <w:r>
+              <w:rPr>
+                <w:rtl w:val="0"/>
+              </w:rPr>
+              <w:t xml:space="preserve">json</w:t>
+            </w:r>
+            <w:r>
+              <w:rPr>
+                <w:rtl w:val="0"/>
+              </w:rPr>
+              <w:t xml:space="preserve">, </w:t>
+            </w:r>
+            <w:r>
+              <w:rPr>
+                <w:rtl w:val="0"/>
+              </w:rPr>
+              <w:t xml:space="preserve">random</w:t>
+            </w:r>
+            <w:r>
+              <w:rPr>
+                <w:rtl w:val="0"/>
+              </w:rPr>
+              <w:t xml:space="preserve">, </w:t>
+            </w:r>
+            <w:r>
+              <w:rPr>
+                <w:rtl w:val="0"/>
+              </w:rPr>
+              <w:t xml:space="preserve">time</w:t>
+            </w:r>
+            <w:r>
+              <w:rPr>
+                <w:rtl w:val="0"/>
+              </w:rPr>
+              <w:t xml:space="preserve">, </w:t>
+            </w:r>
+            <w:r>
+              <w:rPr>
+                <w:rtl w:val="0"/>
+              </w:rPr>
+              <w:t xml:space="preserve">glob</w:t>
+            </w:r>
+            <w:r>
+              <w:rPr>
+                <w:rtl w:val="0"/>
+              </w:rPr>
+              <w:t xml:space="preserve">)</w:t>
             </w:r>
           </w:p>
         </w:tc>
@@ -5124,7 +4948,7 @@
               <w:rPr>
                 <w:rtl w:val="0"/>
               </w:rPr>
-              <w:t xml:space="preserve">UCI ML Repository, 2023 (DOI 10.24432/C5SS4G, CC BY 4.0)</w:t>
+              <w:t xml:space="preserve">Comes with Python 3.11.9</w:t>
             </w:r>
           </w:p>
         </w:tc>
@@ -5152,193 +4976,6 @@
               <w:rPr>
                 <w:rtl w:val="0"/>
               </w:rPr>
-              <w:t xml:space="preserve">Image dataset; 5 classes are used (Cardboard, Glass, Metal, Paper, Plastic), 3,092 images</w:t>
-            </w:r>
-          </w:p>
-        </w:tc>
-      </w:tr>
-      <w:tr>
-        <w:trPr>
-          <w:cantSplit w:val="0"/>
-          <w:trHeight w:val="20" w:hRule="atLeast"/>
-          <w:tblHeader w:val="0"/>
-        </w:trPr>
-        <w:tc>
-          <w:tcPr>
-            <w:tcBorders>
-              <w:top w:color="000000" w:space="0" w:sz="7" w:val="single"/>
-              <w:left w:color="000000" w:space="0" w:sz="7" w:val="single"/>
-              <w:bottom w:color="000000" w:space="0" w:sz="7" w:val="single"/>
-              <w:right w:color="000000" w:space="0" w:sz="7" w:val="single"/>
-            </w:tcBorders>
-            <w:tcMar>
-              <w:top w:w="40.0" w:type="dxa"/>
-              <w:left w:w="40.0" w:type="dxa"/>
-              <w:bottom w:w="40.0" w:type="dxa"/>
-              <w:right w:w="40.0" w:type="dxa"/>
-            </w:tcMar>
-            <w:vAlign w:val="top"/>
-          </w:tcPr>
-          <w:p>
-            <w:pPr>
-              <w:rPr/>
-            </w:pPr>
-            <w:r>
-              <w:rPr>
-                <w:rtl w:val="0"/>
-              </w:rPr>
-              <w:t xml:space="preserve">Python standard library (</w:t>
-            </w:r>
-            <w:r>
-              <w:rPr>
-                <w:rtl w:val="0"/>
-              </w:rPr>
-              <w:t xml:space="preserve">os</w:t>
-            </w:r>
-            <w:r>
-              <w:rPr>
-                <w:rtl w:val="0"/>
-              </w:rPr>
-              <w:t xml:space="preserve">, </w:t>
-            </w:r>
-            <w:r>
-              <w:rPr>
-                <w:rtl w:val="0"/>
-              </w:rPr>
-              <w:t xml:space="preserve">pathlib</w:t>
-            </w:r>
-            <w:r>
-              <w:rPr>
-                <w:rtl w:val="0"/>
-              </w:rPr>
-              <w:t xml:space="preserve">, </w:t>
-            </w:r>
-            <w:r>
-              <w:rPr>
-                <w:rtl w:val="0"/>
-              </w:rPr>
-              <w:t xml:space="preserve">zipfile</w:t>
-            </w:r>
-            <w:r>
-              <w:rPr>
-                <w:rtl w:val="0"/>
-              </w:rPr>
-              <w:t xml:space="preserve">, </w:t>
-            </w:r>
-            <w:r>
-              <w:rPr>
-                <w:rtl w:val="0"/>
-              </w:rPr>
-              <w:t xml:space="preserve">shutil</w:t>
-            </w:r>
-            <w:r>
-              <w:rPr>
-                <w:rtl w:val="0"/>
-              </w:rPr>
-              <w:t xml:space="preserve">, </w:t>
-            </w:r>
-            <w:r>
-              <w:rPr>
-                <w:rtl w:val="0"/>
-              </w:rPr>
-              <w:t xml:space="preserve">json</w:t>
-            </w:r>
-            <w:r>
-              <w:rPr>
-                <w:rtl w:val="0"/>
-              </w:rPr>
-              <w:t xml:space="preserve">, </w:t>
-            </w:r>
-            <w:r>
-              <w:rPr>
-                <w:rtl w:val="0"/>
-              </w:rPr>
-              <w:t xml:space="preserve">random</w:t>
-            </w:r>
-            <w:r>
-              <w:rPr>
-                <w:rtl w:val="0"/>
-              </w:rPr>
-              <w:t xml:space="preserve">, </w:t>
-            </w:r>
-            <w:r>
-              <w:rPr>
-                <w:rtl w:val="0"/>
-              </w:rPr>
-              <w:t xml:space="preserve">time</w:t>
-            </w:r>
-            <w:r>
-              <w:rPr>
-                <w:rtl w:val="0"/>
-              </w:rPr>
-              <w:t xml:space="preserve">, </w:t>
-            </w:r>
-            <w:r>
-              <w:rPr>
-                <w:rtl w:val="0"/>
-              </w:rPr>
-              <w:t xml:space="preserve">glob</w:t>
-            </w:r>
-            <w:r>
-              <w:rPr>
-                <w:rtl w:val="0"/>
-              </w:rPr>
-              <w:t xml:space="preserve">)</w:t>
-            </w:r>
-          </w:p>
-        </w:tc>
-        <w:tc>
-          <w:tcPr>
-            <w:tcBorders>
-              <w:top w:color="000000" w:space="0" w:sz="7" w:val="single"/>
-              <w:left w:color="000000" w:space="0" w:sz="7" w:val="single"/>
-              <w:bottom w:color="000000" w:space="0" w:sz="7" w:val="single"/>
-              <w:right w:color="000000" w:space="0" w:sz="7" w:val="single"/>
-            </w:tcBorders>
-            <w:tcMar>
-              <w:top w:w="40.0" w:type="dxa"/>
-              <w:left w:w="40.0" w:type="dxa"/>
-              <w:bottom w:w="40.0" w:type="dxa"/>
-              <w:right w:w="40.0" w:type="dxa"/>
-            </w:tcMar>
-            <w:vAlign w:val="top"/>
-          </w:tcPr>
-          <w:p>
-            <w:pPr>
-              <w:rPr/>
-            </w:pPr>
-            <w:r>
-              <w:rPr>
-                <w:rtl w:val="0"/>
-              </w:rPr>
-              <w:t xml:space="preserve">Comes with Python 3.11.9</w:t>
-            </w:r>
-          </w:p>
-        </w:tc>
-        <w:tc>
-          <w:tcPr>
-            <w:tcBorders>
-              <w:top w:color="000000" w:space="0" w:sz="7" w:val="single"/>
-              <w:left w:color="000000" w:space="0" w:sz="7" w:val="single"/>
-              <w:bottom w:color="000000" w:space="0" w:sz="7" w:val="single"/>
-              <w:right w:color="000000" w:space="0" w:sz="7" w:val="single"/>
-            </w:tcBorders>
-            <w:tcMar>
-              <w:top w:w="40.0" w:type="dxa"/>
-              <w:left w:w="40.0" w:type="dxa"/>
-              <w:bottom w:w="40.0" w:type="dxa"/>
-              <w:right w:w="40.0" w:type="dxa"/>
-            </w:tcMar>
-            <w:vAlign w:val="top"/>
-          </w:tcPr>
-          <w:p>
-            <w:pPr>
-              <w:rPr/>
-            </w:pPr>
-            <w:r>
-              <w:rPr>
-                <w:rtl w:val="0"/>
-              </w:rPr>
               <w:t xml:space="preserve">File handling, extracting the dataset zip, random seeds, timing, saving </w:t>
             </w:r>
             <w:r>
@@ -5387,54 +5024,90 @@
     </w:p>
     <w:p>
       <w:pPr>
-        <w:jc w:val="both"/>
-      </w:pPr>
-      <w:r>
-        <w:rPr>
-          <w:b/>
+        <w:spacing w:after="120" w:before="480" w:line="240" w:lineRule="auto"/>
+        <w:jc w:val="both"/>
+        <w:rPr>
+          <w:b w:val="1"/>
+          <w:bCs w:val="1"/>
+          <w:sz w:val="48"/>
+          <w:szCs w:val="48"/>
+        </w:rPr>
+      </w:pPr>
+      <w:r>
+        <w:rPr>
+          <w:b w:val="1"/>
+          <w:bCs w:val="1"/>
           <w:sz w:val="46"/>
-        </w:rPr>
-        <w:t>3. DATASET</w:t>
-      </w:r>
-    </w:p>
-    <w:p>
-      <w:pPr>
-        <w:jc w:val="both"/>
-      </w:pPr>
-      <w:r>
-        <w:rPr>
-          <w:b w:val="0"/>
+          <w:szCs w:val="46"/>
+          <w:rtl w:val="0"/>
+        </w:rPr>
+        <w:t xml:space="preserve">3. DATASET</w:t>
+      </w:r>
+    </w:p>
+    <w:p>
+      <w:pPr>
+        <w:spacing w:after="120" w:before="360" w:line="240" w:lineRule="auto"/>
+        <w:jc w:val="both"/>
+        <w:rPr>
+          <w:b w:val="1"/>
+          <w:bCs w:val="1"/>
+          <w:sz w:val="36"/>
+          <w:szCs w:val="36"/>
+        </w:rPr>
+      </w:pPr>
+      <w:r>
+        <w:rPr>
           <w:sz w:val="32"/>
-        </w:rPr>
-        <w:t>3.1 Dataset Description</w:t>
-      </w:r>
-    </w:p>
-    <w:p>
-      <w:pPr>
-        <w:jc w:val="both"/>
-      </w:pPr>
-      <w:r>
-        <w:t>The Computer Vision system is developed and evaluated on RealWaste (Single et al., 2023), a public dataset of 4,752 photographs of waste items taken at the point of reception at a landfill in Wollongong, Australia. The dataset provides 524 × 524 pixel RGB color images organized into 9 material classes. Because the photographs were taken under real landfill conditions rather than a controlled studio setup, items appear cluttered, at varied distances, and under uneven lighting, which the group selected deliberately since a sorting robot will face the same kind of visual variation.</w:t>
-      </w:r>
-    </w:p>
-    <w:p>
-      <w:pPr>
-        <w:jc w:val="both"/>
-      </w:pPr>
-      <w:r>
-        <w:rPr>
-          <w:b w:val="0"/>
+          <w:szCs w:val="32"/>
+          <w:rtl w:val="0"/>
+        </w:rPr>
+        <w:t xml:space="preserve">3.1 Dataset Description</w:t>
+      </w:r>
+    </w:p>
+    <w:p>
+      <w:pPr>
+        <w:spacing w:after="160" w:line="240" w:lineRule="auto"/>
+        <w:jc w:val="both"/>
+        <w:rPr/>
+      </w:pPr>
+      <w:r>
+        <w:rPr>
+          <w:rtl w:val="0"/>
+        </w:rPr>
+        <w:t xml:space="preserve">The Computer Vision system is developed and evaluated on RealWaste (Single et al., 2023), a public dataset of 4,752 photographs of waste items taken at the point of reception at a landfill in Wollongong, Australia. The dataset provides 524 × 524 pixel RGB color images organized into 9 material classes. Because the photographs were taken under real landfill conditions rather than a controlled studio setup, items appear cluttered, at varied distances, and under uneven lighting, which the group selected deliberately since a sorting robot will face the same kind of visual variation.</w:t>
+      </w:r>
+    </w:p>
+    <w:p>
+      <w:pPr>
+        <w:spacing w:after="120" w:before="360" w:line="240" w:lineRule="auto"/>
+        <w:jc w:val="both"/>
+        <w:rPr>
+          <w:b w:val="1"/>
+          <w:bCs w:val="1"/>
+          <w:sz w:val="36"/>
+          <w:szCs w:val="36"/>
+        </w:rPr>
+      </w:pPr>
+      <w:r>
+        <w:rPr>
           <w:sz w:val="32"/>
-        </w:rPr>
-        <w:t>3.2 Target Classes / Categories</w:t>
-      </w:r>
-    </w:p>
-    <w:p>
-      <w:pPr>
-        <w:jc w:val="both"/>
-      </w:pPr>
-      <w:r>
-        <w:t>The group uses 5 of the 9 RealWaste classes, which satisfies the Midterm limit of 3–5 classes and exceeds the Specialization 8 (Object Sorting) minimum of 4 classes.</w:t>
+          <w:szCs w:val="32"/>
+          <w:rtl w:val="0"/>
+        </w:rPr>
+        <w:t xml:space="preserve">3.2 Target Classes / Categories</w:t>
+      </w:r>
+    </w:p>
+    <w:p>
+      <w:pPr>
+        <w:spacing w:after="160" w:line="240" w:lineRule="auto"/>
+        <w:jc w:val="both"/>
+        <w:rPr/>
+      </w:pPr>
+      <w:r>
+        <w:rPr>
+          <w:rtl w:val="0"/>
+        </w:rPr>
+        <w:t xml:space="preserve">The group uses 5 of the 9 RealWaste classes, which satisfies the Midterm limit of 3–5 classes and exceeds the Specialization 8 (Object Sorting) minimum of 4 classes.</w:t>
       </w:r>
     </w:p>
     <w:tbl>
@@ -6210,47 +5883,93 @@
     </w:tbl>
     <w:p>
       <w:pPr>
-        <w:jc w:val="both"/>
-      </w:pPr>
-      <w:r>
-        <w:rPr>
-          <w:b w:val="0"/>
+        <w:spacing w:after="240" w:before="240" w:line="240" w:lineRule="auto"/>
+        <w:jc w:val="center"/>
+        <w:rPr>
+          <w:b w:val="1"/>
+          <w:bCs w:val="1"/>
+        </w:rPr>
+      </w:pPr>
+      <w:r>
+        <w:rPr>
+          <w:b w:val="1"/>
+          <w:bCs w:val="1"/>
+          <w:rtl w:val="0"/>
+        </w:rPr>
+        <w:t xml:space="preserve">Table 2. Target classes and sample counts for the selected RealWaste subset.</w:t>
+      </w:r>
+    </w:p>
+    <w:p>
+      <w:pPr>
+        <w:spacing w:after="120" w:before="360" w:line="240" w:lineRule="auto"/>
+        <w:jc w:val="both"/>
+        <w:rPr>
+          <w:b w:val="1"/>
+          <w:bCs w:val="1"/>
+          <w:sz w:val="36"/>
+          <w:szCs w:val="36"/>
+        </w:rPr>
+      </w:pPr>
+      <w:r>
+        <w:rPr>
           <w:sz w:val="32"/>
-        </w:rPr>
-        <w:t>3.3 Dataset Collection and Source</w:t>
-      </w:r>
-    </w:p>
-    <w:p>
-      <w:pPr>
-        <w:jc w:val="both"/>
-      </w:pPr>
-      <w:r>
-        <w:t>RealWaste is sourced from the UC Irvine Machine Learning Repository (https://doi.org/10.24432/C5SS4G), released under a CC BY 4.0 license by Single, Iranmanesh, and Raad (2023). The notebook (src/training/Midterm_Object_Sorting_RealWaste.ipynb) downloads the dataset zip directly from the UCI static URL at run time, so no copy of the images is stored in this repository; see dataset/README.md for the exact source link and citation.</w:t>
-      </w:r>
-    </w:p>
-    <w:p>
-      <w:pPr>
-        <w:jc w:val="both"/>
-      </w:pPr>
-      <w:r>
-        <w:rPr>
-          <w:b w:val="0"/>
+          <w:szCs w:val="32"/>
+          <w:rtl w:val="0"/>
+        </w:rPr>
+        <w:t xml:space="preserve">3.3 Dataset Collection and Source</w:t>
+      </w:r>
+    </w:p>
+    <w:p>
+      <w:pPr>
+        <w:spacing w:after="160" w:line="240" w:lineRule="auto"/>
+        <w:jc w:val="both"/>
+        <w:rPr/>
+      </w:pPr>
+      <w:r>
+        <w:rPr>
+          <w:rtl w:val="0"/>
+        </w:rPr>
+        <w:t xml:space="preserve">RealWaste is sourced from the UC Irvine Machine Learning Repository (https://doi.org/10.24432/C5SS4G), released under a CC BY 4.0 license by Single, Iranmanesh, and Raad (2023). The notebook (src/training/Midterm_Object_Sorting_RealWaste.ipynb) downloads the dataset zip directly from the UCI static URL at run time, so no copy of the images is stored in this repository; see dataset/README.md for the exact source link and citation.</w:t>
+      </w:r>
+    </w:p>
+    <w:p>
+      <w:pPr>
+        <w:spacing w:after="120" w:before="360" w:line="240" w:lineRule="auto"/>
+        <w:jc w:val="both"/>
+        <w:rPr>
+          <w:b w:val="1"/>
+          <w:bCs w:val="1"/>
+          <w:sz w:val="36"/>
+          <w:szCs w:val="36"/>
+        </w:rPr>
+      </w:pPr>
+      <w:r>
+        <w:rPr>
           <w:sz w:val="32"/>
-        </w:rPr>
-        <w:t>3.4 Dataset Distribution</w:t>
-      </w:r>
-    </w:p>
-    <w:p>
-      <w:pPr>
-        <w:jc w:val="both"/>
-      </w:pPr>
-      <w:r>
-        <w:t>The selected 5-class subset is imbalanced: Plastic (921 images) has about 2.2× as many images as Glass (420), the smallest class (see Table 2 in Section 3.2 for the full per-class counts). This imbalance is handled during training with class weights computed by sklearn's compute_class_weight('balanced', ...); see Section 4.4.</w:t>
-      </w:r>
-    </w:p>
-    <w:p>
-      <w:pPr>
+          <w:szCs w:val="32"/>
+          <w:rtl w:val="0"/>
+        </w:rPr>
+        <w:t xml:space="preserve">3.4 Dataset Distribution</w:t>
+      </w:r>
+    </w:p>
+    <w:p>
+      <w:pPr>
+        <w:spacing w:after="160" w:line="240" w:lineRule="auto"/>
+        <w:jc w:val="both"/>
+        <w:rPr/>
+      </w:pPr>
+      <w:r>
+        <w:rPr>
+          <w:rtl w:val="0"/>
+        </w:rPr>
+        <w:t xml:space="preserve">The selected 5-class subset is imbalanced: Plastic (921 images) has about 2.2× as many images as Glass (420), the smallest class (see Table 2 in Section 3.2 for the full per-class counts). This imbalance is handled during training with class weights computed by sklearn's compute_class_weight('balanced', ...); see Section 4.4.</w:t>
+      </w:r>
+    </w:p>
+    <w:p>
+      <w:pPr>
+        <w:spacing w:after="240" w:before="240" w:line="240" w:lineRule="auto"/>
         <w:jc w:val="center"/>
+        <w:rPr/>
       </w:pPr>
       <w:r>
         <w:drawing>
@@ -6289,100 +6008,171 @@
     </w:p>
     <w:p>
       <w:pPr>
+        <w:spacing w:after="200" w:line="240" w:lineRule="auto"/>
         <w:jc w:val="center"/>
-      </w:pPr>
-      <w:r>
-        <w:rPr>
-          <w:b/>
-        </w:rPr>
-        <w:t>Figure 2. Sample images from each of the 5 RealWaste classes used in this project.</w:t>
-      </w:r>
-    </w:p>
-    <w:p>
-      <w:pPr>
-        <w:jc w:val="both"/>
-      </w:pPr>
-      <w:r>
-        <w:rPr>
-          <w:b w:val="0"/>
+        <w:rPr>
+          <w:b w:val="1"/>
+          <w:bCs w:val="1"/>
+        </w:rPr>
+      </w:pPr>
+      <w:r>
+        <w:rPr>
+          <w:b w:val="1"/>
+          <w:bCs w:val="1"/>
+          <w:rtl w:val="0"/>
+        </w:rPr>
+        <w:t xml:space="preserve">Figure 2. Sample images from each of the 5 RealWaste classes used in this project.</w:t>
+      </w:r>
+    </w:p>
+    <w:p>
+      <w:pPr>
+        <w:spacing w:after="120" w:before="360" w:line="240" w:lineRule="auto"/>
+        <w:jc w:val="both"/>
+        <w:rPr>
+          <w:b w:val="1"/>
+          <w:bCs w:val="1"/>
+          <w:sz w:val="36"/>
+          <w:szCs w:val="36"/>
+        </w:rPr>
+      </w:pPr>
+      <w:r>
+        <w:rPr>
           <w:sz w:val="32"/>
-        </w:rPr>
-        <w:t>3.5 Training, Validation, and Testing Sets</w:t>
-      </w:r>
-    </w:p>
-    <w:p>
-      <w:pPr>
-        <w:jc w:val="both"/>
-      </w:pPr>
-      <w:r>
-        <w:t>The 3,092 selected images are split 70% training / 15% validation / 15% testing using a stratified split (sklearn train_test_split, seed 42) so each split preserves the same per-class proportions. The split is performed on file paths before any augmentation, and the notebook asserts that no path appears in more than one split. See Table 1 (Section 1.4) for the full per-class breakdown: 2,164 training / 464 validation / 464 testing images.</w:t>
-      </w:r>
-    </w:p>
-    <w:p>
-      <w:pPr>
-        <w:jc w:val="both"/>
-      </w:pPr>
-      <w:r>
-        <w:rPr>
-          <w:b/>
+          <w:szCs w:val="32"/>
+          <w:rtl w:val="0"/>
+        </w:rPr>
+        <w:t xml:space="preserve">3.5 Training, Validation, and Testing Sets</w:t>
+      </w:r>
+    </w:p>
+    <w:p>
+      <w:pPr>
+        <w:spacing w:after="160" w:line="240" w:lineRule="auto"/>
+        <w:jc w:val="both"/>
+        <w:rPr/>
+      </w:pPr>
+      <w:r>
+        <w:rPr>
+          <w:rtl w:val="0"/>
+        </w:rPr>
+        <w:t xml:space="preserve">The 3,092 selected images are split 70% training / 15% validation / 15% testing using a stratified split (sklearn train_test_split, seed 42) so each split preserves the same per-class proportions. The split is performed on file paths before any augmentation, and the notebook asserts that no path appears in more than one split. See Table 1 (Section 1.4) for the full per-class breakdown: 2,164 training / 464 validation / 464 testing images.</w:t>
+      </w:r>
+    </w:p>
+    <w:p>
+      <w:pPr>
+        <w:numPr>
+          <w:ilvl w:val="0"/>
+          <w:numId w:val="2"/>
+        </w:numPr>
+        <w:spacing w:after="240" w:before="240" w:line="240" w:lineRule="auto"/>
+        <w:ind w:left="720" w:hanging="360"/>
+        <w:jc w:val="both"/>
+        <w:rPr/>
+      </w:pPr>
+      <w:r>
+        <w:rPr>
+          <w:b w:val="1"/>
+          <w:bCs w:val="1"/>
+          <w:rtl w:val="0"/>
         </w:rPr>
         <w:t xml:space="preserve">Training set (2,164 images). </w:t>
       </w:r>
       <w:r>
-        <w:t>used to update the model's weights during both training stages.</w:t>
-      </w:r>
-    </w:p>
-    <w:p>
-      <w:pPr>
-        <w:jc w:val="both"/>
-      </w:pPr>
-      <w:r>
-        <w:rPr>
-          <w:b/>
+        <w:rPr>
+          <w:rtl w:val="0"/>
+        </w:rPr>
+        <w:t xml:space="preserve">used to update the model's weights during both training stages.</w:t>
+      </w:r>
+    </w:p>
+    <w:p>
+      <w:pPr>
+        <w:numPr>
+          <w:ilvl w:val="0"/>
+          <w:numId w:val="2"/>
+        </w:numPr>
+        <w:spacing w:after="240" w:before="240" w:line="240" w:lineRule="auto"/>
+        <w:ind w:left="720" w:hanging="360"/>
+        <w:jc w:val="both"/>
+        <w:rPr/>
+      </w:pPr>
+      <w:r>
+        <w:rPr>
+          <w:b w:val="1"/>
+          <w:bCs w:val="1"/>
+          <w:rtl w:val="0"/>
         </w:rPr>
         <w:t xml:space="preserve">Validation set (464 images). </w:t>
       </w:r>
       <w:r>
-        <w:t>used only to monitor validation loss for EarlyStopping / ReduceLROnPlateau; never used to update weights directly.</w:t>
-      </w:r>
-    </w:p>
-    <w:p>
-      <w:pPr>
-        <w:jc w:val="both"/>
-      </w:pPr>
-      <w:r>
-        <w:rPr>
-          <w:b/>
+        <w:rPr>
+          <w:rtl w:val="0"/>
+        </w:rPr>
+        <w:t xml:space="preserve">used only to monitor validation loss for EarlyStopping / ReduceLROnPlateau; never used to update weights directly.</w:t>
+      </w:r>
+    </w:p>
+    <w:p>
+      <w:pPr>
+        <w:numPr>
+          <w:ilvl w:val="0"/>
+          <w:numId w:val="2"/>
+        </w:numPr>
+        <w:spacing w:after="240" w:before="240" w:line="240" w:lineRule="auto"/>
+        <w:ind w:left="720" w:hanging="360"/>
+        <w:jc w:val="both"/>
+        <w:rPr/>
+      </w:pPr>
+      <w:r>
+        <w:rPr>
+          <w:b w:val="1"/>
+          <w:bCs w:val="1"/>
+          <w:rtl w:val="0"/>
         </w:rPr>
         <w:t xml:space="preserve">Testing set (464 images). </w:t>
       </w:r>
       <w:r>
-        <w:t>held out completely and evaluated exactly once, after training is finished, to report the accuracy and other metrics in Section 6.</w:t>
-      </w:r>
-    </w:p>
-    <w:p>
-      <w:pPr>
-        <w:jc w:val="both"/>
-      </w:pPr>
-      <w:r>
-        <w:rPr>
-          <w:b w:val="0"/>
+        <w:rPr>
+          <w:rtl w:val="0"/>
+        </w:rPr>
+        <w:t xml:space="preserve">held out completely and evaluated exactly once, after training is finished, to report the accuracy and other metrics in Section 6.</w:t>
+      </w:r>
+    </w:p>
+    <w:p>
+      <w:pPr>
+        <w:spacing w:after="120" w:before="360" w:line="240" w:lineRule="auto"/>
+        <w:jc w:val="both"/>
+        <w:rPr>
+          <w:b w:val="1"/>
+          <w:bCs w:val="1"/>
+          <w:sz w:val="36"/>
+          <w:szCs w:val="36"/>
+        </w:rPr>
+      </w:pPr>
+      <w:r>
+        <w:rPr>
           <w:sz w:val="32"/>
-        </w:rPr>
-        <w:t>3.6 Dataset Preparation and Preprocessing</w:t>
-      </w:r>
-    </w:p>
-    <w:p>
-      <w:pPr>
-        <w:jc w:val="both"/>
-      </w:pPr>
-      <w:r>
-        <w:t>Images are decoded as RGB with tf.io.decode_image and resized to 224×224 with antialiasing (tf.image.resize). Pixel values are kept as float32 in the notebook's data pipeline; the rescaling to the [-1, 1] range MobileNetV2 expects is performed inside the model itself (a Rescaling(1/127.5, offset=-1) layer), so the same raw-pixel input works for both training and the recognize() demo function. Data augmentation is applied to the training set only: random horizontal/vertical flip, rotation (±15%), zoom (±15%), brightness (±20%), and contrast (±20%), so the model sees more lighting and viewing-angle variation without changing the validation/testing data used for evaluation.</w:t>
-      </w:r>
-    </w:p>
-    <w:p>
-      <w:pPr>
+          <w:szCs w:val="32"/>
+          <w:rtl w:val="0"/>
+        </w:rPr>
+        <w:t xml:space="preserve">3.6 Dataset Preparation and Preprocessing</w:t>
+      </w:r>
+    </w:p>
+    <w:p>
+      <w:pPr>
+        <w:spacing w:after="160" w:line="240" w:lineRule="auto"/>
+        <w:jc w:val="both"/>
+        <w:rPr/>
+      </w:pPr>
+      <w:r>
+        <w:rPr>
+          <w:rtl w:val="0"/>
+        </w:rPr>
+        <w:t xml:space="preserve">Images are decoded as RGB with tf.io.decode_image and resized to 224×224 with antialiasing (tf.image.resize). Pixel values are kept as float32 in the notebook's data pipeline; the rescaling to the [-1, 1] range MobileNetV2 expects is performed inside the model itself (a Rescaling(1/127.5, offset=-1) layer), so the same raw-pixel input works for both training and the recognize() demo function. Data augmentation is applied to the training set only: random horizontal/vertical flip, rotation (±15%), zoom (±15%), brightness (±20%), and contrast (±20%), so the model sees more lighting and viewing-angle variation without changing the validation/testing data used for evaluation.</w:t>
+      </w:r>
+    </w:p>
+    <w:p>
+      <w:pPr>
+        <w:spacing w:after="240" w:before="240" w:line="240" w:lineRule="auto"/>
         <w:jc w:val="center"/>
+        <w:rPr/>
       </w:pPr>
       <w:r>
         <w:drawing>
@@ -6421,147 +6211,252 @@
     </w:p>
     <w:p>
       <w:pPr>
+        <w:spacing w:after="200" w:line="240" w:lineRule="auto"/>
         <w:jc w:val="center"/>
-      </w:pPr>
-      <w:r>
-        <w:rPr>
-          <w:b/>
-        </w:rPr>
-        <w:t>Figure 3. One training image (left) and five randomly augmented versions used only during training.</w:t>
-      </w:r>
-    </w:p>
-    <w:p>
-      <w:pPr>
-        <w:jc w:val="both"/>
-      </w:pPr>
-      <w:r>
-        <w:rPr>
-          <w:b/>
+        <w:rPr>
+          <w:b w:val="1"/>
+          <w:bCs w:val="1"/>
+        </w:rPr>
+      </w:pPr>
+      <w:r>
+        <w:rPr>
+          <w:b w:val="1"/>
+          <w:bCs w:val="1"/>
+          <w:rtl w:val="0"/>
+        </w:rPr>
+        <w:t xml:space="preserve">Figure 3. One training image (left) and five randomly augmented versions used only during training.</w:t>
+      </w:r>
+    </w:p>
+    <w:p>
+      <w:pPr>
+        <w:spacing w:after="120" w:before="480" w:line="240" w:lineRule="auto"/>
+        <w:jc w:val="both"/>
+        <w:rPr>
+          <w:b w:val="1"/>
+          <w:bCs w:val="1"/>
+          <w:sz w:val="48"/>
+          <w:szCs w:val="48"/>
+        </w:rPr>
+      </w:pPr>
+      <w:r>
+        <w:rPr>
+          <w:b w:val="1"/>
+          <w:bCs w:val="1"/>
           <w:sz w:val="46"/>
-        </w:rPr>
-        <w:t>4. COMPUTER VISION METHODOLOGY</w:t>
-      </w:r>
-    </w:p>
-    <w:p>
-      <w:pPr>
-        <w:jc w:val="both"/>
-      </w:pPr>
-      <w:r>
-        <w:rPr>
-          <w:b w:val="0"/>
+          <w:szCs w:val="46"/>
+          <w:rtl w:val="0"/>
+        </w:rPr>
+        <w:t xml:space="preserve">4. COMPUTER VISION METHODOLOGY</w:t>
+      </w:r>
+    </w:p>
+    <w:p>
+      <w:pPr>
+        <w:spacing w:after="120" w:before="360" w:line="240" w:lineRule="auto"/>
+        <w:jc w:val="both"/>
+        <w:rPr>
+          <w:b w:val="1"/>
+          <w:bCs w:val="1"/>
+          <w:sz w:val="36"/>
+          <w:szCs w:val="36"/>
+        </w:rPr>
+      </w:pPr>
+      <w:r>
+        <w:rPr>
           <w:sz w:val="32"/>
-        </w:rPr>
-        <w:t>4.1 Computer Vision Approach</w:t>
-      </w:r>
-    </w:p>
-    <w:p>
-      <w:pPr>
-        <w:jc w:val="both"/>
-      </w:pPr>
-      <w:r>
-        <w:t>The group uses supervised image classification via transfer learning rather than a classical (non-learning) CV algorithm or training a CNN from scratch. With only 3,092 images across 5 classes, training a deep CNN from scratch risks overfitting; starting from MobileNetV2 weights pre-trained on ImageNet gives the model general visual features (edges, textures, shapes) that are then adapted to the waste-sorting task. MobileNetV2 is also a lightweight architecture, which keeps inference fast enough for the live recognize() demo and leaves room for the Final stage to run inference on more constrained hardware alongside motor control.</w:t>
-      </w:r>
-    </w:p>
-    <w:p>
-      <w:pPr>
-        <w:jc w:val="both"/>
-      </w:pPr>
-      <w:r>
-        <w:rPr>
-          <w:b w:val="0"/>
+          <w:szCs w:val="32"/>
+          <w:rtl w:val="0"/>
+        </w:rPr>
+        <w:t xml:space="preserve">4.1 Computer Vision Approach</w:t>
+      </w:r>
+    </w:p>
+    <w:p>
+      <w:pPr>
+        <w:spacing w:after="160" w:line="240" w:lineRule="auto"/>
+        <w:jc w:val="both"/>
+        <w:rPr/>
+      </w:pPr>
+      <w:r>
+        <w:rPr>
+          <w:rtl w:val="0"/>
+        </w:rPr>
+        <w:t xml:space="preserve">The group uses supervised image classification via transfer learning rather than a classical (non-learning) CV algorithm or training a CNN from scratch. With only 3,092 images across 5 classes, training a deep CNN from scratch risks overfitting; starting from MobileNetV2 weights pre-trained on ImageNet gives the model general visual features (edges, textures, shapes) that are then adapted to the waste-sorting task. MobileNetV2 is also a lightweight architecture, which keeps inference fast enough for the live recognize() demo.</w:t>
+      </w:r>
+    </w:p>
+    <w:p>
+      <w:pPr>
+        <w:spacing w:after="120" w:before="360" w:line="240" w:lineRule="auto"/>
+        <w:jc w:val="both"/>
+        <w:rPr>
+          <w:b w:val="1"/>
+          <w:bCs w:val="1"/>
+          <w:sz w:val="36"/>
+          <w:szCs w:val="36"/>
+        </w:rPr>
+      </w:pPr>
+      <w:r>
+        <w:rPr>
           <w:sz w:val="32"/>
-        </w:rPr>
-        <w:t>4.2 Image Processing / Preprocessing</w:t>
-      </w:r>
-    </w:p>
-    <w:p>
-      <w:pPr>
-        <w:jc w:val="both"/>
-      </w:pPr>
-      <w:r>
-        <w:t>See Section 3.6 for the full preprocessing pipeline (resize to 224×224, RGB decoding, in-model rescaling to [-1, 1], training-only augmentation). The same resize-and-decode steps are applied identically at training, evaluation, and demo (recognize()) time, using OpenCV (cv2.cvtColor + cv2.resize) instead of tf.image for single images/frames so the demo function can run directly on an image path or a live camera frame.</w:t>
-      </w:r>
-    </w:p>
-    <w:p>
-      <w:pPr>
-        <w:jc w:val="both"/>
-      </w:pPr>
-      <w:r>
-        <w:rPr>
-          <w:b w:val="0"/>
+          <w:szCs w:val="32"/>
+          <w:rtl w:val="0"/>
+        </w:rPr>
+        <w:t xml:space="preserve">4.2 Image Processing / Preprocessing</w:t>
+      </w:r>
+    </w:p>
+    <w:p>
+      <w:pPr>
+        <w:spacing w:after="160" w:line="240" w:lineRule="auto"/>
+        <w:jc w:val="both"/>
+        <w:rPr/>
+      </w:pPr>
+      <w:r>
+        <w:rPr>
+          <w:rtl w:val="0"/>
+        </w:rPr>
+        <w:t xml:space="preserve">See Section 3.6 for the full preprocessing pipeline (resize to 224×224, RGB decoding, in-model rescaling to [-1, 1], training-only augmentation). Training and evaluation resize with tf.image.resize(antialias=True) through tf.data; the recognize() demo function resizes the same way conceptually but with OpenCV (cv2.cvtColor + cv2.resize, INTER_AREA) instead, since it works on one image or camera frame at a time rather than a tf.data pipeline. Both paths decode RGB, resize to 224×224, and rely on the same in-model rescaling, but the exact resize implementation differs between the two, which is a source of small numeric difference between a tf.data evaluation and a recognize() call on the same image.</w:t>
+      </w:r>
+    </w:p>
+    <w:p>
+      <w:pPr>
+        <w:spacing w:after="120" w:before="360" w:line="240" w:lineRule="auto"/>
+        <w:jc w:val="both"/>
+        <w:rPr>
+          <w:b w:val="1"/>
+          <w:bCs w:val="1"/>
+          <w:sz w:val="36"/>
+          <w:szCs w:val="36"/>
+        </w:rPr>
+      </w:pPr>
+      <w:r>
+        <w:rPr>
           <w:sz w:val="32"/>
-        </w:rPr>
-        <w:t>4.3 Model / Algorithm</w:t>
-      </w:r>
-    </w:p>
-    <w:p>
-      <w:pPr>
-        <w:jc w:val="both"/>
-      </w:pPr>
-      <w:r>
-        <w:t>The model (build_model() in the notebook) is a MobileNetV2 backbone (keras.applications.MobileNetV2, ImageNet weights, include_top=False, 224×224×3 input) used as a feature extractor, followed by:</w:t>
-      </w:r>
-    </w:p>
-    <w:p>
-      <w:pPr>
-        <w:jc w:val="both"/>
-      </w:pPr>
-      <w:r>
-        <w:rPr>
-          <w:b/>
+          <w:szCs w:val="32"/>
+          <w:rtl w:val="0"/>
+        </w:rPr>
+        <w:t xml:space="preserve">4.3 Model / Algorithm</w:t>
+      </w:r>
+    </w:p>
+    <w:p>
+      <w:pPr>
+        <w:spacing w:after="160" w:line="240" w:lineRule="auto"/>
+        <w:jc w:val="both"/>
+        <w:rPr/>
+      </w:pPr>
+      <w:r>
+        <w:rPr>
+          <w:rtl w:val="0"/>
+        </w:rPr>
+        <w:t xml:space="preserve">The model (build_model() in the notebook) is a MobileNetV2 backbone (keras.applications.MobileNetV2, ImageNet weights, include_top=False, 224×224×3 input) used as a feature extractor, followed by:</w:t>
+      </w:r>
+    </w:p>
+    <w:p>
+      <w:pPr>
+        <w:numPr>
+          <w:ilvl w:val="0"/>
+          <w:numId w:val="2"/>
+        </w:numPr>
+        <w:spacing w:after="240" w:before="240" w:line="240" w:lineRule="auto"/>
+        <w:ind w:left="720" w:hanging="360"/>
+        <w:jc w:val="both"/>
+        <w:rPr/>
+      </w:pPr>
+      <w:r>
+        <w:rPr>
+          <w:b w:val="1"/>
+          <w:bCs w:val="1"/>
+          <w:rtl w:val="0"/>
         </w:rPr>
         <w:t xml:space="preserve">GlobalAveragePooling2D: </w:t>
       </w:r>
       <w:r>
-        <w:t>collapses the backbone's feature maps to one vector per image.</w:t>
-      </w:r>
-    </w:p>
-    <w:p>
-      <w:pPr>
-        <w:jc w:val="both"/>
-      </w:pPr>
-      <w:r>
-        <w:rPr>
-          <w:b/>
+        <w:rPr>
+          <w:rtl w:val="0"/>
+        </w:rPr>
+        <w:t xml:space="preserve">collapses the backbone's feature maps to one vector per image.</w:t>
+      </w:r>
+    </w:p>
+    <w:p>
+      <w:pPr>
+        <w:numPr>
+          <w:ilvl w:val="0"/>
+          <w:numId w:val="2"/>
+        </w:numPr>
+        <w:spacing w:after="240" w:before="240" w:line="240" w:lineRule="auto"/>
+        <w:ind w:left="720" w:hanging="360"/>
+        <w:jc w:val="both"/>
+        <w:rPr/>
+      </w:pPr>
+      <w:r>
+        <w:rPr>
+          <w:b w:val="1"/>
+          <w:bCs w:val="1"/>
+          <w:rtl w:val="0"/>
         </w:rPr>
         <w:t xml:space="preserve">Dropout(0.3): </w:t>
       </w:r>
       <w:r>
-        <w:t>randomly zeroes 30% of the pooled features during training, to reduce overfitting.</w:t>
-      </w:r>
-    </w:p>
-    <w:p>
-      <w:pPr>
-        <w:jc w:val="both"/>
-      </w:pPr>
-      <w:r>
-        <w:rPr>
-          <w:b/>
+        <w:rPr>
+          <w:rtl w:val="0"/>
+        </w:rPr>
+        <w:t xml:space="preserve">randomly zeroes 30% of the pooled features during training, to reduce overfitting.</w:t>
+      </w:r>
+    </w:p>
+    <w:p>
+      <w:pPr>
+        <w:numPr>
+          <w:ilvl w:val="0"/>
+          <w:numId w:val="2"/>
+        </w:numPr>
+        <w:spacing w:after="240" w:before="240" w:line="240" w:lineRule="auto"/>
+        <w:ind w:left="720" w:hanging="360"/>
+        <w:jc w:val="both"/>
+        <w:rPr/>
+      </w:pPr>
+      <w:r>
+        <w:rPr>
+          <w:b w:val="1"/>
+          <w:bCs w:val="1"/>
+          <w:rtl w:val="0"/>
         </w:rPr>
         <w:t xml:space="preserve">Dense(5, activation='softmax'): </w:t>
       </w:r>
       <w:r>
-        <w:t>the classification head producing a probability for each of the 5 classes.</w:t>
-      </w:r>
-    </w:p>
-    <w:p>
-      <w:pPr>
-        <w:jc w:val="both"/>
-      </w:pPr>
-      <w:r>
-        <w:rPr>
-          <w:b w:val="0"/>
+        <w:rPr>
+          <w:rtl w:val="0"/>
+        </w:rPr>
+        <w:t xml:space="preserve">the classification head producing a probability for each of the 5 classes.</w:t>
+      </w:r>
+    </w:p>
+    <w:p>
+      <w:pPr>
+        <w:spacing w:after="120" w:before="360" w:line="240" w:lineRule="auto"/>
+        <w:jc w:val="both"/>
+        <w:rPr>
+          <w:b w:val="1"/>
+          <w:bCs w:val="1"/>
+          <w:sz w:val="36"/>
+          <w:szCs w:val="36"/>
+        </w:rPr>
+      </w:pPr>
+      <w:r>
+        <w:rPr>
           <w:sz w:val="32"/>
-        </w:rPr>
-        <w:t>4.4 Model Training / Development</w:t>
-      </w:r>
-    </w:p>
-    <w:p>
-      <w:pPr>
-        <w:jc w:val="both"/>
-      </w:pPr>
-      <w:r>
-        <w:t>Training runs in two stages, both using the Adam optimizer and sparse categorical cross-entropy loss, with class weights applied in every epoch of both stages:</w:t>
+          <w:szCs w:val="32"/>
+          <w:rtl w:val="0"/>
+        </w:rPr>
+        <w:t xml:space="preserve">4.4 Model Training / Development</w:t>
+      </w:r>
+    </w:p>
+    <w:p>
+      <w:pPr>
+        <w:spacing w:after="160" w:line="240" w:lineRule="auto"/>
+        <w:jc w:val="both"/>
+        <w:rPr/>
+      </w:pPr>
+      <w:r>
+        <w:rPr>
+          <w:rtl w:val="0"/>
+        </w:rPr>
+        <w:t xml:space="preserve">Training runs in two stages, both using the Adam optimizer and sparse categorical cross-entropy loss, with class weights applied in every epoch of both stages:</w:t>
       </w:r>
     </w:p>
     <w:tbl>
@@ -6575,8 +6470,6 @@
       <w:tblGrid>
         <w:gridCol w:w="1935"/>
         <w:gridCol w:w="3615"/>
-        <w:gridCol w:w="4245"/>
-        <w:gridCol w:w="4245"/>
         <w:gridCol w:w="4245"/>
         <w:gridCol w:w="4245"/>
         <w:tblGridChange w:id="0">
@@ -6694,7 +6587,7 @@
                 <w:bCs w:val="1"/>
                 <w:rtl w:val="0"/>
               </w:rPr>
-              <w:t>Epochs (ran/budget)</w:t>
+              <w:t>Epoch budget</w:t>
             </w:r>
           </w:p>
         </w:tc>
@@ -6730,76 +6623,6 @@
                 <w:rtl w:val="0"/>
               </w:rPr>
               <w:t>Learning rate</w:t>
-            </w:r>
-          </w:p>
-        </w:tc>
-        <w:tc>
-          <w:tcPr>
-            <w:tcBorders>
-              <w:top w:color="000000" w:space="0" w:sz="7" w:val="single"/>
-              <w:left w:color="000000" w:space="0" w:sz="0" w:val="nil"/>
-              <w:bottom w:color="000000" w:space="0" w:sz="7" w:val="single"/>
-              <w:right w:color="000000" w:space="0" w:sz="7" w:val="single"/>
-            </w:tcBorders>
-            <w:shd w:fill="fff2cc" w:val="clear"/>
-            <w:tcMar>
-              <w:top w:w="100.0" w:type="dxa"/>
-              <w:left w:w="100.0" w:type="dxa"/>
-              <w:bottom w:w="100.0" w:type="dxa"/>
-              <w:right w:w="100.0" w:type="dxa"/>
-            </w:tcMar>
-            <w:vAlign w:val="top"/>
-          </w:tcPr>
-          <w:p>
-            <w:pPr>
-              <w:jc w:val="both"/>
-              <w:rPr>
-                <w:b w:val="1"/>
-                <w:bCs w:val="1"/>
-              </w:rPr>
-            </w:pPr>
-            <w:r>
-              <w:rPr>
-                <w:b/>
-                <w:bCs w:val="1"/>
-                <w:rtl w:val="0"/>
-              </w:rPr>
-              <w:t>End val_accuracy</w:t>
-            </w:r>
-          </w:p>
-        </w:tc>
-        <w:tc>
-          <w:tcPr>
-            <w:tcBorders>
-              <w:top w:color="000000" w:space="0" w:sz="7" w:val="single"/>
-              <w:left w:color="000000" w:space="0" w:sz="0" w:val="nil"/>
-              <w:bottom w:color="000000" w:space="0" w:sz="7" w:val="single"/>
-              <w:right w:color="000000" w:space="0" w:sz="7" w:val="single"/>
-            </w:tcBorders>
-            <w:shd w:fill="fff2cc" w:val="clear"/>
-            <w:tcMar>
-              <w:top w:w="100.0" w:type="dxa"/>
-              <w:left w:w="100.0" w:type="dxa"/>
-              <w:bottom w:w="100.0" w:type="dxa"/>
-              <w:right w:w="100.0" w:type="dxa"/>
-            </w:tcMar>
-            <w:vAlign w:val="top"/>
-          </w:tcPr>
-          <w:p>
-            <w:pPr>
-              <w:jc w:val="both"/>
-              <w:rPr>
-                <w:b w:val="1"/>
-                <w:bCs w:val="1"/>
-              </w:rPr>
-            </w:pPr>
-            <w:r>
-              <w:rPr>
-                <w:b/>
-                <w:bCs w:val="1"/>
-                <w:rtl w:val="0"/>
-              </w:rPr>
-              <w:t>End val_loss</w:t>
             </w:r>
           </w:p>
         </w:tc>
@@ -6893,7 +6716,7 @@
                 <w:b w:val="0"/>
                 <w:rtl w:val="0"/>
               </w:rPr>
-              <w:t>12 / 12</w:t>
+              <w:t>up to 12 (EarlyStopping, patience 4)</w:t>
             </w:r>
           </w:p>
         </w:tc>
@@ -6923,64 +6746,6 @@
                 <w:rtl w:val="0"/>
               </w:rPr>
               <w:t>1e-3</w:t>
-            </w:r>
-          </w:p>
-        </w:tc>
-        <w:tc>
-          <w:tcPr>
-            <w:tcBorders>
-              <w:top w:color="000000" w:space="0" w:sz="0" w:val="nil"/>
-              <w:left w:color="000000" w:space="0" w:sz="0" w:val="nil"/>
-              <w:bottom w:color="000000" w:space="0" w:sz="7" w:val="single"/>
-              <w:right w:color="000000" w:space="0" w:sz="7" w:val="single"/>
-            </w:tcBorders>
-            <w:tcMar>
-              <w:top w:w="100.0" w:type="dxa"/>
-              <w:left w:w="100.0" w:type="dxa"/>
-              <w:bottom w:w="100.0" w:type="dxa"/>
-              <w:right w:w="100.0" w:type="dxa"/>
-            </w:tcMar>
-            <w:vAlign w:val="top"/>
-          </w:tcPr>
-          <w:p>
-            <w:pPr>
-              <w:rPr/>
-            </w:pPr>
-            <w:r>
-              <w:rPr>
-                <w:b w:val="0"/>
-                <w:rtl w:val="0"/>
-              </w:rPr>
-              <w:t>81.68%</w:t>
-            </w:r>
-          </w:p>
-        </w:tc>
-        <w:tc>
-          <w:tcPr>
-            <w:tcBorders>
-              <w:top w:color="000000" w:space="0" w:sz="0" w:val="nil"/>
-              <w:left w:color="000000" w:space="0" w:sz="0" w:val="nil"/>
-              <w:bottom w:color="000000" w:space="0" w:sz="7" w:val="single"/>
-              <w:right w:color="000000" w:space="0" w:sz="7" w:val="single"/>
-            </w:tcBorders>
-            <w:tcMar>
-              <w:top w:w="100.0" w:type="dxa"/>
-              <w:left w:w="100.0" w:type="dxa"/>
-              <w:bottom w:w="100.0" w:type="dxa"/>
-              <w:right w:w="100.0" w:type="dxa"/>
-            </w:tcMar>
-            <w:vAlign w:val="top"/>
-          </w:tcPr>
-          <w:p>
-            <w:pPr>
-              <w:rPr/>
-            </w:pPr>
-            <w:r>
-              <w:rPr>
-                <w:b w:val="0"/>
-                <w:rtl w:val="0"/>
-              </w:rPr>
-              <w:t>0.4679</w:t>
             </w:r>
           </w:p>
         </w:tc>
@@ -7074,7 +6839,7 @@
                 <w:b w:val="0"/>
                 <w:rtl w:val="0"/>
               </w:rPr>
-              <w:t>10 / 10</w:t>
+              <w:t>up to 10 (EarlyStopping, patience 4)</w:t>
             </w:r>
           </w:p>
         </w:tc>
@@ -7107,134 +6872,57 @@
             </w:r>
           </w:p>
         </w:tc>
-        <w:tc>
-          <w:tcPr>
-            <w:tcBorders>
-              <w:top w:color="000000" w:space="0" w:sz="0" w:val="nil"/>
-              <w:left w:color="000000" w:space="0" w:sz="0" w:val="nil"/>
-              <w:bottom w:color="000000" w:space="0" w:sz="7" w:val="single"/>
-              <w:right w:color="000000" w:space="0" w:sz="7" w:val="single"/>
-            </w:tcBorders>
-            <w:tcMar>
-              <w:top w:w="100.0" w:type="dxa"/>
-              <w:left w:w="100.0" w:type="dxa"/>
-              <w:bottom w:w="100.0" w:type="dxa"/>
-              <w:right w:w="100.0" w:type="dxa"/>
-            </w:tcMar>
-            <w:vAlign w:val="top"/>
-          </w:tcPr>
-          <w:p>
-            <w:pPr>
-              <w:rPr/>
-            </w:pPr>
-            <w:r>
-              <w:rPr>
-                <w:b w:val="0"/>
-                <w:rtl w:val="0"/>
-              </w:rPr>
-              <w:t>84.48%</w:t>
-            </w:r>
-          </w:p>
-        </w:tc>
-        <w:tc>
-          <w:tcPr>
-            <w:tcBorders>
-              <w:top w:color="000000" w:space="0" w:sz="0" w:val="nil"/>
-              <w:left w:color="000000" w:space="0" w:sz="0" w:val="nil"/>
-              <w:bottom w:color="000000" w:space="0" w:sz="7" w:val="single"/>
-              <w:right w:color="000000" w:space="0" w:sz="7" w:val="single"/>
-            </w:tcBorders>
-            <w:tcMar>
-              <w:top w:w="100.0" w:type="dxa"/>
-              <w:left w:w="100.0" w:type="dxa"/>
-              <w:bottom w:w="100.0" w:type="dxa"/>
-              <w:right w:w="100.0" w:type="dxa"/>
-            </w:tcMar>
-            <w:vAlign w:val="top"/>
-          </w:tcPr>
-          <w:p>
-            <w:pPr>
-              <w:rPr/>
-            </w:pPr>
-            <w:r>
-              <w:rPr>
-                <w:b w:val="0"/>
-                <w:rtl w:val="0"/>
-              </w:rPr>
-              <w:t>0.3822</w:t>
-            </w:r>
-          </w:p>
-        </w:tc>
       </w:tr>
     </w:tbl>
     <w:p>
       <w:pPr>
-        <w:jc w:val="both"/>
-      </w:pPr>
-      <w:r>
-        <w:t>Neither stage triggered EarlyStopping before its budget (both ran the full configured epochs). Because EarlyStopping is configured with restore_best_weights=True, the weights actually kept at the end of Stage 2 are from the best validation-loss epoch, epoch 8 (val_accuracy 85.34%, val_loss 0.3768), not the numerically last epoch 10 shown above. ReduceLROnPlateau (factor 0.5, patience 2) also fired once in Stage 1 (epoch 11).</w:t>
-      </w:r>
-    </w:p>
-    <w:p>
-      <w:pPr>
+        <w:spacing w:after="240" w:before="240" w:line="240" w:lineRule="auto"/>
         <w:jc w:val="center"/>
-      </w:pPr>
-      <w:r>
-        <w:drawing>
-          <wp:inline>
-            <wp:extent cx="5029200" cy="1565016"/>
-            <wp:docPr id="4" name="Picture 4"/>
-            <wp:cNvGraphicFramePr>
-              <a:graphicFrameLocks noChangeAspect="1"/>
-            </wp:cNvGraphicFramePr>
-            <a:graphic>
-              <a:graphicData uri="http://schemas.openxmlformats.org/drawingml/2006/picture">
-                <pic:pic>
-                  <pic:nvPicPr>
-                    <pic:cNvPr id="0" name="training_curves.png"/>
-                    <pic:cNvPicPr/>
-                  </pic:nvPicPr>
-                  <pic:blipFill>
-                    <a:blip r:embed="rId11"/>
-                    <a:stretch>
-                      <a:fillRect/>
-                    </a:stretch>
-                  </pic:blipFill>
-                  <pic:spPr>
-                    <a:xfrm>
-                      <a:off x="0" y="0"/>
-                      <a:ext cx="5029200" cy="1565016"/>
-                    </a:xfrm>
-                    <a:prstGeom prst="rect"/>
-                  </pic:spPr>
-                </pic:pic>
-              </a:graphicData>
-            </a:graphic>
-          </wp:inline>
-        </w:drawing>
-      </w:r>
-    </w:p>
-    <w:p>
-      <w:pPr>
-        <w:jc w:val="center"/>
-      </w:pPr>
-      <w:r>
-        <w:rPr>
-          <w:b/>
-        </w:rPr>
-        <w:t>Figure 4. Training/validation accuracy and loss across both stages (dashed line marks the start of fine-tuning).</w:t>
-      </w:r>
-    </w:p>
-    <w:p>
-      <w:pPr>
-        <w:jc w:val="both"/>
-      </w:pPr>
-      <w:r>
-        <w:rPr>
-          <w:b w:val="0"/>
+        <w:rPr>
+          <w:b w:val="1"/>
+          <w:bCs w:val="1"/>
+        </w:rPr>
+      </w:pPr>
+      <w:r>
+        <w:rPr>
+          <w:b w:val="1"/>
+          <w:bCs w:val="1"/>
+          <w:rtl w:val="0"/>
+        </w:rPr>
+        <w:t xml:space="preserve">Table 3. Training hyperparameters for the reported run.</w:t>
+      </w:r>
+    </w:p>
+    <w:p>
+      <w:pPr>
+        <w:spacing w:after="160" w:line="240" w:lineRule="auto"/>
+        <w:jc w:val="both"/>
+        <w:rPr/>
+      </w:pPr>
+      <w:r>
+        <w:rPr>
+          <w:rtl w:val="0"/>
+        </w:rPr>
+        <w:t xml:space="preserve">EarlyStopping (patience 4, restore_best_weights=True) and ReduceLROnPlateau (factor 0.5, patience 2) watch validation loss in both stages, so the kept weights are the best-validation-loss checkpoint, not necessarily the last epoch.</w:t>
+      </w:r>
+    </w:p>
+    <w:p>
+      <w:pPr>
+        <w:spacing w:after="120" w:before="360" w:line="240" w:lineRule="auto"/>
+        <w:jc w:val="both"/>
+        <w:rPr>
+          <w:b w:val="1"/>
+          <w:bCs w:val="1"/>
+          <w:sz w:val="36"/>
+          <w:szCs w:val="36"/>
+        </w:rPr>
+      </w:pPr>
+      <w:r>
+        <w:rPr>
           <w:sz w:val="32"/>
-        </w:rPr>
-        <w:t>4.5 Model Parameters and Configuration</w:t>
+          <w:szCs w:val="32"/>
+          <w:rtl w:val="0"/>
+        </w:rPr>
+        <w:t xml:space="preserve">4.5 Model Parameters and Configuration</w:t>
       </w:r>
     </w:p>
     <w:tbl>
@@ -7745,35 +7433,14 @@
         </w:tc>
       </w:tr>
       <w:tr>
-        <w:trPr>
-          <w:cantSplit w:val="0"/>
-          <w:trHeight w:val="20" w:hRule="atLeast"/>
-          <w:tblHeader w:val="0"/>
-        </w:trPr>
-        <w:tc>
-          <w:tcPr>
-            <w:tcBorders>
-              <w:top w:color="000000" w:space="0" w:sz="0" w:val="nil"/>
-              <w:left w:color="000000" w:space="0" w:sz="7" w:val="single"/>
-              <w:bottom w:color="000000" w:space="0" w:sz="7" w:val="single"/>
-              <w:right w:color="000000" w:space="0" w:sz="7" w:val="single"/>
-            </w:tcBorders>
-            <w:tcMar>
-              <w:top w:w="100.0" w:type="dxa"/>
-              <w:left w:w="100.0" w:type="dxa"/>
-              <w:bottom w:w="100.0" w:type="dxa"/>
-              <w:right w:w="100.0" w:type="dxa"/>
-            </w:tcMar>
-            <w:vAlign w:val="top"/>
-          </w:tcPr>
-          <w:p>
-            <w:pPr>
-              <w:rPr/>
-            </w:pPr>
+        <w:tc>
+          <w:tcPr>
+            <w:tcW w:type="dxa" w:w="1935"/>
+          </w:tcPr>
+          <w:p>
             <w:r>
               <w:rPr>
                 <w:b w:val="0"/>
-                <w:rtl w:val="0"/>
               </w:rPr>
               <w:t>Pre-trained weights</w:t>
             </w:r>
@@ -7781,28 +7448,12 @@
         </w:tc>
         <w:tc>
           <w:tcPr>
-            <w:tcBorders>
-              <w:top w:color="000000" w:space="0" w:sz="0" w:val="nil"/>
-              <w:left w:color="000000" w:space="0" w:sz="0" w:val="nil"/>
-              <w:bottom w:color="000000" w:space="0" w:sz="7" w:val="single"/>
-              <w:right w:color="000000" w:space="0" w:sz="7" w:val="single"/>
-            </w:tcBorders>
-            <w:tcMar>
-              <w:top w:w="100.0" w:type="dxa"/>
-              <w:left w:w="100.0" w:type="dxa"/>
-              <w:bottom w:w="100.0" w:type="dxa"/>
-              <w:right w:w="100.0" w:type="dxa"/>
-            </w:tcMar>
-            <w:vAlign w:val="top"/>
-          </w:tcPr>
-          <w:p>
-            <w:pPr>
-              <w:rPr/>
-            </w:pPr>
+            <w:tcW w:type="dxa" w:w="3615"/>
+          </w:tcPr>
+          <w:p>
             <w:r>
               <w:rPr>
                 <w:b w:val="0"/>
-                <w:rtl w:val="0"/>
               </w:rPr>
               <w:t>ImageNet</w:t>
             </w:r>
@@ -7810,28 +7461,12 @@
         </w:tc>
         <w:tc>
           <w:tcPr>
-            <w:tcBorders>
-              <w:top w:color="000000" w:space="0" w:sz="0" w:val="nil"/>
-              <w:left w:color="000000" w:space="0" w:sz="0" w:val="nil"/>
-              <w:bottom w:color="000000" w:space="0" w:sz="7" w:val="single"/>
-              <w:right w:color="000000" w:space="0" w:sz="7" w:val="single"/>
-            </w:tcBorders>
-            <w:tcMar>
-              <w:top w:w="100.0" w:type="dxa"/>
-              <w:left w:w="100.0" w:type="dxa"/>
-              <w:bottom w:w="100.0" w:type="dxa"/>
-              <w:right w:w="100.0" w:type="dxa"/>
-            </w:tcMar>
-            <w:vAlign w:val="top"/>
-          </w:tcPr>
-          <w:p>
-            <w:pPr>
-              <w:rPr/>
-            </w:pPr>
+            <w:tcW w:type="dxa" w:w="4245"/>
+          </w:tcPr>
+          <w:p>
             <w:r>
               <w:rPr>
                 <w:b w:val="0"/>
-                <w:rtl w:val="0"/>
               </w:rPr>
               <w:t>keras.applications.MobileNetV2</w:t>
             </w:r>
@@ -7839,35 +7474,14 @@
         </w:tc>
       </w:tr>
       <w:tr>
-        <w:trPr>
-          <w:cantSplit w:val="0"/>
-          <w:trHeight w:val="20" w:hRule="atLeast"/>
-          <w:tblHeader w:val="0"/>
-        </w:trPr>
-        <w:tc>
-          <w:tcPr>
-            <w:tcBorders>
-              <w:top w:color="000000" w:space="0" w:sz="0" w:val="nil"/>
-              <w:left w:color="000000" w:space="0" w:sz="7" w:val="single"/>
-              <w:bottom w:color="000000" w:space="0" w:sz="7" w:val="single"/>
-              <w:right w:color="000000" w:space="0" w:sz="7" w:val="single"/>
-            </w:tcBorders>
-            <w:tcMar>
-              <w:top w:w="100.0" w:type="dxa"/>
-              <w:left w:w="100.0" w:type="dxa"/>
-              <w:bottom w:w="100.0" w:type="dxa"/>
-              <w:right w:w="100.0" w:type="dxa"/>
-            </w:tcMar>
-            <w:vAlign w:val="top"/>
-          </w:tcPr>
-          <w:p>
-            <w:pPr>
-              <w:rPr/>
-            </w:pPr>
+        <w:tc>
+          <w:tcPr>
+            <w:tcW w:type="dxa" w:w="1935"/>
+          </w:tcPr>
+          <w:p>
             <w:r>
               <w:rPr>
                 <w:b w:val="0"/>
-                <w:rtl w:val="0"/>
               </w:rPr>
               <w:t>Fine-tuned layers</w:t>
             </w:r>
@@ -7875,28 +7489,12 @@
         </w:tc>
         <w:tc>
           <w:tcPr>
-            <w:tcBorders>
-              <w:top w:color="000000" w:space="0" w:sz="0" w:val="nil"/>
-              <w:left w:color="000000" w:space="0" w:sz="0" w:val="nil"/>
-              <w:bottom w:color="000000" w:space="0" w:sz="7" w:val="single"/>
-              <w:right w:color="000000" w:space="0" w:sz="7" w:val="single"/>
-            </w:tcBorders>
-            <w:tcMar>
-              <w:top w:w="100.0" w:type="dxa"/>
-              <w:left w:w="100.0" w:type="dxa"/>
-              <w:bottom w:w="100.0" w:type="dxa"/>
-              <w:right w:w="100.0" w:type="dxa"/>
-            </w:tcMar>
-            <w:vAlign w:val="top"/>
-          </w:tcPr>
-          <w:p>
-            <w:pPr>
-              <w:rPr/>
-            </w:pPr>
+            <w:tcW w:type="dxa" w:w="3615"/>
+          </w:tcPr>
+          <w:p>
             <w:r>
               <w:rPr>
                 <w:b w:val="0"/>
-                <w:rtl w:val="0"/>
               </w:rPr>
               <w:t>last 40 layers of the backbone</w:t>
             </w:r>
@@ -7904,28 +7502,12 @@
         </w:tc>
         <w:tc>
           <w:tcPr>
-            <w:tcBorders>
-              <w:top w:color="000000" w:space="0" w:sz="0" w:val="nil"/>
-              <w:left w:color="000000" w:space="0" w:sz="0" w:val="nil"/>
-              <w:bottom w:color="000000" w:space="0" w:sz="7" w:val="single"/>
-              <w:right w:color="000000" w:space="0" w:sz="7" w:val="single"/>
-            </w:tcBorders>
-            <w:tcMar>
-              <w:top w:w="100.0" w:type="dxa"/>
-              <w:left w:w="100.0" w:type="dxa"/>
-              <w:bottom w:w="100.0" w:type="dxa"/>
-              <w:right w:w="100.0" w:type="dxa"/>
-            </w:tcMar>
-            <w:vAlign w:val="top"/>
-          </w:tcPr>
-          <w:p>
-            <w:pPr>
-              <w:rPr/>
-            </w:pPr>
+            <w:tcW w:type="dxa" w:w="4245"/>
+          </w:tcPr>
+          <w:p>
             <w:r>
               <w:rPr>
                 <w:b w:val="0"/>
-                <w:rtl w:val="0"/>
               </w:rPr>
               <w:t>BatchNorm layers kept frozen</w:t>
             </w:r>
@@ -7933,35 +7515,14 @@
         </w:tc>
       </w:tr>
       <w:tr>
-        <w:trPr>
-          <w:cantSplit w:val="0"/>
-          <w:trHeight w:val="20" w:hRule="atLeast"/>
-          <w:tblHeader w:val="0"/>
-        </w:trPr>
-        <w:tc>
-          <w:tcPr>
-            <w:tcBorders>
-              <w:top w:color="000000" w:space="0" w:sz="0" w:val="nil"/>
-              <w:left w:color="000000" w:space="0" w:sz="7" w:val="single"/>
-              <w:bottom w:color="000000" w:space="0" w:sz="7" w:val="single"/>
-              <w:right w:color="000000" w:space="0" w:sz="7" w:val="single"/>
-            </w:tcBorders>
-            <w:tcMar>
-              <w:top w:w="100.0" w:type="dxa"/>
-              <w:left w:w="100.0" w:type="dxa"/>
-              <w:bottom w:w="100.0" w:type="dxa"/>
-              <w:right w:w="100.0" w:type="dxa"/>
-            </w:tcMar>
-            <w:vAlign w:val="top"/>
-          </w:tcPr>
-          <w:p>
-            <w:pPr>
-              <w:rPr/>
-            </w:pPr>
+        <w:tc>
+          <w:tcPr>
+            <w:tcW w:type="dxa" w:w="1935"/>
+          </w:tcPr>
+          <w:p>
             <w:r>
               <w:rPr>
                 <w:b w:val="0"/>
-                <w:rtl w:val="0"/>
               </w:rPr>
               <w:t>Class weighting</w:t>
             </w:r>
@@ -7969,28 +7530,12 @@
         </w:tc>
         <w:tc>
           <w:tcPr>
-            <w:tcBorders>
-              <w:top w:color="000000" w:space="0" w:sz="0" w:val="nil"/>
-              <w:left w:color="000000" w:space="0" w:sz="0" w:val="nil"/>
-              <w:bottom w:color="000000" w:space="0" w:sz="7" w:val="single"/>
-              <w:right w:color="000000" w:space="0" w:sz="7" w:val="single"/>
-            </w:tcBorders>
-            <w:tcMar>
-              <w:top w:w="100.0" w:type="dxa"/>
-              <w:left w:w="100.0" w:type="dxa"/>
-              <w:bottom w:w="100.0" w:type="dxa"/>
-              <w:right w:w="100.0" w:type="dxa"/>
-            </w:tcMar>
-            <w:vAlign w:val="top"/>
-          </w:tcPr>
-          <w:p>
-            <w:pPr>
-              <w:rPr/>
-            </w:pPr>
+            <w:tcW w:type="dxa" w:w="3615"/>
+          </w:tcPr>
+          <w:p>
             <w:r>
               <w:rPr>
                 <w:b w:val="0"/>
-                <w:rtl w:val="0"/>
               </w:rPr>
               <w:t>sklearn compute_class_weight('balanced')</w:t>
             </w:r>
@@ -7998,28 +7543,12 @@
         </w:tc>
         <w:tc>
           <w:tcPr>
-            <w:tcBorders>
-              <w:top w:color="000000" w:space="0" w:sz="0" w:val="nil"/>
-              <w:left w:color="000000" w:space="0" w:sz="0" w:val="nil"/>
-              <w:bottom w:color="000000" w:space="0" w:sz="7" w:val="single"/>
-              <w:right w:color="000000" w:space="0" w:sz="7" w:val="single"/>
-            </w:tcBorders>
-            <w:tcMar>
-              <w:top w:w="100.0" w:type="dxa"/>
-              <w:left w:w="100.0" w:type="dxa"/>
-              <w:bottom w:w="100.0" w:type="dxa"/>
-              <w:right w:w="100.0" w:type="dxa"/>
-            </w:tcMar>
-            <w:vAlign w:val="top"/>
-          </w:tcPr>
-          <w:p>
-            <w:pPr>
-              <w:rPr/>
-            </w:pPr>
+            <w:tcW w:type="dxa" w:w="4245"/>
+          </w:tcPr>
+          <w:p>
             <w:r>
               <w:rPr>
                 <w:b w:val="0"/>
-                <w:rtl w:val="0"/>
               </w:rPr>
               <w:t>applied in both training stages</w:t>
             </w:r>
@@ -8070,294 +7599,347 @@
     </w:tbl>
     <w:p>
       <w:pPr>
-        <w:jc w:val="both"/>
-      </w:pPr>
-      <w:r>
-        <w:rPr>
-          <w:b w:val="0"/>
+        <w:spacing w:after="240" w:before="240" w:line="240" w:lineRule="auto"/>
+        <w:jc w:val="center"/>
+        <w:rPr>
+          <w:b w:val="1"/>
+          <w:bCs w:val="1"/>
+        </w:rPr>
+      </w:pPr>
+      <w:r>
+        <w:rPr>
+          <w:b w:val="1"/>
+          <w:bCs w:val="1"/>
+          <w:rtl w:val="0"/>
+        </w:rPr>
+        <w:t xml:space="preserve">Table 4. Model parameters and configuration used by the final implementation.</w:t>
+      </w:r>
+    </w:p>
+    <w:p>
+      <w:pPr>
+        <w:spacing w:after="120" w:before="360" w:line="240" w:lineRule="auto"/>
+        <w:jc w:val="both"/>
+        <w:rPr>
+          <w:b w:val="1"/>
+          <w:bCs w:val="1"/>
+          <w:sz w:val="36"/>
+          <w:szCs w:val="36"/>
+        </w:rPr>
+      </w:pPr>
+      <w:r>
+        <w:rPr>
           <w:sz w:val="32"/>
-        </w:rPr>
-        <w:t>4.6 Detection / Recognition Process</w:t>
-      </w:r>
-    </w:p>
-    <w:p>
-      <w:pPr>
-        <w:jc w:val="both"/>
-      </w:pPr>
-      <w:r>
-        <w:t>Camera Frame / Image → BGR→RGB conversion → resize to 224×224 (cv2.INTER_AREA) → model.predict() → take the class with the highest softmax probability → if that probability is ≥ 0.60, show the class label and confidence; otherwise show “Uncertain”, and draw the result as a colored border and text banner on the output image (Section 5.3).</w:t>
-      </w:r>
-    </w:p>
-    <w:p>
-      <w:pPr>
-        <w:jc w:val="both"/>
-      </w:pPr>
-      <w:r>
-        <w:rPr>
-          <w:b/>
+          <w:szCs w:val="32"/>
+          <w:rtl w:val="0"/>
+        </w:rPr>
+        <w:t xml:space="preserve">4.6 Detection / Recognition Process</w:t>
+      </w:r>
+    </w:p>
+    <w:p>
+      <w:pPr>
+        <w:spacing w:after="160" w:line="240" w:lineRule="auto"/>
+        <w:jc w:val="both"/>
+        <w:rPr/>
+      </w:pPr>
+      <w:r>
+        <w:rPr>
+          <w:rtl w:val="0"/>
+        </w:rPr>
+        <w:t xml:space="preserve">Camera Frame / Image → BGR→RGB conversion → resize to 224×224 (cv2.INTER_AREA) → model.predict() → take the class with the highest softmax probability → if that probability is ≥ 0.60, show the class label and confidence; otherwise show “Uncertain”, and draw the result as a colored border and text banner on the output image (Section 5.3).</w:t>
+      </w:r>
+    </w:p>
+    <w:p>
+      <w:pPr>
+        <w:spacing w:after="120" w:before="480" w:line="240" w:lineRule="auto"/>
+        <w:jc w:val="both"/>
+        <w:rPr>
+          <w:b w:val="1"/>
+          <w:bCs w:val="1"/>
+          <w:sz w:val="48"/>
+          <w:szCs w:val="48"/>
+        </w:rPr>
+      </w:pPr>
+      <w:r>
+        <w:rPr>
+          <w:b w:val="1"/>
+          <w:bCs w:val="1"/>
           <w:sz w:val="46"/>
-        </w:rPr>
-        <w:t>5. SYSTEM IMPLEMENTATION</w:t>
-      </w:r>
-    </w:p>
-    <w:p>
-      <w:pPr>
-        <w:jc w:val="both"/>
-      </w:pPr>
-      <w:r>
-        <w:rPr>
-          <w:b w:val="0"/>
+          <w:szCs w:val="46"/>
+          <w:rtl w:val="0"/>
+        </w:rPr>
+        <w:t xml:space="preserve">5. SYSTEM IMPLEMENTATION</w:t>
+      </w:r>
+    </w:p>
+    <w:p>
+      <w:pPr>
+        <w:spacing w:after="120" w:before="360" w:line="240" w:lineRule="auto"/>
+        <w:jc w:val="both"/>
+        <w:rPr>
+          <w:b w:val="1"/>
+          <w:bCs w:val="1"/>
+          <w:sz w:val="36"/>
+          <w:szCs w:val="36"/>
+        </w:rPr>
+      </w:pPr>
+      <w:r>
+        <w:rPr>
           <w:sz w:val="32"/>
-        </w:rPr>
-        <w:t>5.1 Computer Vision Implementation</w:t>
-      </w:r>
-    </w:p>
-    <w:p>
-      <w:pPr>
-        <w:jc w:val="both"/>
-      </w:pPr>
-      <w:r>
-        <w:t>The demonstration pipeline is implemented as a single recognize(source, show=True) function in the notebook (Step 7). It accepts either an image file path or a BGR NumPy array (e.g. a camera frame), applies the Section 4.6 pipeline, and returns the predicted label, its confidence, and a copy of the input image annotated with the result. This keeps the training pipeline (tf.data, Section 3–4) and the single-image demo pipeline (OpenCV) using the same trained model and the same class order, so a prediction made one way matches the other.</w:t>
-      </w:r>
-    </w:p>
-    <w:p>
-      <w:pPr>
-        <w:jc w:val="both"/>
-      </w:pPr>
-      <w:r>
-        <w:rPr>
-          <w:b w:val="0"/>
+          <w:szCs w:val="32"/>
+          <w:rtl w:val="0"/>
+        </w:rPr>
+        <w:t xml:space="preserve">5.1 Computer Vision Implementation</w:t>
+      </w:r>
+    </w:p>
+    <w:p>
+      <w:pPr>
+        <w:spacing w:after="160" w:line="240" w:lineRule="auto"/>
+        <w:jc w:val="both"/>
+        <w:rPr/>
+      </w:pPr>
+      <w:r>
+        <w:rPr>
+          <w:rtl w:val="0"/>
+        </w:rPr>
+        <w:t xml:space="preserve">The demonstration pipeline is implemented as a single recognize(source, show=True) function in the notebook (Step 7). It accepts either an image file path or a BGR NumPy array (e.g. a camera frame), applies the Section 4.6 pipeline, and returns the predicted label, its confidence, and a copy of the input image annotated with the result. This keeps the training pipeline (tf.data, Section 3–4) and the single-image demo pipeline (OpenCV) using the same trained model and the same class order, so predictions from either path are directly comparable (see Section 4.2 for the one implementation difference between them).</w:t>
+      </w:r>
+    </w:p>
+    <w:p>
+      <w:pPr>
+        <w:spacing w:after="120" w:before="360" w:line="240" w:lineRule="auto"/>
+        <w:jc w:val="both"/>
+        <w:rPr>
+          <w:b w:val="1"/>
+          <w:bCs w:val="1"/>
+          <w:sz w:val="36"/>
+          <w:szCs w:val="36"/>
+        </w:rPr>
+      </w:pPr>
+      <w:r>
+        <w:rPr>
           <w:sz w:val="32"/>
-        </w:rPr>
-        <w:t>5.2 Input and Camera Processing</w:t>
-      </w:r>
-    </w:p>
-    <w:p>
-      <w:pPr>
-        <w:jc w:val="both"/>
-      </w:pPr>
-      <w:r>
-        <w:t>Three input paths are demonstrated: (1) images already in the test split, (2) a file uploaded through the Colab file picker, and (3) a live snapshot captured from the browser's webcam via a small JavaScript helper (capture_from_webcam()) that returns a single JPEG frame. Outside Colab, the same recognize() function accepts a frame read with cv2.VideoCapture(0), so the pipeline is not tied to the Colab-only webcam helper.</w:t>
-      </w:r>
-    </w:p>
-    <w:p>
-      <w:pPr>
-        <w:jc w:val="both"/>
-      </w:pPr>
-      <w:r>
-        <w:rPr>
-          <w:b w:val="0"/>
+          <w:szCs w:val="32"/>
+          <w:rtl w:val="0"/>
+        </w:rPr>
+        <w:t xml:space="preserve">5.2 Input and Camera Processing</w:t>
+      </w:r>
+    </w:p>
+    <w:p>
+      <w:pPr>
+        <w:spacing w:after="160" w:line="240" w:lineRule="auto"/>
+        <w:jc w:val="both"/>
+        <w:rPr/>
+      </w:pPr>
+      <w:r>
+        <w:rPr>
+          <w:rtl w:val="0"/>
+        </w:rPr>
+        <w:t xml:space="preserve">Three input paths are demonstrated: (1) images already in the test split, (2) a file uploaded through the Colab file picker, and (3) a live snapshot captured from the browser's webcam via a small JavaScript helper (capture_from_webcam()) that returns a single JPEG frame. Outside Colab, the same recognize() function accepts a frame read with cv2.VideoCapture(0), so the pipeline is not tied to the Colab-only webcam helper.</w:t>
+      </w:r>
+    </w:p>
+    <w:p>
+      <w:pPr>
+        <w:spacing w:after="120" w:before="360" w:line="240" w:lineRule="auto"/>
+        <w:jc w:val="both"/>
+        <w:rPr>
+          <w:b w:val="1"/>
+          <w:bCs w:val="1"/>
+          <w:sz w:val="36"/>
+          <w:szCs w:val="36"/>
+        </w:rPr>
+      </w:pPr>
+      <w:r>
+        <w:rPr>
           <w:sz w:val="32"/>
-        </w:rPr>
-        <w:t>5.3 Visual Output</w:t>
-      </w:r>
-    </w:p>
-    <w:p>
-      <w:pPr>
-        <w:jc w:val="both"/>
-      </w:pPr>
-      <w:r>
-        <w:t>Each recognized image is annotated with: a colored border (green if confident, orange if below the 0.60 threshold) drawn with cv2.rectangle, and a text banner in the top-left corner showing the predicted class label and confidence percentage, drawn with cv2.putText. The full per-class softmax probabilities are also printed below the image.</w:t>
-      </w:r>
-    </w:p>
-    <w:p>
-      <w:pPr>
-        <w:jc w:val="center"/>
-      </w:pPr>
-      <w:r>
-        <w:drawing>
-          <wp:inline>
-            <wp:extent cx="2377440" cy="2377440"/>
-            <wp:docPr id="5" name="Picture 5"/>
-            <wp:cNvGraphicFramePr>
-              <a:graphicFrameLocks noChangeAspect="1"/>
-            </wp:cNvGraphicFramePr>
-            <a:graphic>
-              <a:graphicData uri="http://schemas.openxmlformats.org/drawingml/2006/picture">
-                <pic:pic>
-                  <pic:nvPicPr>
-                    <pic:cNvPr id="0" name="demo_upload.png"/>
-                    <pic:cNvPicPr/>
-                  </pic:nvPicPr>
-                  <pic:blipFill>
-                    <a:blip r:embed="rId12"/>
-                    <a:stretch>
-                      <a:fillRect/>
-                    </a:stretch>
-                  </pic:blipFill>
-                  <pic:spPr>
-                    <a:xfrm>
-                      <a:off x="0" y="0"/>
-                      <a:ext cx="2377440" cy="2377440"/>
-                    </a:xfrm>
-                    <a:prstGeom prst="rect"/>
-                  </pic:spPr>
-                </pic:pic>
-              </a:graphicData>
-            </a:graphic>
-          </wp:inline>
-        </w:drawing>
-      </w:r>
-    </w:p>
-    <w:p>
-      <w:pPr>
-        <w:jc w:val="center"/>
-      </w:pPr>
-      <w:r>
-        <w:rPr>
-          <w:b/>
-        </w:rPr>
-        <w:t>Figure 5. Demo output on a group-uploaded photo (plastic-bottle.jpg): predicted Plastic, 62.4% confidence.</w:t>
-      </w:r>
-    </w:p>
-    <w:p>
-      <w:pPr>
-        <w:jc w:val="center"/>
-      </w:pPr>
-      <w:r>
-        <w:drawing>
-          <wp:inline>
-            <wp:extent cx="2377440" cy="1819258"/>
-            <wp:docPr id="6" name="Picture 6"/>
-            <wp:cNvGraphicFramePr>
-              <a:graphicFrameLocks noChangeAspect="1"/>
-            </wp:cNvGraphicFramePr>
-            <a:graphic>
-              <a:graphicData uri="http://schemas.openxmlformats.org/drawingml/2006/picture">
-                <pic:pic>
-                  <pic:nvPicPr>
-                    <pic:cNvPr id="0" name="demo_webcam.png"/>
-                    <pic:cNvPicPr/>
-                  </pic:nvPicPr>
-                  <pic:blipFill>
-                    <a:blip r:embed="rId13"/>
-                    <a:stretch>
-                      <a:fillRect/>
-                    </a:stretch>
-                  </pic:blipFill>
-                  <pic:spPr>
-                    <a:xfrm>
-                      <a:off x="0" y="0"/>
-                      <a:ext cx="2377440" cy="1819258"/>
-                    </a:xfrm>
-                    <a:prstGeom prst="rect"/>
-                  </pic:spPr>
-                </pic:pic>
-              </a:graphicData>
-            </a:graphic>
-          </wp:inline>
-        </w:drawing>
-      </w:r>
-    </w:p>
-    <w:p>
-      <w:pPr>
-        <w:jc w:val="center"/>
-      </w:pPr>
-      <w:r>
-        <w:rPr>
-          <w:b/>
-        </w:rPr>
-        <w:t>Figure 6. Demo output on a live Colab-webcam snapshot: predicted Metal, 75.7% confidence (true label not recorded for this frame).</w:t>
-      </w:r>
-    </w:p>
-    <w:p>
-      <w:pPr>
-        <w:jc w:val="both"/>
-      </w:pPr>
-      <w:r>
-        <w:rPr>
-          <w:b/>
+          <w:szCs w:val="32"/>
+          <w:rtl w:val="0"/>
+        </w:rPr>
+        <w:t xml:space="preserve">5.3 Visual Output</w:t>
+      </w:r>
+    </w:p>
+    <w:p>
+      <w:pPr>
+        <w:spacing w:after="160" w:line="240" w:lineRule="auto"/>
+        <w:jc w:val="both"/>
+        <w:rPr/>
+      </w:pPr>
+      <w:r>
+        <w:rPr>
+          <w:rtl w:val="0"/>
+        </w:rPr>
+        <w:t xml:space="preserve">Each recognized image is annotated with: a colored border (green if confident, orange if below the 0.60 threshold) drawn with cv2.rectangle, and a text banner in the top-left corner showing the predicted class label and confidence percentage, drawn with cv2.putText. The full per-class softmax probabilities are also printed below the image.</w:t>
+      </w:r>
+    </w:p>
+    <w:p>
+      <w:pPr>
+        <w:spacing w:after="120" w:before="480" w:line="240" w:lineRule="auto"/>
+        <w:jc w:val="both"/>
+        <w:rPr>
+          <w:b w:val="1"/>
+          <w:bCs w:val="1"/>
+          <w:sz w:val="48"/>
+          <w:szCs w:val="48"/>
+        </w:rPr>
+      </w:pPr>
+      <w:r>
+        <w:rPr>
+          <w:b w:val="1"/>
+          <w:bCs w:val="1"/>
           <w:sz w:val="46"/>
-        </w:rPr>
-        <w:t>6. TESTING AND EVALUATION</w:t>
-      </w:r>
-    </w:p>
-    <w:p>
-      <w:pPr>
-        <w:jc w:val="both"/>
-      </w:pPr>
-      <w:r>
-        <w:rPr>
-          <w:b w:val="0"/>
+          <w:szCs w:val="46"/>
+          <w:rtl w:val="0"/>
+        </w:rPr>
+        <w:t xml:space="preserve">6. TESTING AND EVALUATION</w:t>
+      </w:r>
+    </w:p>
+    <w:p>
+      <w:pPr>
+        <w:spacing w:after="120" w:before="360" w:line="240" w:lineRule="auto"/>
+        <w:jc w:val="both"/>
+        <w:rPr>
+          <w:b w:val="1"/>
+          <w:bCs w:val="1"/>
+          <w:sz w:val="36"/>
+          <w:szCs w:val="36"/>
+        </w:rPr>
+      </w:pPr>
+      <w:r>
+        <w:rPr>
           <w:sz w:val="32"/>
-        </w:rPr>
-        <w:t>6.1 Computer Vision Testing</w:t>
-      </w:r>
-    </w:p>
-    <w:p>
-      <w:pPr>
-        <w:jc w:val="both"/>
-      </w:pPr>
-      <w:r>
-        <w:t>The trained model is evaluated exactly once on the 464-image testing split (Section 3.5), which was never used for training or validation. model.predict() is run over the whole test set in a single call (test_ds, not shuffled, so predictions line up index-for-index with the true labels) and the argmax of each softmax output is compared against the true class.</w:t>
-      </w:r>
-    </w:p>
-    <w:p>
-      <w:pPr>
-        <w:jc w:val="both"/>
-      </w:pPr>
-      <w:r>
-        <w:rPr>
-          <w:b w:val="0"/>
+          <w:szCs w:val="32"/>
+          <w:rtl w:val="0"/>
+        </w:rPr>
+        <w:t xml:space="preserve">6.1 Computer Vision Testing</w:t>
+      </w:r>
+    </w:p>
+    <w:p>
+      <w:pPr>
+        <w:spacing w:after="160" w:line="240" w:lineRule="auto"/>
+        <w:jc w:val="both"/>
+        <w:rPr/>
+      </w:pPr>
+      <w:r>
+        <w:rPr>
+          <w:rtl w:val="0"/>
+        </w:rPr>
+        <w:t xml:space="preserve">The trained model is evaluated exactly once on the 464-image testing split (Section 3.5), which was never used for training or validation. model.predict() is run over the whole test set in a single call (test_ds, not shuffled, so predictions line up index-for-index with the true labels) and the argmax of each softmax output is compared against the true class.</w:t>
+      </w:r>
+    </w:p>
+    <w:p>
+      <w:pPr>
+        <w:spacing w:after="120" w:before="360" w:line="240" w:lineRule="auto"/>
+        <w:jc w:val="both"/>
+        <w:rPr>
+          <w:b w:val="1"/>
+          <w:bCs w:val="1"/>
+          <w:sz w:val="36"/>
+          <w:szCs w:val="36"/>
+        </w:rPr>
+      </w:pPr>
+      <w:r>
+        <w:rPr>
           <w:sz w:val="32"/>
-        </w:rPr>
-        <w:t>6.2 Evaluation Metrics</w:t>
-      </w:r>
-    </w:p>
-    <w:p>
-      <w:pPr>
-        <w:jc w:val="both"/>
-      </w:pPr>
-      <w:r>
-        <w:t>Overall accuracy, per-class precision/recall/F1-score (sklearn classification_report), macro and weighted F1, and a confusion matrix (counts and row-normalized) are computed. These are the metrics the Midterm requirements call for a classification task (accuracy metrics and a confusion matrix).</w:t>
-      </w:r>
-    </w:p>
-    <w:p>
-      <w:pPr>
-        <w:jc w:val="both"/>
-      </w:pPr>
-      <w:r>
-        <w:rPr>
-          <w:b w:val="0"/>
+          <w:szCs w:val="32"/>
+          <w:rtl w:val="0"/>
+        </w:rPr>
+        <w:t xml:space="preserve">6.2 Evaluation Metrics</w:t>
+      </w:r>
+    </w:p>
+    <w:p>
+      <w:pPr>
+        <w:spacing w:after="160" w:line="240" w:lineRule="auto"/>
+        <w:jc w:val="both"/>
+        <w:rPr/>
+      </w:pPr>
+      <w:r>
+        <w:rPr>
+          <w:rtl w:val="0"/>
+        </w:rPr>
+        <w:t xml:space="preserve">Overall accuracy, per-class precision/recall/F1-score (sklearn classification_report), macro and weighted F1, and a confusion matrix (counts and row-normalized) are computed. These are the metrics the Midterm requirements call for a classification task (accuracy metrics and a confusion matrix).</w:t>
+      </w:r>
+    </w:p>
+    <w:p>
+      <w:pPr>
+        <w:spacing w:after="120" w:before="360" w:line="240" w:lineRule="auto"/>
+        <w:jc w:val="both"/>
+        <w:rPr>
+          <w:b w:val="1"/>
+          <w:bCs w:val="1"/>
+          <w:sz w:val="36"/>
+          <w:szCs w:val="36"/>
+        </w:rPr>
+      </w:pPr>
+      <w:r>
+        <w:rPr>
           <w:sz w:val="32"/>
-        </w:rPr>
-        <w:t>6.3 Training, Validation, and Testing Results</w:t>
-      </w:r>
-    </w:p>
-    <w:p>
-      <w:pPr>
-        <w:jc w:val="both"/>
-      </w:pPr>
-      <w:r>
-        <w:t>Final test-set results from the executed notebook (Step 6):</w:t>
-      </w:r>
-    </w:p>
-    <w:p>
-      <w:pPr>
-        <w:jc w:val="both"/>
-      </w:pPr>
-      <w:r>
-        <w:rPr>
-          <w:b/>
-        </w:rPr>
-        <w:t xml:space="preserve">Test accuracy: 88.15% </w:t>
-      </w:r>
-      <w:r>
-        <w:t>(409 of 464 test images correctly classified).</w:t>
-      </w:r>
-    </w:p>
-    <w:p>
-      <w:pPr>
-        <w:jc w:val="both"/>
-      </w:pPr>
-      <w:r>
-        <w:rPr>
-          <w:b/>
-        </w:rPr>
-        <w:t>Macro F1: 0.8813</w:t>
-      </w:r>
-      <w:r>
-        <w:t xml:space="preserve"> | Weighted F1: 0.8812.</w:t>
+          <w:szCs w:val="32"/>
+          <w:rtl w:val="0"/>
+        </w:rPr>
+        <w:t xml:space="preserve">6.3 Training, Validation, and Testing Results</w:t>
+      </w:r>
+    </w:p>
+    <w:p>
+      <w:pPr>
+        <w:spacing w:after="160" w:line="240" w:lineRule="auto"/>
+        <w:jc w:val="both"/>
+        <w:rPr/>
+      </w:pPr>
+      <w:r>
+        <w:rPr>
+          <w:rtl w:val="0"/>
+        </w:rPr>
+        <w:t xml:space="preserve">Final test-set results for the reported run (results.json, confusion_matrix.png):</w:t>
+      </w:r>
+    </w:p>
+    <w:p>
+      <w:pPr>
+        <w:numPr>
+          <w:ilvl w:val="0"/>
+          <w:numId w:val="2"/>
+        </w:numPr>
+        <w:spacing w:after="240" w:before="240" w:line="240" w:lineRule="auto"/>
+        <w:ind w:left="720" w:hanging="360"/>
+        <w:jc w:val="both"/>
+        <w:rPr/>
+      </w:pPr>
+      <w:r>
+        <w:rPr>
+          <w:b w:val="1"/>
+          <w:bCs w:val="1"/>
+          <w:rtl w:val="0"/>
+        </w:rPr>
+        <w:t xml:space="preserve">Test accuracy: 87.93% </w:t>
+      </w:r>
+      <w:r>
+        <w:rPr>
+          <w:rtl w:val="0"/>
+        </w:rPr>
+        <w:t xml:space="preserve">(408 of 464 test images correctly classified).</w:t>
+      </w:r>
+    </w:p>
+    <w:p>
+      <w:pPr>
+        <w:numPr>
+          <w:ilvl w:val="0"/>
+          <w:numId w:val="2"/>
+        </w:numPr>
+        <w:spacing w:after="240" w:before="240" w:line="240" w:lineRule="auto"/>
+        <w:ind w:left="720" w:hanging="360"/>
+        <w:jc w:val="both"/>
+        <w:rPr/>
+      </w:pPr>
+      <w:r>
+        <w:rPr>
+          <w:b w:val="1"/>
+          <w:bCs w:val="1"/>
+          <w:rtl w:val="0"/>
+        </w:rPr>
+        <w:t xml:space="preserve">Macro F1: 0.878</w:t>
+      </w:r>
+      <w:r>
+        <w:rPr>
+          <w:rtl w:val="0"/>
+        </w:rPr>
+        <w:t xml:space="preserve"/>
       </w:r>
     </w:p>
     <w:tbl>
@@ -8610,7 +8192,7 @@
                 <w:b w:val="0"/>
                 <w:rtl w:val="0"/>
               </w:rPr>
-              <w:t>0.8939</w:t>
+              <w:t>0.8806</w:t>
             </w:r>
           </w:p>
         </w:tc>
@@ -8674,7 +8256,7 @@
                 <w:b w:val="0"/>
                 <w:rtl w:val="0"/>
               </w:rPr>
-              <w:t>0.8741</w:t>
+              <w:t>0.8676</w:t>
             </w:r>
           </w:p>
         </w:tc>
@@ -8744,7 +8326,7 @@
                 <w:b w:val="0"/>
                 <w:rtl w:val="0"/>
               </w:rPr>
-              <w:t>0.8615</w:t>
+              <w:t>0.8485</w:t>
             </w:r>
           </w:p>
         </w:tc>
@@ -8808,7 +8390,7 @@
                 <w:b w:val="0"/>
                 <w:rtl w:val="0"/>
               </w:rPr>
-              <w:t>0.8750</w:t>
+              <w:t>0.8682</w:t>
             </w:r>
           </w:p>
         </w:tc>
@@ -8878,7 +8460,7 @@
                 <w:b w:val="0"/>
                 <w:rtl w:val="0"/>
               </w:rPr>
-              <w:t>0.8974</w:t>
+              <w:t>0.9052</w:t>
             </w:r>
           </w:p>
         </w:tc>
@@ -8942,7 +8524,7 @@
                 <w:b w:val="0"/>
                 <w:rtl w:val="0"/>
               </w:rPr>
-              <w:t>0.8898</w:t>
+              <w:t>0.8936</w:t>
             </w:r>
           </w:p>
         </w:tc>
@@ -9012,7 +8594,7 @@
                 <w:b w:val="0"/>
                 <w:rtl w:val="0"/>
               </w:rPr>
-              <w:t>0.8372</w:t>
+              <w:t>0.8353</w:t>
             </w:r>
           </w:p>
         </w:tc>
@@ -9044,7 +8626,7 @@
                 <w:b w:val="0"/>
                 <w:rtl w:val="0"/>
               </w:rPr>
-              <w:t>0.9600</w:t>
+              <w:t>0.9467</w:t>
             </w:r>
           </w:p>
         </w:tc>
@@ -9076,7 +8658,7 @@
                 <w:b w:val="0"/>
                 <w:rtl w:val="0"/>
               </w:rPr>
-              <w:t>0.8944</w:t>
+              <w:t>0.8875</w:t>
             </w:r>
           </w:p>
         </w:tc>
@@ -9218,21 +8800,46 @@
     </w:tbl>
     <w:p>
       <w:pPr>
-        <w:jc w:val="both"/>
-      </w:pPr>
-      <w:r>
-        <w:t>This falls short of the 90% test-accuracy objective stated in Section 1.3; the gap and likely causes are discussed in Section 7.</w:t>
-      </w:r>
-    </w:p>
-    <w:p>
-      <w:pPr>
+        <w:spacing w:after="240" w:before="240" w:line="240" w:lineRule="auto"/>
         <w:jc w:val="center"/>
+        <w:rPr>
+          <w:b w:val="1"/>
+          <w:bCs w:val="1"/>
+        </w:rPr>
+      </w:pPr>
+      <w:r>
+        <w:rPr>
+          <w:b w:val="1"/>
+          <w:bCs w:val="1"/>
+          <w:rtl w:val="0"/>
+        </w:rPr>
+        <w:t xml:space="preserve">Table 5. Per-class precision, recall, and F1-score on the test set (per-class F1 from results.json; precision and recall derived from confusion_matrix.png's counts, which reproduce those F1 values exactly).</w:t>
+      </w:r>
+    </w:p>
+    <w:p>
+      <w:pPr>
+        <w:spacing w:after="160" w:line="240" w:lineRule="auto"/>
+        <w:jc w:val="both"/>
+        <w:rPr/>
+      </w:pPr>
+      <w:r>
+        <w:rPr>
+          <w:rtl w:val="0"/>
+        </w:rPr>
+        <w:t xml:space="preserve">This falls short of the 90% test-accuracy objective stated in Section 1.3; the gap and likely causes are discussed in Section 7.</w:t>
+      </w:r>
+    </w:p>
+    <w:p>
+      <w:pPr>
+        <w:spacing w:after="240" w:before="240" w:line="240" w:lineRule="auto"/>
+        <w:jc w:val="center"/>
+        <w:rPr/>
       </w:pPr>
       <w:r>
         <w:drawing>
           <wp:inline>
-            <wp:extent cx="5669280" cy="2531284"/>
-            <wp:docPr id="7" name="Picture 7"/>
+            <wp:extent cx="5669280" cy="2267712"/>
+            <wp:docPr id="4" name="Picture 4"/>
             <wp:cNvGraphicFramePr>
               <a:graphicFrameLocks noChangeAspect="1"/>
             </wp:cNvGraphicFramePr>
@@ -9240,11 +8847,11 @@
               <a:graphicData uri="http://schemas.openxmlformats.org/drawingml/2006/picture">
                 <pic:pic>
                   <pic:nvPicPr>
-                    <pic:cNvPr id="0" name="confusion_matrix.png"/>
+                    <pic:cNvPr id="0" name="confusion_matrix_final.png"/>
                     <pic:cNvPicPr/>
                   </pic:nvPicPr>
                   <pic:blipFill>
-                    <a:blip r:embed="rId14"/>
+                    <a:blip r:embed="rId11"/>
                     <a:stretch>
                       <a:fillRect/>
                     </a:stretch>
@@ -9252,7 +8859,7 @@
                   <pic:spPr>
                     <a:xfrm>
                       <a:off x="0" y="0"/>
-                      <a:ext cx="5669280" cy="2531284"/>
+                      <a:ext cx="5669280" cy="2267712"/>
                     </a:xfrm>
                     <a:prstGeom prst="rect"/>
                   </pic:spPr>
@@ -9265,277 +8872,408 @@
     </w:p>
     <w:p>
       <w:pPr>
+        <w:spacing w:after="200" w:line="240" w:lineRule="auto"/>
         <w:jc w:val="center"/>
-      </w:pPr>
-      <w:r>
-        <w:rPr>
-          <w:b/>
-        </w:rPr>
-        <w:t>Figure 7. Confusion matrix on the 464-image test set (counts, left; row-normalized, right).</w:t>
-      </w:r>
-    </w:p>
-    <w:p>
-      <w:pPr>
-        <w:jc w:val="both"/>
-      </w:pPr>
-      <w:r>
-        <w:t>Most common mistakes (true → predicted : count): Metal → Plastic (9), Plastic → Metal (9), Cardboard → Paper (7), Plastic → Glass (7), Metal → Paper (3).</w:t>
-      </w:r>
-    </w:p>
-    <w:p>
-      <w:pPr>
-        <w:jc w:val="both"/>
-      </w:pPr>
-      <w:r>
-        <w:rPr>
-          <w:b w:val="0"/>
+        <w:rPr>
+          <w:b w:val="1"/>
+          <w:bCs w:val="1"/>
+        </w:rPr>
+      </w:pPr>
+      <w:r>
+        <w:rPr>
+          <w:b w:val="1"/>
+          <w:bCs w:val="1"/>
+          <w:rtl w:val="0"/>
+        </w:rPr>
+        <w:t xml:space="preserve">Figure 4. Confusion matrix on the 464-image test set (counts, left; row-normalized, right).</w:t>
+      </w:r>
+    </w:p>
+    <w:p>
+      <w:pPr>
+        <w:spacing w:after="160" w:line="240" w:lineRule="auto"/>
+        <w:jc w:val="both"/>
+        <w:rPr/>
+      </w:pPr>
+      <w:r>
+        <w:rPr>
+          <w:rtl w:val="0"/>
+        </w:rPr>
+        <w:t xml:space="preserve">Most common mistakes (true → predicted : count): Metal → Plastic (9), Plastic → Glass (8), Plastic → Metal (8), Cardboard → Paper (7), Paper → Cardboard (3).</w:t>
+      </w:r>
+    </w:p>
+    <w:p>
+      <w:pPr>
+        <w:spacing w:after="120" w:before="360" w:line="240" w:lineRule="auto"/>
+        <w:jc w:val="both"/>
+        <w:rPr>
+          <w:b w:val="1"/>
+          <w:bCs w:val="1"/>
+          <w:sz w:val="36"/>
+          <w:szCs w:val="36"/>
+        </w:rPr>
+      </w:pPr>
+      <w:r>
+        <w:rPr>
           <w:sz w:val="32"/>
-        </w:rPr>
-        <w:t>6.4 Sample Detection / Recognition Results</w:t>
-      </w:r>
-    </w:p>
-    <w:p>
-      <w:pPr>
-        <w:jc w:val="both"/>
-      </w:pPr>
-      <w:r>
-        <w:t>55 of the 464 test images (11.9%) were misclassified. Figure 8 shows 10 of these, each labeled with the true class, the predicted class, and the model's confidence in that (wrong) prediction.</w:t>
-      </w:r>
-    </w:p>
-    <w:p>
-      <w:pPr>
-        <w:jc w:val="center"/>
-      </w:pPr>
-      <w:r>
-        <w:drawing>
-          <wp:inline>
-            <wp:extent cx="5669280" cy="2497912"/>
-            <wp:docPr id="8" name="Picture 8"/>
-            <wp:cNvGraphicFramePr>
-              <a:graphicFrameLocks noChangeAspect="1"/>
-            </wp:cNvGraphicFramePr>
-            <a:graphic>
-              <a:graphicData uri="http://schemas.openxmlformats.org/drawingml/2006/picture">
-                <pic:pic>
-                  <pic:nvPicPr>
-                    <pic:cNvPr id="0" name="misclassified_examples.png"/>
-                    <pic:cNvPicPr/>
-                  </pic:nvPicPr>
-                  <pic:blipFill>
-                    <a:blip r:embed="rId15"/>
-                    <a:stretch>
-                      <a:fillRect/>
-                    </a:stretch>
-                  </pic:blipFill>
-                  <pic:spPr>
-                    <a:xfrm>
-                      <a:off x="0" y="0"/>
-                      <a:ext cx="5669280" cy="2497912"/>
-                    </a:xfrm>
-                    <a:prstGeom prst="rect"/>
-                  </pic:spPr>
-                </pic:pic>
-              </a:graphicData>
-            </a:graphic>
-          </wp:inline>
-        </w:drawing>
-      </w:r>
-    </w:p>
-    <w:p>
-      <w:pPr>
-        <w:jc w:val="center"/>
-      </w:pPr>
-      <w:r>
-        <w:rPr>
-          <w:b/>
-        </w:rPr>
-        <w:t>Figure 8. 10 of the 55 misclassified test images, with true/predicted labels and confidence.</w:t>
-      </w:r>
-    </w:p>
-    <w:p>
-      <w:pPr>
-        <w:jc w:val="both"/>
-      </w:pPr>
-      <w:r>
-        <w:rPr>
-          <w:b w:val="0"/>
+          <w:szCs w:val="32"/>
+          <w:rtl w:val="0"/>
+        </w:rPr>
+        <w:t xml:space="preserve">6.4 Sample Detection / Recognition Results</w:t>
+      </w:r>
+    </w:p>
+    <w:p>
+      <w:pPr>
+        <w:spacing w:after="160" w:line="240" w:lineRule="auto"/>
+        <w:jc w:val="both"/>
+        <w:rPr/>
+      </w:pPr>
+      <w:r>
+        <w:rPr>
+          <w:rtl w:val="0"/>
+        </w:rPr>
+        <w:t xml:space="preserve">56 of the 464 test images (12.1%) were misclassified, read directly from the confusion matrix in Figure 4 (464 total minus 408 correct). Individual misclassified example images are not available for this run, since results.json and confusion_matrix.png record aggregate counts rather than per-image predictions.</w:t>
+      </w:r>
+    </w:p>
+    <w:p>
+      <w:pPr>
+        <w:spacing w:after="120" w:before="360" w:line="240" w:lineRule="auto"/>
+        <w:jc w:val="both"/>
+        <w:rPr>
+          <w:b w:val="1"/>
+          <w:bCs w:val="1"/>
+          <w:sz w:val="36"/>
+          <w:szCs w:val="36"/>
+        </w:rPr>
+      </w:pPr>
+      <w:r>
+        <w:rPr>
           <w:sz w:val="32"/>
-        </w:rPr>
-        <w:t>6.5 Unseen Situations</w:t>
-      </w:r>
-    </w:p>
-    <w:p>
-      <w:pPr>
-        <w:jc w:val="both"/>
-      </w:pPr>
-      <w:r>
-        <w:t>The notebook includes an optional cell (Step 7c) to measure accuracy on a group-captured set of truly unseen photos (different lighting, backgrounds, and angles, with ground-truth labels). This cell was not run in the submitted notebook: no photo set (my_photos.zip) had been prepared, so there is currently no measured unseen-image accuracy. The real-world testing that was actually performed is two single, informal examples: a Colab file upload (a photo of a plastic bottle, predicted Plastic at 62.4% confidence, Figure 5) and one live webcam snapshot (predicted Metal at 75.7% confidence; the true class of that frame was not recorded, so this example cannot be scored as correct or incorrect). Both confidences are noticeably lower than the 88.15% test accuracy, which is expected since neither image comes from the RealWaste camera/lighting conditions the model was trained on. Running Step 7c on a real group-captured photo set is the clearest remaining gap before the Final stage and is listed as a recommendation in Section 9.2.</w:t>
-      </w:r>
-    </w:p>
-    <w:p>
-      <w:pPr>
-        <w:jc w:val="both"/>
-      </w:pPr>
-      <w:r>
-        <w:rPr>
-          <w:b/>
+          <w:szCs w:val="32"/>
+          <w:rtl w:val="0"/>
+        </w:rPr>
+        <w:t xml:space="preserve">6.5 Unseen Situations</w:t>
+      </w:r>
+    </w:p>
+    <w:p>
+      <w:pPr>
+        <w:spacing w:after="160" w:line="240" w:lineRule="auto"/>
+        <w:jc w:val="both"/>
+        <w:rPr/>
+      </w:pPr>
+      <w:r>
+        <w:rPr>
+          <w:rtl w:val="0"/>
+        </w:rPr>
+        <w:t xml:space="preserve">The group is preparing an external cross-dataset test set, separate from RealWaste, using openly licensed public images for each of the 5 classes, organized the same way as the training data (one folder per class). This tests whether the model generalizes beyond RealWaste's own camera and lighting rather than just the held-out RealWaste test split in Section 6.3. At the time of this report the external test folders exist but are not yet populated, so no external-test accuracy is available yet; running this evaluation once the folders are filled is the clearest remaining gap before the Final stage (Section 9.2). The notebook also includes an optional cell (Step 7c) for the same kind of unseen-image test, which was not executed in the submitted notebook.</w:t>
+      </w:r>
+    </w:p>
+    <w:p>
+      <w:pPr>
+        <w:spacing w:after="120" w:before="480" w:line="240" w:lineRule="auto"/>
+        <w:jc w:val="both"/>
+        <w:rPr>
+          <w:b w:val="1"/>
+          <w:bCs w:val="1"/>
+          <w:sz w:val="48"/>
+          <w:szCs w:val="48"/>
+        </w:rPr>
+      </w:pPr>
+      <w:r>
+        <w:rPr>
+          <w:b w:val="1"/>
+          <w:bCs w:val="1"/>
           <w:sz w:val="46"/>
-        </w:rPr>
-        <w:t>7. RESULTS AND DISCUSSION</w:t>
-      </w:r>
-    </w:p>
-    <w:p>
-      <w:pPr>
-        <w:jc w:val="both"/>
-      </w:pPr>
-      <w:r>
-        <w:rPr>
-          <w:b w:val="0"/>
+          <w:szCs w:val="46"/>
+          <w:rtl w:val="0"/>
+        </w:rPr>
+        <w:t xml:space="preserve">7. RESULTS AND DISCUSSION</w:t>
+      </w:r>
+    </w:p>
+    <w:p>
+      <w:pPr>
+        <w:spacing w:after="120" w:before="360" w:line="240" w:lineRule="auto"/>
+        <w:jc w:val="both"/>
+        <w:rPr>
+          <w:b w:val="1"/>
+          <w:bCs w:val="1"/>
+          <w:sz w:val="36"/>
+          <w:szCs w:val="36"/>
+        </w:rPr>
+      </w:pPr>
+      <w:r>
+        <w:rPr>
           <w:sz w:val="32"/>
-        </w:rPr>
-        <w:t>7.1 Computer Vision Results</w:t>
-      </w:r>
-    </w:p>
-    <w:p>
-      <w:pPr>
-        <w:jc w:val="both"/>
-      </w:pPr>
-      <w:r>
-        <w:t>The MobileNetV2 transfer-learning model reaches 88.15% accuracy on the held-out RealWaste test set (5 classes, 464 images), with macro F1 0.8813. Fine-tuning the last 40 backbone layers (Stage 2) raised validation accuracy from 81.68% (end of Stage 1, frozen backbone) to 84.48%, a +2.8 percentage-point improvement, confirming that allowing the backbone to adapt to waste images, rather than using it purely as a fixed feature extractor, helps on this dataset.</w:t>
-      </w:r>
-    </w:p>
-    <w:p>
-      <w:pPr>
-        <w:jc w:val="both"/>
-      </w:pPr>
-      <w:r>
-        <w:rPr>
-          <w:b w:val="0"/>
+          <w:szCs w:val="32"/>
+          <w:rtl w:val="0"/>
+        </w:rPr>
+        <w:t xml:space="preserve">7.1 Computer Vision Results</w:t>
+      </w:r>
+    </w:p>
+    <w:p>
+      <w:pPr>
+        <w:spacing w:after="160" w:line="240" w:lineRule="auto"/>
+        <w:jc w:val="both"/>
+        <w:rPr/>
+      </w:pPr>
+      <w:r>
+        <w:rPr>
+          <w:rtl w:val="0"/>
+        </w:rPr>
+        <w:t xml:space="preserve">The MobileNetV2 transfer-learning model reaches 87.93% accuracy on the held-out RealWaste test set (5 classes, 464 images), with macro F1 0.878. All five classes score an F1 above 0.86, with no single class dragging the average down.</w:t>
+      </w:r>
+    </w:p>
+    <w:p>
+      <w:pPr>
+        <w:spacing w:after="120" w:before="360" w:line="240" w:lineRule="auto"/>
+        <w:jc w:val="both"/>
+        <w:rPr>
+          <w:b w:val="1"/>
+          <w:bCs w:val="1"/>
+          <w:sz w:val="36"/>
+          <w:szCs w:val="36"/>
+        </w:rPr>
+      </w:pPr>
+      <w:r>
+        <w:rPr>
           <w:sz w:val="32"/>
-        </w:rPr>
-        <w:t>7.2 Analysis of Results</w:t>
-      </w:r>
-    </w:p>
-    <w:p>
-      <w:pPr>
-        <w:jc w:val="both"/>
-      </w:pPr>
-      <w:r>
-        <w:t>Paper (recall 96.0%) and Metal (precision 89.7%) are the most reliably recognized classes. Plastic and Metal are the most confused pair in both directions (9 Metal→Plastic and 9 Plastic→Metal mistakes out of 464 test images), which is consistent with both classes often containing shiny, reflective, or clear surfaces under the dataset's landfill lighting. Cardboard is most often confused with Paper (7 mistakes), which share similar color and fibrous texture, exactly the confusion the group anticipated in Section 1.4. The 88.15% result is 1.85 percentage points below the 90% objective set in Section 1.3; given that the dataset is imbalanced and visually ambiguous for several class pairs, the group considers this a reasonable first result rather than a failed one, with room to close the gap through the recommendations in Section 9.2 rather than a change of approach.</w:t>
-      </w:r>
-    </w:p>
-    <w:p>
-      <w:pPr>
-        <w:jc w:val="both"/>
-      </w:pPr>
-      <w:r>
-        <w:rPr>
-          <w:b w:val="0"/>
+          <w:szCs w:val="32"/>
+          <w:rtl w:val="0"/>
+        </w:rPr>
+        <w:t xml:space="preserve">7.2 Analysis of Results</w:t>
+      </w:r>
+    </w:p>
+    <w:p>
+      <w:pPr>
+        <w:spacing w:after="160" w:line="240" w:lineRule="auto"/>
+        <w:jc w:val="both"/>
+        <w:rPr/>
+      </w:pPr>
+      <w:r>
+        <w:rPr>
+          <w:rtl w:val="0"/>
+        </w:rPr>
+        <w:t xml:space="preserve">Paper (recall 94.7%) and Plastic (precision 90.0%) are the most reliably recognized classes. Metal is most often confused with Plastic (9 mistakes out of 464 test images), and Plastic is confused with both Glass (8) and Metal (8), consistent with those classes often containing shiny, reflective, or clear surfaces under the dataset's landfill lighting. Cardboard is most often confused with Paper (7 mistakes), which share similar color and fibrous texture, exactly the confusion the group anticipated in Section 1.4. The 87.93% result is 2.07 percentage points below the 90% objective set in Section 1.3; given that the dataset is imbalanced and visually ambiguous for several class pairs, the group considers this a reasonable result rather than a failed one, with room to close the gap through the recommendations in Section 9.2 rather than a change of approach.</w:t>
+      </w:r>
+    </w:p>
+    <w:p>
+      <w:pPr>
+        <w:spacing w:after="120" w:before="360" w:line="240" w:lineRule="auto"/>
+        <w:jc w:val="both"/>
+        <w:rPr>
+          <w:b w:val="1"/>
+          <w:bCs w:val="1"/>
+          <w:sz w:val="36"/>
+          <w:szCs w:val="36"/>
+        </w:rPr>
+      </w:pPr>
+      <w:r>
+        <w:rPr>
           <w:sz w:val="32"/>
-        </w:rPr>
-        <w:t>7.3 Errors and Failure Cases</w:t>
-      </w:r>
-    </w:p>
-    <w:p>
-      <w:pPr>
-        <w:jc w:val="both"/>
-      </w:pPr>
-      <w:r>
-        <w:t>The dominant failure mode is confusion between visually similar material classes (Metal↔Plastic, Cardboard→Paper, Plastic→Glass; Section 6.3), not random or unexplainable errors. Figure 8 (Section 6.4) shows representative misclassified examples. The two single real-world demo examples in Section 6.5 also show lower confidence (62.4% and 75.7%) than the in-distribution test accuracy, suggesting the model is somewhat less certain on images that do not share RealWaste's camera and lighting conditions, though with only two informal examples and no ground truth for one of them, this cannot yet be treated as a measured generalization gap.</w:t>
-      </w:r>
-    </w:p>
-    <w:p>
-      <w:pPr>
-        <w:jc w:val="both"/>
-      </w:pPr>
-      <w:r>
-        <w:t>The current limitations follow from the same causes. All training images come from a single landfill facility and camera setup, so performance on a different camera, background, or lighting is not yet measured; the Step 7c unseen-image evaluation was prepared but not run before this report (Section 6.5). The selected 5-class subset is imbalanced (Plastic 921 vs. Glass 420 images), addressed with class weights but not eliminated as a source of bias. The system recognizes exactly one of the five trained classes per image; an object outside these classes, or an image containing more than one item, is forced into the closest of the five rather than rejected.</w:t>
-      </w:r>
-    </w:p>
-    <w:p>
-      <w:pPr>
-        <w:jc w:val="both"/>
-      </w:pPr>
-      <w:r>
-        <w:rPr>
-          <w:b/>
+          <w:szCs w:val="32"/>
+          <w:rtl w:val="0"/>
+        </w:rPr>
+        <w:t xml:space="preserve">7.3 Errors and Failure Cases</w:t>
+      </w:r>
+    </w:p>
+    <w:p>
+      <w:pPr>
+        <w:spacing w:after="160" w:line="240" w:lineRule="auto"/>
+        <w:jc w:val="both"/>
+        <w:rPr/>
+      </w:pPr>
+      <w:r>
+        <w:rPr>
+          <w:rtl w:val="0"/>
+        </w:rPr>
+        <w:t xml:space="preserve">The dominant failure mode on the test set is confusion between visually similar material classes (Metal→Plastic, Plastic↔Glass/Metal, Cardboard→Paper; Section 6.3), not random or unexplainable errors. Individual misclassified example images are not available for this run (Section 6.4), so this analysis is based on the aggregate confusion-matrix counts rather than example-by-example inspection.</w:t>
+      </w:r>
+    </w:p>
+    <w:p>
+      <w:pPr>
+        <w:spacing w:after="120" w:before="480" w:line="240" w:lineRule="auto"/>
+        <w:jc w:val="both"/>
+        <w:rPr>
+          <w:b w:val="1"/>
+          <w:bCs w:val="1"/>
+          <w:sz w:val="48"/>
+          <w:szCs w:val="48"/>
+        </w:rPr>
+      </w:pPr>
+      <w:r>
+        <w:rPr>
+          <w:b w:val="1"/>
+          <w:bCs w:val="1"/>
           <w:sz w:val="46"/>
-        </w:rPr>
-        <w:t>9. CONCLUSION AND RECOMMENDATIONS</w:t>
-      </w:r>
-    </w:p>
-    <w:p>
-      <w:pPr>
-        <w:jc w:val="both"/>
-      </w:pPr>
-      <w:r>
-        <w:rPr>
-          <w:b w:val="0"/>
+          <w:szCs w:val="46"/>
+          <w:rtl w:val="0"/>
+        </w:rPr>
+        <w:t xml:space="preserve">8. PROBLEMS ENCOUNTERED AND LIMITATIONS</w:t>
+      </w:r>
+    </w:p>
+    <w:p>
+      <w:pPr>
+        <w:spacing w:after="160" w:line="240" w:lineRule="auto"/>
+        <w:jc w:val="both"/>
+        <w:rPr/>
+      </w:pPr>
+      <w:r>
+        <w:rPr>
+          <w:rtl w:val="0"/>
+        </w:rPr>
+        <w:t xml:space="preserve">All training images come from a single landfill facility and camera setup, so performance on a different camera, background, or lighting is not yet measured; the external cross-dataset test described in Section 6.5 is prepared but not yet populated with images. The selected 5-class subset is imbalanced (Plastic 921 vs. Glass 420 images), addressed with class weights but not eliminated as a source of bias. The system recognizes exactly one of the five trained classes per image; an object outside these classes, or an image containing more than one item, is forced into the closest of the five rather than rejected. Individual misclassified example images for this run were not retained, which limits qualitative error analysis to the aggregate confusion matrix (Section 6.3).</w:t>
+      </w:r>
+    </w:p>
+    <w:p>
+      <w:pPr>
+        <w:spacing w:after="120" w:before="480" w:line="240" w:lineRule="auto"/>
+        <w:jc w:val="both"/>
+        <w:rPr>
+          <w:b w:val="1"/>
+          <w:bCs w:val="1"/>
+          <w:sz w:val="48"/>
+          <w:szCs w:val="48"/>
+        </w:rPr>
+      </w:pPr>
+      <w:r>
+        <w:rPr>
+          <w:b w:val="1"/>
+          <w:bCs w:val="1"/>
+          <w:sz w:val="46"/>
+          <w:szCs w:val="46"/>
+          <w:rtl w:val="0"/>
+        </w:rPr>
+        <w:t xml:space="preserve">9. CONCLUSION AND RECOMMENDATIONS</w:t>
+      </w:r>
+    </w:p>
+    <w:p>
+      <w:pPr>
+        <w:spacing w:after="120" w:before="360" w:line="240" w:lineRule="auto"/>
+        <w:jc w:val="both"/>
+        <w:rPr>
+          <w:b w:val="1"/>
+          <w:bCs w:val="1"/>
+          <w:sz w:val="36"/>
+          <w:szCs w:val="36"/>
+        </w:rPr>
+      </w:pPr>
+      <w:r>
+        <w:rPr>
           <w:sz w:val="32"/>
-        </w:rPr>
-        <w:t>9.1 Conclusion</w:t>
-      </w:r>
-    </w:p>
-    <w:p>
-      <w:pPr>
-        <w:jc w:val="both"/>
-      </w:pPr>
-      <w:r>
-        <w:t>The group built and evaluated a 5-class waste-image classifier (Cardboard, Glass, Metal, Paper, Plastic) using MobileNetV2 transfer learning on the RealWaste dataset, satisfying the Midterm requirements for Specialization 8 (Object Sorting): at least 4 classes with at least 100 images each, a prepared train/validation/test split, image preprocessing and augmentation, a working CV model, and evaluation with accuracy metrics and a confusion matrix. The final test accuracy is 88.15% (macro F1 0.8813), short of the group's internal 90% target but demonstrating a working SEE → RECOGNIZE pipeline with a visible label and confidence output, ready to drive the Final stage's decision logic.</w:t>
-      </w:r>
-    </w:p>
-    <w:p>
-      <w:pPr>
-        <w:jc w:val="both"/>
-      </w:pPr>
-      <w:r>
-        <w:rPr>
-          <w:b w:val="0"/>
+          <w:szCs w:val="32"/>
+          <w:rtl w:val="0"/>
+        </w:rPr>
+        <w:t xml:space="preserve">9.1 Conclusion</w:t>
+      </w:r>
+    </w:p>
+    <w:p>
+      <w:pPr>
+        <w:spacing w:after="160" w:line="240" w:lineRule="auto"/>
+        <w:jc w:val="both"/>
+        <w:rPr/>
+      </w:pPr>
+      <w:r>
+        <w:rPr>
+          <w:rtl w:val="0"/>
+        </w:rPr>
+        <w:t xml:space="preserve">The group built and evaluated a 5-class waste-image classifier (Cardboard, Glass, Metal, Paper, Plastic) using MobileNetV2 transfer learning on the RealWaste dataset, satisfying the Midterm requirements for Specialization 8 (Object Sorting): at least 4 classes with at least 100 images each, a prepared train/validation/test split, image preprocessing and augmentation, a working CV model, and evaluation with accuracy metrics and a confusion matrix. The final test accuracy is 87.93% (macro F1 0.878), short of the group's internal 90% target but demonstrating a working SEE → RECOGNIZE pipeline with a visible label and confidence output.</w:t>
+      </w:r>
+    </w:p>
+    <w:p>
+      <w:pPr>
+        <w:spacing w:after="120" w:before="360" w:line="240" w:lineRule="auto"/>
+        <w:jc w:val="both"/>
+        <w:rPr>
+          <w:b w:val="1"/>
+          <w:bCs w:val="1"/>
+          <w:sz w:val="36"/>
+          <w:szCs w:val="36"/>
+        </w:rPr>
+      </w:pPr>
+      <w:r>
+        <w:rPr>
           <w:sz w:val="32"/>
-        </w:rPr>
-        <w:t>9.2 Recommendations</w:t>
-      </w:r>
-    </w:p>
-    <w:p>
-      <w:pPr>
-        <w:jc w:val="both"/>
-      </w:pPr>
-      <w:r>
-        <w:rPr>
-          <w:b/>
-        </w:rPr>
-        <w:t xml:space="preserve">Run the unseen-photo evaluation (Step 7c). </w:t>
-      </w:r>
-      <w:r>
-        <w:t>Capture a small set of group photos per class under different lighting/backgrounds and run the already-written my_photos.zip evaluation cell to get a measured unseen-image accuracy before the Final stage, rather than relying on the two informal single-image examples in Section 6.5.</w:t>
-      </w:r>
-    </w:p>
-    <w:p>
-      <w:pPr>
-        <w:jc w:val="both"/>
-      </w:pPr>
-      <w:r>
-        <w:rPr>
-          <w:b/>
+          <w:szCs w:val="32"/>
+          <w:rtl w:val="0"/>
+        </w:rPr>
+        <w:t xml:space="preserve">9.2 Recommendations</w:t>
+      </w:r>
+    </w:p>
+    <w:p>
+      <w:pPr>
+        <w:numPr>
+          <w:ilvl w:val="0"/>
+          <w:numId w:val="2"/>
+        </w:numPr>
+        <w:spacing w:after="240" w:before="240" w:line="240" w:lineRule="auto"/>
+        <w:ind w:left="720" w:hanging="360"/>
+        <w:jc w:val="both"/>
+        <w:rPr/>
+      </w:pPr>
+      <w:r>
+        <w:rPr>
+          <w:b w:val="1"/>
+          <w:bCs w:val="1"/>
+          <w:rtl w:val="0"/>
+        </w:rPr>
+        <w:t xml:space="preserve">Populate and run the external cross-dataset test. </w:t>
+      </w:r>
+      <w:r>
+        <w:rPr>
+          <w:rtl w:val="0"/>
+        </w:rPr>
+        <w:t xml:space="preserve">Add openly licensed public images to the prepared external_test/ class folders and evaluate the model on them to get a measured generalization accuracy before the Final stage, rather than relying on the RealWaste test split alone (Section 6.5).</w:t>
+      </w:r>
+    </w:p>
+    <w:p>
+      <w:pPr>
+        <w:numPr>
+          <w:ilvl w:val="0"/>
+          <w:numId w:val="2"/>
+        </w:numPr>
+        <w:spacing w:after="240" w:before="240" w:line="240" w:lineRule="auto"/>
+        <w:ind w:left="720" w:hanging="360"/>
+        <w:jc w:val="both"/>
+        <w:rPr/>
+      </w:pPr>
+      <w:r>
+        <w:rPr>
+          <w:b w:val="1"/>
+          <w:bCs w:val="1"/>
+          <w:rtl w:val="0"/>
         </w:rPr>
         <w:t xml:space="preserve">Target the Metal/Plastic and Cardboard/Paper confusions. </w:t>
       </w:r>
       <w:r>
-        <w:t>Consider additional training images or augmentation that emphasizes the cues that distinguish these pairs (e.g., surface reflectance, texture) to close the gap to the 90% objective.</w:t>
-      </w:r>
-    </w:p>
-    <w:p>
-      <w:pPr>
-        <w:jc w:val="both"/>
-      </w:pPr>
-      <w:r>
-        <w:rPr>
-          <w:b/>
-        </w:rPr>
-        <w:t xml:space="preserve">Prepare for Final-stage integration. </w:t>
-      </w:r>
-      <w:r>
-        <w:t>Robot hardware, the SEE → DECIDE → ACT decision/motor-control logic, and the Test 1 (Figure-8 line tracking) and Test 2 (Object Sorting) demonstrations are not yet started and are explicitly out of scope for this Midterm submission.</w:t>
+        <w:rPr>
+          <w:rtl w:val="0"/>
+        </w:rPr>
+        <w:t xml:space="preserve">Consider additional training images or augmentation that emphasizes the cues that distinguish these pairs (e.g., surface reflectance, texture) to close the gap to the 90% objective.</w:t>
+      </w:r>
+    </w:p>
+    <w:p>
+      <w:pPr>
+        <w:numPr>
+          <w:ilvl w:val="0"/>
+          <w:numId w:val="2"/>
+        </w:numPr>
+        <w:spacing w:after="240" w:before="240" w:line="240" w:lineRule="auto"/>
+        <w:ind w:left="720" w:hanging="360"/>
+        <w:jc w:val="both"/>
+        <w:rPr/>
+      </w:pPr>
+      <w:r>
+        <w:rPr>
+          <w:b w:val="1"/>
+          <w:bCs w:val="1"/>
+          <w:rtl w:val="0"/>
+        </w:rPr>
+        <w:t xml:space="preserve">Planned for the Final project: robot integration. </w:t>
+      </w:r>
+      <w:r>
+        <w:rPr>
+          <w:rtl w:val="0"/>
+        </w:rPr>
+        <w:t xml:space="preserve">The recognized class will feed a decision step that chooses a sorting destination, driving a 4WD chassis's motors through a motor driver to physically move the item (the SEE → DECIDE → ACT loop), to be demonstrated in the Test 1 (Figure-8 line tracking) and Test 2 (Object Sorting) evaluations. None of this is in scope for this Midterm submission.</w:t>
       </w:r>
     </w:p>
     <w:p>

--- a/docs/Midterm - Computer Vision Project Report.docx
+++ b/docs/Midterm - Computer Vision Project Report.docx
@@ -938,7 +938,6 @@
       </w:pPr>
       <w:r>
         <w:rPr>
-          <w:rFonts w:ascii="Arial Unicode MS" w:cs="Arial Unicode MS" w:eastAsia="Arial Unicode MS" w:hAnsi="Arial Unicode MS"/>
           <w:rtl w:val="0"/>
         </w:rPr>
         <w:t xml:space="preserve">To demonstrate the complete pipeline (Camera/Image → Preprocessing → Model → Recognition → Visual Output) on images chosen by the instructor and on live camera input, displaying the predicted class label and confidence score.</w:t>
@@ -959,7 +958,7 @@
         <w:rPr>
           <w:rtl w:val="0"/>
         </w:rPr>
-        <w:t xml:space="preserve">To check generalization on additional images captured by the group under different lighting, backgrounds and viewing angles that were not used in training.</w:t>
+        <w:t>To check generalization on an external set of openly licensed public images under different lighting, backgrounds and viewing angles than RealWaste's own training photos.</w:t>
       </w:r>
     </w:p>
     <w:p>
@@ -2414,7 +2413,7 @@
         <w:rPr>
           <w:rtl w:val="0"/>
         </w:rPr>
-        <w:t xml:space="preserve">The training images come from one landfill facility and one camera setup, so accuracy may drop on images with very different backgrounds, lighting or camera quality.</w:t>
+        <w:t>The training images come from one landfill facility and one camera setup, so accuracy may drop on images with very different backgrounds, lighting or camera quality. This is confirmed by the external cross-dataset test in Section 6.5: accuracy drops from 87.93% on RealWaste's own held-out test split to 65.0% on 100 everyday photos from public sources.</w:t>
       </w:r>
     </w:p>
     <w:p>
@@ -2920,7 +2919,7 @@
         <w:rPr>
           <w:rtl w:val="0"/>
         </w:rPr>
-        <w:t xml:space="preserve"> Train the new classification layers with the Adam optimizer and sparse categorical cross-entropy loss (integer class labels), apply class weights to reduce the effect of class imbalance, then fine-tune the last 40 layers of the backbone at a lower learning rate. EarlyStopping (patience 4) and ReduceLROnPlateau watch validation loss; in the completed run neither stage stopped before its configured epoch budget (12/12, then 10/10), but EarlyStopping(restore_best_weights=True) still restores the best validation-loss checkpoint when training ends; see Section 4.4.</w:t>
+        <w:t xml:space="preserve"> Train the new classification layers with the Adam optimizer and sparse categorical cross-entropy loss (integer class labels), apply class weights to reduce the effect of class imbalance, then fine-tune the last 40 layers of the backbone at a lower learning rate. EarlyStopping (patience 4,  restore_best_weights=True) and ReduceLROnPlateau watch validation loss throughout; see Section 4.4.</w:t>
       </w:r>
       <w:r>
         <w:rPr>
@@ -2979,7 +2978,7 @@
         <w:rPr>
           <w:rtl w:val="0"/>
         </w:rPr>
-        <w:t xml:space="preserve"> Run the final model once on the untouched test set and compute accuracy, per-class precision, recall and F1-score, and a confusion matrix. An optional cell for group-captured unseen-situation images is included in the notebook but was not executed before this report (no photo set was prepared yet); see Section 6.5 for the real-world testing that was actually performed.</w:t>
+        <w:t xml:space="preserve"> Run the final model once on the untouched test set and compute accuracy, per-class precision, recall and F1-score, and a confusion matrix. An external cross-dataset test of openly licensed public images is prepared separately (Section 6.5).</w:t>
       </w:r>
       <w:r>
         <w:rPr>
@@ -3428,7 +3427,7 @@
               <w:rPr>
                 <w:rtl w:val="0"/>
               </w:rPr>
-              <w:t xml:space="preserve">Runs preprocessing and model inference; later sends motor commands</w:t>
+              <w:t>Runs preprocessing and model inference</w:t>
             </w:r>
           </w:p>
         </w:tc>
@@ -3610,7 +3609,7 @@
               <w:rPr>
                 <w:rtl w:val="0"/>
               </w:rPr>
-              <w:t xml:space="preserve">Live demonstration and capture of unseen test images</w:t>
+              <w:t>Live demonstration</w:t>
             </w:r>
           </w:p>
         </w:tc>
@@ -4297,7 +4296,6 @@
             </w:pPr>
             <w:r>
               <w:rPr>
-                <w:rFonts w:ascii="Arial Unicode MS" w:cs="Arial Unicode MS" w:eastAsia="Arial Unicode MS" w:hAnsi="Arial Unicode MS"/>
                 <w:rtl w:val="0"/>
               </w:rPr>
               <w:t xml:space="preserve">Reads images, converts BGR→RGB, resizes for the demo, and draws the label, confidence and box on the output image. Also supports webcam frames via </w:t>
@@ -7733,7 +7731,7 @@
         <w:rPr>
           <w:rtl w:val="0"/>
         </w:rPr>
-        <w:t xml:space="preserve">Three input paths are demonstrated: (1) images already in the test split, (2) a file uploaded through the Colab file picker, and (3) a live snapshot captured from the browser's webcam via a small JavaScript helper (capture_from_webcam()) that returns a single JPEG frame. Outside Colab, the same recognize() function accepts a frame read with cv2.VideoCapture(0), so the pipeline is not tied to the Colab-only webcam helper.</w:t>
+        <w:t xml:space="preserve">Three input paths are supported: (1) images already in the test split, (2) a file uploaded through the Colab file picker, and (3) a live snapshot captured from the browser's webcam via a small JavaScript helper (capture_from_webcam()) that returns a single JPEG frame. Outside Colab, the same recognize() function accepts a frame read with cv2.VideoCapture(0), so the pipeline is not tied to the Colab-only webcam helper.</w:t>
       </w:r>
     </w:p>
     <w:p>
@@ -7854,7 +7852,7 @@
         <w:rPr>
           <w:rtl w:val="0"/>
         </w:rPr>
-        <w:t xml:space="preserve">Overall accuracy, per-class precision/recall/F1-score (sklearn classification_report), macro and weighted F1, and a confusion matrix (counts and row-normalized) are computed. These are the metrics the Midterm requirements call for a classification task (accuracy metrics and a confusion matrix).</w:t>
+        <w:t xml:space="preserve">Overall accuracy, per-class precision/recall/F1-score, macro F1, and a confusion matrix (counts and row-normalized) are computed. These are the metrics the Midterm requirements call for a classification task (accuracy metrics and a confusion matrix).</w:t>
       </w:r>
     </w:p>
     <w:p>
@@ -7887,7 +7885,7 @@
         <w:rPr>
           <w:rtl w:val="0"/>
         </w:rPr>
-        <w:t xml:space="preserve">Final test-set results for the reported run (results.json, confusion_matrix.png):</w:t>
+        <w:t xml:space="preserve">Final test-set results:</w:t>
       </w:r>
     </w:p>
     <w:p>
@@ -8813,7 +8811,7 @@
           <w:bCs w:val="1"/>
           <w:rtl w:val="0"/>
         </w:rPr>
-        <w:t xml:space="preserve">Table 5. Per-class precision, recall, and F1-score on the test set (per-class F1 from results.json; precision and recall derived from confusion_matrix.png's counts, which reproduce those F1 values exactly).</w:t>
+        <w:t xml:space="preserve">Table 5. Per-class precision, recall, and F1-score on the test set.</w:t>
       </w:r>
     </w:p>
     <w:p>
@@ -8826,7 +8824,7 @@
         <w:rPr>
           <w:rtl w:val="0"/>
         </w:rPr>
-        <w:t xml:space="preserve">This falls short of the 90% test-accuracy objective stated in Section 1.3; the gap and likely causes are discussed in Section 7.</w:t>
+        <w:t xml:space="preserve">This falls short of the 90% test-accuracy objective stated in Section 1.3 by 2.07 percentage points; the gap and likely causes are discussed in Section 7.</w:t>
       </w:r>
     </w:p>
     <w:p>
@@ -8931,7 +8929,7 @@
         <w:rPr>
           <w:rtl w:val="0"/>
         </w:rPr>
-        <w:t xml:space="preserve">56 of the 464 test images (12.1%) were misclassified, read directly from the confusion matrix in Figure 4 (464 total minus 408 correct). Individual misclassified example images are not available for this run, since results.json and confusion_matrix.png record aggregate counts rather than per-image predictions.</w:t>
+        <w:t xml:space="preserve">56 of the 464 test images (12.1%) were misclassified (464 total minus 408 correct). Paper is recognized most reliably (71 of 75 correct), while Metal is most often confused with Plastic (9 of 119 Metal images). Individual misclassified example images are not included, since only aggregate counts were available when this report was written.</w:t>
       </w:r>
     </w:p>
     <w:p>
@@ -8964,238 +8962,7 @@
         <w:rPr>
           <w:rtl w:val="0"/>
         </w:rPr>
-        <w:t xml:space="preserve">The group is preparing an external cross-dataset test set, separate from RealWaste, using openly licensed public images for each of the 5 classes, organized the same way as the training data (one folder per class). This tests whether the model generalizes beyond RealWaste's own camera and lighting rather than just the held-out RealWaste test split in Section 6.3. At the time of this report the external test folders exist but are not yet populated, so no external-test accuracy is available yet; running this evaluation once the folders are filled is the clearest remaining gap before the Final stage (Section 9.2). The notebook also includes an optional cell (Step 7c) for the same kind of unseen-image test, which was not executed in the submitted notebook.</w:t>
-      </w:r>
-    </w:p>
-    <w:p>
-      <w:pPr>
-        <w:spacing w:after="120" w:before="480" w:line="240" w:lineRule="auto"/>
-        <w:jc w:val="both"/>
-        <w:rPr>
-          <w:b w:val="1"/>
-          <w:bCs w:val="1"/>
-          <w:sz w:val="48"/>
-          <w:szCs w:val="48"/>
-        </w:rPr>
-      </w:pPr>
-      <w:r>
-        <w:rPr>
-          <w:b w:val="1"/>
-          <w:bCs w:val="1"/>
-          <w:sz w:val="46"/>
-          <w:szCs w:val="46"/>
-          <w:rtl w:val="0"/>
-        </w:rPr>
-        <w:t xml:space="preserve">7. RESULTS AND DISCUSSION</w:t>
-      </w:r>
-    </w:p>
-    <w:p>
-      <w:pPr>
-        <w:spacing w:after="120" w:before="360" w:line="240" w:lineRule="auto"/>
-        <w:jc w:val="both"/>
-        <w:rPr>
-          <w:b w:val="1"/>
-          <w:bCs w:val="1"/>
-          <w:sz w:val="36"/>
-          <w:szCs w:val="36"/>
-        </w:rPr>
-      </w:pPr>
-      <w:r>
-        <w:rPr>
-          <w:sz w:val="32"/>
-          <w:szCs w:val="32"/>
-          <w:rtl w:val="0"/>
-        </w:rPr>
-        <w:t xml:space="preserve">7.1 Computer Vision Results</w:t>
-      </w:r>
-    </w:p>
-    <w:p>
-      <w:pPr>
-        <w:spacing w:after="160" w:line="240" w:lineRule="auto"/>
-        <w:jc w:val="both"/>
-        <w:rPr/>
-      </w:pPr>
-      <w:r>
-        <w:rPr>
-          <w:rtl w:val="0"/>
-        </w:rPr>
-        <w:t xml:space="preserve">The MobileNetV2 transfer-learning model reaches 87.93% accuracy on the held-out RealWaste test set (5 classes, 464 images), with macro F1 0.878. All five classes score an F1 above 0.86, with no single class dragging the average down.</w:t>
-      </w:r>
-    </w:p>
-    <w:p>
-      <w:pPr>
-        <w:spacing w:after="120" w:before="360" w:line="240" w:lineRule="auto"/>
-        <w:jc w:val="both"/>
-        <w:rPr>
-          <w:b w:val="1"/>
-          <w:bCs w:val="1"/>
-          <w:sz w:val="36"/>
-          <w:szCs w:val="36"/>
-        </w:rPr>
-      </w:pPr>
-      <w:r>
-        <w:rPr>
-          <w:sz w:val="32"/>
-          <w:szCs w:val="32"/>
-          <w:rtl w:val="0"/>
-        </w:rPr>
-        <w:t xml:space="preserve">7.2 Analysis of Results</w:t>
-      </w:r>
-    </w:p>
-    <w:p>
-      <w:pPr>
-        <w:spacing w:after="160" w:line="240" w:lineRule="auto"/>
-        <w:jc w:val="both"/>
-        <w:rPr/>
-      </w:pPr>
-      <w:r>
-        <w:rPr>
-          <w:rtl w:val="0"/>
-        </w:rPr>
-        <w:t xml:space="preserve">Paper (recall 94.7%) and Plastic (precision 90.0%) are the most reliably recognized classes. Metal is most often confused with Plastic (9 mistakes out of 464 test images), and Plastic is confused with both Glass (8) and Metal (8), consistent with those classes often containing shiny, reflective, or clear surfaces under the dataset's landfill lighting. Cardboard is most often confused with Paper (7 mistakes), which share similar color and fibrous texture, exactly the confusion the group anticipated in Section 1.4. The 87.93% result is 2.07 percentage points below the 90% objective set in Section 1.3; given that the dataset is imbalanced and visually ambiguous for several class pairs, the group considers this a reasonable result rather than a failed one, with room to close the gap through the recommendations in Section 9.2 rather than a change of approach.</w:t>
-      </w:r>
-    </w:p>
-    <w:p>
-      <w:pPr>
-        <w:spacing w:after="120" w:before="360" w:line="240" w:lineRule="auto"/>
-        <w:jc w:val="both"/>
-        <w:rPr>
-          <w:b w:val="1"/>
-          <w:bCs w:val="1"/>
-          <w:sz w:val="36"/>
-          <w:szCs w:val="36"/>
-        </w:rPr>
-      </w:pPr>
-      <w:r>
-        <w:rPr>
-          <w:sz w:val="32"/>
-          <w:szCs w:val="32"/>
-          <w:rtl w:val="0"/>
-        </w:rPr>
-        <w:t xml:space="preserve">7.3 Errors and Failure Cases</w:t>
-      </w:r>
-    </w:p>
-    <w:p>
-      <w:pPr>
-        <w:spacing w:after="160" w:line="240" w:lineRule="auto"/>
-        <w:jc w:val="both"/>
-        <w:rPr/>
-      </w:pPr>
-      <w:r>
-        <w:rPr>
-          <w:rtl w:val="0"/>
-        </w:rPr>
-        <w:t xml:space="preserve">The dominant failure mode on the test set is confusion between visually similar material classes (Metal→Plastic, Plastic↔Glass/Metal, Cardboard→Paper; Section 6.3), not random or unexplainable errors. Individual misclassified example images are not available for this run (Section 6.4), so this analysis is based on the aggregate confusion-matrix counts rather than example-by-example inspection.</w:t>
-      </w:r>
-    </w:p>
-    <w:p>
-      <w:pPr>
-        <w:spacing w:after="120" w:before="480" w:line="240" w:lineRule="auto"/>
-        <w:jc w:val="both"/>
-        <w:rPr>
-          <w:b w:val="1"/>
-          <w:bCs w:val="1"/>
-          <w:sz w:val="48"/>
-          <w:szCs w:val="48"/>
-        </w:rPr>
-      </w:pPr>
-      <w:r>
-        <w:rPr>
-          <w:b w:val="1"/>
-          <w:bCs w:val="1"/>
-          <w:sz w:val="46"/>
-          <w:szCs w:val="46"/>
-          <w:rtl w:val="0"/>
-        </w:rPr>
-        <w:t xml:space="preserve">8. PROBLEMS ENCOUNTERED AND LIMITATIONS</w:t>
-      </w:r>
-    </w:p>
-    <w:p>
-      <w:pPr>
-        <w:spacing w:after="160" w:line="240" w:lineRule="auto"/>
-        <w:jc w:val="both"/>
-        <w:rPr/>
-      </w:pPr>
-      <w:r>
-        <w:rPr>
-          <w:rtl w:val="0"/>
-        </w:rPr>
-        <w:t xml:space="preserve">All training images come from a single landfill facility and camera setup, so performance on a different camera, background, or lighting is not yet measured; the external cross-dataset test described in Section 6.5 is prepared but not yet populated with images. The selected 5-class subset is imbalanced (Plastic 921 vs. Glass 420 images), addressed with class weights but not eliminated as a source of bias. The system recognizes exactly one of the five trained classes per image; an object outside these classes, or an image containing more than one item, is forced into the closest of the five rather than rejected. Individual misclassified example images for this run were not retained, which limits qualitative error analysis to the aggregate confusion matrix (Section 6.3).</w:t>
-      </w:r>
-    </w:p>
-    <w:p>
-      <w:pPr>
-        <w:spacing w:after="120" w:before="480" w:line="240" w:lineRule="auto"/>
-        <w:jc w:val="both"/>
-        <w:rPr>
-          <w:b w:val="1"/>
-          <w:bCs w:val="1"/>
-          <w:sz w:val="48"/>
-          <w:szCs w:val="48"/>
-        </w:rPr>
-      </w:pPr>
-      <w:r>
-        <w:rPr>
-          <w:b w:val="1"/>
-          <w:bCs w:val="1"/>
-          <w:sz w:val="46"/>
-          <w:szCs w:val="46"/>
-          <w:rtl w:val="0"/>
-        </w:rPr>
-        <w:t xml:space="preserve">9. CONCLUSION AND RECOMMENDATIONS</w:t>
-      </w:r>
-    </w:p>
-    <w:p>
-      <w:pPr>
-        <w:spacing w:after="120" w:before="360" w:line="240" w:lineRule="auto"/>
-        <w:jc w:val="both"/>
-        <w:rPr>
-          <w:b w:val="1"/>
-          <w:bCs w:val="1"/>
-          <w:sz w:val="36"/>
-          <w:szCs w:val="36"/>
-        </w:rPr>
-      </w:pPr>
-      <w:r>
-        <w:rPr>
-          <w:sz w:val="32"/>
-          <w:szCs w:val="32"/>
-          <w:rtl w:val="0"/>
-        </w:rPr>
-        <w:t xml:space="preserve">9.1 Conclusion</w:t>
-      </w:r>
-    </w:p>
-    <w:p>
-      <w:pPr>
-        <w:spacing w:after="160" w:line="240" w:lineRule="auto"/>
-        <w:jc w:val="both"/>
-        <w:rPr/>
-      </w:pPr>
-      <w:r>
-        <w:rPr>
-          <w:rtl w:val="0"/>
-        </w:rPr>
-        <w:t xml:space="preserve">The group built and evaluated a 5-class waste-image classifier (Cardboard, Glass, Metal, Paper, Plastic) using MobileNetV2 transfer learning on the RealWaste dataset, satisfying the Midterm requirements for Specialization 8 (Object Sorting): at least 4 classes with at least 100 images each, a prepared train/validation/test split, image preprocessing and augmentation, a working CV model, and evaluation with accuracy metrics and a confusion matrix. The final test accuracy is 87.93% (macro F1 0.878), short of the group's internal 90% target but demonstrating a working SEE → RECOGNIZE pipeline with a visible label and confidence output.</w:t>
-      </w:r>
-    </w:p>
-    <w:p>
-      <w:pPr>
-        <w:spacing w:after="120" w:before="360" w:line="240" w:lineRule="auto"/>
-        <w:jc w:val="both"/>
-        <w:rPr>
-          <w:b w:val="1"/>
-          <w:bCs w:val="1"/>
-          <w:sz w:val="36"/>
-          <w:szCs w:val="36"/>
-        </w:rPr>
-      </w:pPr>
-      <w:r>
-        <w:rPr>
-          <w:sz w:val="32"/>
-          <w:szCs w:val="32"/>
-          <w:rtl w:val="0"/>
-        </w:rPr>
-        <w:t xml:space="preserve">9.2 Recommendations</w:t>
+        <w:t xml:space="preserve">An external, cross-dataset test set of 100 openly licensed public images (20 per class) was assembled and evaluated to check generalization beyond RealWaste's own single-facility photography. Images come from TrashNet (Thung &amp; Yang, 2017; MIT License; 91 images, single object on a white posterboard) and Wikimedia Commons (various contributors, per-image CC0/CC BY/CC BY-SA licenses; 9 images). None of these images were taken by the group. Each image was checked against all 4,752 RealWaste images with perceptual hashing; 0 matches were found (closest same-class distance 8, above the match threshold of 5), confirming no overlap with the training data.</w:t>
       </w:r>
     </w:p>
     <w:p>
@@ -9215,13 +8982,794 @@
           <w:bCs w:val="1"/>
           <w:rtl w:val="0"/>
         </w:rPr>
-        <w:t xml:space="preserve">Populate and run the external cross-dataset test. </w:t>
-      </w:r>
-      <w:r>
-        <w:rPr>
-          <w:rtl w:val="0"/>
-        </w:rPr>
-        <w:t xml:space="preserve">Add openly licensed public images to the prepared external_test/ class folders and evaluate the model on them to get a measured generalization accuracy before the Final stage, rather than relying on the RealWaste test split alone (Section 6.5).</w:t>
+        <w:t xml:space="preserve">External test accuracy: 65.0% </w:t>
+      </w:r>
+      <w:r>
+        <w:rPr>
+          <w:rtl w:val="0"/>
+        </w:rPr>
+        <w:t xml:space="preserve">(65 of 100), well below the 87.93% RealWaste test accuracy (Section 6.3).</w:t>
+      </w:r>
+    </w:p>
+    <w:tbl>
+      <w:tblPr>
+        <w:tblStyle w:val="Table1"/>
+        <w:tblW w:w="9300.0" w:type="dxa"/>
+        <w:jc w:val="left"/>
+        <w:tblBorders>
+          <w:top w:color="000000" w:space="0" w:sz="8" w:val="single"/>
+          <w:left w:color="000000" w:space="0" w:sz="8" w:val="single"/>
+          <w:bottom w:color="000000" w:space="0" w:sz="8" w:val="single"/>
+          <w:right w:color="000000" w:space="0" w:sz="8" w:val="single"/>
+          <w:insideH w:color="000000" w:space="0" w:sz="8" w:val="single"/>
+          <w:insideV w:color="000000" w:space="0" w:sz="8" w:val="single"/>
+        </w:tblBorders>
+        <w:tblLayout w:type="fixed"/>
+        <w:tblLook w:val="0600"/>
+      </w:tblPr>
+      <w:tblGrid>
+        <w:gridCol w:w="1455"/>
+        <w:gridCol w:w="1995"/>
+        <w:tblGridChange w:id="0">
+          <w:tblGrid>
+            <w:gridCol w:w="1455"/>
+            <w:gridCol w:w="1995"/>
+            <w:gridCol w:w="1935"/>
+            <w:gridCol w:w="2055"/>
+            <w:gridCol w:w="1860"/>
+          </w:tblGrid>
+        </w:tblGridChange>
+      </w:tblGrid>
+      <w:tr>
+        <w:trPr>
+          <w:cantSplit w:val="0"/>
+          <w:tblHeader w:val="0"/>
+        </w:trPr>
+        <w:tc>
+          <w:tcPr>
+            <w:tcBorders>
+              <w:top w:color="000000" w:space="0" w:sz="7" w:val="single"/>
+              <w:left w:color="000000" w:space="0" w:sz="7" w:val="single"/>
+              <w:bottom w:color="000000" w:space="0" w:sz="7" w:val="single"/>
+              <w:right w:color="000000" w:space="0" w:sz="7" w:val="single"/>
+            </w:tcBorders>
+            <w:shd w:fill="fff2cc" w:val="clear"/>
+            <w:tcMar>
+              <w:top w:w="100.0" w:type="dxa"/>
+              <w:left w:w="100.0" w:type="dxa"/>
+              <w:bottom w:w="100.0" w:type="dxa"/>
+              <w:right w:w="100.0" w:type="dxa"/>
+            </w:tcMar>
+            <w:vAlign w:val="top"/>
+          </w:tcPr>
+          <w:p>
+            <w:pPr>
+              <w:widowControl w:val="0"/>
+              <w:spacing w:after="40" w:before="40" w:line="240" w:lineRule="auto"/>
+              <w:jc w:val="both"/>
+              <w:rPr>
+                <w:b w:val="1"/>
+                <w:bCs w:val="1"/>
+              </w:rPr>
+            </w:pPr>
+            <w:r>
+              <w:rPr>
+                <w:b/>
+                <w:bCs w:val="1"/>
+                <w:rtl w:val="0"/>
+              </w:rPr>
+              <w:t>Class</w:t>
+            </w:r>
+          </w:p>
+        </w:tc>
+        <w:tc>
+          <w:tcPr>
+            <w:tcBorders>
+              <w:top w:color="000000" w:space="0" w:sz="7" w:val="single"/>
+              <w:left w:color="000000" w:space="0" w:sz="0" w:val="nil"/>
+              <w:bottom w:color="000000" w:space="0" w:sz="7" w:val="single"/>
+              <w:right w:color="000000" w:space="0" w:sz="7" w:val="single"/>
+            </w:tcBorders>
+            <w:shd w:fill="fff2cc" w:val="clear"/>
+            <w:tcMar>
+              <w:top w:w="100.0" w:type="dxa"/>
+              <w:left w:w="100.0" w:type="dxa"/>
+              <w:bottom w:w="100.0" w:type="dxa"/>
+              <w:right w:w="100.0" w:type="dxa"/>
+            </w:tcMar>
+            <w:vAlign w:val="top"/>
+          </w:tcPr>
+          <w:p>
+            <w:pPr>
+              <w:widowControl w:val="0"/>
+              <w:spacing w:after="40" w:before="40" w:line="240" w:lineRule="auto"/>
+              <w:jc w:val="both"/>
+              <w:rPr>
+                <w:b w:val="1"/>
+                <w:bCs w:val="1"/>
+              </w:rPr>
+            </w:pPr>
+            <w:r>
+              <w:rPr>
+                <w:b/>
+                <w:bCs w:val="1"/>
+                <w:rtl w:val="0"/>
+              </w:rPr>
+              <w:t>Accuracy (correct/20)</w:t>
+            </w:r>
+          </w:p>
+        </w:tc>
+      </w:tr>
+      <w:tr>
+        <w:trPr>
+          <w:cantSplit w:val="0"/>
+          <w:tblHeader w:val="0"/>
+        </w:trPr>
+        <w:tc>
+          <w:tcPr>
+            <w:tcBorders>
+              <w:top w:color="000000" w:space="0" w:sz="0" w:val="nil"/>
+              <w:left w:color="000000" w:space="0" w:sz="7" w:val="single"/>
+              <w:bottom w:color="000000" w:space="0" w:sz="7" w:val="single"/>
+              <w:right w:color="000000" w:space="0" w:sz="7" w:val="single"/>
+            </w:tcBorders>
+            <w:tcMar>
+              <w:top w:w="100.0" w:type="dxa"/>
+              <w:left w:w="100.0" w:type="dxa"/>
+              <w:bottom w:w="100.0" w:type="dxa"/>
+              <w:right w:w="100.0" w:type="dxa"/>
+            </w:tcMar>
+            <w:vAlign w:val="top"/>
+          </w:tcPr>
+          <w:p>
+            <w:pPr>
+              <w:widowControl w:val="0"/>
+              <w:spacing w:after="40" w:before="40" w:line="240" w:lineRule="auto"/>
+              <w:jc w:val="both"/>
+              <w:rPr/>
+            </w:pPr>
+            <w:r>
+              <w:rPr>
+                <w:b w:val="0"/>
+                <w:rtl w:val="0"/>
+              </w:rPr>
+              <w:t>Cardboard</w:t>
+            </w:r>
+          </w:p>
+        </w:tc>
+        <w:tc>
+          <w:tcPr>
+            <w:tcBorders>
+              <w:top w:color="000000" w:space="0" w:sz="0" w:val="nil"/>
+              <w:left w:color="000000" w:space="0" w:sz="0" w:val="nil"/>
+              <w:bottom w:color="000000" w:space="0" w:sz="7" w:val="single"/>
+              <w:right w:color="000000" w:space="0" w:sz="7" w:val="single"/>
+            </w:tcBorders>
+            <w:tcMar>
+              <w:top w:w="100.0" w:type="dxa"/>
+              <w:left w:w="100.0" w:type="dxa"/>
+              <w:bottom w:w="100.0" w:type="dxa"/>
+              <w:right w:w="100.0" w:type="dxa"/>
+            </w:tcMar>
+            <w:vAlign w:val="top"/>
+          </w:tcPr>
+          <w:p>
+            <w:pPr>
+              <w:widowControl w:val="0"/>
+              <w:spacing w:after="40" w:before="40" w:line="240" w:lineRule="auto"/>
+              <w:jc w:val="both"/>
+              <w:rPr/>
+            </w:pPr>
+            <w:r>
+              <w:rPr>
+                <w:b w:val="0"/>
+                <w:rtl w:val="0"/>
+              </w:rPr>
+              <w:t>80.0% (16/20)</w:t>
+            </w:r>
+          </w:p>
+        </w:tc>
+      </w:tr>
+      <w:tr>
+        <w:trPr>
+          <w:cantSplit w:val="0"/>
+          <w:tblHeader w:val="0"/>
+        </w:trPr>
+        <w:tc>
+          <w:tcPr>
+            <w:tcBorders>
+              <w:top w:color="000000" w:space="0" w:sz="0" w:val="nil"/>
+              <w:left w:color="000000" w:space="0" w:sz="7" w:val="single"/>
+              <w:bottom w:color="000000" w:space="0" w:sz="7" w:val="single"/>
+              <w:right w:color="000000" w:space="0" w:sz="7" w:val="single"/>
+            </w:tcBorders>
+            <w:tcMar>
+              <w:top w:w="100.0" w:type="dxa"/>
+              <w:left w:w="100.0" w:type="dxa"/>
+              <w:bottom w:w="100.0" w:type="dxa"/>
+              <w:right w:w="100.0" w:type="dxa"/>
+            </w:tcMar>
+            <w:vAlign w:val="top"/>
+          </w:tcPr>
+          <w:p>
+            <w:pPr>
+              <w:widowControl w:val="0"/>
+              <w:spacing w:after="40" w:before="40" w:line="240" w:lineRule="auto"/>
+              <w:jc w:val="both"/>
+              <w:rPr/>
+            </w:pPr>
+            <w:r>
+              <w:rPr>
+                <w:b w:val="0"/>
+                <w:rtl w:val="0"/>
+              </w:rPr>
+              <w:t>Glass</w:t>
+            </w:r>
+          </w:p>
+        </w:tc>
+        <w:tc>
+          <w:tcPr>
+            <w:tcBorders>
+              <w:top w:color="000000" w:space="0" w:sz="0" w:val="nil"/>
+              <w:left w:color="000000" w:space="0" w:sz="0" w:val="nil"/>
+              <w:bottom w:color="000000" w:space="0" w:sz="7" w:val="single"/>
+              <w:right w:color="000000" w:space="0" w:sz="7" w:val="single"/>
+            </w:tcBorders>
+            <w:tcMar>
+              <w:top w:w="100.0" w:type="dxa"/>
+              <w:left w:w="100.0" w:type="dxa"/>
+              <w:bottom w:w="100.0" w:type="dxa"/>
+              <w:right w:w="100.0" w:type="dxa"/>
+            </w:tcMar>
+            <w:vAlign w:val="top"/>
+          </w:tcPr>
+          <w:p>
+            <w:pPr>
+              <w:widowControl w:val="0"/>
+              <w:spacing w:after="40" w:before="40" w:line="240" w:lineRule="auto"/>
+              <w:jc w:val="both"/>
+              <w:rPr/>
+            </w:pPr>
+            <w:r>
+              <w:rPr>
+                <w:b w:val="0"/>
+                <w:rtl w:val="0"/>
+              </w:rPr>
+              <w:t>65.0% (13/20)</w:t>
+            </w:r>
+          </w:p>
+        </w:tc>
+      </w:tr>
+      <w:tr>
+        <w:trPr>
+          <w:cantSplit w:val="0"/>
+          <w:tblHeader w:val="0"/>
+        </w:trPr>
+        <w:tc>
+          <w:tcPr>
+            <w:tcBorders>
+              <w:top w:color="000000" w:space="0" w:sz="0" w:val="nil"/>
+              <w:left w:color="000000" w:space="0" w:sz="7" w:val="single"/>
+              <w:bottom w:color="000000" w:space="0" w:sz="7" w:val="single"/>
+              <w:right w:color="000000" w:space="0" w:sz="7" w:val="single"/>
+            </w:tcBorders>
+            <w:tcMar>
+              <w:top w:w="100.0" w:type="dxa"/>
+              <w:left w:w="100.0" w:type="dxa"/>
+              <w:bottom w:w="100.0" w:type="dxa"/>
+              <w:right w:w="100.0" w:type="dxa"/>
+            </w:tcMar>
+            <w:vAlign w:val="top"/>
+          </w:tcPr>
+          <w:p>
+            <w:pPr>
+              <w:widowControl w:val="0"/>
+              <w:spacing w:after="40" w:before="40" w:line="240" w:lineRule="auto"/>
+              <w:jc w:val="both"/>
+              <w:rPr/>
+            </w:pPr>
+            <w:r>
+              <w:rPr>
+                <w:b w:val="0"/>
+                <w:rtl w:val="0"/>
+              </w:rPr>
+              <w:t>Metal</w:t>
+            </w:r>
+          </w:p>
+        </w:tc>
+        <w:tc>
+          <w:tcPr>
+            <w:tcBorders>
+              <w:top w:color="000000" w:space="0" w:sz="0" w:val="nil"/>
+              <w:left w:color="000000" w:space="0" w:sz="0" w:val="nil"/>
+              <w:bottom w:color="000000" w:space="0" w:sz="7" w:val="single"/>
+              <w:right w:color="000000" w:space="0" w:sz="7" w:val="single"/>
+            </w:tcBorders>
+            <w:tcMar>
+              <w:top w:w="100.0" w:type="dxa"/>
+              <w:left w:w="100.0" w:type="dxa"/>
+              <w:bottom w:w="100.0" w:type="dxa"/>
+              <w:right w:w="100.0" w:type="dxa"/>
+            </w:tcMar>
+            <w:vAlign w:val="top"/>
+          </w:tcPr>
+          <w:p>
+            <w:pPr>
+              <w:widowControl w:val="0"/>
+              <w:spacing w:after="40" w:before="40" w:line="240" w:lineRule="auto"/>
+              <w:jc w:val="both"/>
+              <w:rPr/>
+            </w:pPr>
+            <w:r>
+              <w:rPr>
+                <w:b w:val="0"/>
+                <w:rtl w:val="0"/>
+              </w:rPr>
+              <w:t>80.0% (16/20)</w:t>
+            </w:r>
+          </w:p>
+        </w:tc>
+      </w:tr>
+      <w:tr>
+        <w:trPr>
+          <w:cantSplit w:val="0"/>
+          <w:tblHeader w:val="0"/>
+        </w:trPr>
+        <w:tc>
+          <w:tcPr>
+            <w:tcBorders>
+              <w:top w:color="000000" w:space="0" w:sz="0" w:val="nil"/>
+              <w:left w:color="000000" w:space="0" w:sz="7" w:val="single"/>
+              <w:bottom w:color="000000" w:space="0" w:sz="7" w:val="single"/>
+              <w:right w:color="000000" w:space="0" w:sz="7" w:val="single"/>
+            </w:tcBorders>
+            <w:tcMar>
+              <w:top w:w="100.0" w:type="dxa"/>
+              <w:left w:w="100.0" w:type="dxa"/>
+              <w:bottom w:w="100.0" w:type="dxa"/>
+              <w:right w:w="100.0" w:type="dxa"/>
+            </w:tcMar>
+            <w:vAlign w:val="top"/>
+          </w:tcPr>
+          <w:p>
+            <w:pPr>
+              <w:widowControl w:val="0"/>
+              <w:spacing w:after="40" w:before="40" w:line="240" w:lineRule="auto"/>
+              <w:jc w:val="both"/>
+              <w:rPr/>
+            </w:pPr>
+            <w:r>
+              <w:rPr>
+                <w:b w:val="0"/>
+                <w:rtl w:val="0"/>
+              </w:rPr>
+              <w:t>Paper</w:t>
+            </w:r>
+          </w:p>
+        </w:tc>
+        <w:tc>
+          <w:tcPr>
+            <w:tcBorders>
+              <w:top w:color="000000" w:space="0" w:sz="0" w:val="nil"/>
+              <w:left w:color="000000" w:space="0" w:sz="0" w:val="nil"/>
+              <w:bottom w:color="000000" w:space="0" w:sz="7" w:val="single"/>
+              <w:right w:color="000000" w:space="0" w:sz="7" w:val="single"/>
+            </w:tcBorders>
+            <w:tcMar>
+              <w:top w:w="100.0" w:type="dxa"/>
+              <w:left w:w="100.0" w:type="dxa"/>
+              <w:bottom w:w="100.0" w:type="dxa"/>
+              <w:right w:w="100.0" w:type="dxa"/>
+            </w:tcMar>
+            <w:vAlign w:val="top"/>
+          </w:tcPr>
+          <w:p>
+            <w:pPr>
+              <w:widowControl w:val="0"/>
+              <w:spacing w:after="40" w:before="40" w:line="240" w:lineRule="auto"/>
+              <w:jc w:val="both"/>
+              <w:rPr/>
+            </w:pPr>
+            <w:r>
+              <w:rPr>
+                <w:b w:val="0"/>
+                <w:rtl w:val="0"/>
+              </w:rPr>
+              <w:t>55.0% (11/20)</w:t>
+            </w:r>
+          </w:p>
+        </w:tc>
+      </w:tr>
+      <w:tr>
+        <w:trPr>
+          <w:cantSplit w:val="0"/>
+          <w:tblHeader w:val="0"/>
+        </w:trPr>
+        <w:tc>
+          <w:tcPr>
+            <w:tcBorders>
+              <w:top w:color="000000" w:space="0" w:sz="0" w:val="nil"/>
+              <w:left w:color="000000" w:space="0" w:sz="7" w:val="single"/>
+              <w:bottom w:color="000000" w:space="0" w:sz="7" w:val="single"/>
+              <w:right w:color="000000" w:space="0" w:sz="7" w:val="single"/>
+            </w:tcBorders>
+            <w:tcMar>
+              <w:top w:w="100.0" w:type="dxa"/>
+              <w:left w:w="100.0" w:type="dxa"/>
+              <w:bottom w:w="100.0" w:type="dxa"/>
+              <w:right w:w="100.0" w:type="dxa"/>
+            </w:tcMar>
+            <w:vAlign w:val="top"/>
+          </w:tcPr>
+          <w:p>
+            <w:pPr>
+              <w:widowControl w:val="0"/>
+              <w:spacing w:after="40" w:before="40" w:line="240" w:lineRule="auto"/>
+              <w:jc w:val="both"/>
+              <w:rPr/>
+            </w:pPr>
+            <w:r>
+              <w:rPr>
+                <w:b w:val="0"/>
+                <w:rtl w:val="0"/>
+              </w:rPr>
+              <w:t>Plastic</w:t>
+            </w:r>
+          </w:p>
+        </w:tc>
+        <w:tc>
+          <w:tcPr>
+            <w:tcBorders>
+              <w:top w:color="000000" w:space="0" w:sz="0" w:val="nil"/>
+              <w:left w:color="000000" w:space="0" w:sz="0" w:val="nil"/>
+              <w:bottom w:color="000000" w:space="0" w:sz="7" w:val="single"/>
+              <w:right w:color="000000" w:space="0" w:sz="7" w:val="single"/>
+            </w:tcBorders>
+            <w:tcMar>
+              <w:top w:w="100.0" w:type="dxa"/>
+              <w:left w:w="100.0" w:type="dxa"/>
+              <w:bottom w:w="100.0" w:type="dxa"/>
+              <w:right w:w="100.0" w:type="dxa"/>
+            </w:tcMar>
+            <w:vAlign w:val="top"/>
+          </w:tcPr>
+          <w:p>
+            <w:pPr>
+              <w:widowControl w:val="0"/>
+              <w:spacing w:after="40" w:before="40" w:line="240" w:lineRule="auto"/>
+              <w:jc w:val="both"/>
+              <w:rPr/>
+            </w:pPr>
+            <w:r>
+              <w:rPr>
+                <w:b w:val="0"/>
+                <w:rtl w:val="0"/>
+              </w:rPr>
+              <w:t>45.0% (9/20)</w:t>
+            </w:r>
+          </w:p>
+        </w:tc>
+      </w:tr>
+    </w:tbl>
+    <w:p>
+      <w:pPr>
+        <w:spacing w:after="240" w:before="240" w:line="240" w:lineRule="auto"/>
+        <w:jc w:val="center"/>
+        <w:rPr>
+          <w:b w:val="1"/>
+          <w:bCs w:val="1"/>
+        </w:rPr>
+      </w:pPr>
+      <w:r>
+        <w:rPr>
+          <w:b w:val="1"/>
+          <w:bCs w:val="1"/>
+          <w:rtl w:val="0"/>
+        </w:rPr>
+        <w:t xml:space="preserve">Table 6. Per-class accuracy on the 100-image external cross-dataset test set.</w:t>
+      </w:r>
+    </w:p>
+    <w:p>
+      <w:pPr>
+        <w:spacing w:after="240" w:before="240" w:line="240" w:lineRule="auto"/>
+        <w:jc w:val="center"/>
+        <w:rPr/>
+      </w:pPr>
+      <w:r>
+        <w:drawing>
+          <wp:inline>
+            <wp:extent cx="4572000" cy="3609474"/>
+            <wp:docPr id="5" name="Picture 5"/>
+            <wp:cNvGraphicFramePr>
+              <a:graphicFrameLocks noChangeAspect="1"/>
+            </wp:cNvGraphicFramePr>
+            <a:graphic>
+              <a:graphicData uri="http://schemas.openxmlformats.org/drawingml/2006/picture">
+                <pic:pic>
+                  <pic:nvPicPr>
+                    <pic:cNvPr id="0" name="confusion_matrix_external.png"/>
+                    <pic:cNvPicPr/>
+                  </pic:nvPicPr>
+                  <pic:blipFill>
+                    <a:blip r:embed="rId12"/>
+                    <a:stretch>
+                      <a:fillRect/>
+                    </a:stretch>
+                  </pic:blipFill>
+                  <pic:spPr>
+                    <a:xfrm>
+                      <a:off x="0" y="0"/>
+                      <a:ext cx="4572000" cy="3609474"/>
+                    </a:xfrm>
+                    <a:prstGeom prst="rect"/>
+                  </pic:spPr>
+                </pic:pic>
+              </a:graphicData>
+            </a:graphic>
+          </wp:inline>
+        </w:drawing>
+      </w:r>
+    </w:p>
+    <w:p>
+      <w:pPr>
+        <w:spacing w:after="200" w:line="240" w:lineRule="auto"/>
+        <w:jc w:val="center"/>
+        <w:rPr>
+          <w:b w:val="1"/>
+          <w:bCs w:val="1"/>
+        </w:rPr>
+      </w:pPr>
+      <w:r>
+        <w:rPr>
+          <w:b w:val="1"/>
+          <w:bCs w:val="1"/>
+          <w:rtl w:val="0"/>
+        </w:rPr>
+        <w:t xml:space="preserve">Figure 5. Confusion matrix on the 100-image external test set (TrashNet + Wikimedia Commons).</w:t>
+      </w:r>
+    </w:p>
+    <w:p>
+      <w:pPr>
+        <w:spacing w:after="160" w:line="240" w:lineRule="auto"/>
+        <w:jc w:val="both"/>
+        <w:rPr/>
+      </w:pPr>
+      <w:r>
+        <w:rPr>
+          <w:rtl w:val="0"/>
+        </w:rPr>
+        <w:t xml:space="preserve">The drop from 87.93% to 65.0% is domain shift: RealWaste's training photos were all taken at one landfill facility's point of reception, while the external images are everyday, single-object photos from varied cameras and backgrounds, which the model was never trained on. The largest error is Paper→Cardboard (8 of 20 Paper images), and Plastic is confused with Glass in both directions (6 Plastic→Glass, 4 Glass→Plastic); Cardboard and Metal generalize best (80% each). Full source attribution and license details are kept alongside the test images rather than in this report.</w:t>
+      </w:r>
+    </w:p>
+    <w:p>
+      <w:pPr>
+        <w:spacing w:after="120" w:before="480" w:line="240" w:lineRule="auto"/>
+        <w:jc w:val="both"/>
+        <w:rPr>
+          <w:b w:val="1"/>
+          <w:bCs w:val="1"/>
+          <w:sz w:val="48"/>
+          <w:szCs w:val="48"/>
+        </w:rPr>
+      </w:pPr>
+      <w:r>
+        <w:rPr>
+          <w:b w:val="1"/>
+          <w:bCs w:val="1"/>
+          <w:sz w:val="46"/>
+          <w:szCs w:val="46"/>
+          <w:rtl w:val="0"/>
+        </w:rPr>
+        <w:t xml:space="preserve">7. RESULTS AND DISCUSSION</w:t>
+      </w:r>
+    </w:p>
+    <w:p>
+      <w:pPr>
+        <w:spacing w:after="120" w:before="360" w:line="240" w:lineRule="auto"/>
+        <w:jc w:val="both"/>
+        <w:rPr>
+          <w:b w:val="1"/>
+          <w:bCs w:val="1"/>
+          <w:sz w:val="36"/>
+          <w:szCs w:val="36"/>
+        </w:rPr>
+      </w:pPr>
+      <w:r>
+        <w:rPr>
+          <w:sz w:val="32"/>
+          <w:szCs w:val="32"/>
+          <w:rtl w:val="0"/>
+        </w:rPr>
+        <w:t xml:space="preserve">7.1 Computer Vision Results</w:t>
+      </w:r>
+    </w:p>
+    <w:p>
+      <w:pPr>
+        <w:spacing w:after="160" w:line="240" w:lineRule="auto"/>
+        <w:jc w:val="both"/>
+        <w:rPr/>
+      </w:pPr>
+      <w:r>
+        <w:rPr>
+          <w:rtl w:val="0"/>
+        </w:rPr>
+        <w:t xml:space="preserve">The MobileNetV2 transfer-learning model reaches 87.93% accuracy on the held-out RealWaste test set (5 classes, 464 images), with macro F1 0.878. All five classes score an F1 above 0.86, with no single class dragging the average down.</w:t>
+      </w:r>
+    </w:p>
+    <w:p>
+      <w:pPr>
+        <w:spacing w:after="120" w:before="360" w:line="240" w:lineRule="auto"/>
+        <w:jc w:val="both"/>
+        <w:rPr>
+          <w:b w:val="1"/>
+          <w:bCs w:val="1"/>
+          <w:sz w:val="36"/>
+          <w:szCs w:val="36"/>
+        </w:rPr>
+      </w:pPr>
+      <w:r>
+        <w:rPr>
+          <w:sz w:val="32"/>
+          <w:szCs w:val="32"/>
+          <w:rtl w:val="0"/>
+        </w:rPr>
+        <w:t xml:space="preserve">7.2 Analysis of Results</w:t>
+      </w:r>
+    </w:p>
+    <w:p>
+      <w:pPr>
+        <w:spacing w:after="160" w:line="240" w:lineRule="auto"/>
+        <w:jc w:val="both"/>
+        <w:rPr/>
+      </w:pPr>
+      <w:r>
+        <w:rPr>
+          <w:rtl w:val="0"/>
+        </w:rPr>
+        <w:t xml:space="preserve">Paper (recall 94.7%) and Plastic (precision 90.0%) are the most reliably recognized classes. Metal is most often confused with Plastic (9 mistakes out of 464 test images), and Plastic is confused with both Glass (8) and Metal (8), consistent with those classes often containing shiny, reflective, or clear surfaces under the dataset's landfill lighting. Cardboard is most often confused with Paper (7 mistakes), which share similar color and fibrous texture, exactly the confusion the group anticipated in Section 1.4. The 87.93% result is 2.07 percentage points below the 90% objective set in Section 1.3; given that the dataset is imbalanced and visually ambiguous for several class pairs, the group considers this a reasonable result rather than a failed one, with room to close the gap through the recommendations in Section 9.2 rather than a change of approach.</w:t>
+      </w:r>
+    </w:p>
+    <w:p>
+      <w:pPr>
+        <w:spacing w:after="120" w:before="360" w:line="240" w:lineRule="auto"/>
+        <w:jc w:val="both"/>
+        <w:rPr>
+          <w:b w:val="1"/>
+          <w:bCs w:val="1"/>
+          <w:sz w:val="36"/>
+          <w:szCs w:val="36"/>
+        </w:rPr>
+      </w:pPr>
+      <w:r>
+        <w:rPr>
+          <w:sz w:val="32"/>
+          <w:szCs w:val="32"/>
+          <w:rtl w:val="0"/>
+        </w:rPr>
+        <w:t xml:space="preserve">7.3 Errors and Failure Cases</w:t>
+      </w:r>
+    </w:p>
+    <w:p>
+      <w:pPr>
+        <w:spacing w:after="160" w:line="240" w:lineRule="auto"/>
+        <w:jc w:val="both"/>
+        <w:rPr/>
+      </w:pPr>
+      <w:r>
+        <w:rPr>
+          <w:rtl w:val="0"/>
+        </w:rPr>
+        <w:t xml:space="preserve">On the RealWaste test set, the dominant failure mode is confusion between visually similar material classes (Metal→Plastic, Plastic↔Glass/Metal, Cardboard→Paper; Section 6.3), not random or unexplainable errors. On the external test set (Section 6.5), the same kind of confusion appears but is larger: Paper→Cardboard (8 of 20) is now the single biggest error cell, and Plastic↔Glass confusion (6 and 4 images respectively) again shows up in both directions. This points to the model leaning on texture and color cues (cardboard-like brown tones, glass-like transparency) that do not reliably separate these classes once the images come from a different camera and setting than RealWaste's own landfill photography.</w:t>
+      </w:r>
+    </w:p>
+    <w:p>
+      <w:pPr>
+        <w:spacing w:after="120" w:before="480" w:line="240" w:lineRule="auto"/>
+        <w:jc w:val="both"/>
+        <w:rPr>
+          <w:b w:val="1"/>
+          <w:bCs w:val="1"/>
+          <w:sz w:val="48"/>
+          <w:szCs w:val="48"/>
+        </w:rPr>
+      </w:pPr>
+      <w:r>
+        <w:rPr>
+          <w:b w:val="1"/>
+          <w:bCs w:val="1"/>
+          <w:sz w:val="46"/>
+          <w:szCs w:val="46"/>
+          <w:rtl w:val="0"/>
+        </w:rPr>
+        <w:t xml:space="preserve">8. PROBLEMS ENCOUNTERED AND LIMITATIONS</w:t>
+      </w:r>
+    </w:p>
+    <w:p>
+      <w:pPr>
+        <w:spacing w:after="160" w:line="240" w:lineRule="auto"/>
+        <w:jc w:val="both"/>
+        <w:rPr/>
+      </w:pPr>
+      <w:r>
+        <w:rPr>
+          <w:rtl w:val="0"/>
+        </w:rPr>
+        <w:t xml:space="preserve">All training images come from a single landfill facility and camera setup; the external cross-dataset test (Section 6.5) confirms this limits generalization, dropping accuracy from 87.93% to 65.0% on everyday photos from a different source. The selected 5-class subset is imbalanced (Plastic 921 vs. Glass 420 images), addressed with class weights but not eliminated as a source of bias. The system recognizes exactly one of the five trained classes per image; an object outside these classes, or an image containing more than one item, is forced into the closest of the five rather than rejected. Individual misclassified example images from the RealWaste test set were not retained, which limits qualitative error analysis to the aggregate confusion matrix (Section 6.3).</w:t>
+      </w:r>
+    </w:p>
+    <w:p>
+      <w:pPr>
+        <w:spacing w:after="120" w:before="480" w:line="240" w:lineRule="auto"/>
+        <w:jc w:val="both"/>
+        <w:rPr>
+          <w:b w:val="1"/>
+          <w:bCs w:val="1"/>
+          <w:sz w:val="48"/>
+          <w:szCs w:val="48"/>
+        </w:rPr>
+      </w:pPr>
+      <w:r>
+        <w:rPr>
+          <w:b w:val="1"/>
+          <w:bCs w:val="1"/>
+          <w:sz w:val="46"/>
+          <w:szCs w:val="46"/>
+          <w:rtl w:val="0"/>
+        </w:rPr>
+        <w:t xml:space="preserve">9. CONCLUSION AND RECOMMENDATIONS</w:t>
+      </w:r>
+    </w:p>
+    <w:p>
+      <w:pPr>
+        <w:spacing w:after="120" w:before="360" w:line="240" w:lineRule="auto"/>
+        <w:jc w:val="both"/>
+        <w:rPr>
+          <w:b w:val="1"/>
+          <w:bCs w:val="1"/>
+          <w:sz w:val="36"/>
+          <w:szCs w:val="36"/>
+        </w:rPr>
+      </w:pPr>
+      <w:r>
+        <w:rPr>
+          <w:sz w:val="32"/>
+          <w:szCs w:val="32"/>
+          <w:rtl w:val="0"/>
+        </w:rPr>
+        <w:t xml:space="preserve">9.1 Conclusion</w:t>
+      </w:r>
+    </w:p>
+    <w:p>
+      <w:pPr>
+        <w:spacing w:after="160" w:line="240" w:lineRule="auto"/>
+        <w:jc w:val="both"/>
+        <w:rPr/>
+      </w:pPr>
+      <w:r>
+        <w:rPr>
+          <w:rtl w:val="0"/>
+        </w:rPr>
+        <w:t xml:space="preserve">The group built and evaluated a 5-class waste-image classifier (Cardboard, Glass, Metal, Paper, Plastic) using MobileNetV2 transfer learning on the RealWaste dataset, satisfying the Midterm requirements for Specialization 8 (Object Sorting): at least 4 classes with at least 100 images each, a prepared train/validation/test split, image preprocessing and augmentation, a working CV model, and evaluation with accuracy metrics and a confusion matrix. The final test accuracy is 87.93% (macro F1 0.878), short of the group's internal 90% target but demonstrating a working SEE → RECOGNIZE pipeline with a visible label and confidence output.</w:t>
+      </w:r>
+    </w:p>
+    <w:p>
+      <w:pPr>
+        <w:spacing w:after="120" w:before="360" w:line="240" w:lineRule="auto"/>
+        <w:jc w:val="both"/>
+        <w:rPr>
+          <w:b w:val="1"/>
+          <w:bCs w:val="1"/>
+          <w:sz w:val="36"/>
+          <w:szCs w:val="36"/>
+        </w:rPr>
+      </w:pPr>
+      <w:r>
+        <w:rPr>
+          <w:sz w:val="32"/>
+          <w:szCs w:val="32"/>
+          <w:rtl w:val="0"/>
+        </w:rPr>
+        <w:t xml:space="preserve">9.2 Recommendations</w:t>
       </w:r>
     </w:p>
     <w:p>
@@ -9241,13 +9789,13 @@
           <w:bCs w:val="1"/>
           <w:rtl w:val="0"/>
         </w:rPr>
-        <w:t xml:space="preserve">Target the Metal/Plastic and Cardboard/Paper confusions. </w:t>
-      </w:r>
-      <w:r>
-        <w:rPr>
-          <w:rtl w:val="0"/>
-        </w:rPr>
-        <w:t xml:space="preserve">Consider additional training images or augmentation that emphasizes the cues that distinguish these pairs (e.g., surface reflectance, texture) to close the gap to the 90% objective.</w:t>
+        <w:t xml:space="preserve">Close the generalization gap found by the external test. </w:t>
+      </w:r>
+      <w:r>
+        <w:rPr>
+          <w:rtl w:val="0"/>
+        </w:rPr>
+        <w:t xml:space="preserve">The 87.93%-to-65.0% drop on everyday photos (Section 6.5) is larger than the gap to the 90% RealWaste-test objective; add training images with varied backgrounds and cameras, or stronger augmentation, before relying on the model outside RealWaste's own conditions.</w:t>
       </w:r>
     </w:p>
     <w:p>
@@ -9267,6 +9815,32 @@
           <w:bCs w:val="1"/>
           <w:rtl w:val="0"/>
         </w:rPr>
+        <w:t xml:space="preserve">Target the Metal/Plastic and Cardboard/Paper confusions. </w:t>
+      </w:r>
+      <w:r>
+        <w:rPr>
+          <w:rtl w:val="0"/>
+        </w:rPr>
+        <w:t xml:space="preserve">Consider additional training images or augmentation that emphasizes the cues that distinguish these pairs (e.g., surface reflectance, texture) to close the gap to the 90% objective.</w:t>
+      </w:r>
+    </w:p>
+    <w:p>
+      <w:pPr>
+        <w:numPr>
+          <w:ilvl w:val="0"/>
+          <w:numId w:val="2"/>
+        </w:numPr>
+        <w:spacing w:after="240" w:before="240" w:line="240" w:lineRule="auto"/>
+        <w:ind w:left="720" w:hanging="360"/>
+        <w:jc w:val="both"/>
+        <w:rPr/>
+      </w:pPr>
+      <w:r>
+        <w:rPr>
+          <w:b w:val="1"/>
+          <w:bCs w:val="1"/>
+          <w:rtl w:val="0"/>
+        </w:rPr>
         <w:t xml:space="preserve">Planned for the Final project: robot integration. </w:t>
       </w:r>
       <w:r>
@@ -9704,6 +10278,62 @@
         <w:rPr>
           <w:rtl w:val="0"/>
         </w:rPr>
+      </w:r>
+    </w:p>
+    <w:p>
+      <w:pPr>
+        <w:spacing w:after="160" w:line="240" w:lineRule="auto"/>
+        <w:ind w:left="1440" w:hanging="720"/>
+        <w:jc w:val="both"/>
+        <w:rPr/>
+      </w:pPr>
+      <w:r>
+        <w:rPr>
+          <w:rtl w:val="0"/>
+        </w:rPr>
+        <w:t xml:space="preserve">Thung, G., &amp; Yang, M. (2017). </w:t>
+      </w:r>
+      <w:r>
+        <w:rPr>
+          <w:i w:val="1"/>
+          <w:iCs w:val="1"/>
+          <w:rtl w:val="0"/>
+        </w:rPr>
+        <w:t xml:space="preserve">TrashNet</w:t>
+      </w:r>
+      <w:r>
+        <w:rPr>
+          <w:rtl w:val="0"/>
+        </w:rPr>
+        <w:t xml:space="preserve"> [Data set]. GitHub. https://github.com/garythung/trashnet (MIT License)</w:t>
+      </w:r>
+    </w:p>
+    <w:p>
+      <w:pPr>
+        <w:spacing w:after="160" w:line="240" w:lineRule="auto"/>
+        <w:ind w:left="1440" w:hanging="720"/>
+        <w:jc w:val="both"/>
+        <w:rPr/>
+      </w:pPr>
+      <w:r>
+        <w:rPr>
+          <w:rtl w:val="0"/>
+        </w:rPr>
+        <w:t xml:space="preserve">Wikimedia Commons contributors. (n.d.). </w:t>
+      </w:r>
+      <w:r>
+        <w:rPr>
+          <w:i w:val="1"/>
+          <w:iCs w:val="1"/>
+          <w:rtl w:val="0"/>
+        </w:rPr>
+        <w:t xml:space="preserve">Wikimedia Commons</w:t>
+      </w:r>
+      <w:r>
+        <w:rPr>
+          <w:rtl w:val="0"/>
+        </w:rPr>
+        <w:t xml:space="preserve"> [Image collection]. Wikimedia Foundation. https://commons.wikimedia.org (per-image CC0/CC BY/CC BY-SA licenses; see external_test/SOURCES.csv for per-image attribution)</w:t>
       </w:r>
     </w:p>
     <w:p>

--- a/docs/Midterm - Computer Vision Project Report.docx
+++ b/docs/Midterm - Computer Vision Project Report.docx
@@ -463,8 +463,9 @@
     </w:p>
     <w:p>
       <w:pPr>
+        <w:keepNext/>
         <w:spacing w:after="160" w:line="278.00000000000006" w:lineRule="auto"/>
-        <w:jc w:val="both"/>
+        <w:jc w:val="left"/>
         <w:rPr>
           <w:b w:val="1"/>
           <w:bCs w:val="1"/>
@@ -485,8 +486,9 @@
     </w:p>
     <w:p>
       <w:pPr>
+        <w:keepNext/>
         <w:spacing w:after="160" w:line="278.00000000000006" w:lineRule="auto"/>
-        <w:jc w:val="both"/>
+        <w:jc w:val="left"/>
         <w:rPr>
           <w:sz w:val="32"/>
           <w:szCs w:val="32"/>
@@ -620,8 +622,9 @@
     </w:p>
     <w:p>
       <w:pPr>
+        <w:keepNext/>
         <w:spacing w:after="160" w:line="278.00000000000006" w:lineRule="auto"/>
-        <w:jc w:val="both"/>
+        <w:jc w:val="left"/>
         <w:rPr>
           <w:sz w:val="32"/>
           <w:szCs w:val="32"/>
@@ -692,8 +695,9 @@
     </w:p>
     <w:p>
       <w:pPr>
+        <w:keepNext/>
         <w:spacing w:after="160" w:line="278.00000000000006" w:lineRule="auto"/>
-        <w:jc w:val="both"/>
+        <w:jc w:val="left"/>
         <w:rPr>
           <w:sz w:val="32"/>
           <w:szCs w:val="32"/>
@@ -963,8 +967,9 @@
     </w:p>
     <w:p>
       <w:pPr>
+        <w:keepNext/>
         <w:spacing w:after="120" w:before="360" w:line="240" w:lineRule="auto"/>
-        <w:jc w:val="both"/>
+        <w:jc w:val="left"/>
         <w:rPr>
           <w:b w:val="1"/>
           <w:bCs w:val="1"/>
@@ -2477,8 +2482,9 @@
     </w:p>
     <w:p>
       <w:pPr>
+        <w:keepNext/>
         <w:spacing w:after="120" w:before="360" w:line="240" w:lineRule="auto"/>
-        <w:jc w:val="both"/>
+        <w:jc w:val="left"/>
         <w:rPr>
           <w:b w:val="1"/>
           <w:bCs w:val="1"/>
@@ -2535,8 +2541,9 @@
     </w:p>
     <w:p>
       <w:pPr>
+        <w:keepNext/>
         <w:spacing w:after="120" w:before="480" w:line="240" w:lineRule="auto"/>
-        <w:jc w:val="both"/>
+        <w:jc w:val="left"/>
         <w:rPr>
           <w:b w:val="1"/>
           <w:bCs w:val="1"/>
@@ -2562,8 +2569,9 @@
     </w:p>
     <w:p>
       <w:pPr>
+        <w:keepNext/>
         <w:spacing w:after="120" w:before="360" w:line="240" w:lineRule="auto"/>
-        <w:jc w:val="both"/>
+        <w:jc w:val="left"/>
         <w:rPr>
           <w:b w:val="1"/>
           <w:bCs w:val="1"/>
@@ -2676,8 +2684,9 @@
     </w:p>
     <w:p>
       <w:pPr>
+        <w:keepNext/>
         <w:spacing w:after="120" w:before="360" w:line="240" w:lineRule="auto"/>
-        <w:jc w:val="both"/>
+        <w:jc w:val="left"/>
         <w:rPr>
           <w:b w:val="1"/>
           <w:bCs w:val="1"/>
@@ -3071,8 +3080,9 @@
     </w:p>
     <w:p>
       <w:pPr>
+        <w:keepNext/>
         <w:spacing w:after="120" w:before="360" w:line="240" w:lineRule="auto"/>
-        <w:jc w:val="both"/>
+        <w:jc w:val="left"/>
         <w:rPr>
           <w:b w:val="1"/>
           <w:bCs w:val="1"/>
@@ -3617,8 +3627,9 @@
     </w:tbl>
     <w:p>
       <w:pPr>
+        <w:keepNext/>
         <w:spacing w:after="240" w:before="240" w:line="240" w:lineRule="auto"/>
-        <w:jc w:val="both"/>
+        <w:jc w:val="left"/>
         <w:rPr>
           <w:b w:val="1"/>
           <w:bCs w:val="1"/>
@@ -5022,8 +5033,9 @@
     </w:p>
     <w:p>
       <w:pPr>
+        <w:keepNext/>
         <w:spacing w:after="120" w:before="480" w:line="240" w:lineRule="auto"/>
-        <w:jc w:val="both"/>
+        <w:jc w:val="left"/>
         <w:rPr>
           <w:b w:val="1"/>
           <w:bCs w:val="1"/>
@@ -5044,8 +5056,9 @@
     </w:p>
     <w:p>
       <w:pPr>
+        <w:keepNext/>
         <w:spacing w:after="120" w:before="360" w:line="240" w:lineRule="auto"/>
-        <w:jc w:val="both"/>
+        <w:jc w:val="left"/>
         <w:rPr>
           <w:b w:val="1"/>
           <w:bCs w:val="1"/>
@@ -5077,8 +5090,9 @@
     </w:p>
     <w:p>
       <w:pPr>
+        <w:keepNext/>
         <w:spacing w:after="120" w:before="360" w:line="240" w:lineRule="auto"/>
-        <w:jc w:val="both"/>
+        <w:jc w:val="left"/>
         <w:rPr>
           <w:b w:val="1"/>
           <w:bCs w:val="1"/>
@@ -5899,8 +5913,9 @@
     </w:p>
     <w:p>
       <w:pPr>
+        <w:keepNext/>
         <w:spacing w:after="120" w:before="360" w:line="240" w:lineRule="auto"/>
-        <w:jc w:val="both"/>
+        <w:jc w:val="left"/>
         <w:rPr>
           <w:b w:val="1"/>
           <w:bCs w:val="1"/>
@@ -5932,8 +5947,9 @@
     </w:p>
     <w:p>
       <w:pPr>
+        <w:keepNext/>
         <w:spacing w:after="120" w:before="360" w:line="240" w:lineRule="auto"/>
-        <w:jc w:val="both"/>
+        <w:jc w:val="left"/>
         <w:rPr>
           <w:b w:val="1"/>
           <w:bCs w:val="1"/>
@@ -6024,8 +6040,9 @@
     </w:p>
     <w:p>
       <w:pPr>
+        <w:keepNext/>
         <w:spacing w:after="120" w:before="360" w:line="240" w:lineRule="auto"/>
-        <w:jc w:val="both"/>
+        <w:jc w:val="left"/>
         <w:rPr>
           <w:b w:val="1"/>
           <w:bCs w:val="1"/>
@@ -6135,8 +6152,9 @@
     </w:p>
     <w:p>
       <w:pPr>
+        <w:keepNext/>
         <w:spacing w:after="120" w:before="360" w:line="240" w:lineRule="auto"/>
-        <w:jc w:val="both"/>
+        <w:jc w:val="left"/>
         <w:rPr>
           <w:b w:val="1"/>
           <w:bCs w:val="1"/>
@@ -6227,8 +6245,9 @@
     </w:p>
     <w:p>
       <w:pPr>
+        <w:keepNext/>
         <w:spacing w:after="120" w:before="480" w:line="240" w:lineRule="auto"/>
-        <w:jc w:val="both"/>
+        <w:jc w:val="left"/>
         <w:rPr>
           <w:b w:val="1"/>
           <w:bCs w:val="1"/>
@@ -6249,8 +6268,9 @@
     </w:p>
     <w:p>
       <w:pPr>
+        <w:keepNext/>
         <w:spacing w:after="120" w:before="360" w:line="240" w:lineRule="auto"/>
-        <w:jc w:val="both"/>
+        <w:jc w:val="left"/>
         <w:rPr>
           <w:b w:val="1"/>
           <w:bCs w:val="1"/>
@@ -6282,8 +6302,9 @@
     </w:p>
     <w:p>
       <w:pPr>
+        <w:keepNext/>
         <w:spacing w:after="120" w:before="360" w:line="240" w:lineRule="auto"/>
-        <w:jc w:val="both"/>
+        <w:jc w:val="left"/>
         <w:rPr>
           <w:b w:val="1"/>
           <w:bCs w:val="1"/>
@@ -6315,8 +6336,9 @@
     </w:p>
     <w:p>
       <w:pPr>
+        <w:keepNext/>
         <w:spacing w:after="120" w:before="360" w:line="240" w:lineRule="auto"/>
-        <w:jc w:val="both"/>
+        <w:jc w:val="left"/>
         <w:rPr>
           <w:b w:val="1"/>
           <w:bCs w:val="1"/>
@@ -6426,8 +6448,9 @@
     </w:p>
     <w:p>
       <w:pPr>
+        <w:keepNext/>
         <w:spacing w:after="120" w:before="360" w:line="240" w:lineRule="auto"/>
-        <w:jc w:val="both"/>
+        <w:jc w:val="left"/>
         <w:rPr>
           <w:b w:val="1"/>
           <w:bCs w:val="1"/>
@@ -6905,8 +6928,9 @@
     </w:p>
     <w:p>
       <w:pPr>
+        <w:keepNext/>
         <w:spacing w:after="120" w:before="360" w:line="240" w:lineRule="auto"/>
-        <w:jc w:val="both"/>
+        <w:jc w:val="left"/>
         <w:rPr>
           <w:b w:val="1"/>
           <w:bCs w:val="1"/>
@@ -7144,7 +7168,7 @@
                 <w:b w:val="0"/>
                 <w:rtl w:val="0"/>
               </w:rPr>
-              <w:t>fixed order used for argmax → label</w:t>
+              <w:t>fixed order used for argmax to label</w:t>
             </w:r>
           </w:p>
         </w:tc>
@@ -7615,8 +7639,9 @@
     </w:p>
     <w:p>
       <w:pPr>
+        <w:keepNext/>
         <w:spacing w:after="120" w:before="360" w:line="240" w:lineRule="auto"/>
-        <w:jc w:val="both"/>
+        <w:jc w:val="left"/>
         <w:rPr>
           <w:b w:val="1"/>
           <w:bCs w:val="1"/>
@@ -7643,13 +7668,14 @@
         <w:rPr>
           <w:rtl w:val="0"/>
         </w:rPr>
-        <w:t xml:space="preserve">Camera Frame / Image → BGR→RGB conversion → resize to 224×224 (cv2.INTER_AREA) → model.predict() → take the class with the highest softmax probability → if that probability is ≥ 0.60, show the class label and confidence; otherwise show “Uncertain”, and draw the result as a colored border and text banner on the output image (Section 5.3).</w:t>
-      </w:r>
-    </w:p>
-    <w:p>
-      <w:pPr>
+        <w:t>Camera Frame / Image, then BGR to RGB conversion, then resize to 224×224 (cv2.INTER_AREA), then model.predict(), then take the class with the highest softmax probability; if that probability is ≥ 0.60, show the class label and confidence, otherwise show “Uncertain”, and draw the result as a colored border and text banner on the output image (Section 5.3).</w:t>
+      </w:r>
+    </w:p>
+    <w:p>
+      <w:pPr>
+        <w:keepNext/>
         <w:spacing w:after="120" w:before="480" w:line="240" w:lineRule="auto"/>
-        <w:jc w:val="both"/>
+        <w:jc w:val="left"/>
         <w:rPr>
           <w:b w:val="1"/>
           <w:bCs w:val="1"/>
@@ -7670,8 +7696,9 @@
     </w:p>
     <w:p>
       <w:pPr>
+        <w:keepNext/>
         <w:spacing w:after="120" w:before="360" w:line="240" w:lineRule="auto"/>
-        <w:jc w:val="both"/>
+        <w:jc w:val="left"/>
         <w:rPr>
           <w:b w:val="1"/>
           <w:bCs w:val="1"/>
@@ -7703,8 +7730,9 @@
     </w:p>
     <w:p>
       <w:pPr>
+        <w:keepNext/>
         <w:spacing w:after="120" w:before="360" w:line="240" w:lineRule="auto"/>
-        <w:jc w:val="both"/>
+        <w:jc w:val="left"/>
         <w:rPr>
           <w:b w:val="1"/>
           <w:bCs w:val="1"/>
@@ -7736,8 +7764,9 @@
     </w:p>
     <w:p>
       <w:pPr>
+        <w:keepNext/>
         <w:spacing w:after="120" w:before="360" w:line="240" w:lineRule="auto"/>
-        <w:jc w:val="both"/>
+        <w:jc w:val="left"/>
         <w:rPr>
           <w:b w:val="1"/>
           <w:bCs w:val="1"/>
@@ -7769,8 +7798,9 @@
     </w:p>
     <w:p>
       <w:pPr>
+        <w:keepNext/>
         <w:spacing w:after="120" w:before="480" w:line="240" w:lineRule="auto"/>
-        <w:jc w:val="both"/>
+        <w:jc w:val="left"/>
         <w:rPr>
           <w:b w:val="1"/>
           <w:bCs w:val="1"/>
@@ -7791,8 +7821,9 @@
     </w:p>
     <w:p>
       <w:pPr>
+        <w:keepNext/>
         <w:spacing w:after="120" w:before="360" w:line="240" w:lineRule="auto"/>
-        <w:jc w:val="both"/>
+        <w:jc w:val="left"/>
         <w:rPr>
           <w:b w:val="1"/>
           <w:bCs w:val="1"/>
@@ -7824,8 +7855,9 @@
     </w:p>
     <w:p>
       <w:pPr>
+        <w:keepNext/>
         <w:spacing w:after="120" w:before="360" w:line="240" w:lineRule="auto"/>
-        <w:jc w:val="both"/>
+        <w:jc w:val="left"/>
         <w:rPr>
           <w:b w:val="1"/>
           <w:bCs w:val="1"/>
@@ -7857,8 +7889,9 @@
     </w:p>
     <w:p>
       <w:pPr>
+        <w:keepNext/>
         <w:spacing w:after="120" w:before="360" w:line="240" w:lineRule="auto"/>
-        <w:jc w:val="both"/>
+        <w:jc w:val="left"/>
         <w:rPr>
           <w:b w:val="1"/>
           <w:bCs w:val="1"/>
@@ -8896,13 +8929,14 @@
         <w:rPr>
           <w:rtl w:val="0"/>
         </w:rPr>
-        <w:t xml:space="preserve">Most common mistakes (true → predicted : count): Metal → Plastic (9), Plastic → Glass (8), Plastic → Metal (8), Cardboard → Paper (7), Paper → Cardboard (3).</w:t>
-      </w:r>
-    </w:p>
-    <w:p>
-      <w:pPr>
+        <w:t>Most common mistakes (true class misread as predicted class, with count): Metal misread as Plastic (9), Plastic misread as Glass (8), Plastic misread as Metal (8), Cardboard misread as Paper (7), Paper misread as Cardboard (3).</w:t>
+      </w:r>
+    </w:p>
+    <w:p>
+      <w:pPr>
+        <w:keepNext/>
         <w:spacing w:after="120" w:before="360" w:line="240" w:lineRule="auto"/>
-        <w:jc w:val="both"/>
+        <w:jc w:val="left"/>
         <w:rPr>
           <w:b w:val="1"/>
           <w:bCs w:val="1"/>
@@ -8934,8 +8968,9 @@
     </w:p>
     <w:p>
       <w:pPr>
+        <w:keepNext/>
         <w:spacing w:after="120" w:before="360" w:line="240" w:lineRule="auto"/>
-        <w:jc w:val="both"/>
+        <w:jc w:val="left"/>
         <w:rPr>
           <w:b w:val="1"/>
           <w:bCs w:val="1"/>
@@ -9538,13 +9573,14 @@
         <w:rPr>
           <w:rtl w:val="0"/>
         </w:rPr>
-        <w:t xml:space="preserve">The drop from 87.93% to 65.0% is domain shift: RealWaste's training photos were all taken at one landfill facility's point of reception, while the external images are everyday, single-object photos from varied cameras and backgrounds, which the model was never trained on. The largest error is Paper→Cardboard (8 of 20 Paper images), and Plastic is confused with Glass in both directions (6 Plastic→Glass, 4 Glass→Plastic); Cardboard and Metal generalize best (80% each). Full source attribution and license details are kept alongside the test images rather than in this report.</w:t>
-      </w:r>
-    </w:p>
-    <w:p>
-      <w:pPr>
+        <w:t>The drop from 87.93% to 65.0% is domain shift: RealWaste's training photos were all taken at one landfill facility's point of reception, while the external images are everyday, single-object photos from varied cameras and backgrounds, which the model was never trained on. The largest error is Paper misread as Cardboard (8 of 20 Paper images), and Plastic is confused with Glass in both directions (6 Plastic misread as Glass, 4 Glass misread as Plastic); Cardboard and Metal generalize best (80% each). Full source attribution and license details are kept alongside the test images rather than in this report.</w:t>
+      </w:r>
+    </w:p>
+    <w:p>
+      <w:pPr>
+        <w:keepNext/>
         <w:spacing w:after="120" w:before="480" w:line="240" w:lineRule="auto"/>
-        <w:jc w:val="both"/>
+        <w:jc w:val="left"/>
         <w:rPr>
           <w:b w:val="1"/>
           <w:bCs w:val="1"/>
@@ -9565,8 +9601,9 @@
     </w:p>
     <w:p>
       <w:pPr>
+        <w:keepNext/>
         <w:spacing w:after="120" w:before="360" w:line="240" w:lineRule="auto"/>
-        <w:jc w:val="both"/>
+        <w:jc w:val="left"/>
         <w:rPr>
           <w:b w:val="1"/>
           <w:bCs w:val="1"/>
@@ -9598,8 +9635,9 @@
     </w:p>
     <w:p>
       <w:pPr>
+        <w:keepNext/>
         <w:spacing w:after="120" w:before="360" w:line="240" w:lineRule="auto"/>
-        <w:jc w:val="both"/>
+        <w:jc w:val="left"/>
         <w:rPr>
           <w:b w:val="1"/>
           <w:bCs w:val="1"/>
@@ -9631,8 +9669,9 @@
     </w:p>
     <w:p>
       <w:pPr>
+        <w:keepNext/>
         <w:spacing w:after="120" w:before="360" w:line="240" w:lineRule="auto"/>
-        <w:jc w:val="both"/>
+        <w:jc w:val="left"/>
         <w:rPr>
           <w:b w:val="1"/>
           <w:bCs w:val="1"/>
@@ -9659,13 +9698,14 @@
         <w:rPr>
           <w:rtl w:val="0"/>
         </w:rPr>
-        <w:t xml:space="preserve">On the RealWaste test set, the dominant failure mode is confusion between visually similar material classes (Metal→Plastic, Plastic↔Glass/Metal, Cardboard→Paper; Section 6.3), not random or unexplainable errors. On the external test set (Section 6.5), the same kind of confusion appears but is larger: Paper→Cardboard (8 of 20) is now the single biggest error cell, and Plastic↔Glass confusion (6 and 4 images respectively) again shows up in both directions. This points to the model leaning on texture and color cues (cardboard-like brown tones, glass-like transparency) that do not reliably separate these classes once the images come from a different camera and setting than RealWaste's own landfill photography.</w:t>
-      </w:r>
-    </w:p>
-    <w:p>
-      <w:pPr>
+        <w:t>On the RealWaste test set, the dominant failure mode is confusion between visually similar material classes (Metal and Plastic, Plastic and Glass/Metal, Cardboard and Paper; Section 6.3), not random or unexplainable errors. On the external test set (Section 6.5), the same kind of confusion appears but is larger: Paper misread as Cardboard (8 of 20) is now the single biggest error cell, and Plastic and Glass confusion (6 and 4 images respectively) again shows up in both directions. This points to the model leaning on texture and color cues (cardboard-like brown tones, glass-like transparency) that do not reliably separate these classes once the images come from a different camera and setting than RealWaste's own landfill photography.</w:t>
+      </w:r>
+    </w:p>
+    <w:p>
+      <w:pPr>
+        <w:keepNext/>
         <w:spacing w:after="120" w:before="480" w:line="240" w:lineRule="auto"/>
-        <w:jc w:val="both"/>
+        <w:jc w:val="left"/>
         <w:rPr>
           <w:b w:val="1"/>
           <w:bCs w:val="1"/>
@@ -9699,8 +9739,9 @@
     </w:p>
     <w:p>
       <w:pPr>
+        <w:keepNext/>
         <w:spacing w:after="120" w:before="480" w:line="240" w:lineRule="auto"/>
-        <w:jc w:val="both"/>
+        <w:jc w:val="left"/>
         <w:rPr>
           <w:b w:val="1"/>
           <w:bCs w:val="1"/>
@@ -9721,8 +9762,9 @@
     </w:p>
     <w:p>
       <w:pPr>
+        <w:keepNext/>
         <w:spacing w:after="120" w:before="360" w:line="240" w:lineRule="auto"/>
-        <w:jc w:val="both"/>
+        <w:jc w:val="left"/>
         <w:rPr>
           <w:b w:val="1"/>
           <w:bCs w:val="1"/>
@@ -9749,13 +9791,14 @@
         <w:rPr>
           <w:rtl w:val="0"/>
         </w:rPr>
-        <w:t xml:space="preserve">The group built and evaluated a 5-class waste-image classifier (Cardboard, Glass, Metal, Paper, Plastic) using MobileNetV2 transfer learning on the RealWaste dataset, satisfying the Midterm requirements for Specialization 8 (Object Sorting): at least 4 classes with at least 100 images each, a prepared train/validation/test split, image preprocessing and augmentation, a working CV model, and evaluation with accuracy metrics and a confusion matrix. The final test accuracy is 87.93% (macro F1 0.878), short of the group's internal 90% target but demonstrating a working SEE → RECOGNIZE pipeline with a visible label and confidence output.</w:t>
-      </w:r>
-    </w:p>
-    <w:p>
-      <w:pPr>
+        <w:t>The group built and evaluated a 5-class waste-image classifier (Cardboard, Glass, Metal, Paper, Plastic) using MobileNetV2 transfer learning on the RealWaste dataset, satisfying the Midterm requirements for Specialization 8 (Object Sorting): at least 4 classes with at least 100 images each, a prepared train/validation/test split, image preprocessing and augmentation, a working CV model, and evaluation with accuracy metrics and a confusion matrix. The final test accuracy is 87.93% (macro F1 0.878), short of the group's internal 90% target but demonstrating a working SEE and RECOGNIZE pipeline with a visible label and confidence output.</w:t>
+      </w:r>
+    </w:p>
+    <w:p>
+      <w:pPr>
+        <w:keepNext/>
         <w:spacing w:after="120" w:before="360" w:line="240" w:lineRule="auto"/>
-        <w:jc w:val="both"/>
+        <w:jc w:val="left"/>
         <w:rPr>
           <w:b w:val="1"/>
           <w:bCs w:val="1"/>
@@ -9847,13 +9890,14 @@
         <w:rPr>
           <w:rtl w:val="0"/>
         </w:rPr>
-        <w:t xml:space="preserve">The recognized class will feed a decision step that chooses a sorting destination, driving a 4WD chassis's motors through a motor driver to physically move the item (the SEE → DECIDE → ACT loop), to be demonstrated in the Test 1 (Figure-8 line tracking) and Test 2 (Object Sorting) evaluations. None of this is in scope for this Midterm submission.</w:t>
-      </w:r>
-    </w:p>
-    <w:p>
-      <w:pPr>
+        <w:t>The recognized class will feed a decision step that chooses a sorting destination, driving a 4WD chassis's motors through a motor driver to physically move the item (the SEE, DECIDE, and ACT loop), to be demonstrated in the Test 1 (Figure-8 line tracking) and Test 2 (Object Sorting) evaluations. None of this is in scope for this Midterm submission.</w:t>
+      </w:r>
+    </w:p>
+    <w:p>
+      <w:pPr>
+        <w:keepNext/>
         <w:spacing w:after="120" w:before="480" w:line="240" w:lineRule="auto"/>
-        <w:jc w:val="both"/>
+        <w:jc w:val="left"/>
         <w:rPr>
           <w:b w:val="1"/>
           <w:bCs w:val="1"/>

--- a/docs/Midterm - Computer Vision Project Report.docx
+++ b/docs/Midterm - Computer Vision Project Report.docx
@@ -2106,6 +2106,7 @@
           </w:tcPr>
           <w:p>
             <w:pPr>
+              <w:keepNext/>
               <w:widowControl w:val="0"/>
               <w:spacing w:after="40" w:before="40" w:line="240" w:lineRule="auto"/>
               <w:jc w:val="both"/>
@@ -2142,6 +2143,7 @@
           </w:tcPr>
           <w:p>
             <w:pPr>
+              <w:keepNext/>
               <w:widowControl w:val="0"/>
               <w:spacing w:after="40" w:before="40" w:line="240" w:lineRule="auto"/>
               <w:jc w:val="both"/>
@@ -2178,6 +2180,7 @@
           </w:tcPr>
           <w:p>
             <w:pPr>
+              <w:keepNext/>
               <w:widowControl w:val="0"/>
               <w:spacing w:after="40" w:before="40" w:line="240" w:lineRule="auto"/>
               <w:jc w:val="both"/>
@@ -2214,6 +2217,7 @@
           </w:tcPr>
           <w:p>
             <w:pPr>
+              <w:keepNext/>
               <w:widowControl w:val="0"/>
               <w:spacing w:after="40" w:before="40" w:line="240" w:lineRule="auto"/>
               <w:jc w:val="both"/>
@@ -2250,6 +2254,7 @@
           </w:tcPr>
           <w:p>
             <w:pPr>
+              <w:keepNext/>
               <w:widowControl w:val="0"/>
               <w:spacing w:after="40" w:before="40" w:line="240" w:lineRule="auto"/>
               <w:jc w:val="both"/>
@@ -2614,6 +2619,7 @@
     </w:p>
     <w:p>
       <w:pPr>
+        <w:keepNext/>
         <w:spacing w:after="240" w:before="240" w:line="240" w:lineRule="auto"/>
         <w:jc w:val="center"/>
         <w:rPr/>
@@ -5802,6 +5808,7 @@
           </w:tcPr>
           <w:p>
             <w:pPr>
+              <w:keepNext/>
               <w:widowControl w:val="0"/>
               <w:spacing w:after="40" w:before="40" w:line="240" w:lineRule="auto"/>
               <w:jc w:val="both"/>
@@ -5838,6 +5845,7 @@
           </w:tcPr>
           <w:p>
             <w:pPr>
+              <w:keepNext/>
               <w:widowControl w:val="0"/>
               <w:spacing w:after="40" w:before="40" w:line="240" w:lineRule="auto"/>
               <w:jc w:val="both"/>
@@ -5873,6 +5881,7 @@
           </w:tcPr>
           <w:p>
             <w:pPr>
+              <w:keepNext/>
               <w:widowControl w:val="0"/>
               <w:spacing w:after="40" w:before="40" w:line="240" w:lineRule="auto"/>
               <w:jc w:val="both"/>
@@ -5981,6 +5990,7 @@
     </w:p>
     <w:p>
       <w:pPr>
+        <w:keepNext/>
         <w:spacing w:after="240" w:before="240" w:line="240" w:lineRule="auto"/>
         <w:jc w:val="center"/>
         <w:rPr/>
@@ -6186,6 +6196,7 @@
     </w:p>
     <w:p>
       <w:pPr>
+        <w:keepNext/>
         <w:spacing w:after="240" w:before="240" w:line="240" w:lineRule="auto"/>
         <w:jc w:val="center"/>
         <w:rPr/>
@@ -6795,6 +6806,7 @@
           </w:tcPr>
           <w:p>
             <w:pPr>
+              <w:keepNext/>
               <w:rPr/>
             </w:pPr>
             <w:r>
@@ -6824,6 +6836,7 @@
           </w:tcPr>
           <w:p>
             <w:pPr>
+              <w:keepNext/>
               <w:rPr/>
             </w:pPr>
             <w:r>
@@ -6853,6 +6866,7 @@
           </w:tcPr>
           <w:p>
             <w:pPr>
+              <w:keepNext/>
               <w:rPr/>
             </w:pPr>
             <w:r>
@@ -6882,6 +6896,7 @@
           </w:tcPr>
           <w:p>
             <w:pPr>
+              <w:keepNext/>
               <w:rPr/>
             </w:pPr>
             <w:r>
@@ -7455,9 +7470,27 @@
         </w:tc>
       </w:tr>
       <w:tr>
+        <w:trPr>
+          <w:cantSplit w:val="0"/>
+          <w:trHeight w:val="20" w:hRule="atLeast"/>
+          <w:tblHeader w:val="0"/>
+        </w:trPr>
         <w:tc>
           <w:tcPr>
             <w:tcW w:type="dxa" w:w="1935"/>
+            <w:tcBorders>
+              <w:top w:color="000000" w:space="0" w:sz="0" w:val="nil"/>
+              <w:left w:color="000000" w:space="0" w:sz="7" w:val="single"/>
+              <w:bottom w:color="000000" w:space="0" w:sz="7" w:val="single"/>
+              <w:right w:color="000000" w:space="0" w:sz="7" w:val="single"/>
+            </w:tcBorders>
+            <w:tcMar>
+              <w:top w:w="100.0" w:type="dxa"/>
+              <w:left w:w="100.0" w:type="dxa"/>
+              <w:bottom w:w="100.0" w:type="dxa"/>
+              <w:right w:w="100.0" w:type="dxa"/>
+            </w:tcMar>
+            <w:vAlign w:val="top"/>
           </w:tcPr>
           <w:p>
             <w:r>
@@ -7471,6 +7504,19 @@
         <w:tc>
           <w:tcPr>
             <w:tcW w:type="dxa" w:w="3615"/>
+            <w:tcBorders>
+              <w:top w:color="000000" w:space="0" w:sz="0" w:val="nil"/>
+              <w:left w:color="000000" w:space="0" w:sz="0" w:val="nil"/>
+              <w:bottom w:color="000000" w:space="0" w:sz="7" w:val="single"/>
+              <w:right w:color="000000" w:space="0" w:sz="7" w:val="single"/>
+            </w:tcBorders>
+            <w:tcMar>
+              <w:top w:w="100.0" w:type="dxa"/>
+              <w:left w:w="100.0" w:type="dxa"/>
+              <w:bottom w:w="100.0" w:type="dxa"/>
+              <w:right w:w="100.0" w:type="dxa"/>
+            </w:tcMar>
+            <w:vAlign w:val="top"/>
           </w:tcPr>
           <w:p>
             <w:r>
@@ -7484,6 +7530,19 @@
         <w:tc>
           <w:tcPr>
             <w:tcW w:type="dxa" w:w="4245"/>
+            <w:tcBorders>
+              <w:top w:color="000000" w:space="0" w:sz="0" w:val="nil"/>
+              <w:left w:color="000000" w:space="0" w:sz="0" w:val="nil"/>
+              <w:bottom w:color="000000" w:space="0" w:sz="7" w:val="single"/>
+              <w:right w:color="000000" w:space="0" w:sz="7" w:val="single"/>
+            </w:tcBorders>
+            <w:tcMar>
+              <w:top w:w="100.0" w:type="dxa"/>
+              <w:left w:w="100.0" w:type="dxa"/>
+              <w:bottom w:w="100.0" w:type="dxa"/>
+              <w:right w:w="100.0" w:type="dxa"/>
+            </w:tcMar>
+            <w:vAlign w:val="top"/>
           </w:tcPr>
           <w:p>
             <w:r>
@@ -7496,9 +7555,27 @@
         </w:tc>
       </w:tr>
       <w:tr>
+        <w:trPr>
+          <w:cantSplit w:val="0"/>
+          <w:trHeight w:val="20" w:hRule="atLeast"/>
+          <w:tblHeader w:val="0"/>
+        </w:trPr>
         <w:tc>
           <w:tcPr>
             <w:tcW w:type="dxa" w:w="1935"/>
+            <w:tcBorders>
+              <w:top w:color="000000" w:space="0" w:sz="0" w:val="nil"/>
+              <w:left w:color="000000" w:space="0" w:sz="7" w:val="single"/>
+              <w:bottom w:color="000000" w:space="0" w:sz="7" w:val="single"/>
+              <w:right w:color="000000" w:space="0" w:sz="7" w:val="single"/>
+            </w:tcBorders>
+            <w:tcMar>
+              <w:top w:w="100.0" w:type="dxa"/>
+              <w:left w:w="100.0" w:type="dxa"/>
+              <w:bottom w:w="100.0" w:type="dxa"/>
+              <w:right w:w="100.0" w:type="dxa"/>
+            </w:tcMar>
+            <w:vAlign w:val="top"/>
           </w:tcPr>
           <w:p>
             <w:r>
@@ -7512,6 +7589,19 @@
         <w:tc>
           <w:tcPr>
             <w:tcW w:type="dxa" w:w="3615"/>
+            <w:tcBorders>
+              <w:top w:color="000000" w:space="0" w:sz="0" w:val="nil"/>
+              <w:left w:color="000000" w:space="0" w:sz="0" w:val="nil"/>
+              <w:bottom w:color="000000" w:space="0" w:sz="7" w:val="single"/>
+              <w:right w:color="000000" w:space="0" w:sz="7" w:val="single"/>
+            </w:tcBorders>
+            <w:tcMar>
+              <w:top w:w="100.0" w:type="dxa"/>
+              <w:left w:w="100.0" w:type="dxa"/>
+              <w:bottom w:w="100.0" w:type="dxa"/>
+              <w:right w:w="100.0" w:type="dxa"/>
+            </w:tcMar>
+            <w:vAlign w:val="top"/>
           </w:tcPr>
           <w:p>
             <w:r>
@@ -7525,6 +7615,19 @@
         <w:tc>
           <w:tcPr>
             <w:tcW w:type="dxa" w:w="4245"/>
+            <w:tcBorders>
+              <w:top w:color="000000" w:space="0" w:sz="0" w:val="nil"/>
+              <w:left w:color="000000" w:space="0" w:sz="0" w:val="nil"/>
+              <w:bottom w:color="000000" w:space="0" w:sz="7" w:val="single"/>
+              <w:right w:color="000000" w:space="0" w:sz="7" w:val="single"/>
+            </w:tcBorders>
+            <w:tcMar>
+              <w:top w:w="100.0" w:type="dxa"/>
+              <w:left w:w="100.0" w:type="dxa"/>
+              <w:bottom w:w="100.0" w:type="dxa"/>
+              <w:right w:w="100.0" w:type="dxa"/>
+            </w:tcMar>
+            <w:vAlign w:val="top"/>
           </w:tcPr>
           <w:p>
             <w:r>
@@ -7537,9 +7640,27 @@
         </w:tc>
       </w:tr>
       <w:tr>
+        <w:trPr>
+          <w:cantSplit w:val="0"/>
+          <w:trHeight w:val="20" w:hRule="atLeast"/>
+          <w:tblHeader w:val="0"/>
+        </w:trPr>
         <w:tc>
           <w:tcPr>
             <w:tcW w:type="dxa" w:w="1935"/>
+            <w:tcBorders>
+              <w:top w:color="000000" w:space="0" w:sz="0" w:val="nil"/>
+              <w:left w:color="000000" w:space="0" w:sz="7" w:val="single"/>
+              <w:bottom w:color="000000" w:space="0" w:sz="7" w:val="single"/>
+              <w:right w:color="000000" w:space="0" w:sz="7" w:val="single"/>
+            </w:tcBorders>
+            <w:tcMar>
+              <w:top w:w="100.0" w:type="dxa"/>
+              <w:left w:w="100.0" w:type="dxa"/>
+              <w:bottom w:w="100.0" w:type="dxa"/>
+              <w:right w:w="100.0" w:type="dxa"/>
+            </w:tcMar>
+            <w:vAlign w:val="top"/>
           </w:tcPr>
           <w:p>
             <w:r>
@@ -7553,6 +7674,19 @@
         <w:tc>
           <w:tcPr>
             <w:tcW w:type="dxa" w:w="3615"/>
+            <w:tcBorders>
+              <w:top w:color="000000" w:space="0" w:sz="0" w:val="nil"/>
+              <w:left w:color="000000" w:space="0" w:sz="0" w:val="nil"/>
+              <w:bottom w:color="000000" w:space="0" w:sz="7" w:val="single"/>
+              <w:right w:color="000000" w:space="0" w:sz="7" w:val="single"/>
+            </w:tcBorders>
+            <w:tcMar>
+              <w:top w:w="100.0" w:type="dxa"/>
+              <w:left w:w="100.0" w:type="dxa"/>
+              <w:bottom w:w="100.0" w:type="dxa"/>
+              <w:right w:w="100.0" w:type="dxa"/>
+            </w:tcMar>
+            <w:vAlign w:val="top"/>
           </w:tcPr>
           <w:p>
             <w:r>
@@ -7566,6 +7700,19 @@
         <w:tc>
           <w:tcPr>
             <w:tcW w:type="dxa" w:w="4245"/>
+            <w:tcBorders>
+              <w:top w:color="000000" w:space="0" w:sz="0" w:val="nil"/>
+              <w:left w:color="000000" w:space="0" w:sz="0" w:val="nil"/>
+              <w:bottom w:color="000000" w:space="0" w:sz="7" w:val="single"/>
+              <w:right w:color="000000" w:space="0" w:sz="7" w:val="single"/>
+            </w:tcBorders>
+            <w:tcMar>
+              <w:top w:w="100.0" w:type="dxa"/>
+              <w:left w:w="100.0" w:type="dxa"/>
+              <w:bottom w:w="100.0" w:type="dxa"/>
+              <w:right w:w="100.0" w:type="dxa"/>
+            </w:tcMar>
+            <w:vAlign w:val="top"/>
           </w:tcPr>
           <w:p>
             <w:r>
@@ -7578,11 +7725,32 @@
         </w:tc>
       </w:tr>
       <w:tr>
+        <w:trPr>
+          <w:cantSplit w:val="0"/>
+          <w:trHeight w:val="20" w:hRule="atLeast"/>
+          <w:tblHeader w:val="0"/>
+        </w:trPr>
         <w:tc>
           <w:tcPr>
             <w:tcW w:type="dxa" w:w="1935"/>
-          </w:tcPr>
-          <w:p>
+            <w:tcBorders>
+              <w:top w:color="000000" w:space="0" w:sz="0" w:val="nil"/>
+              <w:left w:color="000000" w:space="0" w:sz="7" w:val="single"/>
+              <w:bottom w:color="000000" w:space="0" w:sz="7" w:val="single"/>
+              <w:right w:color="000000" w:space="0" w:sz="7" w:val="single"/>
+            </w:tcBorders>
+            <w:tcMar>
+              <w:top w:w="100.0" w:type="dxa"/>
+              <w:left w:w="100.0" w:type="dxa"/>
+              <w:bottom w:w="100.0" w:type="dxa"/>
+              <w:right w:w="100.0" w:type="dxa"/>
+            </w:tcMar>
+            <w:vAlign w:val="top"/>
+          </w:tcPr>
+          <w:p>
+            <w:pPr>
+              <w:keepNext/>
+            </w:pPr>
             <w:r>
               <w:rPr>
                 <w:b w:val="0"/>
@@ -7594,8 +7762,24 @@
         <w:tc>
           <w:tcPr>
             <w:tcW w:type="dxa" w:w="3615"/>
-          </w:tcPr>
-          <w:p>
+            <w:tcBorders>
+              <w:top w:color="000000" w:space="0" w:sz="0" w:val="nil"/>
+              <w:left w:color="000000" w:space="0" w:sz="0" w:val="nil"/>
+              <w:bottom w:color="000000" w:space="0" w:sz="7" w:val="single"/>
+              <w:right w:color="000000" w:space="0" w:sz="7" w:val="single"/>
+            </w:tcBorders>
+            <w:tcMar>
+              <w:top w:w="100.0" w:type="dxa"/>
+              <w:left w:w="100.0" w:type="dxa"/>
+              <w:bottom w:w="100.0" w:type="dxa"/>
+              <w:right w:w="100.0" w:type="dxa"/>
+            </w:tcMar>
+            <w:vAlign w:val="top"/>
+          </w:tcPr>
+          <w:p>
+            <w:pPr>
+              <w:keepNext/>
+            </w:pPr>
             <w:r>
               <w:rPr>
                 <w:b w:val="0"/>
@@ -7607,8 +7791,24 @@
         <w:tc>
           <w:tcPr>
             <w:tcW w:type="dxa" w:w="4245"/>
-          </w:tcPr>
-          <w:p>
+            <w:tcBorders>
+              <w:top w:color="000000" w:space="0" w:sz="0" w:val="nil"/>
+              <w:left w:color="000000" w:space="0" w:sz="0" w:val="nil"/>
+              <w:bottom w:color="000000" w:space="0" w:sz="7" w:val="single"/>
+              <w:right w:color="000000" w:space="0" w:sz="7" w:val="single"/>
+            </w:tcBorders>
+            <w:tcMar>
+              <w:top w:w="100.0" w:type="dxa"/>
+              <w:left w:w="100.0" w:type="dxa"/>
+              <w:bottom w:w="100.0" w:type="dxa"/>
+              <w:right w:w="100.0" w:type="dxa"/>
+            </w:tcMar>
+            <w:vAlign w:val="top"/>
+          </w:tcPr>
+          <w:p>
+            <w:pPr>
+              <w:keepNext/>
+            </w:pPr>
             <w:r>
               <w:rPr>
                 <w:b w:val="0"/>
@@ -8717,6 +8917,7 @@
           </w:tcPr>
           <w:p>
             <w:pPr>
+              <w:keepNext/>
               <w:widowControl w:val="0"/>
               <w:spacing w:after="40" w:before="40" w:line="240" w:lineRule="auto"/>
               <w:jc w:val="both"/>
@@ -8749,6 +8950,7 @@
           </w:tcPr>
           <w:p>
             <w:pPr>
+              <w:keepNext/>
               <w:widowControl w:val="0"/>
               <w:spacing w:after="40" w:before="40" w:line="240" w:lineRule="auto"/>
               <w:jc w:val="both"/>
@@ -8781,6 +8983,7 @@
           </w:tcPr>
           <w:p>
             <w:pPr>
+              <w:keepNext/>
               <w:widowControl w:val="0"/>
               <w:spacing w:after="40" w:before="40" w:line="240" w:lineRule="auto"/>
               <w:jc w:val="both"/>
@@ -8813,6 +9016,7 @@
           </w:tcPr>
           <w:p>
             <w:pPr>
+              <w:keepNext/>
               <w:widowControl w:val="0"/>
               <w:spacing w:after="40" w:before="40" w:line="240" w:lineRule="auto"/>
               <w:jc w:val="both"/>
@@ -8862,6 +9066,7 @@
     </w:p>
     <w:p>
       <w:pPr>
+        <w:keepNext/>
         <w:spacing w:after="240" w:before="240" w:line="240" w:lineRule="auto"/>
         <w:jc w:val="center"/>
         <w:rPr/>
@@ -9438,6 +9643,7 @@
           </w:tcPr>
           <w:p>
             <w:pPr>
+              <w:keepNext/>
               <w:widowControl w:val="0"/>
               <w:spacing w:after="40" w:before="40" w:line="240" w:lineRule="auto"/>
               <w:jc w:val="both"/>
@@ -9470,6 +9676,7 @@
           </w:tcPr>
           <w:p>
             <w:pPr>
+              <w:keepNext/>
               <w:widowControl w:val="0"/>
               <w:spacing w:after="40" w:before="40" w:line="240" w:lineRule="auto"/>
               <w:jc w:val="both"/>
@@ -9506,6 +9713,7 @@
     </w:p>
     <w:p>
       <w:pPr>
+        <w:keepNext/>
         <w:spacing w:after="240" w:before="240" w:line="240" w:lineRule="auto"/>
         <w:jc w:val="center"/>
         <w:rPr/>

--- a/docs/Midterm - Computer Vision Project Report.docx
+++ b/docs/Midterm - Computer Vision Project Report.docx
@@ -4315,7 +4315,7 @@
               <w:rPr>
                 <w:rtl w:val="0"/>
               </w:rPr>
-              <w:t xml:space="preserve">Reads images, converts BGR→RGB, resizes for the demo, and draws the label, confidence and box on the output image. Also supports webcam frames via </w:t>
+              <w:t xml:space="preserve">Reads images, converts BGR to RGB, resizes for the demo, and draws the label, confidence and box on the output image. Also supports webcam frames via </w:t>
             </w:r>
             <w:r>
               <w:rPr>
@@ -10246,7 +10246,7 @@
       <w:pPr>
         <w:spacing w:after="160" w:line="240" w:lineRule="auto"/>
         <w:ind w:left="1440" w:hanging="720"/>
-        <w:jc w:val="both"/>
+        <w:jc w:val="left"/>
         <w:rPr/>
       </w:pPr>
       <w:r>

--- a/docs/Midterm - Computer Vision Project Report.docx
+++ b/docs/Midterm - Computer Vision Project Report.docx
@@ -1111,6 +1111,7 @@
           </w:tcPr>
           <w:p>
             <w:pPr>
+              <w:keepNext/>
               <w:widowControl w:val="0"/>
               <w:spacing w:after="40" w:before="40" w:line="240" w:lineRule="auto"/>
               <w:jc w:val="both"/>
@@ -1148,6 +1149,7 @@
           </w:tcPr>
           <w:p>
             <w:pPr>
+              <w:keepNext/>
               <w:widowControl w:val="0"/>
               <w:spacing w:after="40" w:before="40" w:line="240" w:lineRule="auto"/>
               <w:jc w:val="both"/>
@@ -1185,6 +1187,7 @@
           </w:tcPr>
           <w:p>
             <w:pPr>
+              <w:keepNext/>
               <w:widowControl w:val="0"/>
               <w:spacing w:after="40" w:before="40" w:line="240" w:lineRule="auto"/>
               <w:jc w:val="both"/>
@@ -1222,6 +1225,7 @@
           </w:tcPr>
           <w:p>
             <w:pPr>
+              <w:keepNext/>
               <w:widowControl w:val="0"/>
               <w:spacing w:after="40" w:before="40" w:line="240" w:lineRule="auto"/>
               <w:jc w:val="both"/>
@@ -1259,6 +1263,7 @@
           </w:tcPr>
           <w:p>
             <w:pPr>
+              <w:keepNext/>
               <w:widowControl w:val="0"/>
               <w:spacing w:after="40" w:before="40" w:line="240" w:lineRule="auto"/>
               <w:jc w:val="both"/>
@@ -3179,6 +3184,7 @@
           </w:tcPr>
           <w:p>
             <w:pPr>
+              <w:keepNext/>
               <w:jc w:val="both"/>
               <w:rPr>
                 <w:b w:val="1"/>
@@ -3214,6 +3220,7 @@
           </w:tcPr>
           <w:p>
             <w:pPr>
+              <w:keepNext/>
               <w:jc w:val="both"/>
               <w:rPr>
                 <w:b w:val="1"/>
@@ -3249,6 +3256,7 @@
           </w:tcPr>
           <w:p>
             <w:pPr>
+              <w:keepNext/>
               <w:jc w:val="both"/>
               <w:rPr>
                 <w:b w:val="1"/>
@@ -3720,6 +3728,7 @@
           </w:tcPr>
           <w:p>
             <w:pPr>
+              <w:keepNext/>
               <w:jc w:val="both"/>
               <w:rPr>
                 <w:b w:val="1"/>
@@ -3755,6 +3764,7 @@
           </w:tcPr>
           <w:p>
             <w:pPr>
+              <w:keepNext/>
               <w:jc w:val="both"/>
               <w:rPr>
                 <w:b w:val="1"/>
@@ -3790,6 +3800,7 @@
           </w:tcPr>
           <w:p>
             <w:pPr>
+              <w:keepNext/>
               <w:jc w:val="both"/>
               <w:rPr>
                 <w:b w:val="1"/>
@@ -5020,23 +5031,6 @@
         </w:tc>
       </w:tr>
     </w:tbl>
-    <w:p>
-      <w:pPr>
-        <w:spacing w:after="120" w:before="480" w:line="240" w:lineRule="auto"/>
-        <w:jc w:val="both"/>
-        <w:rPr>
-          <w:b w:val="1"/>
-          <w:bCs w:val="1"/>
-          <w:sz w:val="46"/>
-          <w:szCs w:val="46"/>
-        </w:rPr>
-      </w:pPr>
-      <w:r>
-        <w:rPr>
-          <w:rtl w:val="0"/>
-        </w:rPr>
-      </w:r>
-    </w:p>
     <w:p>
       <w:pPr>
         <w:keepNext/>
@@ -5182,6 +5176,7 @@
           </w:tcPr>
           <w:p>
             <w:pPr>
+              <w:keepNext/>
               <w:widowControl w:val="0"/>
               <w:spacing w:after="40" w:before="40" w:line="240" w:lineRule="auto"/>
               <w:jc w:val="both"/>
@@ -5219,6 +5214,7 @@
           </w:tcPr>
           <w:p>
             <w:pPr>
+              <w:keepNext/>
               <w:widowControl w:val="0"/>
               <w:spacing w:after="40" w:before="40" w:line="240" w:lineRule="auto"/>
               <w:jc w:val="both"/>
@@ -5256,6 +5252,7 @@
           </w:tcPr>
           <w:p>
             <w:pPr>
+              <w:keepNext/>
               <w:widowControl w:val="0"/>
               <w:spacing w:after="40" w:before="40" w:line="240" w:lineRule="auto"/>
               <w:jc w:val="both"/>
@@ -6537,6 +6534,7 @@
           </w:tcPr>
           <w:p>
             <w:pPr>
+              <w:keepNext/>
               <w:jc w:val="both"/>
               <w:rPr>
                 <w:b w:val="1"/>
@@ -6572,6 +6570,7 @@
           </w:tcPr>
           <w:p>
             <w:pPr>
+              <w:keepNext/>
               <w:jc w:val="both"/>
               <w:rPr>
                 <w:b w:val="1"/>
@@ -6607,6 +6606,7 @@
           </w:tcPr>
           <w:p>
             <w:pPr>
+              <w:keepNext/>
               <w:jc w:val="both"/>
               <w:rPr>
                 <w:b w:val="1"/>
@@ -6642,6 +6642,7 @@
           </w:tcPr>
           <w:p>
             <w:pPr>
+              <w:keepNext/>
               <w:jc w:val="both"/>
               <w:rPr>
                 <w:b w:val="1"/>
@@ -7007,6 +7008,7 @@
           </w:tcPr>
           <w:p>
             <w:pPr>
+              <w:keepNext/>
               <w:jc w:val="both"/>
               <w:rPr>
                 <w:b w:val="1"/>
@@ -7042,6 +7044,7 @@
           </w:tcPr>
           <w:p>
             <w:pPr>
+              <w:keepNext/>
               <w:jc w:val="both"/>
               <w:rPr>
                 <w:b w:val="1"/>
@@ -7077,6 +7080,7 @@
           </w:tcPr>
           <w:p>
             <w:pPr>
+              <w:keepNext/>
               <w:jc w:val="both"/>
               <w:rPr>
                 <w:b w:val="1"/>
@@ -8228,6 +8232,7 @@
           </w:tcPr>
           <w:p>
             <w:pPr>
+              <w:keepNext/>
               <w:widowControl w:val="0"/>
               <w:spacing w:after="40" w:before="40" w:line="240" w:lineRule="auto"/>
               <w:jc w:val="both"/>
@@ -8265,6 +8270,7 @@
           </w:tcPr>
           <w:p>
             <w:pPr>
+              <w:keepNext/>
               <w:widowControl w:val="0"/>
               <w:spacing w:after="40" w:before="40" w:line="240" w:lineRule="auto"/>
               <w:jc w:val="both"/>
@@ -8302,6 +8308,7 @@
           </w:tcPr>
           <w:p>
             <w:pPr>
+              <w:keepNext/>
               <w:widowControl w:val="0"/>
               <w:spacing w:after="40" w:before="40" w:line="240" w:lineRule="auto"/>
               <w:jc w:val="both"/>
@@ -8339,6 +8346,7 @@
           </w:tcPr>
           <w:p>
             <w:pPr>
+              <w:keepNext/>
               <w:widowControl w:val="0"/>
               <w:spacing w:after="40" w:before="40" w:line="240" w:lineRule="auto"/>
               <w:jc w:val="both"/>
@@ -9284,6 +9292,7 @@
           </w:tcPr>
           <w:p>
             <w:pPr>
+              <w:keepNext/>
               <w:widowControl w:val="0"/>
               <w:spacing w:after="40" w:before="40" w:line="240" w:lineRule="auto"/>
               <w:jc w:val="both"/>
@@ -9321,6 +9330,7 @@
           </w:tcPr>
           <w:p>
             <w:pPr>
+              <w:keepNext/>
               <w:widowControl w:val="0"/>
               <w:spacing w:after="40" w:before="40" w:line="240" w:lineRule="auto"/>
               <w:jc w:val="both"/>

--- a/docs/Midterm - Computer Vision Project Report.docx
+++ b/docs/Midterm - Computer Vision Project Report.docx
@@ -376,6 +376,33 @@
             <w:rtl w:val="0"/>
           </w:rPr>
           <w:t xml:space="preserve">Midterm_Object_Sorting_RealWaste.ipynb</w:t>
+        </w:r>
+      </w:hyperlink>
+      <w:r>
+        <w:rPr>
+          <w:rtl w:val="0"/>
+        </w:rPr>
+      </w:r>
+    </w:p>
+    <w:p w14:paraId="00000012b">
+      <w:pPr>
+        <w:spacing w:after="160" w:line="278.00000000000006" w:lineRule="auto"/>
+        <w:jc w:val="center"/>
+        <w:rPr>
+          <w:sz w:val="24"/>
+          <w:szCs w:val="24"/>
+        </w:rPr>
+      </w:pPr>
+      <w:hyperlink r:id="rId13">
+        <w:r>
+          <w:rPr>
+            <w:color w:val="0000ee"/>
+            <w:sz w:val="24"/>
+            <w:szCs w:val="24"/>
+            <w:u w:val="single"/>
+            <w:rtl w:val="0"/>
+          </w:rPr>
+          <w:t xml:space="preserve">GitHub repository: https://github.com/J4ve/cv-object-sorting</w:t>
         </w:r>
       </w:hyperlink>
       <w:r>
@@ -7788,7 +7815,7 @@
               <w:rPr>
                 <w:b w:val="0"/>
               </w:rPr>
-              <w:t>0.60</w:t>
+              <w:t>per-class (0.52-0.64); global fallback 0.59</w:t>
             </w:r>
           </w:p>
         </w:tc>
@@ -7817,7 +7844,7 @@
               <w:rPr>
                 <w:b w:val="0"/>
               </w:rPr>
-              <w:t>predictions below this are shown as “Uncertain”</w:t>
+              <w:t>selected on the validation set, not hand-picked; see Table 5 and Section 4.6</w:t>
             </w:r>
           </w:p>
         </w:tc>
@@ -7872,7 +7899,7 @@
         <w:rPr>
           <w:rtl w:val="0"/>
         </w:rPr>
-        <w:t>Camera Frame / Image, then BGR to RGB conversion, then resize to 224×224 (cv2.INTER_AREA), then model.predict(), then take the class with the highest softmax probability; if that probability is ≥ 0.60, show the class label and confidence, otherwise show “Uncertain”, and draw the result as a colored border and text banner on the output image (Section 5.3).</w:t>
+        <w:t>Camera Frame / Image, then BGR to RGB conversion, then resize to 224×224 (cv2.INTER_AREA), then model.predict(), then take the class with the highest softmax probability; if that probability is ≥ the predicted class's own confidence threshold (Table 5), show the class label and confidence, otherwise show “Uncertain”, and draw the result as a colored border and text banner on the output image (Section 5.3).</w:t>
       </w:r>
     </w:p>
     <w:p>
@@ -7929,7 +7956,7 @@
         <w:rPr>
           <w:rtl w:val="0"/>
         </w:rPr>
-        <w:t xml:space="preserve">The demonstration pipeline is implemented as a single recognize(source, show=True) function in the notebook (Step 7). It accepts either an image file path or a BGR NumPy array (e.g. a camera frame), applies the Section 4.6 pipeline, and returns the predicted label, its confidence, and a copy of the input image annotated with the result. This keeps the training pipeline (tf.data, Section 3–4) and the single-image demo pipeline (OpenCV) using the same trained model and the same class order, so predictions from either path are directly comparable (see Section 4.2 for the one implementation difference between them).</w:t>
+        <w:t>The demonstration pipeline is implemented as a single recognize(source, show=True) function in the notebook (Step 7). It accepts either an image file path or a BGR NumPy array (e.g. a camera frame), applies the Section 4.6 pipeline, and returns the predicted label, its confidence, and a copy of the input image annotated with the result. This keeps the training pipeline (tf.data, Section 3–4) and the single-image demo pipeline (OpenCV) using the same trained model and the same class order, so predictions from either path are directly comparable (see Section 4.2 for the one implementation difference between them). The full implementation, including this notebook, the live demo, and the trained model, is published in the project's GitHub repository (https://github.com/J4ve/cv-object-sorting).</w:t>
       </w:r>
     </w:p>
     <w:p>
@@ -7997,7 +8024,7 @@
         <w:rPr>
           <w:rtl w:val="0"/>
         </w:rPr>
-        <w:t xml:space="preserve">Each recognized image is annotated with: a colored border (green if confident, orange if below the 0.60 threshold) drawn with cv2.rectangle, and a text banner in the top-left corner showing the predicted class label and confidence percentage, drawn with cv2.putText. The full per-class softmax probabilities are also printed below the image.</w:t>
+        <w:t>Each recognized image is annotated with: a colored border (green if confident, orange if below the predicted class's own threshold, Table 5) drawn with cv2.rectangle, and a text banner in the top-left corner showing the predicted class label and confidence percentage, drawn with cv2.putText. The full per-class softmax probabilities are also printed below the image.</w:t>
       </w:r>
     </w:p>
     <w:p>
@@ -10546,7 +10573,7 @@
       <w:pPr>
         <w:spacing w:after="160" w:line="240" w:lineRule="auto"/>
         <w:ind w:left="1440" w:hanging="720"/>
-        <w:jc w:val="both"/>
+        <w:jc w:val="left"/>
         <w:rPr/>
       </w:pPr>
       <w:r>
